--- a/하자관리시스템_사용설명서.docx
+++ b/하자관리시스템_사용설명서.docx
@@ -4,45 +4,46 @@
   <w:body>
     <w:p>
       <w:pPr>
-        <w:spacing w:before="1600" w:after="160"/>
+        <w:spacing w:before="1800"/>
         <w:jc w:val="center"/>
       </w:pPr>
       <w:r>
         <w:rPr>
-          <w:rFonts w:ascii="맑은 고딕" w:hAnsi="맑은 고딕"/>
+          <w:rFonts w:ascii="Noto Sans CJK KR" w:hAnsi="Noto Sans CJK KR" w:eastAsia="Noto Sans CJK KR"/>
+          <w:b w:val="0"/>
           <w:color w:val="6B7280"/>
-          <w:sz w:val="28"/>
+          <w:sz w:val="26"/>
         </w:rPr>
-        <w:t>🏨  시흥 웨이브파크</w:t>
+        <w:t>시흥 웨이브파크</w:t>
       </w:r>
     </w:p>
     <w:p>
       <w:pPr>
-        <w:spacing w:after="320"/>
+        <w:spacing w:after="280"/>
         <w:jc w:val="center"/>
       </w:pPr>
       <w:r>
         <w:rPr>
-          <w:rFonts w:ascii="맑은 고딕" w:hAnsi="맑은 고딕"/>
+          <w:rFonts w:ascii="Noto Sans CJK KR" w:hAnsi="Noto Sans CJK KR" w:eastAsia="Noto Sans CJK KR"/>
           <w:b/>
           <w:color w:val="1C1F24"/>
-          <w:sz w:val="52"/>
+          <w:sz w:val="50"/>
         </w:rPr>
-        <w:t>하자관리 시스템 사용 설명서</w:t>
+        <w:t>하자관리 시스템 사용설명서</w:t>
       </w:r>
     </w:p>
     <w:p>
       <w:pPr>
-        <w:spacing w:after="1200"/>
         <w:jc w:val="center"/>
       </w:pPr>
       <w:r>
         <w:rPr>
-          <w:rFonts w:ascii="맑은 고딕" w:hAnsi="맑은 고딕"/>
+          <w:rFonts w:ascii="Noto Sans CJK KR" w:hAnsi="Noto Sans CJK KR" w:eastAsia="Noto Sans CJK KR"/>
+          <w:b w:val="0"/>
           <w:color w:val="6B7280"/>
           <w:sz w:val="22"/>
         </w:rPr>
-        <w:t>관리자 및 직원 공용  |  2026년 6월</w:t>
+        <w:t>전 직원 공용  |  2026년 7월  |  시스템 v2.7.18 기준</w:t>
       </w:r>
     </w:p>
     <w:p>
@@ -52,55 +53,33 @@
     </w:p>
     <w:p>
       <w:pPr>
-        <w:spacing w:before="360" w:after="120"/>
+        <w:spacing w:before="320" w:after="120"/>
         <w:pBdr>
           <w:bottom w:val="single" w:sz="6" w:space="4" w:color="2563EB"/>
         </w:pBdr>
       </w:pPr>
       <w:r>
         <w:rPr>
-          <w:rFonts w:ascii="맑은 고딕" w:hAnsi="맑은 고딕"/>
+          <w:rFonts w:ascii="Noto Sans CJK KR" w:hAnsi="Noto Sans CJK KR" w:eastAsia="Noto Sans CJK KR"/>
           <w:b/>
           <w:color w:val="2563EB"/>
-          <w:sz w:val="32"/>
+          <w:sz w:val="30"/>
         </w:rPr>
-        <w:t>1. 이 시스템을 왜 만들었나</w:t>
+        <w:t>1. 로그인과 첫 시작</w:t>
       </w:r>
     </w:p>
     <w:p>
       <w:pPr>
-        <w:spacing w:after="80"/>
+        <w:spacing w:before="200" w:after="60"/>
       </w:pPr>
       <w:r>
         <w:rPr>
-          <w:rFonts w:ascii="맑은 고딕" w:hAnsi="맑은 고딕"/>
-          <w:b w:val="0"/>
-          <w:sz w:val="21"/>
+          <w:rFonts w:ascii="Noto Sans CJK KR" w:hAnsi="Noto Sans CJK KR" w:eastAsia="Noto Sans CJK KR"/>
+          <w:b/>
+          <w:color w:val="1C1F24"/>
+          <w:sz w:val="24"/>
         </w:rPr>
-        <w:t>시흥 웨이브파크 객실에서 발생하는 하자(결함, 고장, 파손)를 엑셀·수기 메모 대신 하나의 디지털 플랫폼에서 통합 관리하기 위해 제작되었습니다.</w:t>
-      </w:r>
-    </w:p>
-    <w:p>
-      <w:pPr>
-        <w:spacing w:after="0"/>
-      </w:pPr>
-      <w:r>
-        <w:rPr>
-          <w:sz w:val="8"/>
-        </w:rPr>
-      </w:r>
-    </w:p>
-    <w:p>
-      <w:pPr>
-        <w:spacing w:after="80"/>
-      </w:pPr>
-      <w:r>
-        <w:rPr>
-          <w:rFonts w:ascii="맑은 고딕" w:hAnsi="맑은 고딕"/>
-          <w:b/>
-          <w:sz w:val="21"/>
-        </w:rPr>
-        <w:t>도입 전 문제점:</w:t>
+        <w:t>1-1. 계정을 처음 받았을 때</w:t>
       </w:r>
     </w:p>
     <w:p>
@@ -111,10 +90,11 @@
       </w:pPr>
       <w:r>
         <w:rPr>
-          <w:rFonts w:ascii="맑은 고딕" w:hAnsi="맑은 고딕"/>
+          <w:rFonts w:ascii="Noto Sans CJK KR" w:hAnsi="Noto Sans CJK KR" w:eastAsia="Noto Sans CJK KR"/>
+          <w:b w:val="0"/>
           <w:sz w:val="21"/>
         </w:rPr>
-        <w:t>담당자가 바뀌면 하자 이력이 사라지거나 인수인계가 누락됨</w:t>
+        <w:t>관리자가 이메일로 초대장을 보내면, 메일의 링크를 클릭합니다.</w:t>
       </w:r>
     </w:p>
     <w:p>
@@ -125,10 +105,11 @@
       </w:pPr>
       <w:r>
         <w:rPr>
-          <w:rFonts w:ascii="맑은 고딕" w:hAnsi="맑은 고딕"/>
+          <w:rFonts w:ascii="Noto Sans CJK KR" w:hAnsi="Noto Sans CJK KR" w:eastAsia="Noto Sans CJK KR"/>
+          <w:b w:val="0"/>
           <w:sz w:val="21"/>
         </w:rPr>
-        <w:t>외주업체 처리비용이 분산 기록되어 월말 집계가 어려움</w:t>
+        <w:t>링크를 클릭하면 자동으로 로그인되며, 이름과 사용할 비밀번호를 정하는 화면이 뜹니다.</w:t>
       </w:r>
     </w:p>
     <w:p>
@@ -139,10 +120,11 @@
       </w:pPr>
       <w:r>
         <w:rPr>
-          <w:rFonts w:ascii="맑은 고딕" w:hAnsi="맑은 고딕"/>
+          <w:rFonts w:ascii="Noto Sans CJK KR" w:hAnsi="Noto Sans CJK KR" w:eastAsia="Noto Sans CJK KR"/>
+          <w:b w:val="0"/>
           <w:sz w:val="21"/>
         </w:rPr>
-        <w:t>어떤 공종(전기, 설비 등)에서 하자가 집중되는지 파악 불가</w:t>
+        <w:t>이 화면은 닫기 버튼을 눌러도 닫히지 않습니다. 이름·비밀번호 설정을 완료해야만 실제 대시보드 화면이 열립니다.</w:t>
       </w:r>
     </w:p>
     <w:p>
@@ -153,10 +135,25 @@
       </w:pPr>
       <w:r>
         <w:rPr>
-          <w:rFonts w:ascii="맑은 고딕" w:hAnsi="맑은 고딕"/>
+          <w:rFonts w:ascii="Noto Sans CJK KR" w:hAnsi="Noto Sans CJK KR" w:eastAsia="Noto Sans CJK KR"/>
+          <w:b w:val="0"/>
           <w:sz w:val="21"/>
         </w:rPr>
-        <w:t>같은 객실에 반복적으로 동일 하자가 발생해도 인지하지 못함</w:t>
+        <w:t>비밀번호 규칙: 8자 이상, 영문과 숫자를 모두 포함해야 합니다.</w:t>
+      </w:r>
+    </w:p>
+    <w:p>
+      <w:pPr>
+        <w:spacing w:before="200" w:after="60"/>
+      </w:pPr>
+      <w:r>
+        <w:rPr>
+          <w:rFonts w:ascii="Noto Sans CJK KR" w:hAnsi="Noto Sans CJK KR" w:eastAsia="Noto Sans CJK KR"/>
+          <w:b/>
+          <w:color w:val="1C1F24"/>
+          <w:sz w:val="24"/>
+        </w:rPr>
+        <w:t>1-2. 비밀번호를 잊었을 때</w:t>
       </w:r>
     </w:p>
     <w:p>
@@ -167,33 +164,11 @@
       </w:pPr>
       <w:r>
         <w:rPr>
-          <w:rFonts w:ascii="맑은 고딕" w:hAnsi="맑은 고딕"/>
+          <w:rFonts w:ascii="Noto Sans CJK KR" w:hAnsi="Noto Sans CJK KR" w:eastAsia="Noto Sans CJK KR"/>
+          <w:b w:val="0"/>
           <w:sz w:val="21"/>
         </w:rPr>
-        <w:t>방막(판매 불가 상태) 기간이 기록되지 않아 손실 규모 미파악</w:t>
-      </w:r>
-    </w:p>
-    <w:p>
-      <w:pPr>
-        <w:spacing w:after="0"/>
-      </w:pPr>
-      <w:r>
-        <w:rPr>
-          <w:sz w:val="8"/>
-        </w:rPr>
-      </w:r>
-    </w:p>
-    <w:p>
-      <w:pPr>
-        <w:spacing w:after="80"/>
-      </w:pPr>
-      <w:r>
-        <w:rPr>
-          <w:rFonts w:ascii="맑은 고딕" w:hAnsi="맑은 고딕"/>
-          <w:b/>
-          <w:sz w:val="21"/>
-        </w:rPr>
-        <w:t>도입 후 기대 효과:</w:t>
+        <w:t>관리자에게 요청하면 임시 비밀번호를 받을 수 있습니다.</w:t>
       </w:r>
     </w:p>
     <w:p>
@@ -204,10 +179,587 @@
       </w:pPr>
       <w:r>
         <w:rPr>
-          <w:rFonts w:ascii="맑은 고딕" w:hAnsi="맑은 고딕"/>
+          <w:rFonts w:ascii="Noto Sans CJK KR" w:hAnsi="Noto Sans CJK KR" w:eastAsia="Noto Sans CJK KR"/>
+          <w:b w:val="0"/>
           <w:sz w:val="21"/>
         </w:rPr>
-        <w:t>모든 하자를 실시간으로 등록·조회·상태 관리</w:t>
+        <w:t>임시 비밀번호로 로그인하면 새 비밀번호를 정하는 화면이 똑같이 강제로 뜹니다. 완료해야 이용할 수 있습니다.</w:t>
+      </w:r>
+    </w:p>
+    <w:p>
+      <w:pPr>
+        <w:spacing w:before="200" w:after="60"/>
+      </w:pPr>
+      <w:r>
+        <w:rPr>
+          <w:rFonts w:ascii="Noto Sans CJK KR" w:hAnsi="Noto Sans CJK KR" w:eastAsia="Noto Sans CJK KR"/>
+          <w:b/>
+          <w:color w:val="1C1F24"/>
+          <w:sz w:val="24"/>
+        </w:rPr>
+        <w:t>1-3. 권한 3단계</w:t>
+      </w:r>
+    </w:p>
+    <w:tbl>
+      <w:tblPr>
+        <w:tblStyle w:val="TableGrid"/>
+        <w:tblW w:type="auto" w:w="0"/>
+        <w:jc w:val="left"/>
+        <w:tblLook w:firstColumn="1" w:firstRow="1" w:lastColumn="0" w:lastRow="0" w:noHBand="0" w:noVBand="1" w:val="04A0"/>
+      </w:tblPr>
+      <w:tblGrid>
+        <w:gridCol w:w="4706"/>
+        <w:gridCol w:w="4706"/>
+      </w:tblGrid>
+      <w:tr>
+        <w:tc>
+          <w:tcPr>
+            <w:tcW w:type="dxa" w:w="1701"/>
+            <w:shd w:val="clear" w:color="auto" w:fill="2563EB"/>
+          </w:tcPr>
+          <w:p>
+            <w:pPr>
+              <w:jc w:val="center"/>
+            </w:pPr>
+            <w:r>
+              <w:rPr>
+                <w:rFonts w:ascii="Noto Sans CJK KR" w:hAnsi="Noto Sans CJK KR" w:eastAsia="Noto Sans CJK KR"/>
+                <w:b/>
+                <w:color w:val="FFFFFF"/>
+                <w:sz w:val="20"/>
+              </w:rPr>
+              <w:t>권한</w:t>
+            </w:r>
+          </w:p>
+        </w:tc>
+        <w:tc>
+          <w:tcPr>
+            <w:tcW w:type="dxa" w:w="7370"/>
+            <w:shd w:val="clear" w:color="auto" w:fill="2563EB"/>
+          </w:tcPr>
+          <w:p>
+            <w:pPr>
+              <w:jc w:val="center"/>
+            </w:pPr>
+            <w:r>
+              <w:rPr>
+                <w:rFonts w:ascii="Noto Sans CJK KR" w:hAnsi="Noto Sans CJK KR" w:eastAsia="Noto Sans CJK KR"/>
+                <w:b/>
+                <w:color w:val="FFFFFF"/>
+                <w:sz w:val="20"/>
+              </w:rPr>
+              <w:t>할 수 있는 것</w:t>
+            </w:r>
+          </w:p>
+        </w:tc>
+      </w:tr>
+      <w:tr>
+        <w:tc>
+          <w:tcPr>
+            <w:tcW w:type="dxa" w:w="1701"/>
+            <w:shd w:val="clear" w:color="auto" w:fill="FFFFFF"/>
+          </w:tcPr>
+          <w:p>
+            <w:r>
+              <w:rPr>
+                <w:rFonts w:ascii="Noto Sans CJK KR" w:hAnsi="Noto Sans CJK KR" w:eastAsia="Noto Sans CJK KR"/>
+                <w:b w:val="0"/>
+                <w:sz w:val="20"/>
+              </w:rPr>
+              <w:t>관리자(admin)</w:t>
+            </w:r>
+          </w:p>
+        </w:tc>
+        <w:tc>
+          <w:tcPr>
+            <w:tcW w:type="dxa" w:w="7370"/>
+            <w:shd w:val="clear" w:color="auto" w:fill="FFFFFF"/>
+          </w:tcPr>
+          <w:p>
+            <w:r>
+              <w:rPr>
+                <w:rFonts w:ascii="Noto Sans CJK KR" w:hAnsi="Noto Sans CJK KR" w:eastAsia="Noto Sans CJK KR"/>
+                <w:b w:val="0"/>
+                <w:sz w:val="20"/>
+              </w:rPr>
+              <w:t>전체 기능 + 사용자 관리·백업·초기화 등 관리자 전용 기능</w:t>
+            </w:r>
+          </w:p>
+        </w:tc>
+      </w:tr>
+      <w:tr>
+        <w:tc>
+          <w:tcPr>
+            <w:tcW w:type="dxa" w:w="1701"/>
+            <w:shd w:val="clear" w:color="auto" w:fill="F8FAFC"/>
+          </w:tcPr>
+          <w:p>
+            <w:r>
+              <w:rPr>
+                <w:rFonts w:ascii="Noto Sans CJK KR" w:hAnsi="Noto Sans CJK KR" w:eastAsia="Noto Sans CJK KR"/>
+                <w:b w:val="0"/>
+                <w:sz w:val="20"/>
+              </w:rPr>
+              <w:t>일반(staff)</w:t>
+            </w:r>
+          </w:p>
+        </w:tc>
+        <w:tc>
+          <w:tcPr>
+            <w:tcW w:type="dxa" w:w="7370"/>
+            <w:shd w:val="clear" w:color="auto" w:fill="F8FAFC"/>
+          </w:tcPr>
+          <w:p>
+            <w:r>
+              <w:rPr>
+                <w:rFonts w:ascii="Noto Sans CJK KR" w:hAnsi="Noto Sans CJK KR" w:eastAsia="Noto Sans CJK KR"/>
+                <w:b w:val="0"/>
+                <w:sz w:val="20"/>
+              </w:rPr>
+              <w:t>하자 등록·수정·삭제, 입출고·재고조정, 기준정보 등록·수정(기준정보 삭제는 불가), 공지 작성</w:t>
+            </w:r>
+          </w:p>
+        </w:tc>
+      </w:tr>
+      <w:tr>
+        <w:tc>
+          <w:tcPr>
+            <w:tcW w:type="dxa" w:w="1701"/>
+            <w:shd w:val="clear" w:color="auto" w:fill="FFFFFF"/>
+          </w:tcPr>
+          <w:p>
+            <w:r>
+              <w:rPr>
+                <w:rFonts w:ascii="Noto Sans CJK KR" w:hAnsi="Noto Sans CJK KR" w:eastAsia="Noto Sans CJK KR"/>
+                <w:b w:val="0"/>
+                <w:sz w:val="20"/>
+              </w:rPr>
+              <w:t>조회전용(viewer)</w:t>
+            </w:r>
+          </w:p>
+        </w:tc>
+        <w:tc>
+          <w:tcPr>
+            <w:tcW w:type="dxa" w:w="7370"/>
+            <w:shd w:val="clear" w:color="auto" w:fill="FFFFFF"/>
+          </w:tcPr>
+          <w:p>
+            <w:r>
+              <w:rPr>
+                <w:rFonts w:ascii="Noto Sans CJK KR" w:hAnsi="Noto Sans CJK KR" w:eastAsia="Noto Sans CJK KR"/>
+                <w:b w:val="0"/>
+                <w:sz w:val="20"/>
+              </w:rPr>
+              <w:t>모든 화면을 볼 수만 있음. 등록·수정·삭제 전부 차단</w:t>
+            </w:r>
+          </w:p>
+        </w:tc>
+      </w:tr>
+    </w:tbl>
+    <w:p>
+      <w:pPr>
+        <w:spacing w:before="120" w:after="120"/>
+        <w:shd w:val="clear" w:color="auto" w:fill="EFF6FF"/>
+      </w:pPr>
+      <w:r>
+        <w:rPr>
+          <w:rFonts w:ascii="Noto Sans CJK KR" w:hAnsi="Noto Sans CJK KR" w:eastAsia="Noto Sans CJK KR"/>
+          <w:b w:val="0"/>
+          <w:color w:val="1E40AF"/>
+          <w:sz w:val="20"/>
+        </w:rPr>
+        <w:t>💡 저장이 안 되고 "권한이 없습니다. 관리자에게 문의하십시오." 메시지가 뜬다면 오류가 아니라 계정 권한상 정상 동작입니다. 필요하면 관리자에게 권한 변경을 요청하세요.</w:t>
+      </w:r>
+    </w:p>
+    <w:p>
+      <w:pPr>
+        <w:spacing w:before="320" w:after="120"/>
+        <w:pBdr>
+          <w:bottom w:val="single" w:sz="6" w:space="4" w:color="2563EB"/>
+        </w:pBdr>
+      </w:pPr>
+      <w:r>
+        <w:rPr>
+          <w:rFonts w:ascii="Noto Sans CJK KR" w:hAnsi="Noto Sans CJK KR" w:eastAsia="Noto Sans CJK KR"/>
+          <w:b/>
+          <w:color w:val="2563EB"/>
+          <w:sz w:val="30"/>
+        </w:rPr>
+        <w:t>2. 화면 구성</w:t>
+      </w:r>
+    </w:p>
+    <w:tbl>
+      <w:tblPr>
+        <w:tblStyle w:val="TableGrid"/>
+        <w:tblW w:type="auto" w:w="0"/>
+        <w:jc w:val="left"/>
+        <w:tblLook w:firstColumn="1" w:firstRow="1" w:lastColumn="0" w:lastRow="0" w:noHBand="0" w:noVBand="1" w:val="04A0"/>
+      </w:tblPr>
+      <w:tblGrid>
+        <w:gridCol w:w="4706"/>
+        <w:gridCol w:w="4706"/>
+      </w:tblGrid>
+      <w:tr>
+        <w:tc>
+          <w:tcPr>
+            <w:tcW w:type="dxa" w:w="2551"/>
+            <w:shd w:val="clear" w:color="auto" w:fill="2563EB"/>
+          </w:tcPr>
+          <w:p>
+            <w:pPr>
+              <w:jc w:val="center"/>
+            </w:pPr>
+            <w:r>
+              <w:rPr>
+                <w:rFonts w:ascii="Noto Sans CJK KR" w:hAnsi="Noto Sans CJK KR" w:eastAsia="Noto Sans CJK KR"/>
+                <w:b/>
+                <w:color w:val="FFFFFF"/>
+                <w:sz w:val="20"/>
+              </w:rPr>
+              <w:t>탭</w:t>
+            </w:r>
+          </w:p>
+        </w:tc>
+        <w:tc>
+          <w:tcPr>
+            <w:tcW w:type="dxa" w:w="6520"/>
+            <w:shd w:val="clear" w:color="auto" w:fill="2563EB"/>
+          </w:tcPr>
+          <w:p>
+            <w:pPr>
+              <w:jc w:val="center"/>
+            </w:pPr>
+            <w:r>
+              <w:rPr>
+                <w:rFonts w:ascii="Noto Sans CJK KR" w:hAnsi="Noto Sans CJK KR" w:eastAsia="Noto Sans CJK KR"/>
+                <w:b/>
+                <w:color w:val="FFFFFF"/>
+                <w:sz w:val="20"/>
+              </w:rPr>
+              <w:t>내용</w:t>
+            </w:r>
+          </w:p>
+        </w:tc>
+      </w:tr>
+      <w:tr>
+        <w:tc>
+          <w:tcPr>
+            <w:tcW w:type="dxa" w:w="2551"/>
+            <w:shd w:val="clear" w:color="auto" w:fill="FFFFFF"/>
+          </w:tcPr>
+          <w:p>
+            <w:r>
+              <w:rPr>
+                <w:rFonts w:ascii="Noto Sans CJK KR" w:hAnsi="Noto Sans CJK KR" w:eastAsia="Noto Sans CJK KR"/>
+                <w:b w:val="0"/>
+                <w:sz w:val="20"/>
+              </w:rPr>
+              <w:t>현황</w:t>
+            </w:r>
+          </w:p>
+        </w:tc>
+        <w:tc>
+          <w:tcPr>
+            <w:tcW w:type="dxa" w:w="6520"/>
+            <w:shd w:val="clear" w:color="auto" w:fill="FFFFFF"/>
+          </w:tcPr>
+          <w:p>
+            <w:r>
+              <w:rPr>
+                <w:rFonts w:ascii="Noto Sans CJK KR" w:hAnsi="Noto Sans CJK KR" w:eastAsia="Noto Sans CJK KR"/>
+                <w:b w:val="0"/>
+                <w:sz w:val="20"/>
+              </w:rPr>
+              <w:t>전체 요약 KPI, 오늘 처리할 항목, 부품 재고 경고, 반복하자 목록, 내 담당 처리기한 초과 알림</w:t>
+            </w:r>
+          </w:p>
+        </w:tc>
+      </w:tr>
+      <w:tr>
+        <w:tc>
+          <w:tcPr>
+            <w:tcW w:type="dxa" w:w="2551"/>
+            <w:shd w:val="clear" w:color="auto" w:fill="F8FAFC"/>
+          </w:tcPr>
+          <w:p>
+            <w:r>
+              <w:rPr>
+                <w:rFonts w:ascii="Noto Sans CJK KR" w:hAnsi="Noto Sans CJK KR" w:eastAsia="Noto Sans CJK KR"/>
+                <w:b w:val="0"/>
+                <w:sz w:val="20"/>
+              </w:rPr>
+              <w:t>하자 목록</w:t>
+            </w:r>
+          </w:p>
+        </w:tc>
+        <w:tc>
+          <w:tcPr>
+            <w:tcW w:type="dxa" w:w="6520"/>
+            <w:shd w:val="clear" w:color="auto" w:fill="F8FAFC"/>
+          </w:tcPr>
+          <w:p>
+            <w:r>
+              <w:rPr>
+                <w:rFonts w:ascii="Noto Sans CJK KR" w:hAnsi="Noto Sans CJK KR" w:eastAsia="Noto Sans CJK KR"/>
+                <w:b w:val="0"/>
+                <w:sz w:val="20"/>
+              </w:rPr>
+              <w:t>전체 하자 조회·검색·필터, 상태 변경, 등록·수정</w:t>
+            </w:r>
+          </w:p>
+        </w:tc>
+      </w:tr>
+      <w:tr>
+        <w:tc>
+          <w:tcPr>
+            <w:tcW w:type="dxa" w:w="2551"/>
+            <w:shd w:val="clear" w:color="auto" w:fill="FFFFFF"/>
+          </w:tcPr>
+          <w:p>
+            <w:r>
+              <w:rPr>
+                <w:rFonts w:ascii="Noto Sans CJK KR" w:hAnsi="Noto Sans CJK KR" w:eastAsia="Noto Sans CJK KR"/>
+                <w:b w:val="0"/>
+                <w:sz w:val="20"/>
+              </w:rPr>
+              <w:t>공지</w:t>
+            </w:r>
+          </w:p>
+        </w:tc>
+        <w:tc>
+          <w:tcPr>
+            <w:tcW w:type="dxa" w:w="6520"/>
+            <w:shd w:val="clear" w:color="auto" w:fill="FFFFFF"/>
+          </w:tcPr>
+          <w:p>
+            <w:r>
+              <w:rPr>
+                <w:rFonts w:ascii="Noto Sans CJK KR" w:hAnsi="Noto Sans CJK KR" w:eastAsia="Noto Sans CJK KR"/>
+                <w:b w:val="0"/>
+                <w:sz w:val="20"/>
+              </w:rPr>
+              <w:t>공지사항 등록·조회</w:t>
+            </w:r>
+          </w:p>
+        </w:tc>
+      </w:tr>
+      <w:tr>
+        <w:tc>
+          <w:tcPr>
+            <w:tcW w:type="dxa" w:w="2551"/>
+            <w:shd w:val="clear" w:color="auto" w:fill="F8FAFC"/>
+          </w:tcPr>
+          <w:p>
+            <w:r>
+              <w:rPr>
+                <w:rFonts w:ascii="Noto Sans CJK KR" w:hAnsi="Noto Sans CJK KR" w:eastAsia="Noto Sans CJK KR"/>
+                <w:b w:val="0"/>
+                <w:sz w:val="20"/>
+              </w:rPr>
+              <w:t>부품 재고관리</w:t>
+            </w:r>
+          </w:p>
+        </w:tc>
+        <w:tc>
+          <w:tcPr>
+            <w:tcW w:type="dxa" w:w="6520"/>
+            <w:shd w:val="clear" w:color="auto" w:fill="F8FAFC"/>
+          </w:tcPr>
+          <w:p>
+            <w:r>
+              <w:rPr>
+                <w:rFonts w:ascii="Noto Sans CJK KR" w:hAnsi="Noto Sans CJK KR" w:eastAsia="Noto Sans CJK KR"/>
+                <w:b w:val="0"/>
+                <w:sz w:val="20"/>
+              </w:rPr>
+              <w:t>부품 현황, 입고·출고 등록, 재고 실사/조정</w:t>
+            </w:r>
+          </w:p>
+        </w:tc>
+      </w:tr>
+      <w:tr>
+        <w:tc>
+          <w:tcPr>
+            <w:tcW w:type="dxa" w:w="2551"/>
+            <w:shd w:val="clear" w:color="auto" w:fill="FFFFFF"/>
+          </w:tcPr>
+          <w:p>
+            <w:r>
+              <w:rPr>
+                <w:rFonts w:ascii="Noto Sans CJK KR" w:hAnsi="Noto Sans CJK KR" w:eastAsia="Noto Sans CJK KR"/>
+                <w:b w:val="0"/>
+                <w:sz w:val="20"/>
+              </w:rPr>
+              <w:t>분석 &gt; 증상별 통계</w:t>
+            </w:r>
+          </w:p>
+        </w:tc>
+        <w:tc>
+          <w:tcPr>
+            <w:tcW w:type="dxa" w:w="6520"/>
+            <w:shd w:val="clear" w:color="auto" w:fill="FFFFFF"/>
+          </w:tcPr>
+          <w:p>
+            <w:r>
+              <w:rPr>
+                <w:rFonts w:ascii="Noto Sans CJK KR" w:hAnsi="Noto Sans CJK KR" w:eastAsia="Noto Sans CJK KR"/>
+                <w:b w:val="0"/>
+                <w:sz w:val="20"/>
+              </w:rPr>
+              <w:t>하자증상별 발생 건수·비용, 하자부위별 집계</w:t>
+            </w:r>
+          </w:p>
+        </w:tc>
+      </w:tr>
+      <w:tr>
+        <w:tc>
+          <w:tcPr>
+            <w:tcW w:type="dxa" w:w="2551"/>
+            <w:shd w:val="clear" w:color="auto" w:fill="F8FAFC"/>
+          </w:tcPr>
+          <w:p>
+            <w:r>
+              <w:rPr>
+                <w:rFonts w:ascii="Noto Sans CJK KR" w:hAnsi="Noto Sans CJK KR" w:eastAsia="Noto Sans CJK KR"/>
+                <w:b w:val="0"/>
+                <w:sz w:val="20"/>
+              </w:rPr>
+              <w:t>분석 &gt; 비용·부품 통계</w:t>
+            </w:r>
+          </w:p>
+        </w:tc>
+        <w:tc>
+          <w:tcPr>
+            <w:tcW w:type="dxa" w:w="6520"/>
+            <w:shd w:val="clear" w:color="auto" w:fill="F8FAFC"/>
+          </w:tcPr>
+          <w:p>
+            <w:r>
+              <w:rPr>
+                <w:rFonts w:ascii="Noto Sans CJK KR" w:hAnsi="Noto Sans CJK KR" w:eastAsia="Noto Sans CJK KR"/>
+                <w:b w:val="0"/>
+                <w:sz w:val="20"/>
+              </w:rPr>
+              <w:t>월별 비용 추이, 부품 사용 현황</w:t>
+            </w:r>
+          </w:p>
+        </w:tc>
+      </w:tr>
+      <w:tr>
+        <w:tc>
+          <w:tcPr>
+            <w:tcW w:type="dxa" w:w="2551"/>
+            <w:shd w:val="clear" w:color="auto" w:fill="FFFFFF"/>
+          </w:tcPr>
+          <w:p>
+            <w:r>
+              <w:rPr>
+                <w:rFonts w:ascii="Noto Sans CJK KR" w:hAnsi="Noto Sans CJK KR" w:eastAsia="Noto Sans CJK KR"/>
+                <w:b w:val="0"/>
+                <w:sz w:val="20"/>
+              </w:rPr>
+              <w:t>분석 &gt; 외주업체</w:t>
+            </w:r>
+          </w:p>
+        </w:tc>
+        <w:tc>
+          <w:tcPr>
+            <w:tcW w:type="dxa" w:w="6520"/>
+            <w:shd w:val="clear" w:color="auto" w:fill="FFFFFF"/>
+          </w:tcPr>
+          <w:p>
+            <w:r>
+              <w:rPr>
+                <w:rFonts w:ascii="Noto Sans CJK KR" w:hAnsi="Noto Sans CJK KR" w:eastAsia="Noto Sans CJK KR"/>
+                <w:b w:val="0"/>
+                <w:sz w:val="20"/>
+              </w:rPr>
+              <w:t>외주업체별 처리 현황·비용, 업체 등록·서류 관리</w:t>
+            </w:r>
+          </w:p>
+        </w:tc>
+      </w:tr>
+      <w:tr>
+        <w:tc>
+          <w:tcPr>
+            <w:tcW w:type="dxa" w:w="2551"/>
+            <w:shd w:val="clear" w:color="auto" w:fill="F8FAFC"/>
+          </w:tcPr>
+          <w:p>
+            <w:r>
+              <w:rPr>
+                <w:rFonts w:ascii="Noto Sans CJK KR" w:hAnsi="Noto Sans CJK KR" w:eastAsia="Noto Sans CJK KR"/>
+                <w:b w:val="0"/>
+                <w:sz w:val="20"/>
+              </w:rPr>
+              <w:t>분석 &gt; 보고서</w:t>
+            </w:r>
+          </w:p>
+        </w:tc>
+        <w:tc>
+          <w:tcPr>
+            <w:tcW w:type="dxa" w:w="6520"/>
+            <w:shd w:val="clear" w:color="auto" w:fill="F8FAFC"/>
+          </w:tcPr>
+          <w:p>
+            <w:r>
+              <w:rPr>
+                <w:rFonts w:ascii="Noto Sans CJK KR" w:hAnsi="Noto Sans CJK KR" w:eastAsia="Noto Sans CJK KR"/>
+                <w:b w:val="0"/>
+                <w:sz w:val="20"/>
+              </w:rPr>
+              <w:t>기간별 종합 리포트, 엑셀 다운로드</w:t>
+            </w:r>
+          </w:p>
+        </w:tc>
+      </w:tr>
+      <w:tr>
+        <w:tc>
+          <w:tcPr>
+            <w:tcW w:type="dxa" w:w="2551"/>
+            <w:shd w:val="clear" w:color="auto" w:fill="FFFFFF"/>
+          </w:tcPr>
+          <w:p>
+            <w:r>
+              <w:rPr>
+                <w:rFonts w:ascii="Noto Sans CJK KR" w:hAnsi="Noto Sans CJK KR" w:eastAsia="Noto Sans CJK KR"/>
+                <w:b w:val="0"/>
+                <w:sz w:val="20"/>
+              </w:rPr>
+              <w:t>설정 &gt; 기준정보</w:t>
+            </w:r>
+          </w:p>
+        </w:tc>
+        <w:tc>
+          <w:tcPr>
+            <w:tcW w:type="dxa" w:w="6520"/>
+            <w:shd w:val="clear" w:color="auto" w:fill="FFFFFF"/>
+          </w:tcPr>
+          <w:p>
+            <w:r>
+              <w:rPr>
+                <w:rFonts w:ascii="Noto Sans CJK KR" w:hAnsi="Noto Sans CJK KR" w:eastAsia="Noto Sans CJK KR"/>
+                <w:b w:val="0"/>
+                <w:sz w:val="20"/>
+              </w:rPr>
+              <w:t>객실·객실타입·하자부위·하자증상·수리부속·직원 목록 관리</w:t>
+            </w:r>
+          </w:p>
+        </w:tc>
+      </w:tr>
+    </w:tbl>
+    <w:p>
+      <w:pPr>
+        <w:spacing w:before="200" w:after="60"/>
+      </w:pPr>
+      <w:r>
+        <w:rPr>
+          <w:rFonts w:ascii="Noto Sans CJK KR" w:hAnsi="Noto Sans CJK KR" w:eastAsia="Noto Sans CJK KR"/>
+          <w:b/>
+          <w:color w:val="1C1F24"/>
+          <w:sz w:val="24"/>
+        </w:rPr>
+        <w:t>모바일 화면</w:t>
       </w:r>
     </w:p>
     <w:p>
@@ -218,10 +770,11 @@
       </w:pPr>
       <w:r>
         <w:rPr>
-          <w:rFonts w:ascii="맑은 고딕" w:hAnsi="맑은 고딕"/>
+          <w:rFonts w:ascii="Noto Sans CJK KR" w:hAnsi="Noto Sans CJK KR" w:eastAsia="Noto Sans CJK KR"/>
+          <w:b w:val="0"/>
           <w:sz w:val="21"/>
         </w:rPr>
-        <w:t>공종별·객실별 통계로 반복 문제 조기 발견</w:t>
+        <w:t>스마트폰으로 접속하면 전용 홈 화면이 뜹니다: 하자 등록 버튼, 하자 목록·입출고·공지 바로가기, 조치 필요 목록, 내 하자 목록.</w:t>
       </w:r>
     </w:p>
     <w:p>
@@ -232,88 +785,42 @@
       </w:pPr>
       <w:r>
         <w:rPr>
-          <w:rFonts w:ascii="맑은 고딕" w:hAnsi="맑은 고딕"/>
+          <w:rFonts w:ascii="Noto Sans CJK KR" w:hAnsi="Noto Sans CJK KR" w:eastAsia="Noto Sans CJK KR"/>
+          <w:b w:val="0"/>
           <w:sz w:val="21"/>
         </w:rPr>
-        <w:t>자체 처리 vs 외주 처리 비용 분리 집계</w:t>
+        <w:t>처음 접속 시 하단에 "홈 화면에 추가" 안내 배너가 뜹니다. 앱처럼 아이콘으로 설치할 수 있으며, X로 닫으면 다시 뜨지 않습니다.</w:t>
       </w:r>
     </w:p>
     <w:p>
       <w:pPr>
-        <w:pStyle w:val="ListBullet"/>
-        <w:spacing w:after="60"/>
-        <w:ind w:left="283"/>
-      </w:pPr>
-      <w:r>
-        <w:rPr>
-          <w:rFonts w:ascii="맑은 고딕" w:hAnsi="맑은 고딕"/>
-          <w:sz w:val="21"/>
-        </w:rPr>
-        <w:t>부품 재고 현황 파악 및 발주 기준 설정</w:t>
-      </w:r>
-    </w:p>
-    <w:p>
-      <w:pPr>
-        <w:pStyle w:val="ListBullet"/>
-        <w:spacing w:after="60"/>
-        <w:ind w:left="283"/>
-      </w:pPr>
-      <w:r>
-        <w:rPr>
-          <w:rFonts w:ascii="맑은 고딕" w:hAnsi="맑은 고딕"/>
-          <w:sz w:val="21"/>
-        </w:rPr>
-        <w:t>수정이력 보관으로 책임 소재 명확화</w:t>
-      </w:r>
-    </w:p>
-    <w:p>
-      <w:pPr>
-        <w:spacing w:after="0"/>
-      </w:pPr>
-      <w:r>
-        <w:rPr>
-          <w:sz w:val="8"/>
-        </w:rPr>
-      </w:r>
-    </w:p>
-    <w:p>
-      <w:pPr>
-        <w:spacing w:before="360" w:after="120"/>
+        <w:spacing w:before="320" w:after="120"/>
         <w:pBdr>
           <w:bottom w:val="single" w:sz="6" w:space="4" w:color="2563EB"/>
         </w:pBdr>
       </w:pPr>
       <w:r>
         <w:rPr>
-          <w:rFonts w:ascii="맑은 고딕" w:hAnsi="맑은 고딕"/>
+          <w:rFonts w:ascii="Noto Sans CJK KR" w:hAnsi="Noto Sans CJK KR" w:eastAsia="Noto Sans CJK KR"/>
           <w:b/>
           <w:color w:val="2563EB"/>
-          <w:sz w:val="32"/>
+          <w:sz w:val="30"/>
         </w:rPr>
-        <w:t>2. 시스템 구성 개요</w:t>
+        <w:t>3. 현황(대시보드) 화면</w:t>
       </w:r>
     </w:p>
     <w:p>
       <w:pPr>
-        <w:spacing w:after="80"/>
+        <w:spacing w:before="200" w:after="60"/>
       </w:pPr>
       <w:r>
         <w:rPr>
-          <w:rFonts w:ascii="맑은 고딕" w:hAnsi="맑은 고딕"/>
-          <w:b w:val="0"/>
-          <w:sz w:val="21"/>
+          <w:rFonts w:ascii="Noto Sans CJK KR" w:hAnsi="Noto Sans CJK KR" w:eastAsia="Noto Sans CJK KR"/>
+          <w:b/>
+          <w:color w:val="1C1F24"/>
+          <w:sz w:val="24"/>
         </w:rPr>
-        <w:t>본 시스템은 별도 설치 없이 웹 브라우저에서 접속하는 형태입니다.</w:t>
-      </w:r>
-    </w:p>
-    <w:p>
-      <w:pPr>
-        <w:spacing w:after="0"/>
-      </w:pPr>
-      <w:r>
-        <w:rPr>
-          <w:sz w:val="8"/>
-        </w:rPr>
+        <w:t>3-1. 핵심 지표(KPI)</w:t>
       </w:r>
     </w:p>
     <w:tbl>
@@ -324,1350 +831,22 @@
         <w:tblLook w:firstColumn="1" w:firstRow="1" w:lastColumn="0" w:lastRow="0" w:noHBand="0" w:noVBand="1" w:val="04A0"/>
       </w:tblPr>
       <w:tblGrid>
-        <w:gridCol w:w="3024"/>
-        <w:gridCol w:w="3024"/>
-        <w:gridCol w:w="3024"/>
+        <w:gridCol w:w="4706"/>
+        <w:gridCol w:w="4706"/>
       </w:tblGrid>
       <w:tr>
         <w:tc>
           <w:tcPr>
-            <w:tcW w:type="dxa" w:w="2835"/>
+            <w:tcW w:type="dxa" w:w="2551"/>
             <w:shd w:val="clear" w:color="auto" w:fill="2563EB"/>
-            <w:tcBorders>
-              <w:top w:val="single" w:sz="4" w:space="0" w:color="2563EB"/>
-              <w:left w:val="single" w:sz="4" w:space="0" w:color="2563EB"/>
-              <w:bottom w:val="single" w:sz="4" w:space="0" w:color="2563EB"/>
-              <w:right w:val="single" w:sz="4" w:space="0" w:color="2563EB"/>
-            </w:tcBorders>
           </w:tcPr>
           <w:p>
             <w:pPr>
-              <w:spacing w:before="80" w:after="80"/>
               <w:jc w:val="center"/>
             </w:pPr>
             <w:r>
               <w:rPr>
-                <w:rFonts w:ascii="맑은 고딕" w:hAnsi="맑은 고딕"/>
-                <w:b/>
-                <w:color w:val="FFFFFF"/>
-                <w:sz w:val="20"/>
-              </w:rPr>
-              <w:t>구성 요소</w:t>
-            </w:r>
-          </w:p>
-        </w:tc>
-        <w:tc>
-          <w:tcPr>
-            <w:tcW w:type="dxa" w:w="3969"/>
-            <w:shd w:val="clear" w:color="auto" w:fill="2563EB"/>
-            <w:tcBorders>
-              <w:top w:val="single" w:sz="4" w:space="0" w:color="2563EB"/>
-              <w:left w:val="single" w:sz="4" w:space="0" w:color="2563EB"/>
-              <w:bottom w:val="single" w:sz="4" w:space="0" w:color="2563EB"/>
-              <w:right w:val="single" w:sz="4" w:space="0" w:color="2563EB"/>
-            </w:tcBorders>
-          </w:tcPr>
-          <w:p>
-            <w:pPr>
-              <w:spacing w:before="80" w:after="80"/>
-              <w:jc w:val="center"/>
-            </w:pPr>
-            <w:r>
-              <w:rPr>
-                <w:rFonts w:ascii="맑은 고딕" w:hAnsi="맑은 고딕"/>
-                <w:b/>
-                <w:color w:val="FFFFFF"/>
-                <w:sz w:val="20"/>
-              </w:rPr>
-              <w:t>역할</w:t>
-            </w:r>
-          </w:p>
-        </w:tc>
-        <w:tc>
-          <w:tcPr>
-            <w:tcW w:type="dxa" w:w="2268"/>
-            <w:shd w:val="clear" w:color="auto" w:fill="2563EB"/>
-            <w:tcBorders>
-              <w:top w:val="single" w:sz="4" w:space="0" w:color="2563EB"/>
-              <w:left w:val="single" w:sz="4" w:space="0" w:color="2563EB"/>
-              <w:bottom w:val="single" w:sz="4" w:space="0" w:color="2563EB"/>
-              <w:right w:val="single" w:sz="4" w:space="0" w:color="2563EB"/>
-            </w:tcBorders>
-          </w:tcPr>
-          <w:p>
-            <w:pPr>
-              <w:spacing w:before="80" w:after="80"/>
-              <w:jc w:val="center"/>
-            </w:pPr>
-            <w:r>
-              <w:rPr>
-                <w:rFonts w:ascii="맑은 고딕" w:hAnsi="맑은 고딕"/>
-                <w:b/>
-                <w:color w:val="FFFFFF"/>
-                <w:sz w:val="20"/>
-              </w:rPr>
-              <w:t>비고</w:t>
-            </w:r>
-          </w:p>
-        </w:tc>
-      </w:tr>
-      <w:tr>
-        <w:tc>
-          <w:tcPr>
-            <w:tcW w:type="dxa" w:w="2835"/>
-            <w:shd w:val="clear" w:color="auto" w:fill="FFFFFF"/>
-            <w:tcBorders>
-              <w:top w:val="single" w:sz="4" w:space="0" w:color="E2E8F0"/>
-              <w:left w:val="single" w:sz="4" w:space="0" w:color="E2E8F0"/>
-              <w:bottom w:val="single" w:sz="4" w:space="0" w:color="E2E8F0"/>
-              <w:right w:val="single" w:sz="4" w:space="0" w:color="E2E8F0"/>
-            </w:tcBorders>
-          </w:tcPr>
-          <w:p>
-            <w:pPr>
-              <w:spacing w:before="60" w:after="60"/>
-            </w:pPr>
-            <w:r>
-              <w:rPr>
-                <w:rFonts w:ascii="맑은 고딕" w:hAnsi="맑은 고딕"/>
-                <w:sz w:val="20"/>
-              </w:rPr>
-              <w:t>GitHub Pages</w:t>
-            </w:r>
-          </w:p>
-        </w:tc>
-        <w:tc>
-          <w:tcPr>
-            <w:tcW w:type="dxa" w:w="3969"/>
-            <w:shd w:val="clear" w:color="auto" w:fill="FFFFFF"/>
-            <w:tcBorders>
-              <w:top w:val="single" w:sz="4" w:space="0" w:color="E2E8F0"/>
-              <w:left w:val="single" w:sz="4" w:space="0" w:color="E2E8F0"/>
-              <w:bottom w:val="single" w:sz="4" w:space="0" w:color="E2E8F0"/>
-              <w:right w:val="single" w:sz="4" w:space="0" w:color="E2E8F0"/>
-            </w:tcBorders>
-          </w:tcPr>
-          <w:p>
-            <w:pPr>
-              <w:spacing w:before="60" w:after="60"/>
-            </w:pPr>
-            <w:r>
-              <w:rPr>
-                <w:rFonts w:ascii="맑은 고딕" w:hAnsi="맑은 고딕"/>
-                <w:sz w:val="20"/>
-              </w:rPr>
-              <w:t>웹 사이트 호스팅 (무료)</w:t>
-            </w:r>
-          </w:p>
-        </w:tc>
-        <w:tc>
-          <w:tcPr>
-            <w:tcW w:type="dxa" w:w="2268"/>
-            <w:shd w:val="clear" w:color="auto" w:fill="FFFFFF"/>
-            <w:tcBorders>
-              <w:top w:val="single" w:sz="4" w:space="0" w:color="E2E8F0"/>
-              <w:left w:val="single" w:sz="4" w:space="0" w:color="E2E8F0"/>
-              <w:bottom w:val="single" w:sz="4" w:space="0" w:color="E2E8F0"/>
-              <w:right w:val="single" w:sz="4" w:space="0" w:color="E2E8F0"/>
-            </w:tcBorders>
-          </w:tcPr>
-          <w:p>
-            <w:pPr>
-              <w:spacing w:before="60" w:after="60"/>
-            </w:pPr>
-            <w:r>
-              <w:rPr>
-                <w:rFonts w:ascii="맑은 고딕" w:hAnsi="맑은 고딕"/>
-                <w:sz w:val="20"/>
-              </w:rPr>
-              <w:t>URL로 접속</w:t>
-            </w:r>
-          </w:p>
-        </w:tc>
-      </w:tr>
-      <w:tr>
-        <w:tc>
-          <w:tcPr>
-            <w:tcW w:type="dxa" w:w="2835"/>
-            <w:shd w:val="clear" w:color="auto" w:fill="F8FAFC"/>
-            <w:tcBorders>
-              <w:top w:val="single" w:sz="4" w:space="0" w:color="E2E8F0"/>
-              <w:left w:val="single" w:sz="4" w:space="0" w:color="E2E8F0"/>
-              <w:bottom w:val="single" w:sz="4" w:space="0" w:color="E2E8F0"/>
-              <w:right w:val="single" w:sz="4" w:space="0" w:color="E2E8F0"/>
-            </w:tcBorders>
-          </w:tcPr>
-          <w:p>
-            <w:pPr>
-              <w:spacing w:before="60" w:after="60"/>
-            </w:pPr>
-            <w:r>
-              <w:rPr>
-                <w:rFonts w:ascii="맑은 고딕" w:hAnsi="맑은 고딕"/>
-                <w:sz w:val="20"/>
-              </w:rPr>
-              <w:t>Supabase</w:t>
-            </w:r>
-          </w:p>
-        </w:tc>
-        <w:tc>
-          <w:tcPr>
-            <w:tcW w:type="dxa" w:w="3969"/>
-            <w:shd w:val="clear" w:color="auto" w:fill="F8FAFC"/>
-            <w:tcBorders>
-              <w:top w:val="single" w:sz="4" w:space="0" w:color="E2E8F0"/>
-              <w:left w:val="single" w:sz="4" w:space="0" w:color="E2E8F0"/>
-              <w:bottom w:val="single" w:sz="4" w:space="0" w:color="E2E8F0"/>
-              <w:right w:val="single" w:sz="4" w:space="0" w:color="E2E8F0"/>
-            </w:tcBorders>
-          </w:tcPr>
-          <w:p>
-            <w:pPr>
-              <w:spacing w:before="60" w:after="60"/>
-            </w:pPr>
-            <w:r>
-              <w:rPr>
-                <w:rFonts w:ascii="맑은 고딕" w:hAnsi="맑은 고딕"/>
-                <w:sz w:val="20"/>
-              </w:rPr>
-              <w:t>데이터베이스 및 로그인 관리</w:t>
-            </w:r>
-          </w:p>
-        </w:tc>
-        <w:tc>
-          <w:tcPr>
-            <w:tcW w:type="dxa" w:w="2268"/>
-            <w:shd w:val="clear" w:color="auto" w:fill="F8FAFC"/>
-            <w:tcBorders>
-              <w:top w:val="single" w:sz="4" w:space="0" w:color="E2E8F0"/>
-              <w:left w:val="single" w:sz="4" w:space="0" w:color="E2E8F0"/>
-              <w:bottom w:val="single" w:sz="4" w:space="0" w:color="E2E8F0"/>
-              <w:right w:val="single" w:sz="4" w:space="0" w:color="E2E8F0"/>
-            </w:tcBorders>
-          </w:tcPr>
-          <w:p>
-            <w:pPr>
-              <w:spacing w:before="60" w:after="60"/>
-            </w:pPr>
-            <w:r>
-              <w:rPr>
-                <w:rFonts w:ascii="맑은 고딕" w:hAnsi="맑은 고딕"/>
-                <w:sz w:val="20"/>
-              </w:rPr>
-              <w:t>클라우드 PostgreSQL</w:t>
-            </w:r>
-          </w:p>
-        </w:tc>
-      </w:tr>
-      <w:tr>
-        <w:tc>
-          <w:tcPr>
-            <w:tcW w:type="dxa" w:w="2835"/>
-            <w:shd w:val="clear" w:color="auto" w:fill="FFFFFF"/>
-            <w:tcBorders>
-              <w:top w:val="single" w:sz="4" w:space="0" w:color="E2E8F0"/>
-              <w:left w:val="single" w:sz="4" w:space="0" w:color="E2E8F0"/>
-              <w:bottom w:val="single" w:sz="4" w:space="0" w:color="E2E8F0"/>
-              <w:right w:val="single" w:sz="4" w:space="0" w:color="E2E8F0"/>
-            </w:tcBorders>
-          </w:tcPr>
-          <w:p>
-            <w:pPr>
-              <w:spacing w:before="60" w:after="60"/>
-            </w:pPr>
-            <w:r>
-              <w:rPr>
-                <w:rFonts w:ascii="맑은 고딕" w:hAnsi="맑은 고딕"/>
-                <w:sz w:val="20"/>
-              </w:rPr>
-              <w:t>브라우저</w:t>
-            </w:r>
-          </w:p>
-        </w:tc>
-        <w:tc>
-          <w:tcPr>
-            <w:tcW w:type="dxa" w:w="3969"/>
-            <w:shd w:val="clear" w:color="auto" w:fill="FFFFFF"/>
-            <w:tcBorders>
-              <w:top w:val="single" w:sz="4" w:space="0" w:color="E2E8F0"/>
-              <w:left w:val="single" w:sz="4" w:space="0" w:color="E2E8F0"/>
-              <w:bottom w:val="single" w:sz="4" w:space="0" w:color="E2E8F0"/>
-              <w:right w:val="single" w:sz="4" w:space="0" w:color="E2E8F0"/>
-            </w:tcBorders>
-          </w:tcPr>
-          <w:p>
-            <w:pPr>
-              <w:spacing w:before="60" w:after="60"/>
-            </w:pPr>
-            <w:r>
-              <w:rPr>
-                <w:rFonts w:ascii="맑은 고딕" w:hAnsi="맑은 고딕"/>
-                <w:sz w:val="20"/>
-              </w:rPr>
-              <w:t>사용 환경 (Chrome 권장)</w:t>
-            </w:r>
-          </w:p>
-        </w:tc>
-        <w:tc>
-          <w:tcPr>
-            <w:tcW w:type="dxa" w:w="2268"/>
-            <w:shd w:val="clear" w:color="auto" w:fill="FFFFFF"/>
-            <w:tcBorders>
-              <w:top w:val="single" w:sz="4" w:space="0" w:color="E2E8F0"/>
-              <w:left w:val="single" w:sz="4" w:space="0" w:color="E2E8F0"/>
-              <w:bottom w:val="single" w:sz="4" w:space="0" w:color="E2E8F0"/>
-              <w:right w:val="single" w:sz="4" w:space="0" w:color="E2E8F0"/>
-            </w:tcBorders>
-          </w:tcPr>
-          <w:p>
-            <w:pPr>
-              <w:spacing w:before="60" w:after="60"/>
-            </w:pPr>
-            <w:r>
-              <w:rPr>
-                <w:rFonts w:ascii="맑은 고딕" w:hAnsi="맑은 고딕"/>
-                <w:sz w:val="20"/>
-              </w:rPr>
-              <w:t>앱 설치 불필요</w:t>
-            </w:r>
-          </w:p>
-        </w:tc>
-      </w:tr>
-    </w:tbl>
-    <w:p>
-      <w:pPr>
-        <w:spacing w:after="0"/>
-      </w:pPr>
-      <w:r>
-        <w:rPr>
-          <w:sz w:val="8"/>
-        </w:rPr>
-      </w:r>
-    </w:p>
-    <w:p>
-      <w:pPr>
-        <w:spacing w:before="120" w:after="120"/>
-        <w:ind w:left="170"/>
-        <w:shd w:val="clear" w:color="auto" w:fill="EFF6FF"/>
-      </w:pPr>
-      <w:r>
-        <w:rPr>
-          <w:rFonts w:ascii="맑은 고딕" w:hAnsi="맑은 고딕"/>
-          <w:color w:val="1E40AF"/>
-          <w:sz w:val="20"/>
-        </w:rPr>
-        <w:t>💡  인터넷이 연결된 환경이면 PC·태블릿·스마트폰 모두 접속 가능합니다.</w:t>
-      </w:r>
-    </w:p>
-    <w:p>
-      <w:pPr>
-        <w:spacing w:after="0"/>
-      </w:pPr>
-      <w:r>
-        <w:rPr>
-          <w:sz w:val="8"/>
-        </w:rPr>
-      </w:r>
-    </w:p>
-    <w:p>
-      <w:pPr>
-        <w:spacing w:before="360" w:after="120"/>
-        <w:pBdr>
-          <w:bottom w:val="single" w:sz="6" w:space="4" w:color="2563EB"/>
-        </w:pBdr>
-      </w:pPr>
-      <w:r>
-        <w:rPr>
-          <w:rFonts w:ascii="맑은 고딕" w:hAnsi="맑은 고딕"/>
-          <w:b/>
-          <w:color w:val="2563EB"/>
-          <w:sz w:val="32"/>
-        </w:rPr>
-        <w:t>3. 로그인 및 계정 관리</w:t>
-      </w:r>
-    </w:p>
-    <w:p>
-      <w:pPr>
-        <w:spacing w:before="240" w:after="80"/>
-      </w:pPr>
-      <w:r>
-        <w:rPr>
-          <w:rFonts w:ascii="맑은 고딕" w:hAnsi="맑은 고딕"/>
-          <w:b/>
-          <w:color w:val="1C1F24"/>
-          <w:sz w:val="26"/>
-        </w:rPr>
-        <w:t>3-1. 로그인 방법</w:t>
-      </w:r>
-    </w:p>
-    <w:p>
-      <w:pPr>
-        <w:pStyle w:val="ListBullet"/>
-        <w:spacing w:after="60"/>
-        <w:ind w:left="283"/>
-      </w:pPr>
-      <w:r>
-        <w:rPr>
-          <w:rFonts w:ascii="맑은 고딕" w:hAnsi="맑은 고딕"/>
-          <w:sz w:val="21"/>
-        </w:rPr>
-        <w:t>사이트 접속 시 자동으로 로그인 화면이 표시됩니다.</w:t>
-      </w:r>
-    </w:p>
-    <w:p>
-      <w:pPr>
-        <w:pStyle w:val="ListBullet"/>
-        <w:spacing w:after="60"/>
-        <w:ind w:left="283"/>
-      </w:pPr>
-      <w:r>
-        <w:rPr>
-          <w:rFonts w:ascii="맑은 고딕" w:hAnsi="맑은 고딕"/>
-          <w:sz w:val="21"/>
-        </w:rPr>
-        <w:t>이메일 주소와 비밀번호를 입력하고 로그인 버튼을 누릅니다.</w:t>
-      </w:r>
-    </w:p>
-    <w:p>
-      <w:pPr>
-        <w:pStyle w:val="ListBullet"/>
-        <w:spacing w:after="60"/>
-        <w:ind w:left="283"/>
-      </w:pPr>
-      <w:r>
-        <w:rPr>
-          <w:rFonts w:ascii="맑은 고딕" w:hAnsi="맑은 고딕"/>
-          <w:sz w:val="21"/>
-        </w:rPr>
-        <w:t>로그인 상태는 브라우저가 유지하므로, 같은 기기에서는 재로그인 없이 사용할 수 있습니다.</w:t>
-      </w:r>
-    </w:p>
-    <w:p>
-      <w:pPr>
-        <w:spacing w:after="0"/>
-      </w:pPr>
-      <w:r>
-        <w:rPr>
-          <w:sz w:val="8"/>
-        </w:rPr>
-      </w:r>
-    </w:p>
-    <w:p>
-      <w:pPr>
-        <w:spacing w:before="240" w:after="80"/>
-      </w:pPr>
-      <w:r>
-        <w:rPr>
-          <w:rFonts w:ascii="맑은 고딕" w:hAnsi="맑은 고딕"/>
-          <w:b/>
-          <w:color w:val="1C1F24"/>
-          <w:sz w:val="26"/>
-        </w:rPr>
-        <w:t>3-2. 계정 종류</w:t>
-      </w:r>
-    </w:p>
-    <w:tbl>
-      <w:tblPr>
-        <w:tblStyle w:val="TableGrid"/>
-        <w:tblW w:type="auto" w:w="0"/>
-        <w:jc w:val="left"/>
-        <w:tblLook w:firstColumn="1" w:firstRow="1" w:lastColumn="0" w:lastRow="0" w:noHBand="0" w:noVBand="1" w:val="04A0"/>
-      </w:tblPr>
-      <w:tblGrid>
-        <w:gridCol w:w="2268"/>
-        <w:gridCol w:w="2268"/>
-        <w:gridCol w:w="2268"/>
-        <w:gridCol w:w="2268"/>
-      </w:tblGrid>
-      <w:tr>
-        <w:tc>
-          <w:tcPr>
-            <w:tcW w:type="dxa" w:w="1984"/>
-            <w:shd w:val="clear" w:color="auto" w:fill="2563EB"/>
-            <w:tcBorders>
-              <w:top w:val="single" w:sz="4" w:space="0" w:color="2563EB"/>
-              <w:left w:val="single" w:sz="4" w:space="0" w:color="2563EB"/>
-              <w:bottom w:val="single" w:sz="4" w:space="0" w:color="2563EB"/>
-              <w:right w:val="single" w:sz="4" w:space="0" w:color="2563EB"/>
-            </w:tcBorders>
-          </w:tcPr>
-          <w:p>
-            <w:pPr>
-              <w:spacing w:before="80" w:after="80"/>
-              <w:jc w:val="center"/>
-            </w:pPr>
-            <w:r>
-              <w:rPr>
-                <w:rFonts w:ascii="맑은 고딕" w:hAnsi="맑은 고딕"/>
-                <w:b/>
-                <w:color w:val="FFFFFF"/>
-                <w:sz w:val="20"/>
-              </w:rPr>
-              <w:t>구분</w:t>
-            </w:r>
-          </w:p>
-        </w:tc>
-        <w:tc>
-          <w:tcPr>
-            <w:tcW w:type="dxa" w:w="1417"/>
-            <w:shd w:val="clear" w:color="auto" w:fill="2563EB"/>
-            <w:tcBorders>
-              <w:top w:val="single" w:sz="4" w:space="0" w:color="2563EB"/>
-              <w:left w:val="single" w:sz="4" w:space="0" w:color="2563EB"/>
-              <w:bottom w:val="single" w:sz="4" w:space="0" w:color="2563EB"/>
-              <w:right w:val="single" w:sz="4" w:space="0" w:color="2563EB"/>
-            </w:tcBorders>
-          </w:tcPr>
-          <w:p>
-            <w:pPr>
-              <w:spacing w:before="80" w:after="80"/>
-              <w:jc w:val="center"/>
-            </w:pPr>
-            <w:r>
-              <w:rPr>
-                <w:rFonts w:ascii="맑은 고딕" w:hAnsi="맑은 고딕"/>
-                <w:b/>
-                <w:color w:val="FFFFFF"/>
-                <w:sz w:val="20"/>
-              </w:rPr>
-              <w:t>계정 수</w:t>
-            </w:r>
-          </w:p>
-        </w:tc>
-        <w:tc>
-          <w:tcPr>
-            <w:tcW w:type="dxa" w:w="3969"/>
-            <w:shd w:val="clear" w:color="auto" w:fill="2563EB"/>
-            <w:tcBorders>
-              <w:top w:val="single" w:sz="4" w:space="0" w:color="2563EB"/>
-              <w:left w:val="single" w:sz="4" w:space="0" w:color="2563EB"/>
-              <w:bottom w:val="single" w:sz="4" w:space="0" w:color="2563EB"/>
-              <w:right w:val="single" w:sz="4" w:space="0" w:color="2563EB"/>
-            </w:tcBorders>
-          </w:tcPr>
-          <w:p>
-            <w:pPr>
-              <w:spacing w:before="80" w:after="80"/>
-              <w:jc w:val="center"/>
-            </w:pPr>
-            <w:r>
-              <w:rPr>
-                <w:rFonts w:ascii="맑은 고딕" w:hAnsi="맑은 고딕"/>
-                <w:b/>
-                <w:color w:val="FFFFFF"/>
-                <w:sz w:val="20"/>
-              </w:rPr>
-              <w:t>접근 가능 메뉴</w:t>
-            </w:r>
-          </w:p>
-        </w:tc>
-        <w:tc>
-          <w:tcPr>
-            <w:tcW w:type="dxa" w:w="1701"/>
-            <w:shd w:val="clear" w:color="auto" w:fill="2563EB"/>
-            <w:tcBorders>
-              <w:top w:val="single" w:sz="4" w:space="0" w:color="2563EB"/>
-              <w:left w:val="single" w:sz="4" w:space="0" w:color="2563EB"/>
-              <w:bottom w:val="single" w:sz="4" w:space="0" w:color="2563EB"/>
-              <w:right w:val="single" w:sz="4" w:space="0" w:color="2563EB"/>
-            </w:tcBorders>
-          </w:tcPr>
-          <w:p>
-            <w:pPr>
-              <w:spacing w:before="80" w:after="80"/>
-              <w:jc w:val="center"/>
-            </w:pPr>
-            <w:r>
-              <w:rPr>
-                <w:rFonts w:ascii="맑은 고딕" w:hAnsi="맑은 고딕"/>
-                <w:b/>
-                <w:color w:val="FFFFFF"/>
-                <w:sz w:val="20"/>
-              </w:rPr>
-              <w:t>특이사항</w:t>
-            </w:r>
-          </w:p>
-        </w:tc>
-      </w:tr>
-      <w:tr>
-        <w:tc>
-          <w:tcPr>
-            <w:tcW w:type="dxa" w:w="1984"/>
-            <w:shd w:val="clear" w:color="auto" w:fill="FFFFFF"/>
-            <w:tcBorders>
-              <w:top w:val="single" w:sz="4" w:space="0" w:color="E2E8F0"/>
-              <w:left w:val="single" w:sz="4" w:space="0" w:color="E2E8F0"/>
-              <w:bottom w:val="single" w:sz="4" w:space="0" w:color="E2E8F0"/>
-              <w:right w:val="single" w:sz="4" w:space="0" w:color="E2E8F0"/>
-            </w:tcBorders>
-          </w:tcPr>
-          <w:p>
-            <w:pPr>
-              <w:spacing w:before="60" w:after="60"/>
-            </w:pPr>
-            <w:r>
-              <w:rPr>
-                <w:rFonts w:ascii="맑은 고딕" w:hAnsi="맑은 고딕"/>
-                <w:sz w:val="20"/>
-              </w:rPr>
-              <w:t>관리자 (admin)</w:t>
-            </w:r>
-          </w:p>
-        </w:tc>
-        <w:tc>
-          <w:tcPr>
-            <w:tcW w:type="dxa" w:w="1417"/>
-            <w:shd w:val="clear" w:color="auto" w:fill="FFFFFF"/>
-            <w:tcBorders>
-              <w:top w:val="single" w:sz="4" w:space="0" w:color="E2E8F0"/>
-              <w:left w:val="single" w:sz="4" w:space="0" w:color="E2E8F0"/>
-              <w:bottom w:val="single" w:sz="4" w:space="0" w:color="E2E8F0"/>
-              <w:right w:val="single" w:sz="4" w:space="0" w:color="E2E8F0"/>
-            </w:tcBorders>
-          </w:tcPr>
-          <w:p>
-            <w:pPr>
-              <w:spacing w:before="60" w:after="60"/>
-            </w:pPr>
-            <w:r>
-              <w:rPr>
-                <w:rFonts w:ascii="맑은 고딕" w:hAnsi="맑은 고딕"/>
-                <w:sz w:val="20"/>
-              </w:rPr>
-              <w:t>1개</w:t>
-            </w:r>
-          </w:p>
-        </w:tc>
-        <w:tc>
-          <w:tcPr>
-            <w:tcW w:type="dxa" w:w="3969"/>
-            <w:shd w:val="clear" w:color="auto" w:fill="FFFFFF"/>
-            <w:tcBorders>
-              <w:top w:val="single" w:sz="4" w:space="0" w:color="E2E8F0"/>
-              <w:left w:val="single" w:sz="4" w:space="0" w:color="E2E8F0"/>
-              <w:bottom w:val="single" w:sz="4" w:space="0" w:color="E2E8F0"/>
-              <w:right w:val="single" w:sz="4" w:space="0" w:color="E2E8F0"/>
-            </w:tcBorders>
-          </w:tcPr>
-          <w:p>
-            <w:pPr>
-              <w:spacing w:before="60" w:after="60"/>
-            </w:pPr>
-            <w:r>
-              <w:rPr>
-                <w:rFonts w:ascii="맑은 고딕" w:hAnsi="맑은 고딕"/>
-                <w:sz w:val="20"/>
-              </w:rPr>
-              <w:t>전체 메뉴 + 🛡️ 관리자 탭</w:t>
-            </w:r>
-          </w:p>
-        </w:tc>
-        <w:tc>
-          <w:tcPr>
-            <w:tcW w:type="dxa" w:w="1701"/>
-            <w:shd w:val="clear" w:color="auto" w:fill="FFFFFF"/>
-            <w:tcBorders>
-              <w:top w:val="single" w:sz="4" w:space="0" w:color="E2E8F0"/>
-              <w:left w:val="single" w:sz="4" w:space="0" w:color="E2E8F0"/>
-              <w:bottom w:val="single" w:sz="4" w:space="0" w:color="E2E8F0"/>
-              <w:right w:val="single" w:sz="4" w:space="0" w:color="E2E8F0"/>
-            </w:tcBorders>
-          </w:tcPr>
-          <w:p>
-            <w:pPr>
-              <w:spacing w:before="60" w:after="60"/>
-            </w:pPr>
-            <w:r>
-              <w:rPr>
-                <w:rFonts w:ascii="맑은 고딕" w:hAnsi="맑은 고딕"/>
-                <w:sz w:val="20"/>
-              </w:rPr>
-              <w:t>최상위 권한</w:t>
-            </w:r>
-          </w:p>
-        </w:tc>
-      </w:tr>
-      <w:tr>
-        <w:tc>
-          <w:tcPr>
-            <w:tcW w:type="dxa" w:w="1984"/>
-            <w:shd w:val="clear" w:color="auto" w:fill="F8FAFC"/>
-            <w:tcBorders>
-              <w:top w:val="single" w:sz="4" w:space="0" w:color="E2E8F0"/>
-              <w:left w:val="single" w:sz="4" w:space="0" w:color="E2E8F0"/>
-              <w:bottom w:val="single" w:sz="4" w:space="0" w:color="E2E8F0"/>
-              <w:right w:val="single" w:sz="4" w:space="0" w:color="E2E8F0"/>
-            </w:tcBorders>
-          </w:tcPr>
-          <w:p>
-            <w:pPr>
-              <w:spacing w:before="60" w:after="60"/>
-            </w:pPr>
-            <w:r>
-              <w:rPr>
-                <w:rFonts w:ascii="맑은 고딕" w:hAnsi="맑은 고딕"/>
-                <w:sz w:val="20"/>
-              </w:rPr>
-              <w:t>일반 직원 (staff)</w:t>
-            </w:r>
-          </w:p>
-        </w:tc>
-        <w:tc>
-          <w:tcPr>
-            <w:tcW w:type="dxa" w:w="1417"/>
-            <w:shd w:val="clear" w:color="auto" w:fill="F8FAFC"/>
-            <w:tcBorders>
-              <w:top w:val="single" w:sz="4" w:space="0" w:color="E2E8F0"/>
-              <w:left w:val="single" w:sz="4" w:space="0" w:color="E2E8F0"/>
-              <w:bottom w:val="single" w:sz="4" w:space="0" w:color="E2E8F0"/>
-              <w:right w:val="single" w:sz="4" w:space="0" w:color="E2E8F0"/>
-            </w:tcBorders>
-          </w:tcPr>
-          <w:p>
-            <w:pPr>
-              <w:spacing w:before="60" w:after="60"/>
-            </w:pPr>
-            <w:r>
-              <w:rPr>
-                <w:rFonts w:ascii="맑은 고딕" w:hAnsi="맑은 고딕"/>
-                <w:sz w:val="20"/>
-              </w:rPr>
-              <w:t>최대 8개</w:t>
-            </w:r>
-          </w:p>
-        </w:tc>
-        <w:tc>
-          <w:tcPr>
-            <w:tcW w:type="dxa" w:w="3969"/>
-            <w:shd w:val="clear" w:color="auto" w:fill="F8FAFC"/>
-            <w:tcBorders>
-              <w:top w:val="single" w:sz="4" w:space="0" w:color="E2E8F0"/>
-              <w:left w:val="single" w:sz="4" w:space="0" w:color="E2E8F0"/>
-              <w:bottom w:val="single" w:sz="4" w:space="0" w:color="E2E8F0"/>
-              <w:right w:val="single" w:sz="4" w:space="0" w:color="E2E8F0"/>
-            </w:tcBorders>
-          </w:tcPr>
-          <w:p>
-            <w:pPr>
-              <w:spacing w:before="60" w:after="60"/>
-            </w:pPr>
-            <w:r>
-              <w:rPr>
-                <w:rFonts w:ascii="맑은 고딕" w:hAnsi="맑은 고딕"/>
-                <w:sz w:val="20"/>
-              </w:rPr>
-              <w:t>대시보드, 하자 리스트, 공종별 통계, 부품 재고, 기준정보</w:t>
-            </w:r>
-          </w:p>
-        </w:tc>
-        <w:tc>
-          <w:tcPr>
-            <w:tcW w:type="dxa" w:w="1701"/>
-            <w:shd w:val="clear" w:color="auto" w:fill="F8FAFC"/>
-            <w:tcBorders>
-              <w:top w:val="single" w:sz="4" w:space="0" w:color="E2E8F0"/>
-              <w:left w:val="single" w:sz="4" w:space="0" w:color="E2E8F0"/>
-              <w:bottom w:val="single" w:sz="4" w:space="0" w:color="E2E8F0"/>
-              <w:right w:val="single" w:sz="4" w:space="0" w:color="E2E8F0"/>
-            </w:tcBorders>
-          </w:tcPr>
-          <w:p>
-            <w:pPr>
-              <w:spacing w:before="60" w:after="60"/>
-            </w:pPr>
-            <w:r>
-              <w:rPr>
-                <w:rFonts w:ascii="맑은 고딕" w:hAnsi="맑은 고딕"/>
-                <w:sz w:val="20"/>
-              </w:rPr>
-              <w:t>관리자 탭 접근 불가</w:t>
-            </w:r>
-          </w:p>
-        </w:tc>
-      </w:tr>
-    </w:tbl>
-    <w:p>
-      <w:pPr>
-        <w:spacing w:after="0"/>
-      </w:pPr>
-      <w:r>
-        <w:rPr>
-          <w:sz w:val="8"/>
-        </w:rPr>
-      </w:r>
-    </w:p>
-    <w:p>
-      <w:pPr>
-        <w:spacing w:before="240" w:after="80"/>
-      </w:pPr>
-      <w:r>
-        <w:rPr>
-          <w:rFonts w:ascii="맑은 고딕" w:hAnsi="맑은 고딕"/>
-          <w:b/>
-          <w:color w:val="1C1F24"/>
-          <w:sz w:val="26"/>
-        </w:rPr>
-        <w:t>3-3. 비밀번호 변경</w:t>
-      </w:r>
-    </w:p>
-    <w:p>
-      <w:pPr>
-        <w:pStyle w:val="ListBullet"/>
-        <w:spacing w:after="60"/>
-        <w:ind w:left="283"/>
-      </w:pPr>
-      <w:r>
-        <w:rPr>
-          <w:rFonts w:ascii="맑은 고딕" w:hAnsi="맑은 고딕"/>
-          <w:sz w:val="21"/>
-        </w:rPr>
-        <w:t>로그인 후 우측 상단 🔑 비밀번호 변경 버튼을 클릭합니다.</w:t>
-      </w:r>
-    </w:p>
-    <w:p>
-      <w:pPr>
-        <w:pStyle w:val="ListBullet"/>
-        <w:spacing w:after="60"/>
-        <w:ind w:left="283"/>
-      </w:pPr>
-      <w:r>
-        <w:rPr>
-          <w:rFonts w:ascii="맑은 고딕" w:hAnsi="맑은 고딕"/>
-          <w:sz w:val="21"/>
-        </w:rPr>
-        <w:t>새 비밀번호를 두 번 입력하고 변경 버튼을 누릅니다. (6자 이상)</w:t>
-      </w:r>
-    </w:p>
-    <w:p>
-      <w:pPr>
-        <w:spacing w:after="0"/>
-      </w:pPr>
-      <w:r>
-        <w:rPr>
-          <w:sz w:val="8"/>
-        </w:rPr>
-      </w:r>
-    </w:p>
-    <w:p>
-      <w:pPr>
-        <w:spacing w:before="240" w:after="80"/>
-      </w:pPr>
-      <w:r>
-        <w:rPr>
-          <w:rFonts w:ascii="맑은 고딕" w:hAnsi="맑은 고딕"/>
-          <w:b/>
-          <w:color w:val="1C1F24"/>
-          <w:sz w:val="26"/>
-        </w:rPr>
-        <w:t>3-4. 비밀번호 분실 시</w:t>
-      </w:r>
-    </w:p>
-    <w:p>
-      <w:pPr>
-        <w:pStyle w:val="ListBullet"/>
-        <w:spacing w:after="60"/>
-        <w:ind w:left="283"/>
-      </w:pPr>
-      <w:r>
-        <w:rPr>
-          <w:rFonts w:ascii="맑은 고딕" w:hAnsi="맑은 고딕"/>
-          <w:sz w:val="21"/>
-        </w:rPr>
-        <w:t>관리자에게 연락합니다.</w:t>
-      </w:r>
-    </w:p>
-    <w:p>
-      <w:pPr>
-        <w:pStyle w:val="ListBullet"/>
-        <w:spacing w:after="60"/>
-        <w:ind w:left="283"/>
-      </w:pPr>
-      <w:r>
-        <w:rPr>
-          <w:rFonts w:ascii="맑은 고딕" w:hAnsi="맑은 고딕"/>
-          <w:sz w:val="21"/>
-        </w:rPr>
-        <w:t>관리자는 🛡️ 관리자 탭 → 사용자 관리에서 해당 계정의 초기화 버튼을 눌러 임시 비밀번호(Wavepk0000!)로 초기화합니다.</w:t>
-      </w:r>
-    </w:p>
-    <w:p>
-      <w:pPr>
-        <w:pStyle w:val="ListBullet"/>
-        <w:spacing w:after="60"/>
-        <w:ind w:left="283"/>
-      </w:pPr>
-      <w:r>
-        <w:rPr>
-          <w:rFonts w:ascii="맑은 고딕" w:hAnsi="맑은 고딕"/>
-          <w:sz w:val="21"/>
-        </w:rPr>
-        <w:t>초기화 후 반드시 본인이 직접 비밀번호를 변경하세요.</w:t>
-      </w:r>
-    </w:p>
-    <w:p>
-      <w:pPr>
-        <w:spacing w:after="0"/>
-      </w:pPr>
-      <w:r>
-        <w:rPr>
-          <w:sz w:val="8"/>
-        </w:rPr>
-      </w:r>
-    </w:p>
-    <w:p>
-      <w:pPr>
-        <w:spacing w:before="360" w:after="120"/>
-        <w:pBdr>
-          <w:bottom w:val="single" w:sz="6" w:space="4" w:color="2563EB"/>
-        </w:pBdr>
-      </w:pPr>
-      <w:r>
-        <w:rPr>
-          <w:rFonts w:ascii="맑은 고딕" w:hAnsi="맑은 고딕"/>
-          <w:b/>
-          <w:color w:val="2563EB"/>
-          <w:sz w:val="32"/>
-        </w:rPr>
-        <w:t>4. 화면 구성 및 탭 설명</w:t>
-      </w:r>
-    </w:p>
-    <w:p>
-      <w:pPr>
-        <w:spacing w:before="240" w:after="80"/>
-      </w:pPr>
-      <w:r>
-        <w:rPr>
-          <w:rFonts w:ascii="맑은 고딕" w:hAnsi="맑은 고딕"/>
-          <w:b/>
-          <w:color w:val="1C1F24"/>
-          <w:sz w:val="26"/>
-        </w:rPr>
-        <w:t>4-1. 상단 메뉴 탭</w:t>
-      </w:r>
-    </w:p>
-    <w:tbl>
-      <w:tblPr>
-        <w:tblStyle w:val="TableGrid"/>
-        <w:tblW w:type="auto" w:w="0"/>
-        <w:jc w:val="left"/>
-        <w:tblLook w:firstColumn="1" w:firstRow="1" w:lastColumn="0" w:lastRow="0" w:noHBand="0" w:noVBand="1" w:val="04A0"/>
-      </w:tblPr>
-      <w:tblGrid>
-        <w:gridCol w:w="4536"/>
-        <w:gridCol w:w="4536"/>
-      </w:tblGrid>
-      <w:tr>
-        <w:tc>
-          <w:tcPr>
-            <w:tcW w:type="dxa" w:w="2835"/>
-            <w:shd w:val="clear" w:color="auto" w:fill="2563EB"/>
-            <w:tcBorders>
-              <w:top w:val="single" w:sz="4" w:space="0" w:color="2563EB"/>
-              <w:left w:val="single" w:sz="4" w:space="0" w:color="2563EB"/>
-              <w:bottom w:val="single" w:sz="4" w:space="0" w:color="2563EB"/>
-              <w:right w:val="single" w:sz="4" w:space="0" w:color="2563EB"/>
-            </w:tcBorders>
-          </w:tcPr>
-          <w:p>
-            <w:pPr>
-              <w:spacing w:before="80" w:after="80"/>
-              <w:jc w:val="center"/>
-            </w:pPr>
-            <w:r>
-              <w:rPr>
-                <w:rFonts w:ascii="맑은 고딕" w:hAnsi="맑은 고딕"/>
-                <w:b/>
-                <w:color w:val="FFFFFF"/>
-                <w:sz w:val="20"/>
-              </w:rPr>
-              <w:t>탭 이름</w:t>
-            </w:r>
-          </w:p>
-        </w:tc>
-        <w:tc>
-          <w:tcPr>
-            <w:tcW w:type="dxa" w:w="6236"/>
-            <w:shd w:val="clear" w:color="auto" w:fill="2563EB"/>
-            <w:tcBorders>
-              <w:top w:val="single" w:sz="4" w:space="0" w:color="2563EB"/>
-              <w:left w:val="single" w:sz="4" w:space="0" w:color="2563EB"/>
-              <w:bottom w:val="single" w:sz="4" w:space="0" w:color="2563EB"/>
-              <w:right w:val="single" w:sz="4" w:space="0" w:color="2563EB"/>
-            </w:tcBorders>
-          </w:tcPr>
-          <w:p>
-            <w:pPr>
-              <w:spacing w:before="80" w:after="80"/>
-              <w:jc w:val="center"/>
-            </w:pPr>
-            <w:r>
-              <w:rPr>
-                <w:rFonts w:ascii="맑은 고딕" w:hAnsi="맑은 고딕"/>
-                <w:b/>
-                <w:color w:val="FFFFFF"/>
-                <w:sz w:val="20"/>
-              </w:rPr>
-              <w:t>주요 내용</w:t>
-            </w:r>
-          </w:p>
-        </w:tc>
-      </w:tr>
-      <w:tr>
-        <w:tc>
-          <w:tcPr>
-            <w:tcW w:type="dxa" w:w="2835"/>
-            <w:shd w:val="clear" w:color="auto" w:fill="FFFFFF"/>
-            <w:tcBorders>
-              <w:top w:val="single" w:sz="4" w:space="0" w:color="E2E8F0"/>
-              <w:left w:val="single" w:sz="4" w:space="0" w:color="E2E8F0"/>
-              <w:bottom w:val="single" w:sz="4" w:space="0" w:color="E2E8F0"/>
-              <w:right w:val="single" w:sz="4" w:space="0" w:color="E2E8F0"/>
-            </w:tcBorders>
-          </w:tcPr>
-          <w:p>
-            <w:pPr>
-              <w:spacing w:before="60" w:after="60"/>
-            </w:pPr>
-            <w:r>
-              <w:rPr>
-                <w:rFonts w:ascii="맑은 고딕" w:hAnsi="맑은 고딕"/>
-                <w:sz w:val="20"/>
-              </w:rPr>
-              <w:t>📊 대시보드</w:t>
-            </w:r>
-          </w:p>
-        </w:tc>
-        <w:tc>
-          <w:tcPr>
-            <w:tcW w:type="dxa" w:w="6236"/>
-            <w:shd w:val="clear" w:color="auto" w:fill="FFFFFF"/>
-            <w:tcBorders>
-              <w:top w:val="single" w:sz="4" w:space="0" w:color="E2E8F0"/>
-              <w:left w:val="single" w:sz="4" w:space="0" w:color="E2E8F0"/>
-              <w:bottom w:val="single" w:sz="4" w:space="0" w:color="E2E8F0"/>
-              <w:right w:val="single" w:sz="4" w:space="0" w:color="E2E8F0"/>
-            </w:tcBorders>
-          </w:tcPr>
-          <w:p>
-            <w:pPr>
-              <w:spacing w:before="60" w:after="60"/>
-            </w:pPr>
-            <w:r>
-              <w:rPr>
-                <w:rFonts w:ascii="맑은 고딕" w:hAnsi="맑은 고딕"/>
-                <w:sz w:val="20"/>
-              </w:rPr>
-              <w:t>전체 현황 요약, KPI 수치, 오늘 처리할 항목, 부품 재고 경고, 추이 차트</w:t>
-            </w:r>
-          </w:p>
-        </w:tc>
-      </w:tr>
-      <w:tr>
-        <w:tc>
-          <w:tcPr>
-            <w:tcW w:type="dxa" w:w="2835"/>
-            <w:shd w:val="clear" w:color="auto" w:fill="F8FAFC"/>
-            <w:tcBorders>
-              <w:top w:val="single" w:sz="4" w:space="0" w:color="E2E8F0"/>
-              <w:left w:val="single" w:sz="4" w:space="0" w:color="E2E8F0"/>
-              <w:bottom w:val="single" w:sz="4" w:space="0" w:color="E2E8F0"/>
-              <w:right w:val="single" w:sz="4" w:space="0" w:color="E2E8F0"/>
-            </w:tcBorders>
-          </w:tcPr>
-          <w:p>
-            <w:pPr>
-              <w:spacing w:before="60" w:after="60"/>
-            </w:pPr>
-            <w:r>
-              <w:rPr>
-                <w:rFonts w:ascii="맑은 고딕" w:hAnsi="맑은 고딕"/>
-                <w:sz w:val="20"/>
-              </w:rPr>
-              <w:t>객실별 하자 리스트</w:t>
-            </w:r>
-          </w:p>
-        </w:tc>
-        <w:tc>
-          <w:tcPr>
-            <w:tcW w:type="dxa" w:w="6236"/>
-            <w:shd w:val="clear" w:color="auto" w:fill="F8FAFC"/>
-            <w:tcBorders>
-              <w:top w:val="single" w:sz="4" w:space="0" w:color="E2E8F0"/>
-              <w:left w:val="single" w:sz="4" w:space="0" w:color="E2E8F0"/>
-              <w:bottom w:val="single" w:sz="4" w:space="0" w:color="E2E8F0"/>
-              <w:right w:val="single" w:sz="4" w:space="0" w:color="E2E8F0"/>
-            </w:tcBorders>
-          </w:tcPr>
-          <w:p>
-            <w:pPr>
-              <w:spacing w:before="60" w:after="60"/>
-            </w:pPr>
-            <w:r>
-              <w:rPr>
-                <w:rFonts w:ascii="맑은 고딕" w:hAnsi="맑은 고딕"/>
-                <w:sz w:val="20"/>
-              </w:rPr>
-              <w:t>전체 하자 목록, 필터 검색, 상태 변경, 하자 등록/수정/삭제</w:t>
-            </w:r>
-          </w:p>
-        </w:tc>
-      </w:tr>
-      <w:tr>
-        <w:tc>
-          <w:tcPr>
-            <w:tcW w:type="dxa" w:w="2835"/>
-            <w:shd w:val="clear" w:color="auto" w:fill="FFFFFF"/>
-            <w:tcBorders>
-              <w:top w:val="single" w:sz="4" w:space="0" w:color="E2E8F0"/>
-              <w:left w:val="single" w:sz="4" w:space="0" w:color="E2E8F0"/>
-              <w:bottom w:val="single" w:sz="4" w:space="0" w:color="E2E8F0"/>
-              <w:right w:val="single" w:sz="4" w:space="0" w:color="E2E8F0"/>
-            </w:tcBorders>
-          </w:tcPr>
-          <w:p>
-            <w:pPr>
-              <w:spacing w:before="60" w:after="60"/>
-            </w:pPr>
-            <w:r>
-              <w:rPr>
-                <w:rFonts w:ascii="맑은 고딕" w:hAnsi="맑은 고딕"/>
-                <w:sz w:val="20"/>
-              </w:rPr>
-              <w:t>공종별 통계</w:t>
-            </w:r>
-          </w:p>
-        </w:tc>
-        <w:tc>
-          <w:tcPr>
-            <w:tcW w:type="dxa" w:w="6236"/>
-            <w:shd w:val="clear" w:color="auto" w:fill="FFFFFF"/>
-            <w:tcBorders>
-              <w:top w:val="single" w:sz="4" w:space="0" w:color="E2E8F0"/>
-              <w:left w:val="single" w:sz="4" w:space="0" w:color="E2E8F0"/>
-              <w:bottom w:val="single" w:sz="4" w:space="0" w:color="E2E8F0"/>
-              <w:right w:val="single" w:sz="4" w:space="0" w:color="E2E8F0"/>
-            </w:tcBorders>
-          </w:tcPr>
-          <w:p>
-            <w:pPr>
-              <w:spacing w:before="60" w:after="60"/>
-            </w:pPr>
-            <w:r>
-              <w:rPr>
-                <w:rFonts w:ascii="맑은 고딕" w:hAnsi="맑은 고딕"/>
-                <w:sz w:val="20"/>
-              </w:rPr>
-              <w:t>9개 공종별 발생 건수·비용 분석, 월별 추이, 외주업체 현황</w:t>
-            </w:r>
-          </w:p>
-        </w:tc>
-      </w:tr>
-      <w:tr>
-        <w:tc>
-          <w:tcPr>
-            <w:tcW w:type="dxa" w:w="2835"/>
-            <w:shd w:val="clear" w:color="auto" w:fill="F8FAFC"/>
-            <w:tcBorders>
-              <w:top w:val="single" w:sz="4" w:space="0" w:color="E2E8F0"/>
-              <w:left w:val="single" w:sz="4" w:space="0" w:color="E2E8F0"/>
-              <w:bottom w:val="single" w:sz="4" w:space="0" w:color="E2E8F0"/>
-              <w:right w:val="single" w:sz="4" w:space="0" w:color="E2E8F0"/>
-            </w:tcBorders>
-          </w:tcPr>
-          <w:p>
-            <w:pPr>
-              <w:spacing w:before="60" w:after="60"/>
-            </w:pPr>
-            <w:r>
-              <w:rPr>
-                <w:rFonts w:ascii="맑은 고딕" w:hAnsi="맑은 고딕"/>
-                <w:sz w:val="20"/>
-              </w:rPr>
-              <w:t>🔧 부품 재고관리</w:t>
-            </w:r>
-          </w:p>
-        </w:tc>
-        <w:tc>
-          <w:tcPr>
-            <w:tcW w:type="dxa" w:w="6236"/>
-            <w:shd w:val="clear" w:color="auto" w:fill="F8FAFC"/>
-            <w:tcBorders>
-              <w:top w:val="single" w:sz="4" w:space="0" w:color="E2E8F0"/>
-              <w:left w:val="single" w:sz="4" w:space="0" w:color="E2E8F0"/>
-              <w:bottom w:val="single" w:sz="4" w:space="0" w:color="E2E8F0"/>
-              <w:right w:val="single" w:sz="4" w:space="0" w:color="E2E8F0"/>
-            </w:tcBorders>
-          </w:tcPr>
-          <w:p>
-            <w:pPr>
-              <w:spacing w:before="60" w:after="60"/>
-            </w:pPr>
-            <w:r>
-              <w:rPr>
-                <w:rFonts w:ascii="맑은 고딕" w:hAnsi="맑은 고딕"/>
-                <w:sz w:val="20"/>
-              </w:rPr>
-              <w:t>부품 현황, 입고/출고 등록, 재고 실사 조정, 발주 기준 설정</w:t>
-            </w:r>
-          </w:p>
-        </w:tc>
-      </w:tr>
-      <w:tr>
-        <w:tc>
-          <w:tcPr>
-            <w:tcW w:type="dxa" w:w="2835"/>
-            <w:shd w:val="clear" w:color="auto" w:fill="FFFFFF"/>
-            <w:tcBorders>
-              <w:top w:val="single" w:sz="4" w:space="0" w:color="E2E8F0"/>
-              <w:left w:val="single" w:sz="4" w:space="0" w:color="E2E8F0"/>
-              <w:bottom w:val="single" w:sz="4" w:space="0" w:color="E2E8F0"/>
-              <w:right w:val="single" w:sz="4" w:space="0" w:color="E2E8F0"/>
-            </w:tcBorders>
-          </w:tcPr>
-          <w:p>
-            <w:pPr>
-              <w:spacing w:before="60" w:after="60"/>
-            </w:pPr>
-            <w:r>
-              <w:rPr>
-                <w:rFonts w:ascii="맑은 고딕" w:hAnsi="맑은 고딕"/>
-                <w:sz w:val="20"/>
-              </w:rPr>
-              <w:t>기준정보 관리</w:t>
-            </w:r>
-          </w:p>
-        </w:tc>
-        <w:tc>
-          <w:tcPr>
-            <w:tcW w:type="dxa" w:w="6236"/>
-            <w:shd w:val="clear" w:color="auto" w:fill="FFFFFF"/>
-            <w:tcBorders>
-              <w:top w:val="single" w:sz="4" w:space="0" w:color="E2E8F0"/>
-              <w:left w:val="single" w:sz="4" w:space="0" w:color="E2E8F0"/>
-              <w:bottom w:val="single" w:sz="4" w:space="0" w:color="E2E8F0"/>
-              <w:right w:val="single" w:sz="4" w:space="0" w:color="E2E8F0"/>
-            </w:tcBorders>
-          </w:tcPr>
-          <w:p>
-            <w:pPr>
-              <w:spacing w:before="60" w:after="60"/>
-            </w:pPr>
-            <w:r>
-              <w:rPr>
-                <w:rFonts w:ascii="맑은 고딕" w:hAnsi="맑은 고딕"/>
-                <w:sz w:val="20"/>
-              </w:rPr>
-              <w:t>객실 정보, 공종, 하자부위, 부품, 직원 목록 등 기준 데이터 관리</w:t>
-            </w:r>
-          </w:p>
-        </w:tc>
-      </w:tr>
-      <w:tr>
-        <w:tc>
-          <w:tcPr>
-            <w:tcW w:type="dxa" w:w="2835"/>
-            <w:shd w:val="clear" w:color="auto" w:fill="F8FAFC"/>
-            <w:tcBorders>
-              <w:top w:val="single" w:sz="4" w:space="0" w:color="E2E8F0"/>
-              <w:left w:val="single" w:sz="4" w:space="0" w:color="E2E8F0"/>
-              <w:bottom w:val="single" w:sz="4" w:space="0" w:color="E2E8F0"/>
-              <w:right w:val="single" w:sz="4" w:space="0" w:color="E2E8F0"/>
-            </w:tcBorders>
-          </w:tcPr>
-          <w:p>
-            <w:pPr>
-              <w:spacing w:before="60" w:after="60"/>
-            </w:pPr>
-            <w:r>
-              <w:rPr>
-                <w:rFonts w:ascii="맑은 고딕" w:hAnsi="맑은 고딕"/>
-                <w:sz w:val="20"/>
-              </w:rPr>
-              <w:t>🛡️ 관리자 (admin 전용)</w:t>
-            </w:r>
-          </w:p>
-        </w:tc>
-        <w:tc>
-          <w:tcPr>
-            <w:tcW w:type="dxa" w:w="6236"/>
-            <w:shd w:val="clear" w:color="auto" w:fill="F8FAFC"/>
-            <w:tcBorders>
-              <w:top w:val="single" w:sz="4" w:space="0" w:color="E2E8F0"/>
-              <w:left w:val="single" w:sz="4" w:space="0" w:color="E2E8F0"/>
-              <w:bottom w:val="single" w:sz="4" w:space="0" w:color="E2E8F0"/>
-              <w:right w:val="single" w:sz="4" w:space="0" w:color="E2E8F0"/>
-            </w:tcBorders>
-          </w:tcPr>
-          <w:p>
-            <w:pPr>
-              <w:spacing w:before="60" w:after="60"/>
-            </w:pPr>
-            <w:r>
-              <w:rPr>
-                <w:rFonts w:ascii="맑은 고딕" w:hAnsi="맑은 고딕"/>
-                <w:sz w:val="20"/>
-              </w:rPr>
-              <w:t>사용자 관리, 하자 수정이력, Supabase 연결 설정</w:t>
-            </w:r>
-          </w:p>
-        </w:tc>
-      </w:tr>
-    </w:tbl>
-    <w:p>
-      <w:pPr>
-        <w:spacing w:after="0"/>
-      </w:pPr>
-      <w:r>
-        <w:rPr>
-          <w:sz w:val="8"/>
-        </w:rPr>
-      </w:r>
-    </w:p>
-    <w:p>
-      <w:pPr>
-        <w:spacing w:before="240" w:after="80"/>
-      </w:pPr>
-      <w:r>
-        <w:rPr>
-          <w:rFonts w:ascii="맑은 고딕" w:hAnsi="맑은 고딕"/>
-          <w:b/>
-          <w:color w:val="1C1F24"/>
-          <w:sz w:val="26"/>
-        </w:rPr>
-        <w:t>4-2. 대시보드 주요 지표 (KPI)</w:t>
-      </w:r>
-    </w:p>
-    <w:tbl>
-      <w:tblPr>
-        <w:tblStyle w:val="TableGrid"/>
-        <w:tblW w:type="auto" w:w="0"/>
-        <w:jc w:val="left"/>
-        <w:tblLook w:firstColumn="1" w:firstRow="1" w:lastColumn="0" w:lastRow="0" w:noHBand="0" w:noVBand="1" w:val="04A0"/>
-      </w:tblPr>
-      <w:tblGrid>
-        <w:gridCol w:w="4536"/>
-        <w:gridCol w:w="4536"/>
-      </w:tblGrid>
-      <w:tr>
-        <w:tc>
-          <w:tcPr>
-            <w:tcW w:type="dxa" w:w="2835"/>
-            <w:shd w:val="clear" w:color="auto" w:fill="2563EB"/>
-            <w:tcBorders>
-              <w:top w:val="single" w:sz="4" w:space="0" w:color="2563EB"/>
-              <w:left w:val="single" w:sz="4" w:space="0" w:color="2563EB"/>
-              <w:bottom w:val="single" w:sz="4" w:space="0" w:color="2563EB"/>
-              <w:right w:val="single" w:sz="4" w:space="0" w:color="2563EB"/>
-            </w:tcBorders>
-          </w:tcPr>
-          <w:p>
-            <w:pPr>
-              <w:spacing w:before="80" w:after="80"/>
-              <w:jc w:val="center"/>
-            </w:pPr>
-            <w:r>
-              <w:rPr>
-                <w:rFonts w:ascii="맑은 고딕" w:hAnsi="맑은 고딕"/>
+                <w:rFonts w:ascii="Noto Sans CJK KR" w:hAnsi="Noto Sans CJK KR" w:eastAsia="Noto Sans CJK KR"/>
                 <w:b/>
                 <w:color w:val="FFFFFF"/>
                 <w:sz w:val="20"/>
@@ -1678,23 +857,16 @@
         </w:tc>
         <w:tc>
           <w:tcPr>
-            <w:tcW w:type="dxa" w:w="6236"/>
+            <w:tcW w:type="dxa" w:w="6520"/>
             <w:shd w:val="clear" w:color="auto" w:fill="2563EB"/>
-            <w:tcBorders>
-              <w:top w:val="single" w:sz="4" w:space="0" w:color="2563EB"/>
-              <w:left w:val="single" w:sz="4" w:space="0" w:color="2563EB"/>
-              <w:bottom w:val="single" w:sz="4" w:space="0" w:color="2563EB"/>
-              <w:right w:val="single" w:sz="4" w:space="0" w:color="2563EB"/>
-            </w:tcBorders>
           </w:tcPr>
           <w:p>
             <w:pPr>
-              <w:spacing w:before="80" w:after="80"/>
               <w:jc w:val="center"/>
             </w:pPr>
             <w:r>
               <w:rPr>
-                <w:rFonts w:ascii="맑은 고딕" w:hAnsi="맑은 고딕"/>
+                <w:rFonts w:ascii="Noto Sans CJK KR" w:hAnsi="Noto Sans CJK KR" w:eastAsia="Noto Sans CJK KR"/>
                 <w:b/>
                 <w:color w:val="FFFFFF"/>
                 <w:sz w:val="20"/>
@@ -1707,22 +879,14 @@
       <w:tr>
         <w:tc>
           <w:tcPr>
-            <w:tcW w:type="dxa" w:w="2835"/>
+            <w:tcW w:type="dxa" w:w="2551"/>
             <w:shd w:val="clear" w:color="auto" w:fill="FFFFFF"/>
-            <w:tcBorders>
-              <w:top w:val="single" w:sz="4" w:space="0" w:color="E2E8F0"/>
-              <w:left w:val="single" w:sz="4" w:space="0" w:color="E2E8F0"/>
-              <w:bottom w:val="single" w:sz="4" w:space="0" w:color="E2E8F0"/>
-              <w:right w:val="single" w:sz="4" w:space="0" w:color="E2E8F0"/>
-            </w:tcBorders>
           </w:tcPr>
           <w:p>
-            <w:pPr>
-              <w:spacing w:before="60" w:after="60"/>
-            </w:pPr>
             <w:r>
               <w:rPr>
-                <w:rFonts w:ascii="맑은 고딕" w:hAnsi="맑은 고딕"/>
+                <w:rFonts w:ascii="Noto Sans CJK KR" w:hAnsi="Noto Sans CJK KR" w:eastAsia="Noto Sans CJK KR"/>
+                <w:b w:val="0"/>
                 <w:sz w:val="20"/>
               </w:rPr>
               <w:t>미완료 하자</w:t>
@@ -1731,25 +895,17 @@
         </w:tc>
         <w:tc>
           <w:tcPr>
-            <w:tcW w:type="dxa" w:w="6236"/>
+            <w:tcW w:type="dxa" w:w="6520"/>
             <w:shd w:val="clear" w:color="auto" w:fill="FFFFFF"/>
-            <w:tcBorders>
-              <w:top w:val="single" w:sz="4" w:space="0" w:color="E2E8F0"/>
-              <w:left w:val="single" w:sz="4" w:space="0" w:color="E2E8F0"/>
-              <w:bottom w:val="single" w:sz="4" w:space="0" w:color="E2E8F0"/>
-              <w:right w:val="single" w:sz="4" w:space="0" w:color="E2E8F0"/>
-            </w:tcBorders>
           </w:tcPr>
           <w:p>
-            <w:pPr>
-              <w:spacing w:before="60" w:after="60"/>
-            </w:pPr>
             <w:r>
               <w:rPr>
-                <w:rFonts w:ascii="맑은 고딕" w:hAnsi="맑은 고딕"/>
+                <w:rFonts w:ascii="Noto Sans CJK KR" w:hAnsi="Noto Sans CJK KR" w:eastAsia="Noto Sans CJK KR"/>
+                <w:b w:val="0"/>
                 <w:sz w:val="20"/>
               </w:rPr>
-              <w:t>접수·확인·조치중 상태인 하자의 총 건수</w:t>
+              <w:t>접수·확인·조치중 상태인 하자 총 건수 (클릭 시 목록으로 이동)</w:t>
             </w:r>
           </w:p>
         </w:tc>
@@ -1757,22 +913,14 @@
       <w:tr>
         <w:tc>
           <w:tcPr>
-            <w:tcW w:type="dxa" w:w="2835"/>
+            <w:tcW w:type="dxa" w:w="2551"/>
             <w:shd w:val="clear" w:color="auto" w:fill="F8FAFC"/>
-            <w:tcBorders>
-              <w:top w:val="single" w:sz="4" w:space="0" w:color="E2E8F0"/>
-              <w:left w:val="single" w:sz="4" w:space="0" w:color="E2E8F0"/>
-              <w:bottom w:val="single" w:sz="4" w:space="0" w:color="E2E8F0"/>
-              <w:right w:val="single" w:sz="4" w:space="0" w:color="E2E8F0"/>
-            </w:tcBorders>
           </w:tcPr>
           <w:p>
-            <w:pPr>
-              <w:spacing w:before="60" w:after="60"/>
-            </w:pPr>
             <w:r>
               <w:rPr>
-                <w:rFonts w:ascii="맑은 고딕" w:hAnsi="맑은 고딕"/>
+                <w:rFonts w:ascii="Noto Sans CJK KR" w:hAnsi="Noto Sans CJK KR" w:eastAsia="Noto Sans CJK KR"/>
+                <w:b w:val="0"/>
                 <w:sz w:val="20"/>
               </w:rPr>
               <w:t>긴급 우선순위</w:t>
@@ -1781,25 +929,17 @@
         </w:tc>
         <w:tc>
           <w:tcPr>
-            <w:tcW w:type="dxa" w:w="6236"/>
+            <w:tcW w:type="dxa" w:w="6520"/>
             <w:shd w:val="clear" w:color="auto" w:fill="F8FAFC"/>
-            <w:tcBorders>
-              <w:top w:val="single" w:sz="4" w:space="0" w:color="E2E8F0"/>
-              <w:left w:val="single" w:sz="4" w:space="0" w:color="E2E8F0"/>
-              <w:bottom w:val="single" w:sz="4" w:space="0" w:color="E2E8F0"/>
-              <w:right w:val="single" w:sz="4" w:space="0" w:color="E2E8F0"/>
-            </w:tcBorders>
           </w:tcPr>
           <w:p>
-            <w:pPr>
-              <w:spacing w:before="60" w:after="60"/>
-            </w:pPr>
             <w:r>
               <w:rPr>
-                <w:rFonts w:ascii="맑은 고딕" w:hAnsi="맑은 고딕"/>
+                <w:rFonts w:ascii="Noto Sans CJK KR" w:hAnsi="Noto Sans CJK KR" w:eastAsia="Noto Sans CJK KR"/>
+                <w:b w:val="0"/>
                 <w:sz w:val="20"/>
               </w:rPr>
-              <w:t>우선순위가 "긴급"으로 등록된 미완료 하자 수</w:t>
+              <w:t>우선순위 "긴급"이면서 미완료인 하자 건수 (클릭 시 필터된 목록으로 이동)</w:t>
             </w:r>
           </w:p>
         </w:tc>
@@ -1807,22 +947,14 @@
       <w:tr>
         <w:tc>
           <w:tcPr>
-            <w:tcW w:type="dxa" w:w="2835"/>
+            <w:tcW w:type="dxa" w:w="2551"/>
             <w:shd w:val="clear" w:color="auto" w:fill="FFFFFF"/>
-            <w:tcBorders>
-              <w:top w:val="single" w:sz="4" w:space="0" w:color="E2E8F0"/>
-              <w:left w:val="single" w:sz="4" w:space="0" w:color="E2E8F0"/>
-              <w:bottom w:val="single" w:sz="4" w:space="0" w:color="E2E8F0"/>
-              <w:right w:val="single" w:sz="4" w:space="0" w:color="E2E8F0"/>
-            </w:tcBorders>
           </w:tcPr>
           <w:p>
-            <w:pPr>
-              <w:spacing w:before="60" w:after="60"/>
-            </w:pPr>
             <w:r>
               <w:rPr>
-                <w:rFonts w:ascii="맑은 고딕" w:hAnsi="맑은 고딕"/>
+                <w:rFonts w:ascii="Noto Sans CJK KR" w:hAnsi="Noto Sans CJK KR" w:eastAsia="Noto Sans CJK KR"/>
+                <w:b w:val="0"/>
                 <w:sz w:val="20"/>
               </w:rPr>
               <w:t>외주 처리중</w:t>
@@ -1831,22 +963,14 @@
         </w:tc>
         <w:tc>
           <w:tcPr>
-            <w:tcW w:type="dxa" w:w="6236"/>
+            <w:tcW w:type="dxa" w:w="6520"/>
             <w:shd w:val="clear" w:color="auto" w:fill="FFFFFF"/>
-            <w:tcBorders>
-              <w:top w:val="single" w:sz="4" w:space="0" w:color="E2E8F0"/>
-              <w:left w:val="single" w:sz="4" w:space="0" w:color="E2E8F0"/>
-              <w:bottom w:val="single" w:sz="4" w:space="0" w:color="E2E8F0"/>
-              <w:right w:val="single" w:sz="4" w:space="0" w:color="E2E8F0"/>
-            </w:tcBorders>
           </w:tcPr>
           <w:p>
-            <w:pPr>
-              <w:spacing w:before="60" w:after="60"/>
-            </w:pPr>
             <w:r>
               <w:rPr>
-                <w:rFonts w:ascii="맑은 고딕" w:hAnsi="맑은 고딕"/>
+                <w:rFonts w:ascii="Noto Sans CJK KR" w:hAnsi="Noto Sans CJK KR" w:eastAsia="Noto Sans CJK KR"/>
+                <w:b w:val="0"/>
                 <w:sz w:val="20"/>
               </w:rPr>
               <w:t>외주업체에 의뢰 중인 미완료 하자 수</w:t>
@@ -1857,22 +981,14 @@
       <w:tr>
         <w:tc>
           <w:tcPr>
-            <w:tcW w:type="dxa" w:w="2835"/>
+            <w:tcW w:type="dxa" w:w="2551"/>
             <w:shd w:val="clear" w:color="auto" w:fill="F8FAFC"/>
-            <w:tcBorders>
-              <w:top w:val="single" w:sz="4" w:space="0" w:color="E2E8F0"/>
-              <w:left w:val="single" w:sz="4" w:space="0" w:color="E2E8F0"/>
-              <w:bottom w:val="single" w:sz="4" w:space="0" w:color="E2E8F0"/>
-              <w:right w:val="single" w:sz="4" w:space="0" w:color="E2E8F0"/>
-            </w:tcBorders>
           </w:tcPr>
           <w:p>
-            <w:pPr>
-              <w:spacing w:before="60" w:after="60"/>
-            </w:pPr>
             <w:r>
               <w:rPr>
-                <w:rFonts w:ascii="맑은 고딕" w:hAnsi="맑은 고딕"/>
+                <w:rFonts w:ascii="Noto Sans CJK KR" w:hAnsi="Noto Sans CJK KR" w:eastAsia="Noto Sans CJK KR"/>
+                <w:b w:val="0"/>
                 <w:sz w:val="20"/>
               </w:rPr>
               <w:t>이번달 완료</w:t>
@@ -1881,25 +997,17 @@
         </w:tc>
         <w:tc>
           <w:tcPr>
-            <w:tcW w:type="dxa" w:w="6236"/>
+            <w:tcW w:type="dxa" w:w="6520"/>
             <w:shd w:val="clear" w:color="auto" w:fill="F8FAFC"/>
-            <w:tcBorders>
-              <w:top w:val="single" w:sz="4" w:space="0" w:color="E2E8F0"/>
-              <w:left w:val="single" w:sz="4" w:space="0" w:color="E2E8F0"/>
-              <w:bottom w:val="single" w:sz="4" w:space="0" w:color="E2E8F0"/>
-              <w:right w:val="single" w:sz="4" w:space="0" w:color="E2E8F0"/>
-            </w:tcBorders>
           </w:tcPr>
           <w:p>
-            <w:pPr>
-              <w:spacing w:before="60" w:after="60"/>
-            </w:pPr>
             <w:r>
               <w:rPr>
-                <w:rFonts w:ascii="맑은 고딕" w:hAnsi="맑은 고딕"/>
+                <w:rFonts w:ascii="Noto Sans CJK KR" w:hAnsi="Noto Sans CJK KR" w:eastAsia="Noto Sans CJK KR"/>
+                <w:b w:val="0"/>
                 <w:sz w:val="20"/>
               </w:rPr>
-              <w:t>해당 월에 완료 처리된 하자 수</w:t>
+              <w:t>이번 달에 완료 처리된 하자 수</w:t>
             </w:r>
           </w:p>
         </w:tc>
@@ -1907,22 +1015,14 @@
       <w:tr>
         <w:tc>
           <w:tcPr>
-            <w:tcW w:type="dxa" w:w="2835"/>
+            <w:tcW w:type="dxa" w:w="2551"/>
             <w:shd w:val="clear" w:color="auto" w:fill="FFFFFF"/>
-            <w:tcBorders>
-              <w:top w:val="single" w:sz="4" w:space="0" w:color="E2E8F0"/>
-              <w:left w:val="single" w:sz="4" w:space="0" w:color="E2E8F0"/>
-              <w:bottom w:val="single" w:sz="4" w:space="0" w:color="E2E8F0"/>
-              <w:right w:val="single" w:sz="4" w:space="0" w:color="E2E8F0"/>
-            </w:tcBorders>
           </w:tcPr>
           <w:p>
-            <w:pPr>
-              <w:spacing w:before="60" w:after="60"/>
-            </w:pPr>
             <w:r>
               <w:rPr>
-                <w:rFonts w:ascii="맑은 고딕" w:hAnsi="맑은 고딕"/>
+                <w:rFonts w:ascii="Noto Sans CJK KR" w:hAnsi="Noto Sans CJK KR" w:eastAsia="Noto Sans CJK KR"/>
+                <w:b w:val="0"/>
                 <w:sz w:val="20"/>
               </w:rPr>
               <w:t>방막중 객실</w:t>
@@ -1931,25 +1031,17 @@
         </w:tc>
         <w:tc>
           <w:tcPr>
-            <w:tcW w:type="dxa" w:w="6236"/>
+            <w:tcW w:type="dxa" w:w="6520"/>
             <w:shd w:val="clear" w:color="auto" w:fill="FFFFFF"/>
-            <w:tcBorders>
-              <w:top w:val="single" w:sz="4" w:space="0" w:color="E2E8F0"/>
-              <w:left w:val="single" w:sz="4" w:space="0" w:color="E2E8F0"/>
-              <w:bottom w:val="single" w:sz="4" w:space="0" w:color="E2E8F0"/>
-              <w:right w:val="single" w:sz="4" w:space="0" w:color="E2E8F0"/>
-            </w:tcBorders>
           </w:tcPr>
           <w:p>
-            <w:pPr>
-              <w:spacing w:before="60" w:after="60"/>
-            </w:pPr>
             <w:r>
               <w:rPr>
-                <w:rFonts w:ascii="맑은 고딕" w:hAnsi="맑은 고딕"/>
+                <w:rFonts w:ascii="Noto Sans CJK KR" w:hAnsi="Noto Sans CJK KR" w:eastAsia="Noto Sans CJK KR"/>
+                <w:b w:val="0"/>
                 <w:sz w:val="20"/>
               </w:rPr>
-              <w:t>현재 방막(판매 불가) 상태의 하자가 있는 객실 수</w:t>
+              <w:t>현재 방막(판매 불가) 상태인 객실 수</w:t>
             </w:r>
           </w:p>
         </w:tc>
@@ -1957,22 +1049,14 @@
       <w:tr>
         <w:tc>
           <w:tcPr>
-            <w:tcW w:type="dxa" w:w="2835"/>
+            <w:tcW w:type="dxa" w:w="2551"/>
             <w:shd w:val="clear" w:color="auto" w:fill="F8FAFC"/>
-            <w:tcBorders>
-              <w:top w:val="single" w:sz="4" w:space="0" w:color="E2E8F0"/>
-              <w:left w:val="single" w:sz="4" w:space="0" w:color="E2E8F0"/>
-              <w:bottom w:val="single" w:sz="4" w:space="0" w:color="E2E8F0"/>
-              <w:right w:val="single" w:sz="4" w:space="0" w:color="E2E8F0"/>
-            </w:tcBorders>
           </w:tcPr>
           <w:p>
-            <w:pPr>
-              <w:spacing w:before="60" w:after="60"/>
-            </w:pPr>
             <w:r>
               <w:rPr>
-                <w:rFonts w:ascii="맑은 고딕" w:hAnsi="맑은 고딕"/>
+                <w:rFonts w:ascii="Noto Sans CJK KR" w:hAnsi="Noto Sans CJK KR" w:eastAsia="Noto Sans CJK KR"/>
+                <w:b w:val="0"/>
                 <w:sz w:val="20"/>
               </w:rPr>
               <w:t>총 방막일수</w:t>
@@ -1981,25 +1065,17 @@
         </w:tc>
         <w:tc>
           <w:tcPr>
-            <w:tcW w:type="dxa" w:w="6236"/>
+            <w:tcW w:type="dxa" w:w="6520"/>
             <w:shd w:val="clear" w:color="auto" w:fill="F8FAFC"/>
-            <w:tcBorders>
-              <w:top w:val="single" w:sz="4" w:space="0" w:color="E2E8F0"/>
-              <w:left w:val="single" w:sz="4" w:space="0" w:color="E2E8F0"/>
-              <w:bottom w:val="single" w:sz="4" w:space="0" w:color="E2E8F0"/>
-              <w:right w:val="single" w:sz="4" w:space="0" w:color="E2E8F0"/>
-            </w:tcBorders>
           </w:tcPr>
           <w:p>
-            <w:pPr>
-              <w:spacing w:before="60" w:after="60"/>
-            </w:pPr>
             <w:r>
               <w:rPr>
-                <w:rFonts w:ascii="맑은 고딕" w:hAnsi="맑은 고딕"/>
+                <w:rFonts w:ascii="Noto Sans CJK KR" w:hAnsi="Noto Sans CJK KR" w:eastAsia="Noto Sans CJK KR"/>
+                <w:b w:val="0"/>
                 <w:sz w:val="20"/>
               </w:rPr>
-              <w:t>모든 하자의 방막 기간 합산 (누적)</w:t>
+              <w:t>모든 하자의 방막 기간 합산(누적)</w:t>
             </w:r>
           </w:p>
         </w:tc>
@@ -2007,49 +1083,33 @@
       <w:tr>
         <w:tc>
           <w:tcPr>
-            <w:tcW w:type="dxa" w:w="2835"/>
+            <w:tcW w:type="dxa" w:w="2551"/>
             <w:shd w:val="clear" w:color="auto" w:fill="FFFFFF"/>
-            <w:tcBorders>
-              <w:top w:val="single" w:sz="4" w:space="0" w:color="E2E8F0"/>
-              <w:left w:val="single" w:sz="4" w:space="0" w:color="E2E8F0"/>
-              <w:bottom w:val="single" w:sz="4" w:space="0" w:color="E2E8F0"/>
-              <w:right w:val="single" w:sz="4" w:space="0" w:color="E2E8F0"/>
-            </w:tcBorders>
           </w:tcPr>
           <w:p>
-            <w:pPr>
-              <w:spacing w:before="60" w:after="60"/>
-            </w:pPr>
             <w:r>
               <w:rPr>
-                <w:rFonts w:ascii="맑은 고딕" w:hAnsi="맑은 고딕"/>
+                <w:rFonts w:ascii="Noto Sans CJK KR" w:hAnsi="Noto Sans CJK KR" w:eastAsia="Noto Sans CJK KR"/>
+                <w:b w:val="0"/>
                 <w:sz w:val="20"/>
               </w:rPr>
-              <w:t>반복하자 건수</w:t>
+              <w:t>반복하자 건수 / 반복하자율</w:t>
             </w:r>
           </w:p>
         </w:tc>
         <w:tc>
           <w:tcPr>
-            <w:tcW w:type="dxa" w:w="6236"/>
+            <w:tcW w:type="dxa" w:w="6520"/>
             <w:shd w:val="clear" w:color="auto" w:fill="FFFFFF"/>
-            <w:tcBorders>
-              <w:top w:val="single" w:sz="4" w:space="0" w:color="E2E8F0"/>
-              <w:left w:val="single" w:sz="4" w:space="0" w:color="E2E8F0"/>
-              <w:bottom w:val="single" w:sz="4" w:space="0" w:color="E2E8F0"/>
-              <w:right w:val="single" w:sz="4" w:space="0" w:color="E2E8F0"/>
-            </w:tcBorders>
           </w:tcPr>
           <w:p>
-            <w:pPr>
-              <w:spacing w:before="60" w:after="60"/>
-            </w:pPr>
             <w:r>
               <w:rPr>
-                <w:rFonts w:ascii="맑은 고딕" w:hAnsi="맑은 고딕"/>
+                <w:rFonts w:ascii="Noto Sans CJK KR" w:hAnsi="Noto Sans CJK KR" w:eastAsia="Noto Sans CJK KR"/>
+                <w:b w:val="0"/>
                 <w:sz w:val="20"/>
               </w:rPr>
-              <w:t>같은 객실·공종에서 30일 이내 재발한 하자 수</w:t>
+              <w:t>같은 객실에서 최근 30일 내 재발한 하자 수와 비율</w:t>
             </w:r>
           </w:p>
         </w:tc>
@@ -2057,49 +1117,67 @@
       <w:tr>
         <w:tc>
           <w:tcPr>
-            <w:tcW w:type="dxa" w:w="2835"/>
+            <w:tcW w:type="dxa" w:w="2551"/>
             <w:shd w:val="clear" w:color="auto" w:fill="F8FAFC"/>
-            <w:tcBorders>
-              <w:top w:val="single" w:sz="4" w:space="0" w:color="E2E8F0"/>
-              <w:left w:val="single" w:sz="4" w:space="0" w:color="E2E8F0"/>
-              <w:bottom w:val="single" w:sz="4" w:space="0" w:color="E2E8F0"/>
-              <w:right w:val="single" w:sz="4" w:space="0" w:color="E2E8F0"/>
-            </w:tcBorders>
           </w:tcPr>
           <w:p>
-            <w:pPr>
-              <w:spacing w:before="60" w:after="60"/>
-            </w:pPr>
             <w:r>
               <w:rPr>
-                <w:rFonts w:ascii="맑은 고딕" w:hAnsi="맑은 고딕"/>
+                <w:rFonts w:ascii="Noto Sans CJK KR" w:hAnsi="Noto Sans CJK KR" w:eastAsia="Noto Sans CJK KR"/>
+                <w:b w:val="0"/>
                 <w:sz w:val="20"/>
               </w:rPr>
-              <w:t>반복하자율</w:t>
+              <w:t>평균 처리일</w:t>
             </w:r>
           </w:p>
         </w:tc>
         <w:tc>
           <w:tcPr>
-            <w:tcW w:type="dxa" w:w="6236"/>
+            <w:tcW w:type="dxa" w:w="6520"/>
             <w:shd w:val="clear" w:color="auto" w:fill="F8FAFC"/>
-            <w:tcBorders>
-              <w:top w:val="single" w:sz="4" w:space="0" w:color="E2E8F0"/>
-              <w:left w:val="single" w:sz="4" w:space="0" w:color="E2E8F0"/>
-              <w:bottom w:val="single" w:sz="4" w:space="0" w:color="E2E8F0"/>
-              <w:right w:val="single" w:sz="4" w:space="0" w:color="E2E8F0"/>
-            </w:tcBorders>
           </w:tcPr>
           <w:p>
-            <w:pPr>
-              <w:spacing w:before="60" w:after="60"/>
-            </w:pPr>
             <w:r>
               <w:rPr>
-                <w:rFonts w:ascii="맑은 고딕" w:hAnsi="맑은 고딕"/>
+                <w:rFonts w:ascii="Noto Sans CJK KR" w:hAnsi="Noto Sans CJK KR" w:eastAsia="Noto Sans CJK KR"/>
+                <w:b w:val="0"/>
                 <w:sz w:val="20"/>
               </w:rPr>
-              <w:t>전체 하자 중 반복하자 비율 (%)</w:t>
+              <w:t>완료된 하자의 등록~완료까지 평균 소요일</w:t>
+            </w:r>
+          </w:p>
+        </w:tc>
+      </w:tr>
+      <w:tr>
+        <w:tc>
+          <w:tcPr>
+            <w:tcW w:type="dxa" w:w="2551"/>
+            <w:shd w:val="clear" w:color="auto" w:fill="FFFFFF"/>
+          </w:tcPr>
+          <w:p>
+            <w:r>
+              <w:rPr>
+                <w:rFonts w:ascii="Noto Sans CJK KR" w:hAnsi="Noto Sans CJK KR" w:eastAsia="Noto Sans CJK KR"/>
+                <w:b w:val="0"/>
+                <w:sz w:val="20"/>
+              </w:rPr>
+              <w:t>처리기한 임박</w:t>
+            </w:r>
+          </w:p>
+        </w:tc>
+        <w:tc>
+          <w:tcPr>
+            <w:tcW w:type="dxa" w:w="6520"/>
+            <w:shd w:val="clear" w:color="auto" w:fill="FFFFFF"/>
+          </w:tcPr>
+          <w:p>
+            <w:r>
+              <w:rPr>
+                <w:rFonts w:ascii="Noto Sans CJK KR" w:hAnsi="Noto Sans CJK KR" w:eastAsia="Noto Sans CJK KR"/>
+                <w:b w:val="0"/>
+                <w:sz w:val="20"/>
+              </w:rPr>
+              <w:t>예정일이 오늘부터 일정 기간(기본 3일) 이내로 다가온 미완료 하자 수</w:t>
             </w:r>
           </w:p>
         </w:tc>
@@ -2107,43 +1185,107 @@
     </w:tbl>
     <w:p>
       <w:pPr>
-        <w:spacing w:after="0"/>
+        <w:spacing w:before="200" w:after="60"/>
       </w:pPr>
       <w:r>
         <w:rPr>
-          <w:sz w:val="8"/>
+          <w:rFonts w:ascii="Noto Sans CJK KR" w:hAnsi="Noto Sans CJK KR" w:eastAsia="Noto Sans CJK KR"/>
+          <w:b/>
+          <w:color w:val="1C1F24"/>
+          <w:sz w:val="24"/>
         </w:rPr>
+        <w:t>3-2. 내 담당 처리기한 초과 알림</w:t>
       </w:r>
     </w:p>
     <w:p>
       <w:pPr>
-        <w:spacing w:before="360" w:after="120"/>
+        <w:pStyle w:val="ListBullet"/>
+        <w:spacing w:after="60"/>
+        <w:ind w:left="283"/>
+      </w:pPr>
+      <w:r>
+        <w:rPr>
+          <w:rFonts w:ascii="Noto Sans CJK KR" w:hAnsi="Noto Sans CJK KR" w:eastAsia="Noto Sans CJK KR"/>
+          <w:b w:val="0"/>
+          <w:sz w:val="21"/>
+        </w:rPr>
+        <w:t>로그인할 때마다 본인 담당(담당자로 지정된) 하자 중 예정일이 지난 건이 자동으로 스캔됩니다.</w:t>
+      </w:r>
+    </w:p>
+    <w:p>
+      <w:pPr>
+        <w:pStyle w:val="ListBullet"/>
+        <w:spacing w:after="60"/>
+        <w:ind w:left="283"/>
+      </w:pPr>
+      <w:r>
+        <w:rPr>
+          <w:rFonts w:ascii="Noto Sans CJK KR" w:hAnsi="Noto Sans CJK KR" w:eastAsia="Noto Sans CJK KR"/>
+          <w:b w:val="0"/>
+          <w:sz w:val="21"/>
+        </w:rPr>
+        <w:t>해당 건이 있으면 현황 화면 상단에 빨간 알림 배너로 표시됩니다. 클릭하면 바로 그 하자의 상세 화면으로 이동합니다.</w:t>
+      </w:r>
+    </w:p>
+    <w:p>
+      <w:pPr>
+        <w:pStyle w:val="ListBullet"/>
+        <w:spacing w:after="60"/>
+        <w:ind w:left="283"/>
+      </w:pPr>
+      <w:r>
+        <w:rPr>
+          <w:rFonts w:ascii="Noto Sans CJK KR" w:hAnsi="Noto Sans CJK KR" w:eastAsia="Noto Sans CJK KR"/>
+          <w:b w:val="0"/>
+          <w:sz w:val="21"/>
+        </w:rPr>
+        <w:t>닫기(X)를 눌러도 그 세션에서만 숨겨질 뿐, 다음 로그인 시 여전히 처리 안 된 상태면 다시 표시됩니다.</w:t>
+      </w:r>
+    </w:p>
+    <w:p>
+      <w:pPr>
+        <w:spacing w:before="120" w:after="120"/>
+        <w:shd w:val="clear" w:color="auto" w:fill="EFF6FF"/>
+      </w:pPr>
+      <w:r>
+        <w:rPr>
+          <w:rFonts w:ascii="Noto Sans CJK KR" w:hAnsi="Noto Sans CJK KR" w:eastAsia="Noto Sans CJK KR"/>
+          <w:b w:val="0"/>
+          <w:color w:val="1E40AF"/>
+          <w:sz w:val="20"/>
+        </w:rPr>
+        <w:t>💡 이 알림은 본인에게만 보입니다. 다른 직원의 담당 건은 뜨지 않습니다.</w:t>
+      </w:r>
+    </w:p>
+    <w:p>
+      <w:pPr>
+        <w:spacing w:before="320" w:after="120"/>
         <w:pBdr>
           <w:bottom w:val="single" w:sz="6" w:space="4" w:color="2563EB"/>
         </w:pBdr>
       </w:pPr>
       <w:r>
         <w:rPr>
-          <w:rFonts w:ascii="맑은 고딕" w:hAnsi="맑은 고딕"/>
+          <w:rFonts w:ascii="Noto Sans CJK KR" w:hAnsi="Noto Sans CJK KR" w:eastAsia="Noto Sans CJK KR"/>
           <w:b/>
           <w:color w:val="2563EB"/>
-          <w:sz w:val="32"/>
+          <w:sz w:val="30"/>
         </w:rPr>
-        <w:t>5. 하자 등록 방법</w:t>
+        <w:t>4. 하자 등록</w:t>
       </w:r>
     </w:p>
     <w:p>
       <w:pPr>
-        <w:spacing w:before="240" w:after="80"/>
+        <w:spacing w:before="200" w:after="60"/>
       </w:pPr>
       <w:r>
         <w:rPr>
-          <w:rFonts w:ascii="맑은 고딕" w:hAnsi="맑은 고딕"/>
+          <w:rFonts w:ascii="Noto Sans CJK KR" w:hAnsi="Noto Sans CJK KR" w:eastAsia="Noto Sans CJK KR"/>
           <w:b/>
           <w:color w:val="1C1F24"/>
-          <w:sz w:val="26"/>
+          <w:sz w:val="24"/>
         </w:rPr>
-        <w:t>5-1. 등록 절차</w:t>
+        <w:t>4-1. 등록 절차</w:t>
       </w:r>
     </w:p>
     <w:p>
@@ -2152,21 +1294,11 @@
       </w:pPr>
       <w:r>
         <w:rPr>
-          <w:rFonts w:ascii="맑은 고딕" w:hAnsi="맑은 고딕"/>
+          <w:rFonts w:ascii="Noto Sans CJK KR" w:hAnsi="Noto Sans CJK KR" w:eastAsia="Noto Sans CJK KR"/>
           <w:b w:val="0"/>
           <w:sz w:val="21"/>
         </w:rPr>
-        <w:t>객실별 하자 리스트 탭 → 우측 상단 하자 등록 버튼 클릭</w:t>
-      </w:r>
-    </w:p>
-    <w:p>
-      <w:pPr>
-        <w:spacing w:after="0"/>
-      </w:pPr>
-      <w:r>
-        <w:rPr>
-          <w:sz w:val="8"/>
-        </w:rPr>
+        <w:t>하자 목록 탭 → "+ 하자 등록" 버튼 클릭</w:t>
       </w:r>
     </w:p>
     <w:tbl>
@@ -2177,30 +1309,23 @@
         <w:tblLook w:firstColumn="1" w:firstRow="1" w:lastColumn="0" w:lastRow="0" w:noHBand="0" w:noVBand="1" w:val="04A0"/>
       </w:tblPr>
       <w:tblGrid>
-        <w:gridCol w:w="3024"/>
-        <w:gridCol w:w="3024"/>
-        <w:gridCol w:w="3024"/>
+        <w:gridCol w:w="3137"/>
+        <w:gridCol w:w="3137"/>
+        <w:gridCol w:w="3137"/>
       </w:tblGrid>
       <w:tr>
         <w:tc>
           <w:tcPr>
-            <w:tcW w:type="dxa" w:w="2268"/>
+            <w:tcW w:type="dxa" w:w="1984"/>
             <w:shd w:val="clear" w:color="auto" w:fill="2563EB"/>
-            <w:tcBorders>
-              <w:top w:val="single" w:sz="4" w:space="0" w:color="2563EB"/>
-              <w:left w:val="single" w:sz="4" w:space="0" w:color="2563EB"/>
-              <w:bottom w:val="single" w:sz="4" w:space="0" w:color="2563EB"/>
-              <w:right w:val="single" w:sz="4" w:space="0" w:color="2563EB"/>
-            </w:tcBorders>
           </w:tcPr>
           <w:p>
             <w:pPr>
-              <w:spacing w:before="80" w:after="80"/>
               <w:jc w:val="center"/>
             </w:pPr>
             <w:r>
               <w:rPr>
-                <w:rFonts w:ascii="맑은 고딕" w:hAnsi="맑은 고딕"/>
+                <w:rFonts w:ascii="Noto Sans CJK KR" w:hAnsi="Noto Sans CJK KR" w:eastAsia="Noto Sans CJK KR"/>
                 <w:b/>
                 <w:color w:val="FFFFFF"/>
                 <w:sz w:val="20"/>
@@ -2211,23 +1336,16 @@
         </w:tc>
         <w:tc>
           <w:tcPr>
-            <w:tcW w:type="dxa" w:w="850"/>
+            <w:tcW w:type="dxa" w:w="737"/>
             <w:shd w:val="clear" w:color="auto" w:fill="2563EB"/>
-            <w:tcBorders>
-              <w:top w:val="single" w:sz="4" w:space="0" w:color="2563EB"/>
-              <w:left w:val="single" w:sz="4" w:space="0" w:color="2563EB"/>
-              <w:bottom w:val="single" w:sz="4" w:space="0" w:color="2563EB"/>
-              <w:right w:val="single" w:sz="4" w:space="0" w:color="2563EB"/>
-            </w:tcBorders>
           </w:tcPr>
           <w:p>
             <w:pPr>
-              <w:spacing w:before="80" w:after="80"/>
               <w:jc w:val="center"/>
             </w:pPr>
             <w:r>
               <w:rPr>
-                <w:rFonts w:ascii="맑은 고딕" w:hAnsi="맑은 고딕"/>
+                <w:rFonts w:ascii="Noto Sans CJK KR" w:hAnsi="Noto Sans CJK KR" w:eastAsia="Noto Sans CJK KR"/>
                 <w:b/>
                 <w:color w:val="FFFFFF"/>
                 <w:sz w:val="20"/>
@@ -2238,23 +1356,2180 @@
         </w:tc>
         <w:tc>
           <w:tcPr>
-            <w:tcW w:type="dxa" w:w="5953"/>
+            <w:tcW w:type="dxa" w:w="6350"/>
             <w:shd w:val="clear" w:color="auto" w:fill="2563EB"/>
-            <w:tcBorders>
-              <w:top w:val="single" w:sz="4" w:space="0" w:color="2563EB"/>
-              <w:left w:val="single" w:sz="4" w:space="0" w:color="2563EB"/>
-              <w:bottom w:val="single" w:sz="4" w:space="0" w:color="2563EB"/>
-              <w:right w:val="single" w:sz="4" w:space="0" w:color="2563EB"/>
-            </w:tcBorders>
           </w:tcPr>
           <w:p>
             <w:pPr>
-              <w:spacing w:before="80" w:after="80"/>
               <w:jc w:val="center"/>
             </w:pPr>
             <w:r>
               <w:rPr>
-                <w:rFonts w:ascii="맑은 고딕" w:hAnsi="맑은 고딕"/>
+                <w:rFonts w:ascii="Noto Sans CJK KR" w:hAnsi="Noto Sans CJK KR" w:eastAsia="Noto Sans CJK KR"/>
+                <w:b/>
+                <w:color w:val="FFFFFF"/>
+                <w:sz w:val="20"/>
+              </w:rPr>
+              <w:t>설명</w:t>
+            </w:r>
+          </w:p>
+        </w:tc>
+      </w:tr>
+      <w:tr>
+        <w:tc>
+          <w:tcPr>
+            <w:tcW w:type="dxa" w:w="1984"/>
+            <w:shd w:val="clear" w:color="auto" w:fill="FFFFFF"/>
+          </w:tcPr>
+          <w:p>
+            <w:r>
+              <w:rPr>
+                <w:rFonts w:ascii="Noto Sans CJK KR" w:hAnsi="Noto Sans CJK KR" w:eastAsia="Noto Sans CJK KR"/>
+                <w:b w:val="0"/>
+                <w:sz w:val="20"/>
+              </w:rPr>
+              <w:t>객실</w:t>
+            </w:r>
+          </w:p>
+        </w:tc>
+        <w:tc>
+          <w:tcPr>
+            <w:tcW w:type="dxa" w:w="737"/>
+            <w:shd w:val="clear" w:color="auto" w:fill="FFFFFF"/>
+          </w:tcPr>
+          <w:p>
+            <w:r>
+              <w:rPr>
+                <w:rFonts w:ascii="Noto Sans CJK KR" w:hAnsi="Noto Sans CJK KR" w:eastAsia="Noto Sans CJK KR"/>
+                <w:b w:val="0"/>
+                <w:sz w:val="20"/>
+              </w:rPr>
+              <w:t>✅</w:t>
+            </w:r>
+          </w:p>
+        </w:tc>
+        <w:tc>
+          <w:tcPr>
+            <w:tcW w:type="dxa" w:w="6350"/>
+            <w:shd w:val="clear" w:color="auto" w:fill="FFFFFF"/>
+          </w:tcPr>
+          <w:p>
+            <w:r>
+              <w:rPr>
+                <w:rFonts w:ascii="Noto Sans CJK KR" w:hAnsi="Noto Sans CJK KR" w:eastAsia="Noto Sans CJK KR"/>
+                <w:b w:val="0"/>
+                <w:sz w:val="20"/>
+              </w:rPr>
+              <w:t>객실번호 일부를 입력하면 일치하는 객실만 자동으로 좁혀져 표시됩니다 (예: "12" 입력 시 1212·1208·1308 등)</w:t>
+            </w:r>
+          </w:p>
+        </w:tc>
+      </w:tr>
+      <w:tr>
+        <w:tc>
+          <w:tcPr>
+            <w:tcW w:type="dxa" w:w="1984"/>
+            <w:shd w:val="clear" w:color="auto" w:fill="F8FAFC"/>
+          </w:tcPr>
+          <w:p>
+            <w:r>
+              <w:rPr>
+                <w:rFonts w:ascii="Noto Sans CJK KR" w:hAnsi="Noto Sans CJK KR" w:eastAsia="Noto Sans CJK KR"/>
+                <w:b w:val="0"/>
+                <w:sz w:val="20"/>
+              </w:rPr>
+              <w:t>하자증상</w:t>
+            </w:r>
+          </w:p>
+        </w:tc>
+        <w:tc>
+          <w:tcPr>
+            <w:tcW w:type="dxa" w:w="737"/>
+            <w:shd w:val="clear" w:color="auto" w:fill="F8FAFC"/>
+          </w:tcPr>
+          <w:p>
+            <w:r>
+              <w:rPr>
+                <w:rFonts w:ascii="Noto Sans CJK KR" w:hAnsi="Noto Sans CJK KR" w:eastAsia="Noto Sans CJK KR"/>
+                <w:b w:val="0"/>
+                <w:sz w:val="20"/>
+              </w:rPr>
+              <w:t>✅</w:t>
+            </w:r>
+          </w:p>
+        </w:tc>
+        <w:tc>
+          <w:tcPr>
+            <w:tcW w:type="dxa" w:w="6350"/>
+            <w:shd w:val="clear" w:color="auto" w:fill="F8FAFC"/>
+          </w:tcPr>
+          <w:p>
+            <w:r>
+              <w:rPr>
+                <w:rFonts w:ascii="Noto Sans CJK KR" w:hAnsi="Noto Sans CJK KR" w:eastAsia="Noto Sans CJK KR"/>
+                <w:b w:val="0"/>
+                <w:sz w:val="20"/>
+              </w:rPr>
+              <w:t>기준정보에 등록된 목록 중 선택 (기준정보 &gt; 하자증상 탭에서 관리자·직원이 추가/수정 가능)</w:t>
+            </w:r>
+          </w:p>
+        </w:tc>
+      </w:tr>
+      <w:tr>
+        <w:tc>
+          <w:tcPr>
+            <w:tcW w:type="dxa" w:w="1984"/>
+            <w:shd w:val="clear" w:color="auto" w:fill="FFFFFF"/>
+          </w:tcPr>
+          <w:p>
+            <w:r>
+              <w:rPr>
+                <w:rFonts w:ascii="Noto Sans CJK KR" w:hAnsi="Noto Sans CJK KR" w:eastAsia="Noto Sans CJK KR"/>
+                <w:b w:val="0"/>
+                <w:sz w:val="20"/>
+              </w:rPr>
+              <w:t>하자부위</w:t>
+            </w:r>
+          </w:p>
+        </w:tc>
+        <w:tc>
+          <w:tcPr>
+            <w:tcW w:type="dxa" w:w="737"/>
+            <w:shd w:val="clear" w:color="auto" w:fill="FFFFFF"/>
+          </w:tcPr>
+          <w:p>
+            <w:r>
+              <w:rPr>
+                <w:rFonts w:ascii="Noto Sans CJK KR" w:hAnsi="Noto Sans CJK KR" w:eastAsia="Noto Sans CJK KR"/>
+                <w:b w:val="0"/>
+                <w:sz w:val="20"/>
+              </w:rPr>
+            </w:r>
+          </w:p>
+        </w:tc>
+        <w:tc>
+          <w:tcPr>
+            <w:tcW w:type="dxa" w:w="6350"/>
+            <w:shd w:val="clear" w:color="auto" w:fill="FFFFFF"/>
+          </w:tcPr>
+          <w:p>
+            <w:r>
+              <w:rPr>
+                <w:rFonts w:ascii="Noto Sans CJK KR" w:hAnsi="Noto Sans CJK KR" w:eastAsia="Noto Sans CJK KR"/>
+                <w:b w:val="0"/>
+                <w:sz w:val="20"/>
+              </w:rPr>
+              <w:t>기준정보에 등록된 부위 목록 중 선택 (선택사항)</w:t>
+            </w:r>
+          </w:p>
+        </w:tc>
+      </w:tr>
+      <w:tr>
+        <w:tc>
+          <w:tcPr>
+            <w:tcW w:type="dxa" w:w="1984"/>
+            <w:shd w:val="clear" w:color="auto" w:fill="F8FAFC"/>
+          </w:tcPr>
+          <w:p>
+            <w:r>
+              <w:rPr>
+                <w:rFonts w:ascii="Noto Sans CJK KR" w:hAnsi="Noto Sans CJK KR" w:eastAsia="Noto Sans CJK KR"/>
+                <w:b w:val="0"/>
+                <w:sz w:val="20"/>
+              </w:rPr>
+              <w:t>하자 제목</w:t>
+            </w:r>
+          </w:p>
+        </w:tc>
+        <w:tc>
+          <w:tcPr>
+            <w:tcW w:type="dxa" w:w="737"/>
+            <w:shd w:val="clear" w:color="auto" w:fill="F8FAFC"/>
+          </w:tcPr>
+          <w:p>
+            <w:r>
+              <w:rPr>
+                <w:rFonts w:ascii="Noto Sans CJK KR" w:hAnsi="Noto Sans CJK KR" w:eastAsia="Noto Sans CJK KR"/>
+                <w:b w:val="0"/>
+                <w:sz w:val="20"/>
+              </w:rPr>
+              <w:t>✅</w:t>
+            </w:r>
+          </w:p>
+        </w:tc>
+        <w:tc>
+          <w:tcPr>
+            <w:tcW w:type="dxa" w:w="6350"/>
+            <w:shd w:val="clear" w:color="auto" w:fill="F8FAFC"/>
+          </w:tcPr>
+          <w:p>
+            <w:r>
+              <w:rPr>
+                <w:rFonts w:ascii="Noto Sans CJK KR" w:hAnsi="Noto Sans CJK KR" w:eastAsia="Noto Sans CJK KR"/>
+                <w:b w:val="0"/>
+                <w:sz w:val="20"/>
+              </w:rPr>
+              <w:t>한 줄 요약</w:t>
+            </w:r>
+          </w:p>
+        </w:tc>
+      </w:tr>
+      <w:tr>
+        <w:tc>
+          <w:tcPr>
+            <w:tcW w:type="dxa" w:w="1984"/>
+            <w:shd w:val="clear" w:color="auto" w:fill="FFFFFF"/>
+          </w:tcPr>
+          <w:p>
+            <w:r>
+              <w:rPr>
+                <w:rFonts w:ascii="Noto Sans CJK KR" w:hAnsi="Noto Sans CJK KR" w:eastAsia="Noto Sans CJK KR"/>
+                <w:b w:val="0"/>
+                <w:sz w:val="20"/>
+              </w:rPr>
+              <w:t>우선순위</w:t>
+            </w:r>
+          </w:p>
+        </w:tc>
+        <w:tc>
+          <w:tcPr>
+            <w:tcW w:type="dxa" w:w="737"/>
+            <w:shd w:val="clear" w:color="auto" w:fill="FFFFFF"/>
+          </w:tcPr>
+          <w:p>
+            <w:r>
+              <w:rPr>
+                <w:rFonts w:ascii="Noto Sans CJK KR" w:hAnsi="Noto Sans CJK KR" w:eastAsia="Noto Sans CJK KR"/>
+                <w:b w:val="0"/>
+                <w:sz w:val="20"/>
+              </w:rPr>
+            </w:r>
+          </w:p>
+        </w:tc>
+        <w:tc>
+          <w:tcPr>
+            <w:tcW w:type="dxa" w:w="6350"/>
+            <w:shd w:val="clear" w:color="auto" w:fill="FFFFFF"/>
+          </w:tcPr>
+          <w:p>
+            <w:r>
+              <w:rPr>
+                <w:rFonts w:ascii="Noto Sans CJK KR" w:hAnsi="Noto Sans CJK KR" w:eastAsia="Noto Sans CJK KR"/>
+                <w:b w:val="0"/>
+                <w:sz w:val="20"/>
+              </w:rPr>
+              <w:t>긴급 / 높음 / 보통 / 낮음</w:t>
+            </w:r>
+          </w:p>
+        </w:tc>
+      </w:tr>
+      <w:tr>
+        <w:tc>
+          <w:tcPr>
+            <w:tcW w:type="dxa" w:w="1984"/>
+            <w:shd w:val="clear" w:color="auto" w:fill="F8FAFC"/>
+          </w:tcPr>
+          <w:p>
+            <w:r>
+              <w:rPr>
+                <w:rFonts w:ascii="Noto Sans CJK KR" w:hAnsi="Noto Sans CJK KR" w:eastAsia="Noto Sans CJK KR"/>
+                <w:b w:val="0"/>
+                <w:sz w:val="20"/>
+              </w:rPr>
+              <w:t>상세 설명</w:t>
+            </w:r>
+          </w:p>
+        </w:tc>
+        <w:tc>
+          <w:tcPr>
+            <w:tcW w:type="dxa" w:w="737"/>
+            <w:shd w:val="clear" w:color="auto" w:fill="F8FAFC"/>
+          </w:tcPr>
+          <w:p>
+            <w:r>
+              <w:rPr>
+                <w:rFonts w:ascii="Noto Sans CJK KR" w:hAnsi="Noto Sans CJK KR" w:eastAsia="Noto Sans CJK KR"/>
+                <w:b w:val="0"/>
+                <w:sz w:val="20"/>
+              </w:rPr>
+            </w:r>
+          </w:p>
+        </w:tc>
+        <w:tc>
+          <w:tcPr>
+            <w:tcW w:type="dxa" w:w="6350"/>
+            <w:shd w:val="clear" w:color="auto" w:fill="F8FAFC"/>
+          </w:tcPr>
+          <w:p>
+            <w:r>
+              <w:rPr>
+                <w:rFonts w:ascii="Noto Sans CJK KR" w:hAnsi="Noto Sans CJK KR" w:eastAsia="Noto Sans CJK KR"/>
+                <w:b w:val="0"/>
+                <w:sz w:val="20"/>
+              </w:rPr>
+              <w:t>증상·위치 등 자세한 내용</w:t>
+            </w:r>
+          </w:p>
+        </w:tc>
+      </w:tr>
+      <w:tr>
+        <w:tc>
+          <w:tcPr>
+            <w:tcW w:type="dxa" w:w="1984"/>
+            <w:shd w:val="clear" w:color="auto" w:fill="FFFFFF"/>
+          </w:tcPr>
+          <w:p>
+            <w:r>
+              <w:rPr>
+                <w:rFonts w:ascii="Noto Sans CJK KR" w:hAnsi="Noto Sans CJK KR" w:eastAsia="Noto Sans CJK KR"/>
+                <w:b w:val="0"/>
+                <w:sz w:val="20"/>
+              </w:rPr>
+              <w:t>상태</w:t>
+            </w:r>
+          </w:p>
+        </w:tc>
+        <w:tc>
+          <w:tcPr>
+            <w:tcW w:type="dxa" w:w="737"/>
+            <w:shd w:val="clear" w:color="auto" w:fill="FFFFFF"/>
+          </w:tcPr>
+          <w:p>
+            <w:r>
+              <w:rPr>
+                <w:rFonts w:ascii="Noto Sans CJK KR" w:hAnsi="Noto Sans CJK KR" w:eastAsia="Noto Sans CJK KR"/>
+                <w:b w:val="0"/>
+                <w:sz w:val="20"/>
+              </w:rPr>
+            </w:r>
+          </w:p>
+        </w:tc>
+        <w:tc>
+          <w:tcPr>
+            <w:tcW w:type="dxa" w:w="6350"/>
+            <w:shd w:val="clear" w:color="auto" w:fill="FFFFFF"/>
+          </w:tcPr>
+          <w:p>
+            <w:r>
+              <w:rPr>
+                <w:rFonts w:ascii="Noto Sans CJK KR" w:hAnsi="Noto Sans CJK KR" w:eastAsia="Noto Sans CJK KR"/>
+                <w:b w:val="0"/>
+                <w:sz w:val="20"/>
+              </w:rPr>
+              <w:t>접수 / 확인 / 조치중 / 완료 (기본값: 접수)</w:t>
+            </w:r>
+          </w:p>
+        </w:tc>
+      </w:tr>
+      <w:tr>
+        <w:tc>
+          <w:tcPr>
+            <w:tcW w:type="dxa" w:w="1984"/>
+            <w:shd w:val="clear" w:color="auto" w:fill="F8FAFC"/>
+          </w:tcPr>
+          <w:p>
+            <w:r>
+              <w:rPr>
+                <w:rFonts w:ascii="Noto Sans CJK KR" w:hAnsi="Noto Sans CJK KR" w:eastAsia="Noto Sans CJK KR"/>
+                <w:b w:val="0"/>
+                <w:sz w:val="20"/>
+              </w:rPr>
+              <w:t>예정일</w:t>
+            </w:r>
+          </w:p>
+        </w:tc>
+        <w:tc>
+          <w:tcPr>
+            <w:tcW w:type="dxa" w:w="737"/>
+            <w:shd w:val="clear" w:color="auto" w:fill="F8FAFC"/>
+          </w:tcPr>
+          <w:p>
+            <w:r>
+              <w:rPr>
+                <w:rFonts w:ascii="Noto Sans CJK KR" w:hAnsi="Noto Sans CJK KR" w:eastAsia="Noto Sans CJK KR"/>
+                <w:b w:val="0"/>
+                <w:sz w:val="20"/>
+              </w:rPr>
+            </w:r>
+          </w:p>
+        </w:tc>
+        <w:tc>
+          <w:tcPr>
+            <w:tcW w:type="dxa" w:w="6350"/>
+            <w:shd w:val="clear" w:color="auto" w:fill="F8FAFC"/>
+          </w:tcPr>
+          <w:p>
+            <w:r>
+              <w:rPr>
+                <w:rFonts w:ascii="Noto Sans CJK KR" w:hAnsi="Noto Sans CJK KR" w:eastAsia="Noto Sans CJK KR"/>
+                <w:b w:val="0"/>
+                <w:sz w:val="20"/>
+              </w:rPr>
+              <w:t>처리 완료 목표일</w:t>
+            </w:r>
+          </w:p>
+        </w:tc>
+      </w:tr>
+      <w:tr>
+        <w:tc>
+          <w:tcPr>
+            <w:tcW w:type="dxa" w:w="1984"/>
+            <w:shd w:val="clear" w:color="auto" w:fill="FFFFFF"/>
+          </w:tcPr>
+          <w:p>
+            <w:r>
+              <w:rPr>
+                <w:rFonts w:ascii="Noto Sans CJK KR" w:hAnsi="Noto Sans CJK KR" w:eastAsia="Noto Sans CJK KR"/>
+                <w:b w:val="0"/>
+                <w:sz w:val="20"/>
+              </w:rPr>
+              <w:t>처리방식</w:t>
+            </w:r>
+          </w:p>
+        </w:tc>
+        <w:tc>
+          <w:tcPr>
+            <w:tcW w:type="dxa" w:w="737"/>
+            <w:shd w:val="clear" w:color="auto" w:fill="FFFFFF"/>
+          </w:tcPr>
+          <w:p>
+            <w:r>
+              <w:rPr>
+                <w:rFonts w:ascii="Noto Sans CJK KR" w:hAnsi="Noto Sans CJK KR" w:eastAsia="Noto Sans CJK KR"/>
+                <w:b w:val="0"/>
+                <w:sz w:val="20"/>
+              </w:rPr>
+              <w:t>✅</w:t>
+            </w:r>
+          </w:p>
+        </w:tc>
+        <w:tc>
+          <w:tcPr>
+            <w:tcW w:type="dxa" w:w="6350"/>
+            <w:shd w:val="clear" w:color="auto" w:fill="FFFFFF"/>
+          </w:tcPr>
+          <w:p>
+            <w:r>
+              <w:rPr>
+                <w:rFonts w:ascii="Noto Sans CJK KR" w:hAnsi="Noto Sans CJK KR" w:eastAsia="Noto Sans CJK KR"/>
+                <w:b w:val="0"/>
+                <w:sz w:val="20"/>
+              </w:rPr>
+              <w:t>자체처리 또는 외주처리</w:t>
+            </w:r>
+          </w:p>
+        </w:tc>
+      </w:tr>
+      <w:tr>
+        <w:tc>
+          <w:tcPr>
+            <w:tcW w:type="dxa" w:w="1984"/>
+            <w:shd w:val="clear" w:color="auto" w:fill="F8FAFC"/>
+          </w:tcPr>
+          <w:p>
+            <w:r>
+              <w:rPr>
+                <w:rFonts w:ascii="Noto Sans CJK KR" w:hAnsi="Noto Sans CJK KR" w:eastAsia="Noto Sans CJK KR"/>
+                <w:b w:val="0"/>
+                <w:sz w:val="20"/>
+              </w:rPr>
+              <w:t>외주업체명</w:t>
+            </w:r>
+          </w:p>
+        </w:tc>
+        <w:tc>
+          <w:tcPr>
+            <w:tcW w:type="dxa" w:w="737"/>
+            <w:shd w:val="clear" w:color="auto" w:fill="F8FAFC"/>
+          </w:tcPr>
+          <w:p>
+            <w:r>
+              <w:rPr>
+                <w:rFonts w:ascii="Noto Sans CJK KR" w:hAnsi="Noto Sans CJK KR" w:eastAsia="Noto Sans CJK KR"/>
+                <w:b w:val="0"/>
+                <w:sz w:val="20"/>
+              </w:rPr>
+            </w:r>
+          </w:p>
+        </w:tc>
+        <w:tc>
+          <w:tcPr>
+            <w:tcW w:type="dxa" w:w="6350"/>
+            <w:shd w:val="clear" w:color="auto" w:fill="F8FAFC"/>
+          </w:tcPr>
+          <w:p>
+            <w:r>
+              <w:rPr>
+                <w:rFonts w:ascii="Noto Sans CJK KR" w:hAnsi="Noto Sans CJK KR" w:eastAsia="Noto Sans CJK KR"/>
+                <w:b w:val="0"/>
+                <w:sz w:val="20"/>
+              </w:rPr>
+              <w:t>처리방식이 외주일 때만 표시. 등록된 외주업체 목록에서 선택 (직접 타이핑 불가)</w:t>
+            </w:r>
+          </w:p>
+        </w:tc>
+      </w:tr>
+      <w:tr>
+        <w:tc>
+          <w:tcPr>
+            <w:tcW w:type="dxa" w:w="1984"/>
+            <w:shd w:val="clear" w:color="auto" w:fill="FFFFFF"/>
+          </w:tcPr>
+          <w:p>
+            <w:r>
+              <w:rPr>
+                <w:rFonts w:ascii="Noto Sans CJK KR" w:hAnsi="Noto Sans CJK KR" w:eastAsia="Noto Sans CJK KR"/>
+                <w:b w:val="0"/>
+                <w:sz w:val="20"/>
+              </w:rPr>
+              <w:t>외주 처리비</w:t>
+            </w:r>
+          </w:p>
+        </w:tc>
+        <w:tc>
+          <w:tcPr>
+            <w:tcW w:type="dxa" w:w="737"/>
+            <w:shd w:val="clear" w:color="auto" w:fill="FFFFFF"/>
+          </w:tcPr>
+          <w:p>
+            <w:r>
+              <w:rPr>
+                <w:rFonts w:ascii="Noto Sans CJK KR" w:hAnsi="Noto Sans CJK KR" w:eastAsia="Noto Sans CJK KR"/>
+                <w:b w:val="0"/>
+                <w:sz w:val="20"/>
+              </w:rPr>
+            </w:r>
+          </w:p>
+        </w:tc>
+        <w:tc>
+          <w:tcPr>
+            <w:tcW w:type="dxa" w:w="6350"/>
+            <w:shd w:val="clear" w:color="auto" w:fill="FFFFFF"/>
+          </w:tcPr>
+          <w:p>
+            <w:r>
+              <w:rPr>
+                <w:rFonts w:ascii="Noto Sans CJK KR" w:hAnsi="Noto Sans CJK KR" w:eastAsia="Noto Sans CJK KR"/>
+                <w:b w:val="0"/>
+                <w:sz w:val="20"/>
+              </w:rPr>
+              <w:t>외주처리일 때 청구된 총 비용</w:t>
+            </w:r>
+          </w:p>
+        </w:tc>
+      </w:tr>
+      <w:tr>
+        <w:tc>
+          <w:tcPr>
+            <w:tcW w:type="dxa" w:w="1984"/>
+            <w:shd w:val="clear" w:color="auto" w:fill="F8FAFC"/>
+          </w:tcPr>
+          <w:p>
+            <w:r>
+              <w:rPr>
+                <w:rFonts w:ascii="Noto Sans CJK KR" w:hAnsi="Noto Sans CJK KR" w:eastAsia="Noto Sans CJK KR"/>
+                <w:b w:val="0"/>
+                <w:sz w:val="20"/>
+              </w:rPr>
+              <w:t>사용 부속 / 발생비용</w:t>
+            </w:r>
+          </w:p>
+        </w:tc>
+        <w:tc>
+          <w:tcPr>
+            <w:tcW w:type="dxa" w:w="737"/>
+            <w:shd w:val="clear" w:color="auto" w:fill="F8FAFC"/>
+          </w:tcPr>
+          <w:p>
+            <w:r>
+              <w:rPr>
+                <w:rFonts w:ascii="Noto Sans CJK KR" w:hAnsi="Noto Sans CJK KR" w:eastAsia="Noto Sans CJK KR"/>
+                <w:b w:val="0"/>
+                <w:sz w:val="20"/>
+              </w:rPr>
+            </w:r>
+          </w:p>
+        </w:tc>
+        <w:tc>
+          <w:tcPr>
+            <w:tcW w:type="dxa" w:w="6350"/>
+            <w:shd w:val="clear" w:color="auto" w:fill="F8FAFC"/>
+          </w:tcPr>
+          <w:p>
+            <w:r>
+              <w:rPr>
+                <w:rFonts w:ascii="Noto Sans CJK KR" w:hAnsi="Noto Sans CJK KR" w:eastAsia="Noto Sans CJK KR"/>
+                <w:b w:val="0"/>
+                <w:sz w:val="20"/>
+              </w:rPr>
+              <w:t>자체처리일 때만 표시. 부속과 수량, 공임비를 등록하면 자동 합산 (하자를 먼저 저장한 뒤에도 추가 가능)</w:t>
+            </w:r>
+          </w:p>
+        </w:tc>
+      </w:tr>
+      <w:tr>
+        <w:tc>
+          <w:tcPr>
+            <w:tcW w:type="dxa" w:w="1984"/>
+            <w:shd w:val="clear" w:color="auto" w:fill="FFFFFF"/>
+          </w:tcPr>
+          <w:p>
+            <w:r>
+              <w:rPr>
+                <w:rFonts w:ascii="Noto Sans CJK KR" w:hAnsi="Noto Sans CJK KR" w:eastAsia="Noto Sans CJK KR"/>
+                <w:b w:val="0"/>
+                <w:sz w:val="20"/>
+              </w:rPr>
+              <w:t>방막 여부·기간</w:t>
+            </w:r>
+          </w:p>
+        </w:tc>
+        <w:tc>
+          <w:tcPr>
+            <w:tcW w:type="dxa" w:w="737"/>
+            <w:shd w:val="clear" w:color="auto" w:fill="FFFFFF"/>
+          </w:tcPr>
+          <w:p>
+            <w:r>
+              <w:rPr>
+                <w:rFonts w:ascii="Noto Sans CJK KR" w:hAnsi="Noto Sans CJK KR" w:eastAsia="Noto Sans CJK KR"/>
+                <w:b w:val="0"/>
+                <w:sz w:val="20"/>
+              </w:rPr>
+            </w:r>
+          </w:p>
+        </w:tc>
+        <w:tc>
+          <w:tcPr>
+            <w:tcW w:type="dxa" w:w="6350"/>
+            <w:shd w:val="clear" w:color="auto" w:fill="FFFFFF"/>
+          </w:tcPr>
+          <w:p>
+            <w:r>
+              <w:rPr>
+                <w:rFonts w:ascii="Noto Sans CJK KR" w:hAnsi="Noto Sans CJK KR" w:eastAsia="Noto Sans CJK KR"/>
+                <w:b w:val="0"/>
+                <w:sz w:val="20"/>
+              </w:rPr>
+              <w:t>해당 하자로 객실 판매가 불가한 경우 체크 후 시작일~종료일 입력. 종료일을 비워두면 "진행중"으로 보고 오늘 날짜까지 자동으로 일수가 매일 늘어남</w:t>
+            </w:r>
+          </w:p>
+        </w:tc>
+      </w:tr>
+      <w:tr>
+        <w:tc>
+          <w:tcPr>
+            <w:tcW w:type="dxa" w:w="1984"/>
+            <w:shd w:val="clear" w:color="auto" w:fill="F8FAFC"/>
+          </w:tcPr>
+          <w:p>
+            <w:r>
+              <w:rPr>
+                <w:rFonts w:ascii="Noto Sans CJK KR" w:hAnsi="Noto Sans CJK KR" w:eastAsia="Noto Sans CJK KR"/>
+                <w:b w:val="0"/>
+                <w:sz w:val="20"/>
+              </w:rPr>
+              <w:t>담당자 / 등록자</w:t>
+            </w:r>
+          </w:p>
+        </w:tc>
+        <w:tc>
+          <w:tcPr>
+            <w:tcW w:type="dxa" w:w="737"/>
+            <w:shd w:val="clear" w:color="auto" w:fill="F8FAFC"/>
+          </w:tcPr>
+          <w:p>
+            <w:r>
+              <w:rPr>
+                <w:rFonts w:ascii="Noto Sans CJK KR" w:hAnsi="Noto Sans CJK KR" w:eastAsia="Noto Sans CJK KR"/>
+                <w:b w:val="0"/>
+                <w:sz w:val="20"/>
+              </w:rPr>
+            </w:r>
+          </w:p>
+        </w:tc>
+        <w:tc>
+          <w:tcPr>
+            <w:tcW w:type="dxa" w:w="6350"/>
+            <w:shd w:val="clear" w:color="auto" w:fill="F8FAFC"/>
+          </w:tcPr>
+          <w:p>
+            <w:r>
+              <w:rPr>
+                <w:rFonts w:ascii="Noto Sans CJK KR" w:hAnsi="Noto Sans CJK KR" w:eastAsia="Noto Sans CJK KR"/>
+                <w:b w:val="0"/>
+                <w:sz w:val="20"/>
+              </w:rPr>
+              <w:t>직원 목록에서 선택. 등록자는 본인이 자동 선택됨</w:t>
+            </w:r>
+          </w:p>
+        </w:tc>
+      </w:tr>
+      <w:tr>
+        <w:tc>
+          <w:tcPr>
+            <w:tcW w:type="dxa" w:w="1984"/>
+            <w:shd w:val="clear" w:color="auto" w:fill="FFFFFF"/>
+          </w:tcPr>
+          <w:p>
+            <w:r>
+              <w:rPr>
+                <w:rFonts w:ascii="Noto Sans CJK KR" w:hAnsi="Noto Sans CJK KR" w:eastAsia="Noto Sans CJK KR"/>
+                <w:b w:val="0"/>
+                <w:sz w:val="20"/>
+              </w:rPr>
+              <w:t>사진</w:t>
+            </w:r>
+          </w:p>
+        </w:tc>
+        <w:tc>
+          <w:tcPr>
+            <w:tcW w:type="dxa" w:w="737"/>
+            <w:shd w:val="clear" w:color="auto" w:fill="FFFFFF"/>
+          </w:tcPr>
+          <w:p>
+            <w:r>
+              <w:rPr>
+                <w:rFonts w:ascii="Noto Sans CJK KR" w:hAnsi="Noto Sans CJK KR" w:eastAsia="Noto Sans CJK KR"/>
+                <w:b w:val="0"/>
+                <w:sz w:val="20"/>
+              </w:rPr>
+            </w:r>
+          </w:p>
+        </w:tc>
+        <w:tc>
+          <w:tcPr>
+            <w:tcW w:type="dxa" w:w="6350"/>
+            <w:shd w:val="clear" w:color="auto" w:fill="FFFFFF"/>
+          </w:tcPr>
+          <w:p>
+            <w:r>
+              <w:rPr>
+                <w:rFonts w:ascii="Noto Sans CJK KR" w:hAnsi="Noto Sans CJK KR" w:eastAsia="Noto Sans CJK KR"/>
+                <w:b w:val="0"/>
+                <w:sz w:val="20"/>
+              </w:rPr>
+              <w:t>최대 5장, 등록 화면에서 바로 첨부 가능 (4-3 참조)</w:t>
+            </w:r>
+          </w:p>
+        </w:tc>
+      </w:tr>
+    </w:tbl>
+    <w:p>
+      <w:pPr>
+        <w:spacing w:before="200" w:after="60"/>
+      </w:pPr>
+      <w:r>
+        <w:rPr>
+          <w:rFonts w:ascii="Noto Sans CJK KR" w:hAnsi="Noto Sans CJK KR" w:eastAsia="Noto Sans CJK KR"/>
+          <w:b/>
+          <w:color w:val="1C1F24"/>
+          <w:sz w:val="24"/>
+        </w:rPr>
+        <w:t>4-2. 외주업체명은 왜 직접 입력이 안 되나요</w:t>
+      </w:r>
+    </w:p>
+    <w:p>
+      <w:pPr>
+        <w:pStyle w:val="ListBullet"/>
+        <w:spacing w:after="60"/>
+        <w:ind w:left="283"/>
+      </w:pPr>
+      <w:r>
+        <w:rPr>
+          <w:rFonts w:ascii="Noto Sans CJK KR" w:hAnsi="Noto Sans CJK KR" w:eastAsia="Noto Sans CJK KR"/>
+          <w:b w:val="0"/>
+          <w:sz w:val="21"/>
+        </w:rPr>
+        <w:t>예전에는 자유 입력이었지만, 오타가 나면 외주업체별 통계·비용 집계에서 같은 업체가 다른 이름으로 잡혀 누락되는 문제가 있었습니다.</w:t>
+      </w:r>
+    </w:p>
+    <w:p>
+      <w:pPr>
+        <w:pStyle w:val="ListBullet"/>
+        <w:spacing w:after="60"/>
+        <w:ind w:left="283"/>
+      </w:pPr>
+      <w:r>
+        <w:rPr>
+          <w:rFonts w:ascii="Noto Sans CJK KR" w:hAnsi="Noto Sans CJK KR" w:eastAsia="Noto Sans CJK KR"/>
+          <w:b w:val="0"/>
+          <w:sz w:val="21"/>
+        </w:rPr>
+        <w:t>"선택" 버튼을 누르면 등록된 외주업체 목록에서 검색·선택하는 창이 뜹니다. 목록에 없는 업체는 분석 &gt; 외주업체 탭에서 먼저 등록해야 합니다.</w:t>
+      </w:r>
+    </w:p>
+    <w:p>
+      <w:pPr>
+        <w:spacing w:before="200" w:after="60"/>
+      </w:pPr>
+      <w:r>
+        <w:rPr>
+          <w:rFonts w:ascii="Noto Sans CJK KR" w:hAnsi="Noto Sans CJK KR" w:eastAsia="Noto Sans CJK KR"/>
+          <w:b/>
+          <w:color w:val="1C1F24"/>
+          <w:sz w:val="24"/>
+        </w:rPr>
+        <w:t>4-3. 사진 첨부하기</w:t>
+      </w:r>
+    </w:p>
+    <w:p>
+      <w:pPr>
+        <w:pStyle w:val="ListBullet"/>
+        <w:spacing w:after="60"/>
+        <w:ind w:left="283"/>
+      </w:pPr>
+      <w:r>
+        <w:rPr>
+          <w:rFonts w:ascii="Noto Sans CJK KR" w:hAnsi="Noto Sans CJK KR" w:eastAsia="Noto Sans CJK KR"/>
+          <w:b w:val="0"/>
+          <w:sz w:val="21"/>
+        </w:rPr>
+        <w:t>등록 화면 하단 "사진" 항목에서 "📷 사진 추가" 버튼을 누르면 바로 첨부할 수 있습니다 — 저장하는 순간 사진도 함께 등록됩니다.</w:t>
+      </w:r>
+    </w:p>
+    <w:p>
+      <w:pPr>
+        <w:pStyle w:val="ListBullet"/>
+        <w:spacing w:after="60"/>
+        <w:ind w:left="283"/>
+      </w:pPr>
+      <w:r>
+        <w:rPr>
+          <w:rFonts w:ascii="Noto Sans CJK KR" w:hAnsi="Noto Sans CJK KR" w:eastAsia="Noto Sans CJK KR"/>
+          <w:b w:val="0"/>
+          <w:sz w:val="21"/>
+        </w:rPr>
+        <w:t>처리 중이거나 완료된 뒤에 사진을 추가로 남기고 싶다면, 목록에서 해당 하자를 클릭해 상세보기를 열고 같은 방식으로 "사진 추가"를 누르면 됩니다(예: 수리 완료 사진).</w:t>
+      </w:r>
+    </w:p>
+    <w:p>
+      <w:pPr>
+        <w:pStyle w:val="ListBullet"/>
+        <w:spacing w:after="60"/>
+        <w:ind w:left="283"/>
+      </w:pPr>
+      <w:r>
+        <w:rPr>
+          <w:rFonts w:ascii="Noto Sans CJK KR" w:hAnsi="Noto Sans CJK KR" w:eastAsia="Noto Sans CJK KR"/>
+          <w:b w:val="0"/>
+          <w:sz w:val="21"/>
+        </w:rPr>
+        <w:t>모바일에서는 카메라로 바로 촬영하거나 갤러리에서 기존 사진을 선택할 수 있습니다. PC에서는 파일 선택 창이 뜹니다.</w:t>
+      </w:r>
+    </w:p>
+    <w:p>
+      <w:pPr>
+        <w:pStyle w:val="ListBullet"/>
+        <w:spacing w:after="60"/>
+        <w:ind w:left="283"/>
+      </w:pPr>
+      <w:r>
+        <w:rPr>
+          <w:rFonts w:ascii="Noto Sans CJK KR" w:hAnsi="Noto Sans CJK KR" w:eastAsia="Noto Sans CJK KR"/>
+          <w:b w:val="0"/>
+          <w:sz w:val="21"/>
+        </w:rPr>
+        <w:t>하자 1건당 최대 5장까지 첨부할 수 있습니다. 초과분은 업로드되지 않습니다.</w:t>
+      </w:r>
+    </w:p>
+    <w:p>
+      <w:pPr>
+        <w:pStyle w:val="ListBullet"/>
+        <w:spacing w:after="60"/>
+        <w:ind w:left="283"/>
+      </w:pPr>
+      <w:r>
+        <w:rPr>
+          <w:rFonts w:ascii="Noto Sans CJK KR" w:hAnsi="Noto Sans CJK KR" w:eastAsia="Noto Sans CJK KR"/>
+          <w:b w:val="0"/>
+          <w:sz w:val="21"/>
+        </w:rPr>
+        <w:t>사진을 누르면 새 탭에서 원본 크기로 볼 수 있고, 사진 우측 상단의 ✕ 버튼으로 개별 삭제할 수 있습니다(조회전용 계정 제외).</w:t>
+      </w:r>
+    </w:p>
+    <w:p>
+      <w:pPr>
+        <w:pStyle w:val="ListBullet"/>
+        <w:spacing w:after="60"/>
+        <w:ind w:left="283"/>
+      </w:pPr>
+      <w:r>
+        <w:rPr>
+          <w:rFonts w:ascii="Noto Sans CJK KR" w:hAnsi="Noto Sans CJK KR" w:eastAsia="Noto Sans CJK KR"/>
+          <w:b w:val="0"/>
+          <w:sz w:val="21"/>
+        </w:rPr>
+        <w:t>사진 아래쪽의 파란 ⬇ 버튼을 누르면 그 사진 하나만 바로 기기에 저장됩니다 (우클릭 없이 다운로드).</w:t>
+      </w:r>
+    </w:p>
+    <w:p>
+      <w:pPr>
+        <w:pStyle w:val="ListBullet"/>
+        <w:spacing w:after="60"/>
+        <w:ind w:left="283"/>
+      </w:pPr>
+      <w:r>
+        <w:rPr>
+          <w:rFonts w:ascii="Noto Sans CJK KR" w:hAnsi="Noto Sans CJK KR" w:eastAsia="Noto Sans CJK KR"/>
+          <w:b w:val="0"/>
+          <w:sz w:val="21"/>
+        </w:rPr>
+        <w:t>"⬇ 전체 다운로드" 버튼을 누르면 그 하자에 첨부된 사진 전체를 zip 파일 하나로 한 번에 저장할 수 있습니다.</w:t>
+      </w:r>
+    </w:p>
+    <w:p>
+      <w:pPr>
+        <w:spacing w:before="120" w:after="120"/>
+        <w:shd w:val="clear" w:color="auto" w:fill="EFF6FF"/>
+      </w:pPr>
+      <w:r>
+        <w:rPr>
+          <w:rFonts w:ascii="Noto Sans CJK KR" w:hAnsi="Noto Sans CJK KR" w:eastAsia="Noto Sans CJK KR"/>
+          <w:b w:val="0"/>
+          <w:color w:val="1E40AF"/>
+          <w:sz w:val="20"/>
+        </w:rPr>
+        <w:t>💡 업로드하면 자동으로 크기와 화질이 줄어듭니다(저장공간 절약 목적). 원본 그대로 저장되지 않으니, 원본이 꼭 필요한 경우 별도로 보관해두세요.</w:t>
+      </w:r>
+    </w:p>
+    <w:p>
+      <w:pPr>
+        <w:spacing w:before="320" w:after="120"/>
+        <w:pBdr>
+          <w:bottom w:val="single" w:sz="6" w:space="4" w:color="2563EB"/>
+        </w:pBdr>
+      </w:pPr>
+      <w:r>
+        <w:rPr>
+          <w:rFonts w:ascii="Noto Sans CJK KR" w:hAnsi="Noto Sans CJK KR" w:eastAsia="Noto Sans CJK KR"/>
+          <w:b/>
+          <w:color w:val="2563EB"/>
+          <w:sz w:val="30"/>
+        </w:rPr>
+        <w:t>5. 하자 상태·배지 관리</w:t>
+      </w:r>
+    </w:p>
+    <w:p>
+      <w:pPr>
+        <w:spacing w:before="200" w:after="60"/>
+      </w:pPr>
+      <w:r>
+        <w:rPr>
+          <w:rFonts w:ascii="Noto Sans CJK KR" w:hAnsi="Noto Sans CJK KR" w:eastAsia="Noto Sans CJK KR"/>
+          <w:b/>
+          <w:color w:val="1C1F24"/>
+          <w:sz w:val="24"/>
+        </w:rPr>
+        <w:t>5-1. 4단계 상태</w:t>
+      </w:r>
+    </w:p>
+    <w:tbl>
+      <w:tblPr>
+        <w:tblStyle w:val="TableGrid"/>
+        <w:tblW w:type="auto" w:w="0"/>
+        <w:jc w:val="left"/>
+        <w:tblLook w:firstColumn="1" w:firstRow="1" w:lastColumn="0" w:lastRow="0" w:noHBand="0" w:noVBand="1" w:val="04A0"/>
+      </w:tblPr>
+      <w:tblGrid>
+        <w:gridCol w:w="4706"/>
+        <w:gridCol w:w="4706"/>
+      </w:tblGrid>
+      <w:tr>
+        <w:tc>
+          <w:tcPr>
+            <w:tcW w:type="dxa" w:w="1701"/>
+            <w:shd w:val="clear" w:color="auto" w:fill="2563EB"/>
+          </w:tcPr>
+          <w:p>
+            <w:pPr>
+              <w:jc w:val="center"/>
+            </w:pPr>
+            <w:r>
+              <w:rPr>
+                <w:rFonts w:ascii="Noto Sans CJK KR" w:hAnsi="Noto Sans CJK KR" w:eastAsia="Noto Sans CJK KR"/>
+                <w:b/>
+                <w:color w:val="FFFFFF"/>
+                <w:sz w:val="20"/>
+              </w:rPr>
+              <w:t>상태</w:t>
+            </w:r>
+          </w:p>
+        </w:tc>
+        <w:tc>
+          <w:tcPr>
+            <w:tcW w:type="dxa" w:w="7370"/>
+            <w:shd w:val="clear" w:color="auto" w:fill="2563EB"/>
+          </w:tcPr>
+          <w:p>
+            <w:pPr>
+              <w:jc w:val="center"/>
+            </w:pPr>
+            <w:r>
+              <w:rPr>
+                <w:rFonts w:ascii="Noto Sans CJK KR" w:hAnsi="Noto Sans CJK KR" w:eastAsia="Noto Sans CJK KR"/>
+                <w:b/>
+                <w:color w:val="FFFFFF"/>
+                <w:sz w:val="20"/>
+              </w:rPr>
+              <w:t>의미</w:t>
+            </w:r>
+          </w:p>
+        </w:tc>
+      </w:tr>
+      <w:tr>
+        <w:tc>
+          <w:tcPr>
+            <w:tcW w:type="dxa" w:w="1701"/>
+            <w:shd w:val="clear" w:color="auto" w:fill="FFFFFF"/>
+          </w:tcPr>
+          <w:p>
+            <w:r>
+              <w:rPr>
+                <w:rFonts w:ascii="Noto Sans CJK KR" w:hAnsi="Noto Sans CJK KR" w:eastAsia="Noto Sans CJK KR"/>
+                <w:b w:val="0"/>
+                <w:sz w:val="20"/>
+              </w:rPr>
+              <w:t>📥 접수</w:t>
+            </w:r>
+          </w:p>
+        </w:tc>
+        <w:tc>
+          <w:tcPr>
+            <w:tcW w:type="dxa" w:w="7370"/>
+            <w:shd w:val="clear" w:color="auto" w:fill="FFFFFF"/>
+          </w:tcPr>
+          <w:p>
+            <w:r>
+              <w:rPr>
+                <w:rFonts w:ascii="Noto Sans CJK KR" w:hAnsi="Noto Sans CJK KR" w:eastAsia="Noto Sans CJK KR"/>
+                <w:b w:val="0"/>
+                <w:sz w:val="20"/>
+              </w:rPr>
+              <w:t>하자가 등록된 초기 상태</w:t>
+            </w:r>
+          </w:p>
+        </w:tc>
+      </w:tr>
+      <w:tr>
+        <w:tc>
+          <w:tcPr>
+            <w:tcW w:type="dxa" w:w="1701"/>
+            <w:shd w:val="clear" w:color="auto" w:fill="F8FAFC"/>
+          </w:tcPr>
+          <w:p>
+            <w:r>
+              <w:rPr>
+                <w:rFonts w:ascii="Noto Sans CJK KR" w:hAnsi="Noto Sans CJK KR" w:eastAsia="Noto Sans CJK KR"/>
+                <w:b w:val="0"/>
+                <w:sz w:val="20"/>
+              </w:rPr>
+              <w:t>🔍 확인</w:t>
+            </w:r>
+          </w:p>
+        </w:tc>
+        <w:tc>
+          <w:tcPr>
+            <w:tcW w:type="dxa" w:w="7370"/>
+            <w:shd w:val="clear" w:color="auto" w:fill="F8FAFC"/>
+          </w:tcPr>
+          <w:p>
+            <w:r>
+              <w:rPr>
+                <w:rFonts w:ascii="Noto Sans CJK KR" w:hAnsi="Noto Sans CJK KR" w:eastAsia="Noto Sans CJK KR"/>
+                <w:b w:val="0"/>
+                <w:sz w:val="20"/>
+              </w:rPr>
+              <w:t>담당자가 내용을 확인한 상태</w:t>
+            </w:r>
+          </w:p>
+        </w:tc>
+      </w:tr>
+      <w:tr>
+        <w:tc>
+          <w:tcPr>
+            <w:tcW w:type="dxa" w:w="1701"/>
+            <w:shd w:val="clear" w:color="auto" w:fill="FFFFFF"/>
+          </w:tcPr>
+          <w:p>
+            <w:r>
+              <w:rPr>
+                <w:rFonts w:ascii="Noto Sans CJK KR" w:hAnsi="Noto Sans CJK KR" w:eastAsia="Noto Sans CJK KR"/>
+                <w:b w:val="0"/>
+                <w:sz w:val="20"/>
+              </w:rPr>
+              <w:t>🔧 조치중</w:t>
+            </w:r>
+          </w:p>
+        </w:tc>
+        <w:tc>
+          <w:tcPr>
+            <w:tcW w:type="dxa" w:w="7370"/>
+            <w:shd w:val="clear" w:color="auto" w:fill="FFFFFF"/>
+          </w:tcPr>
+          <w:p>
+            <w:r>
+              <w:rPr>
+                <w:rFonts w:ascii="Noto Sans CJK KR" w:hAnsi="Noto Sans CJK KR" w:eastAsia="Noto Sans CJK KR"/>
+                <w:b w:val="0"/>
+                <w:sz w:val="20"/>
+              </w:rPr>
+              <w:t>수리·처리가 진행 중인 상태</w:t>
+            </w:r>
+          </w:p>
+        </w:tc>
+      </w:tr>
+      <w:tr>
+        <w:tc>
+          <w:tcPr>
+            <w:tcW w:type="dxa" w:w="1701"/>
+            <w:shd w:val="clear" w:color="auto" w:fill="F8FAFC"/>
+          </w:tcPr>
+          <w:p>
+            <w:r>
+              <w:rPr>
+                <w:rFonts w:ascii="Noto Sans CJK KR" w:hAnsi="Noto Sans CJK KR" w:eastAsia="Noto Sans CJK KR"/>
+                <w:b w:val="0"/>
+                <w:sz w:val="20"/>
+              </w:rPr>
+              <w:t>✅ 완료</w:t>
+            </w:r>
+          </w:p>
+        </w:tc>
+        <w:tc>
+          <w:tcPr>
+            <w:tcW w:type="dxa" w:w="7370"/>
+            <w:shd w:val="clear" w:color="auto" w:fill="F8FAFC"/>
+          </w:tcPr>
+          <w:p>
+            <w:r>
+              <w:rPr>
+                <w:rFonts w:ascii="Noto Sans CJK KR" w:hAnsi="Noto Sans CJK KR" w:eastAsia="Noto Sans CJK KR"/>
+                <w:b w:val="0"/>
+                <w:sz w:val="20"/>
+              </w:rPr>
+              <w:t>처리가 끝나 종료된 상태 (KPI 집계에서 제외)</w:t>
+            </w:r>
+          </w:p>
+        </w:tc>
+      </w:tr>
+    </w:tbl>
+    <w:p>
+      <w:pPr>
+        <w:pStyle w:val="ListBullet"/>
+        <w:spacing w:after="60"/>
+        <w:ind w:left="283"/>
+      </w:pPr>
+      <w:r>
+        <w:rPr>
+          <w:rFonts w:ascii="Noto Sans CJK KR" w:hAnsi="Noto Sans CJK KR" w:eastAsia="Noto Sans CJK KR"/>
+          <w:b w:val="0"/>
+          <w:sz w:val="21"/>
+        </w:rPr>
+        <w:t>하자 목록에서 상태 드롭다운을 바로 바꾸거나, 수정 화면에서 변경할 수 있습니다.</w:t>
+      </w:r>
+    </w:p>
+    <w:p>
+      <w:pPr>
+        <w:spacing w:before="200" w:after="60"/>
+      </w:pPr>
+      <w:r>
+        <w:rPr>
+          <w:rFonts w:ascii="Noto Sans CJK KR" w:hAnsi="Noto Sans CJK KR" w:eastAsia="Noto Sans CJK KR"/>
+          <w:b/>
+          <w:color w:val="1C1F24"/>
+          <w:sz w:val="24"/>
+        </w:rPr>
+        <w:t>5-2. 경과일 배지(SLA)와 처리기한 배지는 다른 개념입니다</w:t>
+      </w:r>
+    </w:p>
+    <w:tbl>
+      <w:tblPr>
+        <w:tblStyle w:val="TableGrid"/>
+        <w:tblW w:type="auto" w:w="0"/>
+        <w:jc w:val="left"/>
+        <w:tblLook w:firstColumn="1" w:firstRow="1" w:lastColumn="0" w:lastRow="0" w:noHBand="0" w:noVBand="1" w:val="04A0"/>
+      </w:tblPr>
+      <w:tblGrid>
+        <w:gridCol w:w="3137"/>
+        <w:gridCol w:w="3137"/>
+        <w:gridCol w:w="3137"/>
+      </w:tblGrid>
+      <w:tr>
+        <w:tc>
+          <w:tcPr>
+            <w:tcW w:type="dxa" w:w="1984"/>
+            <w:shd w:val="clear" w:color="auto" w:fill="2563EB"/>
+          </w:tcPr>
+          <w:p>
+            <w:pPr>
+              <w:jc w:val="center"/>
+            </w:pPr>
+            <w:r>
+              <w:rPr>
+                <w:rFonts w:ascii="Noto Sans CJK KR" w:hAnsi="Noto Sans CJK KR" w:eastAsia="Noto Sans CJK KR"/>
+                <w:b/>
+                <w:color w:val="FFFFFF"/>
+                <w:sz w:val="20"/>
+              </w:rPr>
+              <w:t>배지</w:t>
+            </w:r>
+          </w:p>
+        </w:tc>
+        <w:tc>
+          <w:tcPr>
+            <w:tcW w:type="dxa" w:w="3402"/>
+            <w:shd w:val="clear" w:color="auto" w:fill="2563EB"/>
+          </w:tcPr>
+          <w:p>
+            <w:pPr>
+              <w:jc w:val="center"/>
+            </w:pPr>
+            <w:r>
+              <w:rPr>
+                <w:rFonts w:ascii="Noto Sans CJK KR" w:hAnsi="Noto Sans CJK KR" w:eastAsia="Noto Sans CJK KR"/>
+                <w:b/>
+                <w:color w:val="FFFFFF"/>
+                <w:sz w:val="20"/>
+              </w:rPr>
+              <w:t>기준</w:t>
+            </w:r>
+          </w:p>
+        </w:tc>
+        <w:tc>
+          <w:tcPr>
+            <w:tcW w:type="dxa" w:w="3685"/>
+            <w:shd w:val="clear" w:color="auto" w:fill="2563EB"/>
+          </w:tcPr>
+          <w:p>
+            <w:pPr>
+              <w:jc w:val="center"/>
+            </w:pPr>
+            <w:r>
+              <w:rPr>
+                <w:rFonts w:ascii="Noto Sans CJK KR" w:hAnsi="Noto Sans CJK KR" w:eastAsia="Noto Sans CJK KR"/>
+                <w:b/>
+                <w:color w:val="FFFFFF"/>
+                <w:sz w:val="20"/>
+              </w:rPr>
+              <w:t>표시</w:t>
+            </w:r>
+          </w:p>
+        </w:tc>
+      </w:tr>
+      <w:tr>
+        <w:tc>
+          <w:tcPr>
+            <w:tcW w:type="dxa" w:w="1984"/>
+            <w:shd w:val="clear" w:color="auto" w:fill="FFFFFF"/>
+          </w:tcPr>
+          <w:p>
+            <w:r>
+              <w:rPr>
+                <w:rFonts w:ascii="Noto Sans CJK KR" w:hAnsi="Noto Sans CJK KR" w:eastAsia="Noto Sans CJK KR"/>
+                <w:b w:val="0"/>
+                <w:sz w:val="20"/>
+              </w:rPr>
+              <w:t>경과일 배지</w:t>
+            </w:r>
+          </w:p>
+        </w:tc>
+        <w:tc>
+          <w:tcPr>
+            <w:tcW w:type="dxa" w:w="3402"/>
+            <w:shd w:val="clear" w:color="auto" w:fill="FFFFFF"/>
+          </w:tcPr>
+          <w:p>
+            <w:r>
+              <w:rPr>
+                <w:rFonts w:ascii="Noto Sans CJK KR" w:hAnsi="Noto Sans CJK KR" w:eastAsia="Noto Sans CJK KR"/>
+                <w:b w:val="0"/>
+                <w:sz w:val="20"/>
+              </w:rPr>
+              <w:t>등록일로부터 지난 일수 (완료 전까지 계속 증가)</w:t>
+            </w:r>
+          </w:p>
+        </w:tc>
+        <w:tc>
+          <w:tcPr>
+            <w:tcW w:type="dxa" w:w="3685"/>
+            <w:shd w:val="clear" w:color="auto" w:fill="FFFFFF"/>
+          </w:tcPr>
+          <w:p>
+            <w:r>
+              <w:rPr>
+                <w:rFonts w:ascii="Noto Sans CJK KR" w:hAnsi="Noto Sans CJK KR" w:eastAsia="Noto Sans CJK KR"/>
+                <w:b w:val="0"/>
+                <w:sz w:val="20"/>
+              </w:rPr>
+              <w:t>0~2일 정상 / 3~6일 임박 / 7일 이상 초과</w:t>
+            </w:r>
+          </w:p>
+        </w:tc>
+      </w:tr>
+      <w:tr>
+        <w:tc>
+          <w:tcPr>
+            <w:tcW w:type="dxa" w:w="1984"/>
+            <w:shd w:val="clear" w:color="auto" w:fill="F8FAFC"/>
+          </w:tcPr>
+          <w:p>
+            <w:r>
+              <w:rPr>
+                <w:rFonts w:ascii="Noto Sans CJK KR" w:hAnsi="Noto Sans CJK KR" w:eastAsia="Noto Sans CJK KR"/>
+                <w:b w:val="0"/>
+                <w:sz w:val="20"/>
+              </w:rPr>
+              <w:t>예정일 초과 배지</w:t>
+            </w:r>
+          </w:p>
+        </w:tc>
+        <w:tc>
+          <w:tcPr>
+            <w:tcW w:type="dxa" w:w="3402"/>
+            <w:shd w:val="clear" w:color="auto" w:fill="F8FAFC"/>
+          </w:tcPr>
+          <w:p>
+            <w:r>
+              <w:rPr>
+                <w:rFonts w:ascii="Noto Sans CJK KR" w:hAnsi="Noto Sans CJK KR" w:eastAsia="Noto Sans CJK KR"/>
+                <w:b w:val="0"/>
+                <w:sz w:val="20"/>
+              </w:rPr>
+              <w:t>입력한 예정일이 지났는데 아직 미완료</w:t>
+            </w:r>
+          </w:p>
+        </w:tc>
+        <w:tc>
+          <w:tcPr>
+            <w:tcW w:type="dxa" w:w="3685"/>
+            <w:shd w:val="clear" w:color="auto" w:fill="F8FAFC"/>
+          </w:tcPr>
+          <w:p>
+            <w:r>
+              <w:rPr>
+                <w:rFonts w:ascii="Noto Sans CJK KR" w:hAnsi="Noto Sans CJK KR" w:eastAsia="Noto Sans CJK KR"/>
+                <w:b w:val="0"/>
+                <w:sz w:val="20"/>
+              </w:rPr>
+              <w:t>예정일 초과</w:t>
+            </w:r>
+          </w:p>
+        </w:tc>
+      </w:tr>
+    </w:tbl>
+    <w:p>
+      <w:pPr>
+        <w:spacing w:before="120" w:after="120"/>
+        <w:shd w:val="clear" w:color="auto" w:fill="EFF6FF"/>
+      </w:pPr>
+      <w:r>
+        <w:rPr>
+          <w:rFonts w:ascii="Noto Sans CJK KR" w:hAnsi="Noto Sans CJK KR" w:eastAsia="Noto Sans CJK KR"/>
+          <w:b w:val="0"/>
+          <w:color w:val="1E40AF"/>
+          <w:sz w:val="20"/>
+        </w:rPr>
+        <w:t>💡 경과일 배지는 우선순위와 무관하게 등록일 기준으로만 계산됩니다. "긴급"으로 등록해도 자동으로 시간이 단축되지는 않으니, 실제 처리 순서는 우선순위와 담당자 판단으로 정하세요.</w:t>
+      </w:r>
+    </w:p>
+    <w:p>
+      <w:pPr>
+        <w:spacing w:before="320" w:after="120"/>
+        <w:pBdr>
+          <w:bottom w:val="single" w:sz="6" w:space="4" w:color="2563EB"/>
+        </w:pBdr>
+      </w:pPr>
+      <w:r>
+        <w:rPr>
+          <w:rFonts w:ascii="Noto Sans CJK KR" w:hAnsi="Noto Sans CJK KR" w:eastAsia="Noto Sans CJK KR"/>
+          <w:b/>
+          <w:color w:val="2563EB"/>
+          <w:sz w:val="30"/>
+        </w:rPr>
+        <w:t>6. 하자 목록 필터·검색</w:t>
+      </w:r>
+    </w:p>
+    <w:p>
+      <w:pPr>
+        <w:pStyle w:val="ListBullet"/>
+        <w:spacing w:after="60"/>
+        <w:ind w:left="283"/>
+      </w:pPr>
+      <w:r>
+        <w:rPr>
+          <w:rFonts w:ascii="Noto Sans CJK KR" w:hAnsi="Noto Sans CJK KR" w:eastAsia="Noto Sans CJK KR"/>
+          <w:b w:val="0"/>
+          <w:sz w:val="21"/>
+        </w:rPr>
+        <w:t>필터 조합: 객실 / 하자증상 / 상태 / 우선순위 / 담당자 / 등록일 기간(시작~끝) 을 동시에 좁혀서 조회할 수 있습니다.</w:t>
+      </w:r>
+    </w:p>
+    <w:p>
+      <w:pPr>
+        <w:pStyle w:val="ListBullet"/>
+        <w:spacing w:after="60"/>
+        <w:ind w:left="283"/>
+      </w:pPr>
+      <w:r>
+        <w:rPr>
+          <w:rFonts w:ascii="Noto Sans CJK KR" w:hAnsi="Noto Sans CJK KR" w:eastAsia="Noto Sans CJK KR"/>
+          <w:b w:val="0"/>
+          <w:sz w:val="21"/>
+        </w:rPr>
+        <w:t>통합 검색창 하나로 객실번호·증상·부위·상세설명·담당자·등록자·외주업체명까지 한 번에 검색됩니다.</w:t>
+      </w:r>
+    </w:p>
+    <w:p>
+      <w:pPr>
+        <w:pStyle w:val="ListBullet"/>
+        <w:spacing w:after="60"/>
+        <w:ind w:left="283"/>
+      </w:pPr>
+      <w:r>
+        <w:rPr>
+          <w:rFonts w:ascii="Noto Sans CJK KR" w:hAnsi="Noto Sans CJK KR" w:eastAsia="Noto Sans CJK KR"/>
+          <w:b w:val="0"/>
+          <w:sz w:val="21"/>
+        </w:rPr>
+        <w:t>"필터 초기화" 버튼으로 모든 필터와 검색어를 한 번에 지울 수 있습니다.</w:t>
+      </w:r>
+    </w:p>
+    <w:p>
+      <w:pPr>
+        <w:spacing w:before="120" w:after="120"/>
+        <w:shd w:val="clear" w:color="auto" w:fill="EFF6FF"/>
+      </w:pPr>
+      <w:r>
+        <w:rPr>
+          <w:rFonts w:ascii="Noto Sans CJK KR" w:hAnsi="Noto Sans CJK KR" w:eastAsia="Noto Sans CJK KR"/>
+          <w:b w:val="0"/>
+          <w:color w:val="1E40AF"/>
+          <w:sz w:val="20"/>
+        </w:rPr>
+        <w:t>💡 잘못 등록하거나 중복 등록한 하자는 목록·상세보기의 삭제 버튼으로 직접 삭제할 수 있습니다(조회전용 계정 제외). 삭제한 하자는 실제로 지워지지 않고 "휴지통"으로 이동하며, 실수로 지웠다면 관리자에게 복구를 요청하세요. 누가 언제 삭제했는지는 수정이력에도 남습니다.</w:t>
+      </w:r>
+    </w:p>
+    <w:p>
+      <w:pPr>
+        <w:spacing w:before="200" w:after="60"/>
+      </w:pPr>
+      <w:r>
+        <w:rPr>
+          <w:rFonts w:ascii="Noto Sans CJK KR" w:hAnsi="Noto Sans CJK KR" w:eastAsia="Noto Sans CJK KR"/>
+          <w:b/>
+          <w:color w:val="1C1F24"/>
+          <w:sz w:val="24"/>
+        </w:rPr>
+        <w:t>6-1. 실수로 삭제했다면 — 휴지통 복구</w:t>
+      </w:r>
+    </w:p>
+    <w:p>
+      <w:pPr>
+        <w:pStyle w:val="ListBullet"/>
+        <w:spacing w:after="60"/>
+        <w:ind w:left="283"/>
+      </w:pPr>
+      <w:r>
+        <w:rPr>
+          <w:rFonts w:ascii="Noto Sans CJK KR" w:hAnsi="Noto Sans CJK KR" w:eastAsia="Noto Sans CJK KR"/>
+          <w:b w:val="0"/>
+          <w:sz w:val="21"/>
+        </w:rPr>
+        <w:t>직원이 삭제 버튼을 눌러도 하자는 즉시 완전히 사라지지 않습니다. "삭제되었습니다. 필요하면 휴지통에서 복구할 수 있습니다" 안내와 함께 목록에서만 빠집니다.</w:t>
+      </w:r>
+    </w:p>
+    <w:p>
+      <w:pPr>
+        <w:pStyle w:val="ListBullet"/>
+        <w:spacing w:after="60"/>
+        <w:ind w:left="283"/>
+      </w:pPr>
+      <w:r>
+        <w:rPr>
+          <w:rFonts w:ascii="Noto Sans CJK KR" w:hAnsi="Noto Sans CJK KR" w:eastAsia="Noto Sans CJK KR"/>
+          <w:b w:val="0"/>
+          <w:sz w:val="21"/>
+        </w:rPr>
+        <w:t>복구는 관리자 권한(설정 &gt; 관리자 &gt; 휴지통)에서만 가능합니다. 실수로 지웠다면 관리자에게 요청하세요.</w:t>
+      </w:r>
+    </w:p>
+    <w:p>
+      <w:pPr>
+        <w:pStyle w:val="ListBullet"/>
+        <w:spacing w:after="60"/>
+        <w:ind w:left="283"/>
+      </w:pPr>
+      <w:r>
+        <w:rPr>
+          <w:rFonts w:ascii="Noto Sans CJK KR" w:hAnsi="Noto Sans CJK KR" w:eastAsia="Noto Sans CJK KR"/>
+          <w:b w:val="0"/>
+          <w:sz w:val="21"/>
+        </w:rPr>
+        <w:t>휴지통에서 복구하면 사용 부속·상태이력·코멘트까지 삭제 전 상태 그대로 되살아납니다.</w:t>
+      </w:r>
+    </w:p>
+    <w:p>
+      <w:pPr>
+        <w:spacing w:before="120" w:after="120"/>
+        <w:shd w:val="clear" w:color="auto" w:fill="EFF6FF"/>
+      </w:pPr>
+      <w:r>
+        <w:rPr>
+          <w:rFonts w:ascii="Noto Sans CJK KR" w:hAnsi="Noto Sans CJK KR" w:eastAsia="Noto Sans CJK KR"/>
+          <w:b w:val="0"/>
+          <w:color w:val="1E40AF"/>
+          <w:sz w:val="20"/>
+        </w:rPr>
+        <w:t>💡 휴지통에 있는 동안에는 통계·목록 어디에도 집계되지 않습니다. 복구되기 전까지는 없는 것과 동일하게 취급됩니다.</w:t>
+      </w:r>
+    </w:p>
+    <w:p>
+      <w:pPr>
+        <w:spacing w:before="320" w:after="120"/>
+        <w:pBdr>
+          <w:bottom w:val="single" w:sz="6" w:space="4" w:color="2563EB"/>
+        </w:pBdr>
+      </w:pPr>
+      <w:r>
+        <w:rPr>
+          <w:rFonts w:ascii="Noto Sans CJK KR" w:hAnsi="Noto Sans CJK KR" w:eastAsia="Noto Sans CJK KR"/>
+          <w:b/>
+          <w:color w:val="2563EB"/>
+          <w:sz w:val="30"/>
+        </w:rPr>
+        <w:t>7. 부품 재고관리</w:t>
+      </w:r>
+    </w:p>
+    <w:p>
+      <w:pPr>
+        <w:spacing w:before="200" w:after="60"/>
+      </w:pPr>
+      <w:r>
+        <w:rPr>
+          <w:rFonts w:ascii="Noto Sans CJK KR" w:hAnsi="Noto Sans CJK KR" w:eastAsia="Noto Sans CJK KR"/>
+          <w:b/>
+          <w:color w:val="1C1F24"/>
+          <w:sz w:val="24"/>
+        </w:rPr>
+        <w:t>7-1. 기본 흐름</w:t>
+      </w:r>
+    </w:p>
+    <w:p>
+      <w:pPr>
+        <w:pStyle w:val="ListBullet"/>
+        <w:spacing w:after="60"/>
+        <w:ind w:left="283"/>
+      </w:pPr>
+      <w:r>
+        <w:rPr>
+          <w:rFonts w:ascii="Noto Sans CJK KR" w:hAnsi="Noto Sans CJK KR" w:eastAsia="Noto Sans CJK KR"/>
+          <w:b w:val="0"/>
+          <w:sz w:val="21"/>
+        </w:rPr>
+        <w:t>입고 등록: 부품·수량·입고단가 입력 → 재고 자동 증가. 입고자는 본인이 자동 선택됩니다.</w:t>
+      </w:r>
+    </w:p>
+    <w:p>
+      <w:pPr>
+        <w:pStyle w:val="ListBullet"/>
+        <w:spacing w:after="60"/>
+        <w:ind w:left="283"/>
+      </w:pPr>
+      <w:r>
+        <w:rPr>
+          <w:rFonts w:ascii="Noto Sans CJK KR" w:hAnsi="Noto Sans CJK KR" w:eastAsia="Noto Sans CJK KR"/>
+          <w:b w:val="0"/>
+          <w:sz w:val="21"/>
+        </w:rPr>
+        <w:t>일반 출고: 하자 수리 외 사유(폐기·분실·이동 등)로 재고를 뺄 때 사용합니다.</w:t>
+      </w:r>
+    </w:p>
+    <w:p>
+      <w:pPr>
+        <w:pStyle w:val="ListBullet"/>
+        <w:spacing w:after="60"/>
+        <w:ind w:left="283"/>
+      </w:pPr>
+      <w:r>
+        <w:rPr>
+          <w:rFonts w:ascii="Noto Sans CJK KR" w:hAnsi="Noto Sans CJK KR" w:eastAsia="Noto Sans CJK KR"/>
+          <w:b w:val="0"/>
+          <w:sz w:val="21"/>
+        </w:rPr>
+        <w:t>재고 실사/조정: 실제 수량과 시스템 수량이 다를 때 실사값을 입력해 맞춥니다. 실사자도 본인이 자동 선택됩니다.</w:t>
+      </w:r>
+    </w:p>
+    <w:p>
+      <w:pPr>
+        <w:pStyle w:val="ListBullet"/>
+        <w:spacing w:after="60"/>
+        <w:ind w:left="283"/>
+      </w:pPr>
+      <w:r>
+        <w:rPr>
+          <w:rFonts w:ascii="Noto Sans CJK KR" w:hAnsi="Noto Sans CJK KR" w:eastAsia="Noto Sans CJK KR"/>
+          <w:b w:val="0"/>
+          <w:sz w:val="21"/>
+        </w:rPr>
+        <w:t>재고보다 많은 수량을 출고하려 하면 시스템이 자동으로 차단합니다.</w:t>
+      </w:r>
+    </w:p>
+    <w:p>
+      <w:pPr>
+        <w:spacing w:before="200" w:after="60"/>
+      </w:pPr>
+      <w:r>
+        <w:rPr>
+          <w:rFonts w:ascii="Noto Sans CJK KR" w:hAnsi="Noto Sans CJK KR" w:eastAsia="Noto Sans CJK KR"/>
+          <w:b/>
+          <w:color w:val="1C1F24"/>
+          <w:sz w:val="24"/>
+        </w:rPr>
+        <w:t>7-2. 재고 정정 규칙</w:t>
+      </w:r>
+    </w:p>
+    <w:tbl>
+      <w:tblPr>
+        <w:tblStyle w:val="TableGrid"/>
+        <w:tblW w:type="auto" w:w="0"/>
+        <w:jc w:val="left"/>
+        <w:tblLook w:firstColumn="1" w:firstRow="1" w:lastColumn="0" w:lastRow="0" w:noHBand="0" w:noVBand="1" w:val="04A0"/>
+      </w:tblPr>
+      <w:tblGrid>
+        <w:gridCol w:w="4706"/>
+        <w:gridCol w:w="4706"/>
+      </w:tblGrid>
+      <w:tr>
+        <w:tc>
+          <w:tcPr>
+            <w:tcW w:type="dxa" w:w="3402"/>
+            <w:shd w:val="clear" w:color="auto" w:fill="2563EB"/>
+          </w:tcPr>
+          <w:p>
+            <w:pPr>
+              <w:jc w:val="center"/>
+            </w:pPr>
+            <w:r>
+              <w:rPr>
+                <w:rFonts w:ascii="Noto Sans CJK KR" w:hAnsi="Noto Sans CJK KR" w:eastAsia="Noto Sans CJK KR"/>
+                <w:b/>
+                <w:color w:val="FFFFFF"/>
+                <w:sz w:val="20"/>
+              </w:rPr>
+              <w:t>상황</w:t>
+            </w:r>
+          </w:p>
+        </w:tc>
+        <w:tc>
+          <w:tcPr>
+            <w:tcW w:type="dxa" w:w="5669"/>
+            <w:shd w:val="clear" w:color="auto" w:fill="2563EB"/>
+          </w:tcPr>
+          <w:p>
+            <w:pPr>
+              <w:jc w:val="center"/>
+            </w:pPr>
+            <w:r>
+              <w:rPr>
+                <w:rFonts w:ascii="Noto Sans CJK KR" w:hAnsi="Noto Sans CJK KR" w:eastAsia="Noto Sans CJK KR"/>
+                <w:b/>
+                <w:color w:val="FFFFFF"/>
+                <w:sz w:val="20"/>
+              </w:rPr>
+              <w:t>올바른 처리</w:t>
+            </w:r>
+          </w:p>
+        </w:tc>
+      </w:tr>
+      <w:tr>
+        <w:tc>
+          <w:tcPr>
+            <w:tcW w:type="dxa" w:w="3402"/>
+            <w:shd w:val="clear" w:color="auto" w:fill="FFFFFF"/>
+          </w:tcPr>
+          <w:p>
+            <w:r>
+              <w:rPr>
+                <w:rFonts w:ascii="Noto Sans CJK KR" w:hAnsi="Noto Sans CJK KR" w:eastAsia="Noto Sans CJK KR"/>
+                <w:b w:val="0"/>
+                <w:sz w:val="20"/>
+              </w:rPr>
+              <w:t>실물과 시스템 수량이 다름</w:t>
+            </w:r>
+          </w:p>
+        </w:tc>
+        <w:tc>
+          <w:tcPr>
+            <w:tcW w:type="dxa" w:w="5669"/>
+            <w:shd w:val="clear" w:color="auto" w:fill="FFFFFF"/>
+          </w:tcPr>
+          <w:p>
+            <w:r>
+              <w:rPr>
+                <w:rFonts w:ascii="Noto Sans CJK KR" w:hAnsi="Noto Sans CJK KR" w:eastAsia="Noto Sans CJK KR"/>
+                <w:b w:val="0"/>
+                <w:sz w:val="20"/>
+              </w:rPr>
+              <w:t>재고 실사/조정에서 실사값 입력 (직원 가능)</w:t>
+            </w:r>
+          </w:p>
+        </w:tc>
+      </w:tr>
+      <w:tr>
+        <w:tc>
+          <w:tcPr>
+            <w:tcW w:type="dxa" w:w="3402"/>
+            <w:shd w:val="clear" w:color="auto" w:fill="F8FAFC"/>
+          </w:tcPr>
+          <w:p>
+            <w:r>
+              <w:rPr>
+                <w:rFonts w:ascii="Noto Sans CJK KR" w:hAnsi="Noto Sans CJK KR" w:eastAsia="Noto Sans CJK KR"/>
+                <w:b w:val="0"/>
+                <w:sz w:val="20"/>
+              </w:rPr>
+              <w:t>입고·출고를 잘못 등록함</w:t>
+            </w:r>
+          </w:p>
+        </w:tc>
+        <w:tc>
+          <w:tcPr>
+            <w:tcW w:type="dxa" w:w="5669"/>
+            <w:shd w:val="clear" w:color="auto" w:fill="F8FAFC"/>
+          </w:tcPr>
+          <w:p>
+            <w:r>
+              <w:rPr>
+                <w:rFonts w:ascii="Noto Sans CJK KR" w:hAnsi="Noto Sans CJK KR" w:eastAsia="Noto Sans CJK KR"/>
+                <w:b w:val="0"/>
+                <w:sz w:val="20"/>
+              </w:rPr>
+              <w:t>관리자에게 요청 — 관리자가 이력 삭제 시 재고가 자동으로 원복됨</w:t>
+            </w:r>
+          </w:p>
+        </w:tc>
+      </w:tr>
+    </w:tbl>
+    <w:p>
+      <w:pPr>
+        <w:spacing w:before="200" w:after="60"/>
+      </w:pPr>
+      <w:r>
+        <w:rPr>
+          <w:rFonts w:ascii="Noto Sans CJK KR" w:hAnsi="Noto Sans CJK KR" w:eastAsia="Noto Sans CJK KR"/>
+          <w:b/>
+          <w:color w:val="1C1F24"/>
+          <w:sz w:val="24"/>
+        </w:rPr>
+        <w:t>7-3. 발주 기준</w:t>
+      </w:r>
+    </w:p>
+    <w:p>
+      <w:pPr>
+        <w:spacing w:after="80"/>
+      </w:pPr>
+      <w:r>
+        <w:rPr>
+          <w:rFonts w:ascii="Noto Sans CJK KR" w:hAnsi="Noto Sans CJK KR" w:eastAsia="Noto Sans CJK KR"/>
+          <w:b w:val="0"/>
+          <w:sz w:val="21"/>
+        </w:rPr>
+        <w:t>발주 필요 기준량 = 월평균 사용량 × 안전계수(기본 1.5)</w:t>
+      </w:r>
+    </w:p>
+    <w:p>
+      <w:pPr>
+        <w:pStyle w:val="ListBullet"/>
+        <w:spacing w:after="60"/>
+        <w:ind w:left="283"/>
+      </w:pPr>
+      <w:r>
+        <w:rPr>
+          <w:rFonts w:ascii="Noto Sans CJK KR" w:hAnsi="Noto Sans CJK KR" w:eastAsia="Noto Sans CJK KR"/>
+          <w:b w:val="0"/>
+          <w:sz w:val="21"/>
+        </w:rPr>
+        <w:t>등록 후 3개월간은 입력한 예상 월평균 사용량을 기준으로, 이후에는 실제 사용 이력 기반으로 자동 전환됩니다.</w:t>
+      </w:r>
+    </w:p>
+    <w:p>
+      <w:pPr>
+        <w:spacing w:before="320" w:after="120"/>
+        <w:pBdr>
+          <w:bottom w:val="single" w:sz="6" w:space="4" w:color="2563EB"/>
+        </w:pBdr>
+      </w:pPr>
+      <w:r>
+        <w:rPr>
+          <w:rFonts w:ascii="Noto Sans CJK KR" w:hAnsi="Noto Sans CJK KR" w:eastAsia="Noto Sans CJK KR"/>
+          <w:b/>
+          <w:color w:val="2563EB"/>
+          <w:sz w:val="30"/>
+        </w:rPr>
+        <w:t>8. 공지사항</w:t>
+      </w:r>
+    </w:p>
+    <w:p>
+      <w:pPr>
+        <w:pStyle w:val="ListBullet"/>
+        <w:spacing w:after="60"/>
+        <w:ind w:left="283"/>
+      </w:pPr>
+      <w:r>
+        <w:rPr>
+          <w:rFonts w:ascii="Noto Sans CJK KR" w:hAnsi="Noto Sans CJK KR" w:eastAsia="Noto Sans CJK KR"/>
+          <w:b w:val="0"/>
+          <w:sz w:val="21"/>
+        </w:rPr>
+        <w:t>공지 탭에서 팀 전체에 알릴 내용을 등록·조회합니다. 노출 기간을 설정할 수 있습니다.</w:t>
+      </w:r>
+    </w:p>
+    <w:p>
+      <w:pPr>
+        <w:pStyle w:val="ListBullet"/>
+        <w:spacing w:after="60"/>
+        <w:ind w:left="283"/>
+      </w:pPr>
+      <w:r>
+        <w:rPr>
+          <w:rFonts w:ascii="Noto Sans CJK KR" w:hAnsi="Noto Sans CJK KR" w:eastAsia="Noto Sans CJK KR"/>
+          <w:b w:val="0"/>
+          <w:sz w:val="21"/>
+        </w:rPr>
+        <w:t>본인이 작성한 공지 또는 관리자만 수정·삭제할 수 있습니다.</w:t>
+      </w:r>
+    </w:p>
+    <w:p>
+      <w:pPr>
+        <w:spacing w:before="320" w:after="120"/>
+        <w:pBdr>
+          <w:bottom w:val="single" w:sz="6" w:space="4" w:color="2563EB"/>
+        </w:pBdr>
+      </w:pPr>
+      <w:r>
+        <w:rPr>
+          <w:rFonts w:ascii="Noto Sans CJK KR" w:hAnsi="Noto Sans CJK KR" w:eastAsia="Noto Sans CJK KR"/>
+          <w:b/>
+          <w:color w:val="2563EB"/>
+          <w:sz w:val="30"/>
+        </w:rPr>
+        <w:t>9. 기준정보 관리</w:t>
+      </w:r>
+    </w:p>
+    <w:p>
+      <w:pPr>
+        <w:spacing w:after="80"/>
+      </w:pPr>
+      <w:r>
+        <w:rPr>
+          <w:rFonts w:ascii="Noto Sans CJK KR" w:hAnsi="Noto Sans CJK KR" w:eastAsia="Noto Sans CJK KR"/>
+          <w:b w:val="0"/>
+          <w:sz w:val="21"/>
+        </w:rPr>
+        <w:t>설정 &gt; 기준정보 탭에서 관리합니다. 아래 항목은 직원도 등록·수정할 수 있습니다 (삭제는 관리자만 가능).</w:t>
+      </w:r>
+    </w:p>
+    <w:tbl>
+      <w:tblPr>
+        <w:tblStyle w:val="TableGrid"/>
+        <w:tblW w:type="auto" w:w="0"/>
+        <w:jc w:val="left"/>
+        <w:tblLook w:firstColumn="1" w:firstRow="1" w:lastColumn="0" w:lastRow="0" w:noHBand="0" w:noVBand="1" w:val="04A0"/>
+      </w:tblPr>
+      <w:tblGrid>
+        <w:gridCol w:w="4706"/>
+        <w:gridCol w:w="4706"/>
+      </w:tblGrid>
+      <w:tr>
+        <w:tc>
+          <w:tcPr>
+            <w:tcW w:type="dxa" w:w="1984"/>
+            <w:shd w:val="clear" w:color="auto" w:fill="2563EB"/>
+          </w:tcPr>
+          <w:p>
+            <w:pPr>
+              <w:jc w:val="center"/>
+            </w:pPr>
+            <w:r>
+              <w:rPr>
+                <w:rFonts w:ascii="Noto Sans CJK KR" w:hAnsi="Noto Sans CJK KR" w:eastAsia="Noto Sans CJK KR"/>
+                <w:b/>
+                <w:color w:val="FFFFFF"/>
+                <w:sz w:val="20"/>
+              </w:rPr>
+              <w:t>항목</w:t>
+            </w:r>
+          </w:p>
+        </w:tc>
+        <w:tc>
+          <w:tcPr>
+            <w:tcW w:type="dxa" w:w="7087"/>
+            <w:shd w:val="clear" w:color="auto" w:fill="2563EB"/>
+          </w:tcPr>
+          <w:p>
+            <w:pPr>
+              <w:jc w:val="center"/>
+            </w:pPr>
+            <w:r>
+              <w:rPr>
+                <w:rFonts w:ascii="Noto Sans CJK KR" w:hAnsi="Noto Sans CJK KR" w:eastAsia="Noto Sans CJK KR"/>
+                <w:b/>
+                <w:color w:val="FFFFFF"/>
+                <w:sz w:val="20"/>
+              </w:rPr>
+              <w:t>내용</w:t>
+            </w:r>
+          </w:p>
+        </w:tc>
+      </w:tr>
+      <w:tr>
+        <w:tc>
+          <w:tcPr>
+            <w:tcW w:type="dxa" w:w="1984"/>
+            <w:shd w:val="clear" w:color="auto" w:fill="FFFFFF"/>
+          </w:tcPr>
+          <w:p>
+            <w:r>
+              <w:rPr>
+                <w:rFonts w:ascii="Noto Sans CJK KR" w:hAnsi="Noto Sans CJK KR" w:eastAsia="Noto Sans CJK KR"/>
+                <w:b w:val="0"/>
+                <w:sz w:val="20"/>
+              </w:rPr>
+              <w:t>객실정보</w:t>
+            </w:r>
+          </w:p>
+        </w:tc>
+        <w:tc>
+          <w:tcPr>
+            <w:tcW w:type="dxa" w:w="7087"/>
+            <w:shd w:val="clear" w:color="auto" w:fill="FFFFFF"/>
+          </w:tcPr>
+          <w:p>
+            <w:r>
+              <w:rPr>
+                <w:rFonts w:ascii="Noto Sans CJK KR" w:hAnsi="Noto Sans CJK KR" w:eastAsia="Noto Sans CJK KR"/>
+                <w:b w:val="0"/>
+                <w:sz w:val="20"/>
+              </w:rPr>
+              <w:t>객실번호·타입 목록. 엑셀 일괄 등록 가능</w:t>
+            </w:r>
+          </w:p>
+        </w:tc>
+      </w:tr>
+      <w:tr>
+        <w:tc>
+          <w:tcPr>
+            <w:tcW w:type="dxa" w:w="1984"/>
+            <w:shd w:val="clear" w:color="auto" w:fill="F8FAFC"/>
+          </w:tcPr>
+          <w:p>
+            <w:r>
+              <w:rPr>
+                <w:rFonts w:ascii="Noto Sans CJK KR" w:hAnsi="Noto Sans CJK KR" w:eastAsia="Noto Sans CJK KR"/>
+                <w:b w:val="0"/>
+                <w:sz w:val="20"/>
+              </w:rPr>
+              <w:t>객실타입</w:t>
+            </w:r>
+          </w:p>
+        </w:tc>
+        <w:tc>
+          <w:tcPr>
+            <w:tcW w:type="dxa" w:w="7087"/>
+            <w:shd w:val="clear" w:color="auto" w:fill="F8FAFC"/>
+          </w:tcPr>
+          <w:p>
+            <w:r>
+              <w:rPr>
+                <w:rFonts w:ascii="Noto Sans CJK KR" w:hAnsi="Noto Sans CJK KR" w:eastAsia="Noto Sans CJK KR"/>
+                <w:b w:val="0"/>
+                <w:sz w:val="20"/>
+              </w:rPr>
+              <w:t>타입명과 영문 타입코드</w:t>
+            </w:r>
+          </w:p>
+        </w:tc>
+      </w:tr>
+      <w:tr>
+        <w:tc>
+          <w:tcPr>
+            <w:tcW w:type="dxa" w:w="1984"/>
+            <w:shd w:val="clear" w:color="auto" w:fill="FFFFFF"/>
+          </w:tcPr>
+          <w:p>
+            <w:r>
+              <w:rPr>
+                <w:rFonts w:ascii="Noto Sans CJK KR" w:hAnsi="Noto Sans CJK KR" w:eastAsia="Noto Sans CJK KR"/>
+                <w:b w:val="0"/>
+                <w:sz w:val="20"/>
+              </w:rPr>
+              <w:t>하자부위</w:t>
+            </w:r>
+          </w:p>
+        </w:tc>
+        <w:tc>
+          <w:tcPr>
+            <w:tcW w:type="dxa" w:w="7087"/>
+            <w:shd w:val="clear" w:color="auto" w:fill="FFFFFF"/>
+          </w:tcPr>
+          <w:p>
+            <w:r>
+              <w:rPr>
+                <w:rFonts w:ascii="Noto Sans CJK KR" w:hAnsi="Noto Sans CJK KR" w:eastAsia="Noto Sans CJK KR"/>
+                <w:b w:val="0"/>
+                <w:sz w:val="20"/>
+              </w:rPr>
+              <w:t>하자가 발생한 세부 위치 목록</w:t>
+            </w:r>
+          </w:p>
+        </w:tc>
+      </w:tr>
+      <w:tr>
+        <w:tc>
+          <w:tcPr>
+            <w:tcW w:type="dxa" w:w="1984"/>
+            <w:shd w:val="clear" w:color="auto" w:fill="F8FAFC"/>
+          </w:tcPr>
+          <w:p>
+            <w:r>
+              <w:rPr>
+                <w:rFonts w:ascii="Noto Sans CJK KR" w:hAnsi="Noto Sans CJK KR" w:eastAsia="Noto Sans CJK KR"/>
+                <w:b w:val="0"/>
+                <w:sz w:val="20"/>
+              </w:rPr>
+              <w:t>하자증상</w:t>
+            </w:r>
+          </w:p>
+        </w:tc>
+        <w:tc>
+          <w:tcPr>
+            <w:tcW w:type="dxa" w:w="7087"/>
+            <w:shd w:val="clear" w:color="auto" w:fill="F8FAFC"/>
+          </w:tcPr>
+          <w:p>
+            <w:r>
+              <w:rPr>
+                <w:rFonts w:ascii="Noto Sans CJK KR" w:hAnsi="Noto Sans CJK KR" w:eastAsia="Noto Sans CJK KR"/>
+                <w:b w:val="0"/>
+                <w:sz w:val="20"/>
+              </w:rPr>
+              <w:t>하자 등록 시 선택하는 증상 목록. 새 유형이 필요하면 여기서 바로 추가할 수 있습니다</w:t>
+            </w:r>
+          </w:p>
+        </w:tc>
+      </w:tr>
+      <w:tr>
+        <w:tc>
+          <w:tcPr>
+            <w:tcW w:type="dxa" w:w="1984"/>
+            <w:shd w:val="clear" w:color="auto" w:fill="FFFFFF"/>
+          </w:tcPr>
+          <w:p>
+            <w:r>
+              <w:rPr>
+                <w:rFonts w:ascii="Noto Sans CJK KR" w:hAnsi="Noto Sans CJK KR" w:eastAsia="Noto Sans CJK KR"/>
+                <w:b w:val="0"/>
+                <w:sz w:val="20"/>
+              </w:rPr>
+              <w:t>수리부속·단가</w:t>
+            </w:r>
+          </w:p>
+        </w:tc>
+        <w:tc>
+          <w:tcPr>
+            <w:tcW w:type="dxa" w:w="7087"/>
+            <w:shd w:val="clear" w:color="auto" w:fill="FFFFFF"/>
+          </w:tcPr>
+          <w:p>
+            <w:r>
+              <w:rPr>
+                <w:rFonts w:ascii="Noto Sans CJK KR" w:hAnsi="Noto Sans CJK KR" w:eastAsia="Noto Sans CJK KR"/>
+                <w:b w:val="0"/>
+                <w:sz w:val="20"/>
+              </w:rPr>
+              <w:t>부품명, 단가, 단위, 주거래처, 예상 월평균 사용량</w:t>
+            </w:r>
+          </w:p>
+        </w:tc>
+      </w:tr>
+    </w:tbl>
+    <w:p>
+      <w:pPr>
+        <w:spacing w:before="120" w:after="120"/>
+        <w:shd w:val="clear" w:color="auto" w:fill="EFF6FF"/>
+      </w:pPr>
+      <w:r>
+        <w:rPr>
+          <w:rFonts w:ascii="Noto Sans CJK KR" w:hAnsi="Noto Sans CJK KR" w:eastAsia="Noto Sans CJK KR"/>
+          <w:b w:val="0"/>
+          <w:color w:val="1E40AF"/>
+          <w:sz w:val="20"/>
+        </w:rPr>
+        <w:t>💡 직원 명단과 외주업체(계좌·서류 포함) 등록은 관리자만 가능합니다.</w:t>
+      </w:r>
+    </w:p>
+    <w:p>
+      <w:pPr>
+        <w:spacing w:before="320" w:after="120"/>
+        <w:pBdr>
+          <w:bottom w:val="single" w:sz="6" w:space="4" w:color="2563EB"/>
+        </w:pBdr>
+      </w:pPr>
+      <w:r>
+        <w:rPr>
+          <w:rFonts w:ascii="Noto Sans CJK KR" w:hAnsi="Noto Sans CJK KR" w:eastAsia="Noto Sans CJK KR"/>
+          <w:b/>
+          <w:color w:val="2563EB"/>
+          <w:sz w:val="30"/>
+        </w:rPr>
+        <w:t>10. 용어 설명</w:t>
+      </w:r>
+    </w:p>
+    <w:tbl>
+      <w:tblPr>
+        <w:tblStyle w:val="TableGrid"/>
+        <w:tblW w:type="auto" w:w="0"/>
+        <w:jc w:val="left"/>
+        <w:tblLook w:firstColumn="1" w:firstRow="1" w:lastColumn="0" w:lastRow="0" w:noHBand="0" w:noVBand="1" w:val="04A0"/>
+      </w:tblPr>
+      <w:tblGrid>
+        <w:gridCol w:w="4706"/>
+        <w:gridCol w:w="4706"/>
+      </w:tblGrid>
+      <w:tr>
+        <w:tc>
+          <w:tcPr>
+            <w:tcW w:type="dxa" w:w="2268"/>
+            <w:shd w:val="clear" w:color="auto" w:fill="2563EB"/>
+          </w:tcPr>
+          <w:p>
+            <w:pPr>
+              <w:jc w:val="center"/>
+            </w:pPr>
+            <w:r>
+              <w:rPr>
+                <w:rFonts w:ascii="Noto Sans CJK KR" w:hAnsi="Noto Sans CJK KR" w:eastAsia="Noto Sans CJK KR"/>
+                <w:b/>
+                <w:color w:val="FFFFFF"/>
+                <w:sz w:val="20"/>
+              </w:rPr>
+              <w:t>용어</w:t>
+            </w:r>
+          </w:p>
+        </w:tc>
+        <w:tc>
+          <w:tcPr>
+            <w:tcW w:type="dxa" w:w="6803"/>
+            <w:shd w:val="clear" w:color="auto" w:fill="2563EB"/>
+          </w:tcPr>
+          <w:p>
+            <w:pPr>
+              <w:jc w:val="center"/>
+            </w:pPr>
+            <w:r>
+              <w:rPr>
+                <w:rFonts w:ascii="Noto Sans CJK KR" w:hAnsi="Noto Sans CJK KR" w:eastAsia="Noto Sans CJK KR"/>
                 <w:b/>
                 <w:color w:val="FFFFFF"/>
                 <w:sz w:val="20"/>
@@ -2269,3030 +3544,12 @@
           <w:tcPr>
             <w:tcW w:type="dxa" w:w="2268"/>
             <w:shd w:val="clear" w:color="auto" w:fill="FFFFFF"/>
-            <w:tcBorders>
-              <w:top w:val="single" w:sz="4" w:space="0" w:color="E2E8F0"/>
-              <w:left w:val="single" w:sz="4" w:space="0" w:color="E2E8F0"/>
-              <w:bottom w:val="single" w:sz="4" w:space="0" w:color="E2E8F0"/>
-              <w:right w:val="single" w:sz="4" w:space="0" w:color="E2E8F0"/>
-            </w:tcBorders>
           </w:tcPr>
           <w:p>
-            <w:pPr>
-              <w:spacing w:before="60" w:after="60"/>
-            </w:pPr>
             <w:r>
               <w:rPr>
-                <w:rFonts w:ascii="맑은 고딕" w:hAnsi="맑은 고딕"/>
-                <w:sz w:val="20"/>
-              </w:rPr>
-              <w:t>객실 선택</w:t>
-            </w:r>
-          </w:p>
-        </w:tc>
-        <w:tc>
-          <w:tcPr>
-            <w:tcW w:type="dxa" w:w="850"/>
-            <w:shd w:val="clear" w:color="auto" w:fill="FFFFFF"/>
-            <w:tcBorders>
-              <w:top w:val="single" w:sz="4" w:space="0" w:color="E2E8F0"/>
-              <w:left w:val="single" w:sz="4" w:space="0" w:color="E2E8F0"/>
-              <w:bottom w:val="single" w:sz="4" w:space="0" w:color="E2E8F0"/>
-              <w:right w:val="single" w:sz="4" w:space="0" w:color="E2E8F0"/>
-            </w:tcBorders>
-          </w:tcPr>
-          <w:p>
-            <w:pPr>
-              <w:spacing w:before="60" w:after="60"/>
-            </w:pPr>
-            <w:r>
-              <w:rPr>
-                <w:rFonts w:ascii="맑은 고딕" w:hAnsi="맑은 고딕"/>
-                <w:sz w:val="20"/>
-              </w:rPr>
-              <w:t>✅</w:t>
-            </w:r>
-          </w:p>
-        </w:tc>
-        <w:tc>
-          <w:tcPr>
-            <w:tcW w:type="dxa" w:w="5953"/>
-            <w:shd w:val="clear" w:color="auto" w:fill="FFFFFF"/>
-            <w:tcBorders>
-              <w:top w:val="single" w:sz="4" w:space="0" w:color="E2E8F0"/>
-              <w:left w:val="single" w:sz="4" w:space="0" w:color="E2E8F0"/>
-              <w:bottom w:val="single" w:sz="4" w:space="0" w:color="E2E8F0"/>
-              <w:right w:val="single" w:sz="4" w:space="0" w:color="E2E8F0"/>
-            </w:tcBorders>
-          </w:tcPr>
-          <w:p>
-            <w:pPr>
-              <w:spacing w:before="60" w:after="60"/>
-            </w:pPr>
-            <w:r>
-              <w:rPr>
-                <w:rFonts w:ascii="맑은 고딕" w:hAnsi="맑은 고딕"/>
-                <w:sz w:val="20"/>
-              </w:rPr>
-              <w:t>객실번호 또는 타입코드(예: SLF)로 검색하여 선택</w:t>
-            </w:r>
-          </w:p>
-        </w:tc>
-      </w:tr>
-      <w:tr>
-        <w:tc>
-          <w:tcPr>
-            <w:tcW w:type="dxa" w:w="2268"/>
-            <w:shd w:val="clear" w:color="auto" w:fill="F8FAFC"/>
-            <w:tcBorders>
-              <w:top w:val="single" w:sz="4" w:space="0" w:color="E2E8F0"/>
-              <w:left w:val="single" w:sz="4" w:space="0" w:color="E2E8F0"/>
-              <w:bottom w:val="single" w:sz="4" w:space="0" w:color="E2E8F0"/>
-              <w:right w:val="single" w:sz="4" w:space="0" w:color="E2E8F0"/>
-            </w:tcBorders>
-          </w:tcPr>
-          <w:p>
-            <w:pPr>
-              <w:spacing w:before="60" w:after="60"/>
-            </w:pPr>
-            <w:r>
-              <w:rPr>
-                <w:rFonts w:ascii="맑은 고딕" w:hAnsi="맑은 고딕"/>
-                <w:sz w:val="20"/>
-              </w:rPr>
-              <w:t>공종</w:t>
-            </w:r>
-          </w:p>
-        </w:tc>
-        <w:tc>
-          <w:tcPr>
-            <w:tcW w:type="dxa" w:w="850"/>
-            <w:shd w:val="clear" w:color="auto" w:fill="F8FAFC"/>
-            <w:tcBorders>
-              <w:top w:val="single" w:sz="4" w:space="0" w:color="E2E8F0"/>
-              <w:left w:val="single" w:sz="4" w:space="0" w:color="E2E8F0"/>
-              <w:bottom w:val="single" w:sz="4" w:space="0" w:color="E2E8F0"/>
-              <w:right w:val="single" w:sz="4" w:space="0" w:color="E2E8F0"/>
-            </w:tcBorders>
-          </w:tcPr>
-          <w:p>
-            <w:pPr>
-              <w:spacing w:before="60" w:after="60"/>
-            </w:pPr>
-            <w:r>
-              <w:rPr>
-                <w:rFonts w:ascii="맑은 고딕" w:hAnsi="맑은 고딕"/>
-                <w:sz w:val="20"/>
-              </w:rPr>
-              <w:t>✅</w:t>
-            </w:r>
-          </w:p>
-        </w:tc>
-        <w:tc>
-          <w:tcPr>
-            <w:tcW w:type="dxa" w:w="5953"/>
-            <w:shd w:val="clear" w:color="auto" w:fill="F8FAFC"/>
-            <w:tcBorders>
-              <w:top w:val="single" w:sz="4" w:space="0" w:color="E2E8F0"/>
-              <w:left w:val="single" w:sz="4" w:space="0" w:color="E2E8F0"/>
-              <w:bottom w:val="single" w:sz="4" w:space="0" w:color="E2E8F0"/>
-              <w:right w:val="single" w:sz="4" w:space="0" w:color="E2E8F0"/>
-            </w:tcBorders>
-          </w:tcPr>
-          <w:p>
-            <w:pPr>
-              <w:spacing w:before="60" w:after="60"/>
-            </w:pPr>
-            <w:r>
-              <w:rPr>
-                <w:rFonts w:ascii="맑은 고딕" w:hAnsi="맑은 고딕"/>
-                <w:sz w:val="20"/>
-              </w:rPr>
-              <w:t>하자가 발생한 작업 분야 선택 (9가지 중 택1)</w:t>
-            </w:r>
-          </w:p>
-        </w:tc>
-      </w:tr>
-      <w:tr>
-        <w:tc>
-          <w:tcPr>
-            <w:tcW w:type="dxa" w:w="2268"/>
-            <w:shd w:val="clear" w:color="auto" w:fill="FFFFFF"/>
-            <w:tcBorders>
-              <w:top w:val="single" w:sz="4" w:space="0" w:color="E2E8F0"/>
-              <w:left w:val="single" w:sz="4" w:space="0" w:color="E2E8F0"/>
-              <w:bottom w:val="single" w:sz="4" w:space="0" w:color="E2E8F0"/>
-              <w:right w:val="single" w:sz="4" w:space="0" w:color="E2E8F0"/>
-            </w:tcBorders>
-          </w:tcPr>
-          <w:p>
-            <w:pPr>
-              <w:spacing w:before="60" w:after="60"/>
-            </w:pPr>
-            <w:r>
-              <w:rPr>
-                <w:rFonts w:ascii="맑은 고딕" w:hAnsi="맑은 고딕"/>
-                <w:sz w:val="20"/>
-              </w:rPr>
-              <w:t>하자부위</w:t>
-            </w:r>
-          </w:p>
-        </w:tc>
-        <w:tc>
-          <w:tcPr>
-            <w:tcW w:type="dxa" w:w="850"/>
-            <w:shd w:val="clear" w:color="auto" w:fill="FFFFFF"/>
-            <w:tcBorders>
-              <w:top w:val="single" w:sz="4" w:space="0" w:color="E2E8F0"/>
-              <w:left w:val="single" w:sz="4" w:space="0" w:color="E2E8F0"/>
-              <w:bottom w:val="single" w:sz="4" w:space="0" w:color="E2E8F0"/>
-              <w:right w:val="single" w:sz="4" w:space="0" w:color="E2E8F0"/>
-            </w:tcBorders>
-          </w:tcPr>
-          <w:p>
-            <w:pPr>
-              <w:spacing w:before="60" w:after="60"/>
-            </w:pPr>
-            <w:r>
-              <w:rPr>
-                <w:rFonts w:ascii="맑은 고딕" w:hAnsi="맑은 고딕"/>
-                <w:sz w:val="20"/>
-              </w:rPr>
-            </w:r>
-          </w:p>
-        </w:tc>
-        <w:tc>
-          <w:tcPr>
-            <w:tcW w:type="dxa" w:w="5953"/>
-            <w:shd w:val="clear" w:color="auto" w:fill="FFFFFF"/>
-            <w:tcBorders>
-              <w:top w:val="single" w:sz="4" w:space="0" w:color="E2E8F0"/>
-              <w:left w:val="single" w:sz="4" w:space="0" w:color="E2E8F0"/>
-              <w:bottom w:val="single" w:sz="4" w:space="0" w:color="E2E8F0"/>
-              <w:right w:val="single" w:sz="4" w:space="0" w:color="E2E8F0"/>
-            </w:tcBorders>
-          </w:tcPr>
-          <w:p>
-            <w:pPr>
-              <w:spacing w:before="60" w:after="60"/>
-            </w:pPr>
-            <w:r>
-              <w:rPr>
-                <w:rFonts w:ascii="맑은 고딕" w:hAnsi="맑은 고딕"/>
-                <w:sz w:val="20"/>
-              </w:rPr>
-              <w:t>공종 내 세부 위치 (예: 전등, 샤워기 등)</w:t>
-            </w:r>
-          </w:p>
-        </w:tc>
-      </w:tr>
-      <w:tr>
-        <w:tc>
-          <w:tcPr>
-            <w:tcW w:type="dxa" w:w="2268"/>
-            <w:shd w:val="clear" w:color="auto" w:fill="F8FAFC"/>
-            <w:tcBorders>
-              <w:top w:val="single" w:sz="4" w:space="0" w:color="E2E8F0"/>
-              <w:left w:val="single" w:sz="4" w:space="0" w:color="E2E8F0"/>
-              <w:bottom w:val="single" w:sz="4" w:space="0" w:color="E2E8F0"/>
-              <w:right w:val="single" w:sz="4" w:space="0" w:color="E2E8F0"/>
-            </w:tcBorders>
-          </w:tcPr>
-          <w:p>
-            <w:pPr>
-              <w:spacing w:before="60" w:after="60"/>
-            </w:pPr>
-            <w:r>
-              <w:rPr>
-                <w:rFonts w:ascii="맑은 고딕" w:hAnsi="맑은 고딕"/>
-                <w:sz w:val="20"/>
-              </w:rPr>
-              <w:t>하자 내용</w:t>
-            </w:r>
-          </w:p>
-        </w:tc>
-        <w:tc>
-          <w:tcPr>
-            <w:tcW w:type="dxa" w:w="850"/>
-            <w:shd w:val="clear" w:color="auto" w:fill="F8FAFC"/>
-            <w:tcBorders>
-              <w:top w:val="single" w:sz="4" w:space="0" w:color="E2E8F0"/>
-              <w:left w:val="single" w:sz="4" w:space="0" w:color="E2E8F0"/>
-              <w:bottom w:val="single" w:sz="4" w:space="0" w:color="E2E8F0"/>
-              <w:right w:val="single" w:sz="4" w:space="0" w:color="E2E8F0"/>
-            </w:tcBorders>
-          </w:tcPr>
-          <w:p>
-            <w:pPr>
-              <w:spacing w:before="60" w:after="60"/>
-            </w:pPr>
-            <w:r>
-              <w:rPr>
-                <w:rFonts w:ascii="맑은 고딕" w:hAnsi="맑은 고딕"/>
-                <w:sz w:val="20"/>
-              </w:rPr>
-              <w:t>✅</w:t>
-            </w:r>
-          </w:p>
-        </w:tc>
-        <w:tc>
-          <w:tcPr>
-            <w:tcW w:type="dxa" w:w="5953"/>
-            <w:shd w:val="clear" w:color="auto" w:fill="F8FAFC"/>
-            <w:tcBorders>
-              <w:top w:val="single" w:sz="4" w:space="0" w:color="E2E8F0"/>
-              <w:left w:val="single" w:sz="4" w:space="0" w:color="E2E8F0"/>
-              <w:bottom w:val="single" w:sz="4" w:space="0" w:color="E2E8F0"/>
-              <w:right w:val="single" w:sz="4" w:space="0" w:color="E2E8F0"/>
-            </w:tcBorders>
-          </w:tcPr>
-          <w:p>
-            <w:pPr>
-              <w:spacing w:before="60" w:after="60"/>
-            </w:pPr>
-            <w:r>
-              <w:rPr>
-                <w:rFonts w:ascii="맑은 고딕" w:hAnsi="맑은 고딕"/>
-                <w:sz w:val="20"/>
-              </w:rPr>
-              <w:t>발생한 문제를 구체적으로 입력</w:t>
-            </w:r>
-          </w:p>
-        </w:tc>
-      </w:tr>
-      <w:tr>
-        <w:tc>
-          <w:tcPr>
-            <w:tcW w:type="dxa" w:w="2268"/>
-            <w:shd w:val="clear" w:color="auto" w:fill="FFFFFF"/>
-            <w:tcBorders>
-              <w:top w:val="single" w:sz="4" w:space="0" w:color="E2E8F0"/>
-              <w:left w:val="single" w:sz="4" w:space="0" w:color="E2E8F0"/>
-              <w:bottom w:val="single" w:sz="4" w:space="0" w:color="E2E8F0"/>
-              <w:right w:val="single" w:sz="4" w:space="0" w:color="E2E8F0"/>
-            </w:tcBorders>
-          </w:tcPr>
-          <w:p>
-            <w:pPr>
-              <w:spacing w:before="60" w:after="60"/>
-            </w:pPr>
-            <w:r>
-              <w:rPr>
-                <w:rFonts w:ascii="맑은 고딕" w:hAnsi="맑은 고딕"/>
-                <w:sz w:val="20"/>
-              </w:rPr>
-              <w:t>우선순위</w:t>
-            </w:r>
-          </w:p>
-        </w:tc>
-        <w:tc>
-          <w:tcPr>
-            <w:tcW w:type="dxa" w:w="850"/>
-            <w:shd w:val="clear" w:color="auto" w:fill="FFFFFF"/>
-            <w:tcBorders>
-              <w:top w:val="single" w:sz="4" w:space="0" w:color="E2E8F0"/>
-              <w:left w:val="single" w:sz="4" w:space="0" w:color="E2E8F0"/>
-              <w:bottom w:val="single" w:sz="4" w:space="0" w:color="E2E8F0"/>
-              <w:right w:val="single" w:sz="4" w:space="0" w:color="E2E8F0"/>
-            </w:tcBorders>
-          </w:tcPr>
-          <w:p>
-            <w:pPr>
-              <w:spacing w:before="60" w:after="60"/>
-            </w:pPr>
-            <w:r>
-              <w:rPr>
-                <w:rFonts w:ascii="맑은 고딕" w:hAnsi="맑은 고딕"/>
-                <w:sz w:val="20"/>
-              </w:rPr>
-              <w:t>✅</w:t>
-            </w:r>
-          </w:p>
-        </w:tc>
-        <w:tc>
-          <w:tcPr>
-            <w:tcW w:type="dxa" w:w="5953"/>
-            <w:shd w:val="clear" w:color="auto" w:fill="FFFFFF"/>
-            <w:tcBorders>
-              <w:top w:val="single" w:sz="4" w:space="0" w:color="E2E8F0"/>
-              <w:left w:val="single" w:sz="4" w:space="0" w:color="E2E8F0"/>
-              <w:bottom w:val="single" w:sz="4" w:space="0" w:color="E2E8F0"/>
-              <w:right w:val="single" w:sz="4" w:space="0" w:color="E2E8F0"/>
-            </w:tcBorders>
-          </w:tcPr>
-          <w:p>
-            <w:pPr>
-              <w:spacing w:before="60" w:after="60"/>
-            </w:pPr>
-            <w:r>
-              <w:rPr>
-                <w:rFonts w:ascii="맑은 고딕" w:hAnsi="맑은 고딕"/>
-                <w:sz w:val="20"/>
-              </w:rPr>
-              <w:t>긴급 / 높음 / 보통 / 낮음 중 선택</w:t>
-            </w:r>
-          </w:p>
-        </w:tc>
-      </w:tr>
-      <w:tr>
-        <w:tc>
-          <w:tcPr>
-            <w:tcW w:type="dxa" w:w="2268"/>
-            <w:shd w:val="clear" w:color="auto" w:fill="F8FAFC"/>
-            <w:tcBorders>
-              <w:top w:val="single" w:sz="4" w:space="0" w:color="E2E8F0"/>
-              <w:left w:val="single" w:sz="4" w:space="0" w:color="E2E8F0"/>
-              <w:bottom w:val="single" w:sz="4" w:space="0" w:color="E2E8F0"/>
-              <w:right w:val="single" w:sz="4" w:space="0" w:color="E2E8F0"/>
-            </w:tcBorders>
-          </w:tcPr>
-          <w:p>
-            <w:pPr>
-              <w:spacing w:before="60" w:after="60"/>
-            </w:pPr>
-            <w:r>
-              <w:rPr>
-                <w:rFonts w:ascii="맑은 고딕" w:hAnsi="맑은 고딕"/>
-                <w:sz w:val="20"/>
-              </w:rPr>
-              <w:t>처리방식</w:t>
-            </w:r>
-          </w:p>
-        </w:tc>
-        <w:tc>
-          <w:tcPr>
-            <w:tcW w:type="dxa" w:w="850"/>
-            <w:shd w:val="clear" w:color="auto" w:fill="F8FAFC"/>
-            <w:tcBorders>
-              <w:top w:val="single" w:sz="4" w:space="0" w:color="E2E8F0"/>
-              <w:left w:val="single" w:sz="4" w:space="0" w:color="E2E8F0"/>
-              <w:bottom w:val="single" w:sz="4" w:space="0" w:color="E2E8F0"/>
-              <w:right w:val="single" w:sz="4" w:space="0" w:color="E2E8F0"/>
-            </w:tcBorders>
-          </w:tcPr>
-          <w:p>
-            <w:pPr>
-              <w:spacing w:before="60" w:after="60"/>
-            </w:pPr>
-            <w:r>
-              <w:rPr>
-                <w:rFonts w:ascii="맑은 고딕" w:hAnsi="맑은 고딕"/>
-                <w:sz w:val="20"/>
-              </w:rPr>
-              <w:t>✅</w:t>
-            </w:r>
-          </w:p>
-        </w:tc>
-        <w:tc>
-          <w:tcPr>
-            <w:tcW w:type="dxa" w:w="5953"/>
-            <w:shd w:val="clear" w:color="auto" w:fill="F8FAFC"/>
-            <w:tcBorders>
-              <w:top w:val="single" w:sz="4" w:space="0" w:color="E2E8F0"/>
-              <w:left w:val="single" w:sz="4" w:space="0" w:color="E2E8F0"/>
-              <w:bottom w:val="single" w:sz="4" w:space="0" w:color="E2E8F0"/>
-              <w:right w:val="single" w:sz="4" w:space="0" w:color="E2E8F0"/>
-            </w:tcBorders>
-          </w:tcPr>
-          <w:p>
-            <w:pPr>
-              <w:spacing w:before="60" w:after="60"/>
-            </w:pPr>
-            <w:r>
-              <w:rPr>
-                <w:rFonts w:ascii="맑은 고딕" w:hAnsi="맑은 고딕"/>
-                <w:sz w:val="20"/>
-              </w:rPr>
-              <w:t>자체처리(직원이 직접) 또는 외주처리(업체 의뢰) 선택</w:t>
-            </w:r>
-          </w:p>
-        </w:tc>
-      </w:tr>
-      <w:tr>
-        <w:tc>
-          <w:tcPr>
-            <w:tcW w:type="dxa" w:w="2268"/>
-            <w:shd w:val="clear" w:color="auto" w:fill="FFFFFF"/>
-            <w:tcBorders>
-              <w:top w:val="single" w:sz="4" w:space="0" w:color="E2E8F0"/>
-              <w:left w:val="single" w:sz="4" w:space="0" w:color="E2E8F0"/>
-              <w:bottom w:val="single" w:sz="4" w:space="0" w:color="E2E8F0"/>
-              <w:right w:val="single" w:sz="4" w:space="0" w:color="E2E8F0"/>
-            </w:tcBorders>
-          </w:tcPr>
-          <w:p>
-            <w:pPr>
-              <w:spacing w:before="60" w:after="60"/>
-            </w:pPr>
-            <w:r>
-              <w:rPr>
-                <w:rFonts w:ascii="맑은 고딕" w:hAnsi="맑은 고딕"/>
-                <w:sz w:val="20"/>
-              </w:rPr>
-              <w:t>방막 여부</w:t>
-            </w:r>
-          </w:p>
-        </w:tc>
-        <w:tc>
-          <w:tcPr>
-            <w:tcW w:type="dxa" w:w="850"/>
-            <w:shd w:val="clear" w:color="auto" w:fill="FFFFFF"/>
-            <w:tcBorders>
-              <w:top w:val="single" w:sz="4" w:space="0" w:color="E2E8F0"/>
-              <w:left w:val="single" w:sz="4" w:space="0" w:color="E2E8F0"/>
-              <w:bottom w:val="single" w:sz="4" w:space="0" w:color="E2E8F0"/>
-              <w:right w:val="single" w:sz="4" w:space="0" w:color="E2E8F0"/>
-            </w:tcBorders>
-          </w:tcPr>
-          <w:p>
-            <w:pPr>
-              <w:spacing w:before="60" w:after="60"/>
-            </w:pPr>
-            <w:r>
-              <w:rPr>
-                <w:rFonts w:ascii="맑은 고딕" w:hAnsi="맑은 고딕"/>
-                <w:sz w:val="20"/>
-              </w:rPr>
-            </w:r>
-          </w:p>
-        </w:tc>
-        <w:tc>
-          <w:tcPr>
-            <w:tcW w:type="dxa" w:w="5953"/>
-            <w:shd w:val="clear" w:color="auto" w:fill="FFFFFF"/>
-            <w:tcBorders>
-              <w:top w:val="single" w:sz="4" w:space="0" w:color="E2E8F0"/>
-              <w:left w:val="single" w:sz="4" w:space="0" w:color="E2E8F0"/>
-              <w:bottom w:val="single" w:sz="4" w:space="0" w:color="E2E8F0"/>
-              <w:right w:val="single" w:sz="4" w:space="0" w:color="E2E8F0"/>
-            </w:tcBorders>
-          </w:tcPr>
-          <w:p>
-            <w:pPr>
-              <w:spacing w:before="60" w:after="60"/>
-            </w:pPr>
-            <w:r>
-              <w:rPr>
-                <w:rFonts w:ascii="맑은 고딕" w:hAnsi="맑은 고딕"/>
-                <w:sz w:val="20"/>
-              </w:rPr>
-              <w:t>해당 하자로 인해 객실 판매가 불가한 경우 체크</w:t>
-            </w:r>
-          </w:p>
-        </w:tc>
-      </w:tr>
-      <w:tr>
-        <w:tc>
-          <w:tcPr>
-            <w:tcW w:type="dxa" w:w="2268"/>
-            <w:shd w:val="clear" w:color="auto" w:fill="F8FAFC"/>
-            <w:tcBorders>
-              <w:top w:val="single" w:sz="4" w:space="0" w:color="E2E8F0"/>
-              <w:left w:val="single" w:sz="4" w:space="0" w:color="E2E8F0"/>
-              <w:bottom w:val="single" w:sz="4" w:space="0" w:color="E2E8F0"/>
-              <w:right w:val="single" w:sz="4" w:space="0" w:color="E2E8F0"/>
-            </w:tcBorders>
-          </w:tcPr>
-          <w:p>
-            <w:pPr>
-              <w:spacing w:before="60" w:after="60"/>
-            </w:pPr>
-            <w:r>
-              <w:rPr>
-                <w:rFonts w:ascii="맑은 고딕" w:hAnsi="맑은 고딕"/>
-                <w:sz w:val="20"/>
-              </w:rPr>
-              <w:t>방막 기간</w:t>
-            </w:r>
-          </w:p>
-        </w:tc>
-        <w:tc>
-          <w:tcPr>
-            <w:tcW w:type="dxa" w:w="850"/>
-            <w:shd w:val="clear" w:color="auto" w:fill="F8FAFC"/>
-            <w:tcBorders>
-              <w:top w:val="single" w:sz="4" w:space="0" w:color="E2E8F0"/>
-              <w:left w:val="single" w:sz="4" w:space="0" w:color="E2E8F0"/>
-              <w:bottom w:val="single" w:sz="4" w:space="0" w:color="E2E8F0"/>
-              <w:right w:val="single" w:sz="4" w:space="0" w:color="E2E8F0"/>
-            </w:tcBorders>
-          </w:tcPr>
-          <w:p>
-            <w:pPr>
-              <w:spacing w:before="60" w:after="60"/>
-            </w:pPr>
-            <w:r>
-              <w:rPr>
-                <w:rFonts w:ascii="맑은 고딕" w:hAnsi="맑은 고딕"/>
-                <w:sz w:val="20"/>
-              </w:rPr>
-            </w:r>
-          </w:p>
-        </w:tc>
-        <w:tc>
-          <w:tcPr>
-            <w:tcW w:type="dxa" w:w="5953"/>
-            <w:shd w:val="clear" w:color="auto" w:fill="F8FAFC"/>
-            <w:tcBorders>
-              <w:top w:val="single" w:sz="4" w:space="0" w:color="E2E8F0"/>
-              <w:left w:val="single" w:sz="4" w:space="0" w:color="E2E8F0"/>
-              <w:bottom w:val="single" w:sz="4" w:space="0" w:color="E2E8F0"/>
-              <w:right w:val="single" w:sz="4" w:space="0" w:color="E2E8F0"/>
-            </w:tcBorders>
-          </w:tcPr>
-          <w:p>
-            <w:pPr>
-              <w:spacing w:before="60" w:after="60"/>
-            </w:pPr>
-            <w:r>
-              <w:rPr>
-                <w:rFonts w:ascii="맑은 고딕" w:hAnsi="맑은 고딕"/>
-                <w:sz w:val="20"/>
-              </w:rPr>
-              <w:t>방막 여부 체크 시 판매 불가 일수 입력</w:t>
-            </w:r>
-          </w:p>
-        </w:tc>
-      </w:tr>
-      <w:tr>
-        <w:tc>
-          <w:tcPr>
-            <w:tcW w:type="dxa" w:w="2268"/>
-            <w:shd w:val="clear" w:color="auto" w:fill="FFFFFF"/>
-            <w:tcBorders>
-              <w:top w:val="single" w:sz="4" w:space="0" w:color="E2E8F0"/>
-              <w:left w:val="single" w:sz="4" w:space="0" w:color="E2E8F0"/>
-              <w:bottom w:val="single" w:sz="4" w:space="0" w:color="E2E8F0"/>
-              <w:right w:val="single" w:sz="4" w:space="0" w:color="E2E8F0"/>
-            </w:tcBorders>
-          </w:tcPr>
-          <w:p>
-            <w:pPr>
-              <w:spacing w:before="60" w:after="60"/>
-            </w:pPr>
-            <w:r>
-              <w:rPr>
-                <w:rFonts w:ascii="맑은 고딕" w:hAnsi="맑은 고딕"/>
-                <w:sz w:val="20"/>
-              </w:rPr>
-              <w:t>예정일</w:t>
-            </w:r>
-          </w:p>
-        </w:tc>
-        <w:tc>
-          <w:tcPr>
-            <w:tcW w:type="dxa" w:w="850"/>
-            <w:shd w:val="clear" w:color="auto" w:fill="FFFFFF"/>
-            <w:tcBorders>
-              <w:top w:val="single" w:sz="4" w:space="0" w:color="E2E8F0"/>
-              <w:left w:val="single" w:sz="4" w:space="0" w:color="E2E8F0"/>
-              <w:bottom w:val="single" w:sz="4" w:space="0" w:color="E2E8F0"/>
-              <w:right w:val="single" w:sz="4" w:space="0" w:color="E2E8F0"/>
-            </w:tcBorders>
-          </w:tcPr>
-          <w:p>
-            <w:pPr>
-              <w:spacing w:before="60" w:after="60"/>
-            </w:pPr>
-            <w:r>
-              <w:rPr>
-                <w:rFonts w:ascii="맑은 고딕" w:hAnsi="맑은 고딕"/>
-                <w:sz w:val="20"/>
-              </w:rPr>
-            </w:r>
-          </w:p>
-        </w:tc>
-        <w:tc>
-          <w:tcPr>
-            <w:tcW w:type="dxa" w:w="5953"/>
-            <w:shd w:val="clear" w:color="auto" w:fill="FFFFFF"/>
-            <w:tcBorders>
-              <w:top w:val="single" w:sz="4" w:space="0" w:color="E2E8F0"/>
-              <w:left w:val="single" w:sz="4" w:space="0" w:color="E2E8F0"/>
-              <w:bottom w:val="single" w:sz="4" w:space="0" w:color="E2E8F0"/>
-              <w:right w:val="single" w:sz="4" w:space="0" w:color="E2E8F0"/>
-            </w:tcBorders>
-          </w:tcPr>
-          <w:p>
-            <w:pPr>
-              <w:spacing w:before="60" w:after="60"/>
-            </w:pPr>
-            <w:r>
-              <w:rPr>
-                <w:rFonts w:ascii="맑은 고딕" w:hAnsi="맑은 고딕"/>
-                <w:sz w:val="20"/>
-              </w:rPr>
-              <w:t>처리 완료 목표일 설정</w:t>
-            </w:r>
-          </w:p>
-        </w:tc>
-      </w:tr>
-      <w:tr>
-        <w:tc>
-          <w:tcPr>
-            <w:tcW w:type="dxa" w:w="2268"/>
-            <w:shd w:val="clear" w:color="auto" w:fill="F8FAFC"/>
-            <w:tcBorders>
-              <w:top w:val="single" w:sz="4" w:space="0" w:color="E2E8F0"/>
-              <w:left w:val="single" w:sz="4" w:space="0" w:color="E2E8F0"/>
-              <w:bottom w:val="single" w:sz="4" w:space="0" w:color="E2E8F0"/>
-              <w:right w:val="single" w:sz="4" w:space="0" w:color="E2E8F0"/>
-            </w:tcBorders>
-          </w:tcPr>
-          <w:p>
-            <w:pPr>
-              <w:spacing w:before="60" w:after="60"/>
-            </w:pPr>
-            <w:r>
-              <w:rPr>
-                <w:rFonts w:ascii="맑은 고딕" w:hAnsi="맑은 고딕"/>
-                <w:sz w:val="20"/>
-              </w:rPr>
-              <w:t>담당자</w:t>
-            </w:r>
-          </w:p>
-        </w:tc>
-        <w:tc>
-          <w:tcPr>
-            <w:tcW w:type="dxa" w:w="850"/>
-            <w:shd w:val="clear" w:color="auto" w:fill="F8FAFC"/>
-            <w:tcBorders>
-              <w:top w:val="single" w:sz="4" w:space="0" w:color="E2E8F0"/>
-              <w:left w:val="single" w:sz="4" w:space="0" w:color="E2E8F0"/>
-              <w:bottom w:val="single" w:sz="4" w:space="0" w:color="E2E8F0"/>
-              <w:right w:val="single" w:sz="4" w:space="0" w:color="E2E8F0"/>
-            </w:tcBorders>
-          </w:tcPr>
-          <w:p>
-            <w:pPr>
-              <w:spacing w:before="60" w:after="60"/>
-            </w:pPr>
-            <w:r>
-              <w:rPr>
-                <w:rFonts w:ascii="맑은 고딕" w:hAnsi="맑은 고딕"/>
-                <w:sz w:val="20"/>
-              </w:rPr>
-            </w:r>
-          </w:p>
-        </w:tc>
-        <w:tc>
-          <w:tcPr>
-            <w:tcW w:type="dxa" w:w="5953"/>
-            <w:shd w:val="clear" w:color="auto" w:fill="F8FAFC"/>
-            <w:tcBorders>
-              <w:top w:val="single" w:sz="4" w:space="0" w:color="E2E8F0"/>
-              <w:left w:val="single" w:sz="4" w:space="0" w:color="E2E8F0"/>
-              <w:bottom w:val="single" w:sz="4" w:space="0" w:color="E2E8F0"/>
-              <w:right w:val="single" w:sz="4" w:space="0" w:color="E2E8F0"/>
-            </w:tcBorders>
-          </w:tcPr>
-          <w:p>
-            <w:pPr>
-              <w:spacing w:before="60" w:after="60"/>
-            </w:pPr>
-            <w:r>
-              <w:rPr>
-                <w:rFonts w:ascii="맑은 고딕" w:hAnsi="맑은 고딕"/>
-                <w:sz w:val="20"/>
-              </w:rPr>
-              <w:t>처리 담당 직원 선택</w:t>
-            </w:r>
-          </w:p>
-        </w:tc>
-      </w:tr>
-      <w:tr>
-        <w:tc>
-          <w:tcPr>
-            <w:tcW w:type="dxa" w:w="2268"/>
-            <w:shd w:val="clear" w:color="auto" w:fill="FFFFFF"/>
-            <w:tcBorders>
-              <w:top w:val="single" w:sz="4" w:space="0" w:color="E2E8F0"/>
-              <w:left w:val="single" w:sz="4" w:space="0" w:color="E2E8F0"/>
-              <w:bottom w:val="single" w:sz="4" w:space="0" w:color="E2E8F0"/>
-              <w:right w:val="single" w:sz="4" w:space="0" w:color="E2E8F0"/>
-            </w:tcBorders>
-          </w:tcPr>
-          <w:p>
-            <w:pPr>
-              <w:spacing w:before="60" w:after="60"/>
-            </w:pPr>
-            <w:r>
-              <w:rPr>
-                <w:rFonts w:ascii="맑은 고딕" w:hAnsi="맑은 고딕"/>
-                <w:sz w:val="20"/>
-              </w:rPr>
-              <w:t>등록자</w:t>
-            </w:r>
-          </w:p>
-        </w:tc>
-        <w:tc>
-          <w:tcPr>
-            <w:tcW w:type="dxa" w:w="850"/>
-            <w:shd w:val="clear" w:color="auto" w:fill="FFFFFF"/>
-            <w:tcBorders>
-              <w:top w:val="single" w:sz="4" w:space="0" w:color="E2E8F0"/>
-              <w:left w:val="single" w:sz="4" w:space="0" w:color="E2E8F0"/>
-              <w:bottom w:val="single" w:sz="4" w:space="0" w:color="E2E8F0"/>
-              <w:right w:val="single" w:sz="4" w:space="0" w:color="E2E8F0"/>
-            </w:tcBorders>
-          </w:tcPr>
-          <w:p>
-            <w:pPr>
-              <w:spacing w:before="60" w:after="60"/>
-            </w:pPr>
-            <w:r>
-              <w:rPr>
-                <w:rFonts w:ascii="맑은 고딕" w:hAnsi="맑은 고딕"/>
-                <w:sz w:val="20"/>
-              </w:rPr>
-            </w:r>
-          </w:p>
-        </w:tc>
-        <w:tc>
-          <w:tcPr>
-            <w:tcW w:type="dxa" w:w="5953"/>
-            <w:shd w:val="clear" w:color="auto" w:fill="FFFFFF"/>
-            <w:tcBorders>
-              <w:top w:val="single" w:sz="4" w:space="0" w:color="E2E8F0"/>
-              <w:left w:val="single" w:sz="4" w:space="0" w:color="E2E8F0"/>
-              <w:bottom w:val="single" w:sz="4" w:space="0" w:color="E2E8F0"/>
-              <w:right w:val="single" w:sz="4" w:space="0" w:color="E2E8F0"/>
-            </w:tcBorders>
-          </w:tcPr>
-          <w:p>
-            <w:pPr>
-              <w:spacing w:before="60" w:after="60"/>
-            </w:pPr>
-            <w:r>
-              <w:rPr>
-                <w:rFonts w:ascii="맑은 고딕" w:hAnsi="맑은 고딕"/>
-                <w:sz w:val="20"/>
-              </w:rPr>
-              <w:t>하자를 발견·등록한 직원 선택</w:t>
-            </w:r>
-          </w:p>
-        </w:tc>
-      </w:tr>
-      <w:tr>
-        <w:tc>
-          <w:tcPr>
-            <w:tcW w:type="dxa" w:w="2268"/>
-            <w:shd w:val="clear" w:color="auto" w:fill="F8FAFC"/>
-            <w:tcBorders>
-              <w:top w:val="single" w:sz="4" w:space="0" w:color="E2E8F0"/>
-              <w:left w:val="single" w:sz="4" w:space="0" w:color="E2E8F0"/>
-              <w:bottom w:val="single" w:sz="4" w:space="0" w:color="E2E8F0"/>
-              <w:right w:val="single" w:sz="4" w:space="0" w:color="E2E8F0"/>
-            </w:tcBorders>
-          </w:tcPr>
-          <w:p>
-            <w:pPr>
-              <w:spacing w:before="60" w:after="60"/>
-            </w:pPr>
-            <w:r>
-              <w:rPr>
-                <w:rFonts w:ascii="맑은 고딕" w:hAnsi="맑은 고딕"/>
-                <w:sz w:val="20"/>
-              </w:rPr>
-              <w:t>외주 처리비</w:t>
-            </w:r>
-          </w:p>
-        </w:tc>
-        <w:tc>
-          <w:tcPr>
-            <w:tcW w:type="dxa" w:w="850"/>
-            <w:shd w:val="clear" w:color="auto" w:fill="F8FAFC"/>
-            <w:tcBorders>
-              <w:top w:val="single" w:sz="4" w:space="0" w:color="E2E8F0"/>
-              <w:left w:val="single" w:sz="4" w:space="0" w:color="E2E8F0"/>
-              <w:bottom w:val="single" w:sz="4" w:space="0" w:color="E2E8F0"/>
-              <w:right w:val="single" w:sz="4" w:space="0" w:color="E2E8F0"/>
-            </w:tcBorders>
-          </w:tcPr>
-          <w:p>
-            <w:pPr>
-              <w:spacing w:before="60" w:after="60"/>
-            </w:pPr>
-            <w:r>
-              <w:rPr>
-                <w:rFonts w:ascii="맑은 고딕" w:hAnsi="맑은 고딕"/>
-                <w:sz w:val="20"/>
-              </w:rPr>
-            </w:r>
-          </w:p>
-        </w:tc>
-        <w:tc>
-          <w:tcPr>
-            <w:tcW w:type="dxa" w:w="5953"/>
-            <w:shd w:val="clear" w:color="auto" w:fill="F8FAFC"/>
-            <w:tcBorders>
-              <w:top w:val="single" w:sz="4" w:space="0" w:color="E2E8F0"/>
-              <w:left w:val="single" w:sz="4" w:space="0" w:color="E2E8F0"/>
-              <w:bottom w:val="single" w:sz="4" w:space="0" w:color="E2E8F0"/>
-              <w:right w:val="single" w:sz="4" w:space="0" w:color="E2E8F0"/>
-            </w:tcBorders>
-          </w:tcPr>
-          <w:p>
-            <w:pPr>
-              <w:spacing w:before="60" w:after="60"/>
-            </w:pPr>
-            <w:r>
-              <w:rPr>
-                <w:rFonts w:ascii="맑은 고딕" w:hAnsi="맑은 고딕"/>
-                <w:sz w:val="20"/>
-              </w:rPr>
-              <w:t>처리방식이 외주일 때 청구된 총 비용 입력</w:t>
-            </w:r>
-          </w:p>
-        </w:tc>
-      </w:tr>
-      <w:tr>
-        <w:tc>
-          <w:tcPr>
-            <w:tcW w:type="dxa" w:w="2268"/>
-            <w:shd w:val="clear" w:color="auto" w:fill="FFFFFF"/>
-            <w:tcBorders>
-              <w:top w:val="single" w:sz="4" w:space="0" w:color="E2E8F0"/>
-              <w:left w:val="single" w:sz="4" w:space="0" w:color="E2E8F0"/>
-              <w:bottom w:val="single" w:sz="4" w:space="0" w:color="E2E8F0"/>
-              <w:right w:val="single" w:sz="4" w:space="0" w:color="E2E8F0"/>
-            </w:tcBorders>
-          </w:tcPr>
-          <w:p>
-            <w:pPr>
-              <w:spacing w:before="60" w:after="60"/>
-            </w:pPr>
-            <w:r>
-              <w:rPr>
-                <w:rFonts w:ascii="맑은 고딕" w:hAnsi="맑은 고딕"/>
-                <w:sz w:val="20"/>
-              </w:rPr>
-              <w:t>사용 부속</w:t>
-            </w:r>
-          </w:p>
-        </w:tc>
-        <w:tc>
-          <w:tcPr>
-            <w:tcW w:type="dxa" w:w="850"/>
-            <w:shd w:val="clear" w:color="auto" w:fill="FFFFFF"/>
-            <w:tcBorders>
-              <w:top w:val="single" w:sz="4" w:space="0" w:color="E2E8F0"/>
-              <w:left w:val="single" w:sz="4" w:space="0" w:color="E2E8F0"/>
-              <w:bottom w:val="single" w:sz="4" w:space="0" w:color="E2E8F0"/>
-              <w:right w:val="single" w:sz="4" w:space="0" w:color="E2E8F0"/>
-            </w:tcBorders>
-          </w:tcPr>
-          <w:p>
-            <w:pPr>
-              <w:spacing w:before="60" w:after="60"/>
-            </w:pPr>
-            <w:r>
-              <w:rPr>
-                <w:rFonts w:ascii="맑은 고딕" w:hAnsi="맑은 고딕"/>
-                <w:sz w:val="20"/>
-              </w:rPr>
-            </w:r>
-          </w:p>
-        </w:tc>
-        <w:tc>
-          <w:tcPr>
-            <w:tcW w:type="dxa" w:w="5953"/>
-            <w:shd w:val="clear" w:color="auto" w:fill="FFFFFF"/>
-            <w:tcBorders>
-              <w:top w:val="single" w:sz="4" w:space="0" w:color="E2E8F0"/>
-              <w:left w:val="single" w:sz="4" w:space="0" w:color="E2E8F0"/>
-              <w:bottom w:val="single" w:sz="4" w:space="0" w:color="E2E8F0"/>
-              <w:right w:val="single" w:sz="4" w:space="0" w:color="E2E8F0"/>
-            </w:tcBorders>
-          </w:tcPr>
-          <w:p>
-            <w:pPr>
-              <w:spacing w:before="60" w:after="60"/>
-            </w:pPr>
-            <w:r>
-              <w:rPr>
-                <w:rFonts w:ascii="맑은 고딕" w:hAnsi="맑은 고딕"/>
-                <w:sz w:val="20"/>
-              </w:rPr>
-              <w:t>처리방식이 자체일 때 사용한 부품과 수량, 공임비 입력</w:t>
-            </w:r>
-          </w:p>
-        </w:tc>
-      </w:tr>
-    </w:tbl>
-    <w:p>
-      <w:pPr>
-        <w:spacing w:after="0"/>
-      </w:pPr>
-      <w:r>
-        <w:rPr>
-          <w:sz w:val="8"/>
-        </w:rPr>
-      </w:r>
-    </w:p>
-    <w:p>
-      <w:pPr>
-        <w:spacing w:before="240" w:after="80"/>
-      </w:pPr>
-      <w:r>
-        <w:rPr>
-          <w:rFonts w:ascii="맑은 고딕" w:hAnsi="맑은 고딕"/>
-          <w:b/>
-          <w:color w:val="1C1F24"/>
-          <w:sz w:val="26"/>
-        </w:rPr>
-        <w:t>5-2. 처리방식 선택 기준</w:t>
-      </w:r>
-    </w:p>
-    <w:tbl>
-      <w:tblPr>
-        <w:tblStyle w:val="TableGrid"/>
-        <w:tblW w:type="auto" w:w="0"/>
-        <w:jc w:val="left"/>
-        <w:tblLook w:firstColumn="1" w:firstRow="1" w:lastColumn="0" w:lastRow="0" w:noHBand="0" w:noVBand="1" w:val="04A0"/>
-      </w:tblPr>
-      <w:tblGrid>
-        <w:gridCol w:w="3024"/>
-        <w:gridCol w:w="3024"/>
-        <w:gridCol w:w="3024"/>
-      </w:tblGrid>
-      <w:tr>
-        <w:tc>
-          <w:tcPr>
-            <w:tcW w:type="dxa" w:w="1984"/>
-            <w:shd w:val="clear" w:color="auto" w:fill="2563EB"/>
-            <w:tcBorders>
-              <w:top w:val="single" w:sz="4" w:space="0" w:color="2563EB"/>
-              <w:left w:val="single" w:sz="4" w:space="0" w:color="2563EB"/>
-              <w:bottom w:val="single" w:sz="4" w:space="0" w:color="2563EB"/>
-              <w:right w:val="single" w:sz="4" w:space="0" w:color="2563EB"/>
-            </w:tcBorders>
-          </w:tcPr>
-          <w:p>
-            <w:pPr>
-              <w:spacing w:before="80" w:after="80"/>
-              <w:jc w:val="center"/>
-            </w:pPr>
-            <w:r>
-              <w:rPr>
-                <w:rFonts w:ascii="맑은 고딕" w:hAnsi="맑은 고딕"/>
-                <w:b/>
-                <w:color w:val="FFFFFF"/>
-                <w:sz w:val="20"/>
-              </w:rPr>
-              <w:t>처리방식</w:t>
-            </w:r>
-          </w:p>
-        </w:tc>
-        <w:tc>
-          <w:tcPr>
-            <w:tcW w:type="dxa" w:w="3118"/>
-            <w:shd w:val="clear" w:color="auto" w:fill="2563EB"/>
-            <w:tcBorders>
-              <w:top w:val="single" w:sz="4" w:space="0" w:color="2563EB"/>
-              <w:left w:val="single" w:sz="4" w:space="0" w:color="2563EB"/>
-              <w:bottom w:val="single" w:sz="4" w:space="0" w:color="2563EB"/>
-              <w:right w:val="single" w:sz="4" w:space="0" w:color="2563EB"/>
-            </w:tcBorders>
-          </w:tcPr>
-          <w:p>
-            <w:pPr>
-              <w:spacing w:before="80" w:after="80"/>
-              <w:jc w:val="center"/>
-            </w:pPr>
-            <w:r>
-              <w:rPr>
-                <w:rFonts w:ascii="맑은 고딕" w:hAnsi="맑은 고딕"/>
-                <w:b/>
-                <w:color w:val="FFFFFF"/>
-                <w:sz w:val="20"/>
-              </w:rPr>
-              <w:t>언제 선택</w:t>
-            </w:r>
-          </w:p>
-        </w:tc>
-        <w:tc>
-          <w:tcPr>
-            <w:tcW w:type="dxa" w:w="3969"/>
-            <w:shd w:val="clear" w:color="auto" w:fill="2563EB"/>
-            <w:tcBorders>
-              <w:top w:val="single" w:sz="4" w:space="0" w:color="2563EB"/>
-              <w:left w:val="single" w:sz="4" w:space="0" w:color="2563EB"/>
-              <w:bottom w:val="single" w:sz="4" w:space="0" w:color="2563EB"/>
-              <w:right w:val="single" w:sz="4" w:space="0" w:color="2563EB"/>
-            </w:tcBorders>
-          </w:tcPr>
-          <w:p>
-            <w:pPr>
-              <w:spacing w:before="80" w:after="80"/>
-              <w:jc w:val="center"/>
-            </w:pPr>
-            <w:r>
-              <w:rPr>
-                <w:rFonts w:ascii="맑은 고딕" w:hAnsi="맑은 고딕"/>
-                <w:b/>
-                <w:color w:val="FFFFFF"/>
-                <w:sz w:val="20"/>
-              </w:rPr>
-              <w:t>비용 입력 방식</w:t>
-            </w:r>
-          </w:p>
-        </w:tc>
-      </w:tr>
-      <w:tr>
-        <w:tc>
-          <w:tcPr>
-            <w:tcW w:type="dxa" w:w="1984"/>
-            <w:shd w:val="clear" w:color="auto" w:fill="FFFFFF"/>
-            <w:tcBorders>
-              <w:top w:val="single" w:sz="4" w:space="0" w:color="E2E8F0"/>
-              <w:left w:val="single" w:sz="4" w:space="0" w:color="E2E8F0"/>
-              <w:bottom w:val="single" w:sz="4" w:space="0" w:color="E2E8F0"/>
-              <w:right w:val="single" w:sz="4" w:space="0" w:color="E2E8F0"/>
-            </w:tcBorders>
-          </w:tcPr>
-          <w:p>
-            <w:pPr>
-              <w:spacing w:before="60" w:after="60"/>
-            </w:pPr>
-            <w:r>
-              <w:rPr>
-                <w:rFonts w:ascii="맑은 고딕" w:hAnsi="맑은 고딕"/>
-                <w:sz w:val="20"/>
-              </w:rPr>
-              <w:t>자체처리</w:t>
-            </w:r>
-          </w:p>
-        </w:tc>
-        <w:tc>
-          <w:tcPr>
-            <w:tcW w:type="dxa" w:w="3118"/>
-            <w:shd w:val="clear" w:color="auto" w:fill="FFFFFF"/>
-            <w:tcBorders>
-              <w:top w:val="single" w:sz="4" w:space="0" w:color="E2E8F0"/>
-              <w:left w:val="single" w:sz="4" w:space="0" w:color="E2E8F0"/>
-              <w:bottom w:val="single" w:sz="4" w:space="0" w:color="E2E8F0"/>
-              <w:right w:val="single" w:sz="4" w:space="0" w:color="E2E8F0"/>
-            </w:tcBorders>
-          </w:tcPr>
-          <w:p>
-            <w:pPr>
-              <w:spacing w:before="60" w:after="60"/>
-            </w:pPr>
-            <w:r>
-              <w:rPr>
-                <w:rFonts w:ascii="맑은 고딕" w:hAnsi="맑은 고딕"/>
-                <w:sz w:val="20"/>
-              </w:rPr>
-              <w:t>내부 직원이 직접 수리</w:t>
-            </w:r>
-          </w:p>
-        </w:tc>
-        <w:tc>
-          <w:tcPr>
-            <w:tcW w:type="dxa" w:w="3969"/>
-            <w:shd w:val="clear" w:color="auto" w:fill="FFFFFF"/>
-            <w:tcBorders>
-              <w:top w:val="single" w:sz="4" w:space="0" w:color="E2E8F0"/>
-              <w:left w:val="single" w:sz="4" w:space="0" w:color="E2E8F0"/>
-              <w:bottom w:val="single" w:sz="4" w:space="0" w:color="E2E8F0"/>
-              <w:right w:val="single" w:sz="4" w:space="0" w:color="E2E8F0"/>
-            </w:tcBorders>
-          </w:tcPr>
-          <w:p>
-            <w:pPr>
-              <w:spacing w:before="60" w:after="60"/>
-            </w:pPr>
-            <w:r>
-              <w:rPr>
-                <w:rFonts w:ascii="맑은 고딕" w:hAnsi="맑은 고딕"/>
-                <w:sz w:val="20"/>
-              </w:rPr>
-              <w:t>사용 부속 + 공임비를 항목별로 입력 → 자동 합산</w:t>
-            </w:r>
-          </w:p>
-        </w:tc>
-      </w:tr>
-      <w:tr>
-        <w:tc>
-          <w:tcPr>
-            <w:tcW w:type="dxa" w:w="1984"/>
-            <w:shd w:val="clear" w:color="auto" w:fill="F8FAFC"/>
-            <w:tcBorders>
-              <w:top w:val="single" w:sz="4" w:space="0" w:color="E2E8F0"/>
-              <w:left w:val="single" w:sz="4" w:space="0" w:color="E2E8F0"/>
-              <w:bottom w:val="single" w:sz="4" w:space="0" w:color="E2E8F0"/>
-              <w:right w:val="single" w:sz="4" w:space="0" w:color="E2E8F0"/>
-            </w:tcBorders>
-          </w:tcPr>
-          <w:p>
-            <w:pPr>
-              <w:spacing w:before="60" w:after="60"/>
-            </w:pPr>
-            <w:r>
-              <w:rPr>
-                <w:rFonts w:ascii="맑은 고딕" w:hAnsi="맑은 고딕"/>
-                <w:sz w:val="20"/>
-              </w:rPr>
-              <w:t>외주처리</w:t>
-            </w:r>
-          </w:p>
-        </w:tc>
-        <w:tc>
-          <w:tcPr>
-            <w:tcW w:type="dxa" w:w="3118"/>
-            <w:shd w:val="clear" w:color="auto" w:fill="F8FAFC"/>
-            <w:tcBorders>
-              <w:top w:val="single" w:sz="4" w:space="0" w:color="E2E8F0"/>
-              <w:left w:val="single" w:sz="4" w:space="0" w:color="E2E8F0"/>
-              <w:bottom w:val="single" w:sz="4" w:space="0" w:color="E2E8F0"/>
-              <w:right w:val="single" w:sz="4" w:space="0" w:color="E2E8F0"/>
-            </w:tcBorders>
-          </w:tcPr>
-          <w:p>
-            <w:pPr>
-              <w:spacing w:before="60" w:after="60"/>
-            </w:pPr>
-            <w:r>
-              <w:rPr>
-                <w:rFonts w:ascii="맑은 고딕" w:hAnsi="맑은 고딕"/>
-                <w:sz w:val="20"/>
-              </w:rPr>
-              <w:t>외부 업체에 의뢰</w:t>
-            </w:r>
-          </w:p>
-        </w:tc>
-        <w:tc>
-          <w:tcPr>
-            <w:tcW w:type="dxa" w:w="3969"/>
-            <w:shd w:val="clear" w:color="auto" w:fill="F8FAFC"/>
-            <w:tcBorders>
-              <w:top w:val="single" w:sz="4" w:space="0" w:color="E2E8F0"/>
-              <w:left w:val="single" w:sz="4" w:space="0" w:color="E2E8F0"/>
-              <w:bottom w:val="single" w:sz="4" w:space="0" w:color="E2E8F0"/>
-              <w:right w:val="single" w:sz="4" w:space="0" w:color="E2E8F0"/>
-            </w:tcBorders>
-          </w:tcPr>
-          <w:p>
-            <w:pPr>
-              <w:spacing w:before="60" w:after="60"/>
-            </w:pPr>
-            <w:r>
-              <w:rPr>
-                <w:rFonts w:ascii="맑은 고딕" w:hAnsi="맑은 고딕"/>
-                <w:sz w:val="20"/>
-              </w:rPr>
-              <w:t>업체로부터 받은 청구 금액 1건으로 입력</w:t>
-            </w:r>
-          </w:p>
-        </w:tc>
-      </w:tr>
-    </w:tbl>
-    <w:p>
-      <w:pPr>
-        <w:spacing w:after="0"/>
-      </w:pPr>
-      <w:r>
-        <w:rPr>
-          <w:sz w:val="8"/>
-        </w:rPr>
-      </w:r>
-    </w:p>
-    <w:p>
-      <w:pPr>
-        <w:spacing w:before="360" w:after="120"/>
-        <w:pBdr>
-          <w:bottom w:val="single" w:sz="6" w:space="4" w:color="2563EB"/>
-        </w:pBdr>
-      </w:pPr>
-      <w:r>
-        <w:rPr>
-          <w:rFonts w:ascii="맑은 고딕" w:hAnsi="맑은 고딕"/>
-          <w:b/>
-          <w:color w:val="2563EB"/>
-          <w:sz w:val="32"/>
-        </w:rPr>
-        <w:t>6. 하자 상태 관리</w:t>
-      </w:r>
-    </w:p>
-    <w:p>
-      <w:pPr>
-        <w:spacing w:after="80"/>
-      </w:pPr>
-      <w:r>
-        <w:rPr>
-          <w:rFonts w:ascii="맑은 고딕" w:hAnsi="맑은 고딕"/>
-          <w:b w:val="0"/>
-          <w:sz w:val="21"/>
-        </w:rPr>
-        <w:t>하자는 4단계 상태로 관리됩니다. 목록에서 상태 드롭다운을 직접 변경하거나, 수정 모달에서 변경할 수 있습니다.</w:t>
-      </w:r>
-    </w:p>
-    <w:p>
-      <w:pPr>
-        <w:spacing w:after="0"/>
-      </w:pPr>
-      <w:r>
-        <w:rPr>
-          <w:sz w:val="8"/>
-        </w:rPr>
-      </w:r>
-    </w:p>
-    <w:tbl>
-      <w:tblPr>
-        <w:tblStyle w:val="TableGrid"/>
-        <w:tblW w:type="auto" w:w="0"/>
-        <w:jc w:val="left"/>
-        <w:tblLook w:firstColumn="1" w:firstRow="1" w:lastColumn="0" w:lastRow="0" w:noHBand="0" w:noVBand="1" w:val="04A0"/>
-      </w:tblPr>
-      <w:tblGrid>
-        <w:gridCol w:w="3024"/>
-        <w:gridCol w:w="3024"/>
-        <w:gridCol w:w="3024"/>
-      </w:tblGrid>
-      <w:tr>
-        <w:tc>
-          <w:tcPr>
-            <w:tcW w:type="dxa" w:w="1701"/>
-            <w:shd w:val="clear" w:color="auto" w:fill="2563EB"/>
-            <w:tcBorders>
-              <w:top w:val="single" w:sz="4" w:space="0" w:color="2563EB"/>
-              <w:left w:val="single" w:sz="4" w:space="0" w:color="2563EB"/>
-              <w:bottom w:val="single" w:sz="4" w:space="0" w:color="2563EB"/>
-              <w:right w:val="single" w:sz="4" w:space="0" w:color="2563EB"/>
-            </w:tcBorders>
-          </w:tcPr>
-          <w:p>
-            <w:pPr>
-              <w:spacing w:before="80" w:after="80"/>
-              <w:jc w:val="center"/>
-            </w:pPr>
-            <w:r>
-              <w:rPr>
-                <w:rFonts w:ascii="맑은 고딕" w:hAnsi="맑은 고딕"/>
-                <w:b/>
-                <w:color w:val="FFFFFF"/>
-                <w:sz w:val="20"/>
-              </w:rPr>
-              <w:t>상태</w:t>
-            </w:r>
-          </w:p>
-        </w:tc>
-        <w:tc>
-          <w:tcPr>
-            <w:tcW w:type="dxa" w:w="4535"/>
-            <w:shd w:val="clear" w:color="auto" w:fill="2563EB"/>
-            <w:tcBorders>
-              <w:top w:val="single" w:sz="4" w:space="0" w:color="2563EB"/>
-              <w:left w:val="single" w:sz="4" w:space="0" w:color="2563EB"/>
-              <w:bottom w:val="single" w:sz="4" w:space="0" w:color="2563EB"/>
-              <w:right w:val="single" w:sz="4" w:space="0" w:color="2563EB"/>
-            </w:tcBorders>
-          </w:tcPr>
-          <w:p>
-            <w:pPr>
-              <w:spacing w:before="80" w:after="80"/>
-              <w:jc w:val="center"/>
-            </w:pPr>
-            <w:r>
-              <w:rPr>
-                <w:rFonts w:ascii="맑은 고딕" w:hAnsi="맑은 고딕"/>
-                <w:b/>
-                <w:color w:val="FFFFFF"/>
-                <w:sz w:val="20"/>
-              </w:rPr>
-              <w:t>의미</w:t>
-            </w:r>
-          </w:p>
-        </w:tc>
-        <w:tc>
-          <w:tcPr>
-            <w:tcW w:type="dxa" w:w="2835"/>
-            <w:shd w:val="clear" w:color="auto" w:fill="2563EB"/>
-            <w:tcBorders>
-              <w:top w:val="single" w:sz="4" w:space="0" w:color="2563EB"/>
-              <w:left w:val="single" w:sz="4" w:space="0" w:color="2563EB"/>
-              <w:bottom w:val="single" w:sz="4" w:space="0" w:color="2563EB"/>
-              <w:right w:val="single" w:sz="4" w:space="0" w:color="2563EB"/>
-            </w:tcBorders>
-          </w:tcPr>
-          <w:p>
-            <w:pPr>
-              <w:spacing w:before="80" w:after="80"/>
-              <w:jc w:val="center"/>
-            </w:pPr>
-            <w:r>
-              <w:rPr>
-                <w:rFonts w:ascii="맑은 고딕" w:hAnsi="맑은 고딕"/>
-                <w:b/>
-                <w:color w:val="FFFFFF"/>
-                <w:sz w:val="20"/>
-              </w:rPr>
-              <w:t>다음 단계</w:t>
-            </w:r>
-          </w:p>
-        </w:tc>
-      </w:tr>
-      <w:tr>
-        <w:tc>
-          <w:tcPr>
-            <w:tcW w:type="dxa" w:w="1701"/>
-            <w:shd w:val="clear" w:color="auto" w:fill="FFFFFF"/>
-            <w:tcBorders>
-              <w:top w:val="single" w:sz="4" w:space="0" w:color="E2E8F0"/>
-              <w:left w:val="single" w:sz="4" w:space="0" w:color="E2E8F0"/>
-              <w:bottom w:val="single" w:sz="4" w:space="0" w:color="E2E8F0"/>
-              <w:right w:val="single" w:sz="4" w:space="0" w:color="E2E8F0"/>
-            </w:tcBorders>
-          </w:tcPr>
-          <w:p>
-            <w:pPr>
-              <w:spacing w:before="60" w:after="60"/>
-            </w:pPr>
-            <w:r>
-              <w:rPr>
-                <w:rFonts w:ascii="맑은 고딕" w:hAnsi="맑은 고딕"/>
-                <w:sz w:val="20"/>
-              </w:rPr>
-              <w:t>🔴 접수</w:t>
-            </w:r>
-          </w:p>
-        </w:tc>
-        <w:tc>
-          <w:tcPr>
-            <w:tcW w:type="dxa" w:w="4535"/>
-            <w:shd w:val="clear" w:color="auto" w:fill="FFFFFF"/>
-            <w:tcBorders>
-              <w:top w:val="single" w:sz="4" w:space="0" w:color="E2E8F0"/>
-              <w:left w:val="single" w:sz="4" w:space="0" w:color="E2E8F0"/>
-              <w:bottom w:val="single" w:sz="4" w:space="0" w:color="E2E8F0"/>
-              <w:right w:val="single" w:sz="4" w:space="0" w:color="E2E8F0"/>
-            </w:tcBorders>
-          </w:tcPr>
-          <w:p>
-            <w:pPr>
-              <w:spacing w:before="60" w:after="60"/>
-            </w:pPr>
-            <w:r>
-              <w:rPr>
-                <w:rFonts w:ascii="맑은 고딕" w:hAnsi="맑은 고딕"/>
-                <w:sz w:val="20"/>
-              </w:rPr>
-              <w:t>하자가 등록된 초기 상태</w:t>
-            </w:r>
-          </w:p>
-        </w:tc>
-        <w:tc>
-          <w:tcPr>
-            <w:tcW w:type="dxa" w:w="2835"/>
-            <w:shd w:val="clear" w:color="auto" w:fill="FFFFFF"/>
-            <w:tcBorders>
-              <w:top w:val="single" w:sz="4" w:space="0" w:color="E2E8F0"/>
-              <w:left w:val="single" w:sz="4" w:space="0" w:color="E2E8F0"/>
-              <w:bottom w:val="single" w:sz="4" w:space="0" w:color="E2E8F0"/>
-              <w:right w:val="single" w:sz="4" w:space="0" w:color="E2E8F0"/>
-            </w:tcBorders>
-          </w:tcPr>
-          <w:p>
-            <w:pPr>
-              <w:spacing w:before="60" w:after="60"/>
-            </w:pPr>
-            <w:r>
-              <w:rPr>
-                <w:rFonts w:ascii="맑은 고딕" w:hAnsi="맑은 고딕"/>
-                <w:sz w:val="20"/>
-              </w:rPr>
-              <w:t>확인</w:t>
-            </w:r>
-          </w:p>
-        </w:tc>
-      </w:tr>
-      <w:tr>
-        <w:tc>
-          <w:tcPr>
-            <w:tcW w:type="dxa" w:w="1701"/>
-            <w:shd w:val="clear" w:color="auto" w:fill="F8FAFC"/>
-            <w:tcBorders>
-              <w:top w:val="single" w:sz="4" w:space="0" w:color="E2E8F0"/>
-              <w:left w:val="single" w:sz="4" w:space="0" w:color="E2E8F0"/>
-              <w:bottom w:val="single" w:sz="4" w:space="0" w:color="E2E8F0"/>
-              <w:right w:val="single" w:sz="4" w:space="0" w:color="E2E8F0"/>
-            </w:tcBorders>
-          </w:tcPr>
-          <w:p>
-            <w:pPr>
-              <w:spacing w:before="60" w:after="60"/>
-            </w:pPr>
-            <w:r>
-              <w:rPr>
-                <w:rFonts w:ascii="맑은 고딕" w:hAnsi="맑은 고딕"/>
-                <w:sz w:val="20"/>
-              </w:rPr>
-              <w:t>🟡 확인</w:t>
-            </w:r>
-          </w:p>
-        </w:tc>
-        <w:tc>
-          <w:tcPr>
-            <w:tcW w:type="dxa" w:w="4535"/>
-            <w:shd w:val="clear" w:color="auto" w:fill="F8FAFC"/>
-            <w:tcBorders>
-              <w:top w:val="single" w:sz="4" w:space="0" w:color="E2E8F0"/>
-              <w:left w:val="single" w:sz="4" w:space="0" w:color="E2E8F0"/>
-              <w:bottom w:val="single" w:sz="4" w:space="0" w:color="E2E8F0"/>
-              <w:right w:val="single" w:sz="4" w:space="0" w:color="E2E8F0"/>
-            </w:tcBorders>
-          </w:tcPr>
-          <w:p>
-            <w:pPr>
-              <w:spacing w:before="60" w:after="60"/>
-            </w:pPr>
-            <w:r>
-              <w:rPr>
-                <w:rFonts w:ascii="맑은 고딕" w:hAnsi="맑은 고딕"/>
-                <w:sz w:val="20"/>
-              </w:rPr>
-              <w:t>담당자가 내용을 확인한 상태</w:t>
-            </w:r>
-          </w:p>
-        </w:tc>
-        <w:tc>
-          <w:tcPr>
-            <w:tcW w:type="dxa" w:w="2835"/>
-            <w:shd w:val="clear" w:color="auto" w:fill="F8FAFC"/>
-            <w:tcBorders>
-              <w:top w:val="single" w:sz="4" w:space="0" w:color="E2E8F0"/>
-              <w:left w:val="single" w:sz="4" w:space="0" w:color="E2E8F0"/>
-              <w:bottom w:val="single" w:sz="4" w:space="0" w:color="E2E8F0"/>
-              <w:right w:val="single" w:sz="4" w:space="0" w:color="E2E8F0"/>
-            </w:tcBorders>
-          </w:tcPr>
-          <w:p>
-            <w:pPr>
-              <w:spacing w:before="60" w:after="60"/>
-            </w:pPr>
-            <w:r>
-              <w:rPr>
-                <w:rFonts w:ascii="맑은 고딕" w:hAnsi="맑은 고딕"/>
-                <w:sz w:val="20"/>
-              </w:rPr>
-              <w:t>조치중</w:t>
-            </w:r>
-          </w:p>
-        </w:tc>
-      </w:tr>
-      <w:tr>
-        <w:tc>
-          <w:tcPr>
-            <w:tcW w:type="dxa" w:w="1701"/>
-            <w:shd w:val="clear" w:color="auto" w:fill="FFFFFF"/>
-            <w:tcBorders>
-              <w:top w:val="single" w:sz="4" w:space="0" w:color="E2E8F0"/>
-              <w:left w:val="single" w:sz="4" w:space="0" w:color="E2E8F0"/>
-              <w:bottom w:val="single" w:sz="4" w:space="0" w:color="E2E8F0"/>
-              <w:right w:val="single" w:sz="4" w:space="0" w:color="E2E8F0"/>
-            </w:tcBorders>
-          </w:tcPr>
-          <w:p>
-            <w:pPr>
-              <w:spacing w:before="60" w:after="60"/>
-            </w:pPr>
-            <w:r>
-              <w:rPr>
-                <w:rFonts w:ascii="맑은 고딕" w:hAnsi="맑은 고딕"/>
-                <w:sz w:val="20"/>
-              </w:rPr>
-              <w:t>🔵 조치중</w:t>
-            </w:r>
-          </w:p>
-        </w:tc>
-        <w:tc>
-          <w:tcPr>
-            <w:tcW w:type="dxa" w:w="4535"/>
-            <w:shd w:val="clear" w:color="auto" w:fill="FFFFFF"/>
-            <w:tcBorders>
-              <w:top w:val="single" w:sz="4" w:space="0" w:color="E2E8F0"/>
-              <w:left w:val="single" w:sz="4" w:space="0" w:color="E2E8F0"/>
-              <w:bottom w:val="single" w:sz="4" w:space="0" w:color="E2E8F0"/>
-              <w:right w:val="single" w:sz="4" w:space="0" w:color="E2E8F0"/>
-            </w:tcBorders>
-          </w:tcPr>
-          <w:p>
-            <w:pPr>
-              <w:spacing w:before="60" w:after="60"/>
-            </w:pPr>
-            <w:r>
-              <w:rPr>
-                <w:rFonts w:ascii="맑은 고딕" w:hAnsi="맑은 고딕"/>
-                <w:sz w:val="20"/>
-              </w:rPr>
-              <w:t>수리·처리가 진행 중인 상태</w:t>
-            </w:r>
-          </w:p>
-        </w:tc>
-        <w:tc>
-          <w:tcPr>
-            <w:tcW w:type="dxa" w:w="2835"/>
-            <w:shd w:val="clear" w:color="auto" w:fill="FFFFFF"/>
-            <w:tcBorders>
-              <w:top w:val="single" w:sz="4" w:space="0" w:color="E2E8F0"/>
-              <w:left w:val="single" w:sz="4" w:space="0" w:color="E2E8F0"/>
-              <w:bottom w:val="single" w:sz="4" w:space="0" w:color="E2E8F0"/>
-              <w:right w:val="single" w:sz="4" w:space="0" w:color="E2E8F0"/>
-            </w:tcBorders>
-          </w:tcPr>
-          <w:p>
-            <w:pPr>
-              <w:spacing w:before="60" w:after="60"/>
-            </w:pPr>
-            <w:r>
-              <w:rPr>
-                <w:rFonts w:ascii="맑은 고딕" w:hAnsi="맑은 고딕"/>
-                <w:sz w:val="20"/>
-              </w:rPr>
-              <w:t>완료</w:t>
-            </w:r>
-          </w:p>
-        </w:tc>
-      </w:tr>
-      <w:tr>
-        <w:tc>
-          <w:tcPr>
-            <w:tcW w:type="dxa" w:w="1701"/>
-            <w:shd w:val="clear" w:color="auto" w:fill="F8FAFC"/>
-            <w:tcBorders>
-              <w:top w:val="single" w:sz="4" w:space="0" w:color="E2E8F0"/>
-              <w:left w:val="single" w:sz="4" w:space="0" w:color="E2E8F0"/>
-              <w:bottom w:val="single" w:sz="4" w:space="0" w:color="E2E8F0"/>
-              <w:right w:val="single" w:sz="4" w:space="0" w:color="E2E8F0"/>
-            </w:tcBorders>
-          </w:tcPr>
-          <w:p>
-            <w:pPr>
-              <w:spacing w:before="60" w:after="60"/>
-            </w:pPr>
-            <w:r>
-              <w:rPr>
-                <w:rFonts w:ascii="맑은 고딕" w:hAnsi="맑은 고딕"/>
-                <w:sz w:val="20"/>
-              </w:rPr>
-              <w:t>🟢 완료</w:t>
-            </w:r>
-          </w:p>
-        </w:tc>
-        <w:tc>
-          <w:tcPr>
-            <w:tcW w:type="dxa" w:w="4535"/>
-            <w:shd w:val="clear" w:color="auto" w:fill="F8FAFC"/>
-            <w:tcBorders>
-              <w:top w:val="single" w:sz="4" w:space="0" w:color="E2E8F0"/>
-              <w:left w:val="single" w:sz="4" w:space="0" w:color="E2E8F0"/>
-              <w:bottom w:val="single" w:sz="4" w:space="0" w:color="E2E8F0"/>
-              <w:right w:val="single" w:sz="4" w:space="0" w:color="E2E8F0"/>
-            </w:tcBorders>
-          </w:tcPr>
-          <w:p>
-            <w:pPr>
-              <w:spacing w:before="60" w:after="60"/>
-            </w:pPr>
-            <w:r>
-              <w:rPr>
-                <w:rFonts w:ascii="맑은 고딕" w:hAnsi="맑은 고딕"/>
-                <w:sz w:val="20"/>
-              </w:rPr>
-              <w:t>하자가 처리되어 종료된 상태</w:t>
-            </w:r>
-          </w:p>
-        </w:tc>
-        <w:tc>
-          <w:tcPr>
-            <w:tcW w:type="dxa" w:w="2835"/>
-            <w:shd w:val="clear" w:color="auto" w:fill="F8FAFC"/>
-            <w:tcBorders>
-              <w:top w:val="single" w:sz="4" w:space="0" w:color="E2E8F0"/>
-              <w:left w:val="single" w:sz="4" w:space="0" w:color="E2E8F0"/>
-              <w:bottom w:val="single" w:sz="4" w:space="0" w:color="E2E8F0"/>
-              <w:right w:val="single" w:sz="4" w:space="0" w:color="E2E8F0"/>
-            </w:tcBorders>
-          </w:tcPr>
-          <w:p>
-            <w:pPr>
-              <w:spacing w:before="60" w:after="60"/>
-            </w:pPr>
-            <w:r>
-              <w:rPr>
-                <w:rFonts w:ascii="맑은 고딕" w:hAnsi="맑은 고딕"/>
-                <w:sz w:val="20"/>
-              </w:rPr>
-              <w:t>(종료)</w:t>
-            </w:r>
-          </w:p>
-        </w:tc>
-      </w:tr>
-    </w:tbl>
-    <w:p>
-      <w:pPr>
-        <w:spacing w:after="0"/>
-      </w:pPr>
-      <w:r>
-        <w:rPr>
-          <w:sz w:val="8"/>
-        </w:rPr>
-      </w:r>
-    </w:p>
-    <w:p>
-      <w:pPr>
-        <w:spacing w:before="120" w:after="120"/>
-        <w:ind w:left="170"/>
-        <w:shd w:val="clear" w:color="auto" w:fill="EFF6FF"/>
-      </w:pPr>
-      <w:r>
-        <w:rPr>
-          <w:rFonts w:ascii="맑은 고딕" w:hAnsi="맑은 고딕"/>
-          <w:color w:val="1E40AF"/>
-          <w:sz w:val="20"/>
-        </w:rPr>
-        <w:t>💡  완료 상태로 변경하면 해당 하자는 KPI 집계에서 제외됩니다. 방막이 해소된 경우에만 완료로 변경하세요.</w:t>
-      </w:r>
-    </w:p>
-    <w:p>
-      <w:pPr>
-        <w:spacing w:after="0"/>
-      </w:pPr>
-      <w:r>
-        <w:rPr>
-          <w:sz w:val="8"/>
-        </w:rPr>
-      </w:r>
-    </w:p>
-    <w:p>
-      <w:pPr>
-        <w:spacing w:before="360" w:after="120"/>
-        <w:pBdr>
-          <w:bottom w:val="single" w:sz="6" w:space="4" w:color="2563EB"/>
-        </w:pBdr>
-      </w:pPr>
-      <w:r>
-        <w:rPr>
-          <w:rFonts w:ascii="맑은 고딕" w:hAnsi="맑은 고딕"/>
-          <w:b/>
-          <w:color w:val="2563EB"/>
-          <w:sz w:val="32"/>
-        </w:rPr>
-        <w:t>7. 부품 재고관리</w:t>
-      </w:r>
-    </w:p>
-    <w:p>
-      <w:pPr>
-        <w:spacing w:before="240" w:after="80"/>
-      </w:pPr>
-      <w:r>
-        <w:rPr>
-          <w:rFonts w:ascii="맑은 고딕" w:hAnsi="맑은 고딕"/>
-          <w:b/>
-          <w:color w:val="1C1F24"/>
-          <w:sz w:val="26"/>
-        </w:rPr>
-        <w:t>7-1. 개요</w:t>
-      </w:r>
-    </w:p>
-    <w:p>
-      <w:pPr>
-        <w:spacing w:after="80"/>
-      </w:pPr>
-      <w:r>
-        <w:rPr>
-          <w:rFonts w:ascii="맑은 고딕" w:hAnsi="맑은 고딕"/>
-          <w:b w:val="0"/>
-          <w:sz w:val="21"/>
-        </w:rPr>
-        <w:t>하자 수리에 사용되는 부품의 재고를 실시간으로 관리합니다. 하자에 부품을 사용으로 등록하면 재고가 자동 차감됩니다.</w:t>
-      </w:r>
-    </w:p>
-    <w:p>
-      <w:pPr>
-        <w:spacing w:after="0"/>
-      </w:pPr>
-      <w:r>
-        <w:rPr>
-          <w:sz w:val="8"/>
-        </w:rPr>
-      </w:r>
-    </w:p>
-    <w:p>
-      <w:pPr>
-        <w:spacing w:before="240" w:after="80"/>
-      </w:pPr>
-      <w:r>
-        <w:rPr>
-          <w:rFonts w:ascii="맑은 고딕" w:hAnsi="맑은 고딕"/>
-          <w:b/>
-          <w:color w:val="1C1F24"/>
-          <w:sz w:val="26"/>
-        </w:rPr>
-        <w:t>7-2. 주요 기능</w:t>
-      </w:r>
-    </w:p>
-    <w:tbl>
-      <w:tblPr>
-        <w:tblStyle w:val="TableGrid"/>
-        <w:tblW w:type="auto" w:w="0"/>
-        <w:jc w:val="left"/>
-        <w:tblLook w:firstColumn="1" w:firstRow="1" w:lastColumn="0" w:lastRow="0" w:noHBand="0" w:noVBand="1" w:val="04A0"/>
-      </w:tblPr>
-      <w:tblGrid>
-        <w:gridCol w:w="4536"/>
-        <w:gridCol w:w="4536"/>
-      </w:tblGrid>
-      <w:tr>
-        <w:tc>
-          <w:tcPr>
-            <w:tcW w:type="dxa" w:w="2268"/>
-            <w:shd w:val="clear" w:color="auto" w:fill="2563EB"/>
-            <w:tcBorders>
-              <w:top w:val="single" w:sz="4" w:space="0" w:color="2563EB"/>
-              <w:left w:val="single" w:sz="4" w:space="0" w:color="2563EB"/>
-              <w:bottom w:val="single" w:sz="4" w:space="0" w:color="2563EB"/>
-              <w:right w:val="single" w:sz="4" w:space="0" w:color="2563EB"/>
-            </w:tcBorders>
-          </w:tcPr>
-          <w:p>
-            <w:pPr>
-              <w:spacing w:before="80" w:after="80"/>
-              <w:jc w:val="center"/>
-            </w:pPr>
-            <w:r>
-              <w:rPr>
-                <w:rFonts w:ascii="맑은 고딕" w:hAnsi="맑은 고딕"/>
-                <w:b/>
-                <w:color w:val="FFFFFF"/>
-                <w:sz w:val="20"/>
-              </w:rPr>
-              <w:t>기능</w:t>
-            </w:r>
-          </w:p>
-        </w:tc>
-        <w:tc>
-          <w:tcPr>
-            <w:tcW w:type="dxa" w:w="6803"/>
-            <w:shd w:val="clear" w:color="auto" w:fill="2563EB"/>
-            <w:tcBorders>
-              <w:top w:val="single" w:sz="4" w:space="0" w:color="2563EB"/>
-              <w:left w:val="single" w:sz="4" w:space="0" w:color="2563EB"/>
-              <w:bottom w:val="single" w:sz="4" w:space="0" w:color="2563EB"/>
-              <w:right w:val="single" w:sz="4" w:space="0" w:color="2563EB"/>
-            </w:tcBorders>
-          </w:tcPr>
-          <w:p>
-            <w:pPr>
-              <w:spacing w:before="80" w:after="80"/>
-              <w:jc w:val="center"/>
-            </w:pPr>
-            <w:r>
-              <w:rPr>
-                <w:rFonts w:ascii="맑은 고딕" w:hAnsi="맑은 고딕"/>
-                <w:b/>
-                <w:color w:val="FFFFFF"/>
-                <w:sz w:val="20"/>
-              </w:rPr>
-              <w:t>설명</w:t>
-            </w:r>
-          </w:p>
-        </w:tc>
-      </w:tr>
-      <w:tr>
-        <w:tc>
-          <w:tcPr>
-            <w:tcW w:type="dxa" w:w="2268"/>
-            <w:shd w:val="clear" w:color="auto" w:fill="FFFFFF"/>
-            <w:tcBorders>
-              <w:top w:val="single" w:sz="4" w:space="0" w:color="E2E8F0"/>
-              <w:left w:val="single" w:sz="4" w:space="0" w:color="E2E8F0"/>
-              <w:bottom w:val="single" w:sz="4" w:space="0" w:color="E2E8F0"/>
-              <w:right w:val="single" w:sz="4" w:space="0" w:color="E2E8F0"/>
-            </w:tcBorders>
-          </w:tcPr>
-          <w:p>
-            <w:pPr>
-              <w:spacing w:before="60" w:after="60"/>
-            </w:pPr>
-            <w:r>
-              <w:rPr>
-                <w:rFonts w:ascii="맑은 고딕" w:hAnsi="맑은 고딕"/>
-                <w:sz w:val="20"/>
-              </w:rPr>
-              <w:t>부품 등록</w:t>
-            </w:r>
-          </w:p>
-        </w:tc>
-        <w:tc>
-          <w:tcPr>
-            <w:tcW w:type="dxa" w:w="6803"/>
-            <w:shd w:val="clear" w:color="auto" w:fill="FFFFFF"/>
-            <w:tcBorders>
-              <w:top w:val="single" w:sz="4" w:space="0" w:color="E2E8F0"/>
-              <w:left w:val="single" w:sz="4" w:space="0" w:color="E2E8F0"/>
-              <w:bottom w:val="single" w:sz="4" w:space="0" w:color="E2E8F0"/>
-              <w:right w:val="single" w:sz="4" w:space="0" w:color="E2E8F0"/>
-            </w:tcBorders>
-          </w:tcPr>
-          <w:p>
-            <w:pPr>
-              <w:spacing w:before="60" w:after="60"/>
-            </w:pPr>
-            <w:r>
-              <w:rPr>
-                <w:rFonts w:ascii="맑은 고딕" w:hAnsi="맑은 고딕"/>
-                <w:sz w:val="20"/>
-              </w:rPr>
-              <w:t>기준정보 관리 → 부품 탭에서 부품명, 단가, 공종, 단위 등록</w:t>
-            </w:r>
-          </w:p>
-        </w:tc>
-      </w:tr>
-      <w:tr>
-        <w:tc>
-          <w:tcPr>
-            <w:tcW w:type="dxa" w:w="2268"/>
-            <w:shd w:val="clear" w:color="auto" w:fill="F8FAFC"/>
-            <w:tcBorders>
-              <w:top w:val="single" w:sz="4" w:space="0" w:color="E2E8F0"/>
-              <w:left w:val="single" w:sz="4" w:space="0" w:color="E2E8F0"/>
-              <w:bottom w:val="single" w:sz="4" w:space="0" w:color="E2E8F0"/>
-              <w:right w:val="single" w:sz="4" w:space="0" w:color="E2E8F0"/>
-            </w:tcBorders>
-          </w:tcPr>
-          <w:p>
-            <w:pPr>
-              <w:spacing w:before="60" w:after="60"/>
-            </w:pPr>
-            <w:r>
-              <w:rPr>
-                <w:rFonts w:ascii="맑은 고딕" w:hAnsi="맑은 고딕"/>
-                <w:sz w:val="20"/>
-              </w:rPr>
-              <w:t>입고 등록</w:t>
-            </w:r>
-          </w:p>
-        </w:tc>
-        <w:tc>
-          <w:tcPr>
-            <w:tcW w:type="dxa" w:w="6803"/>
-            <w:shd w:val="clear" w:color="auto" w:fill="F8FAFC"/>
-            <w:tcBorders>
-              <w:top w:val="single" w:sz="4" w:space="0" w:color="E2E8F0"/>
-              <w:left w:val="single" w:sz="4" w:space="0" w:color="E2E8F0"/>
-              <w:bottom w:val="single" w:sz="4" w:space="0" w:color="E2E8F0"/>
-              <w:right w:val="single" w:sz="4" w:space="0" w:color="E2E8F0"/>
-            </w:tcBorders>
-          </w:tcPr>
-          <w:p>
-            <w:pPr>
-              <w:spacing w:before="60" w:after="60"/>
-            </w:pPr>
-            <w:r>
-              <w:rPr>
-                <w:rFonts w:ascii="맑은 고딕" w:hAnsi="맑은 고딕"/>
-                <w:sz w:val="20"/>
-              </w:rPr>
-              <w:t>부품 재고관리 탭 → 입고 등록: 부품·수량·입고단가 입력 → 재고 자동 증가</w:t>
-            </w:r>
-          </w:p>
-        </w:tc>
-      </w:tr>
-      <w:tr>
-        <w:tc>
-          <w:tcPr>
-            <w:tcW w:type="dxa" w:w="2268"/>
-            <w:shd w:val="clear" w:color="auto" w:fill="FFFFFF"/>
-            <w:tcBorders>
-              <w:top w:val="single" w:sz="4" w:space="0" w:color="E2E8F0"/>
-              <w:left w:val="single" w:sz="4" w:space="0" w:color="E2E8F0"/>
-              <w:bottom w:val="single" w:sz="4" w:space="0" w:color="E2E8F0"/>
-              <w:right w:val="single" w:sz="4" w:space="0" w:color="E2E8F0"/>
-            </w:tcBorders>
-          </w:tcPr>
-          <w:p>
-            <w:pPr>
-              <w:spacing w:before="60" w:after="60"/>
-            </w:pPr>
-            <w:r>
-              <w:rPr>
-                <w:rFonts w:ascii="맑은 고딕" w:hAnsi="맑은 고딕"/>
-                <w:sz w:val="20"/>
-              </w:rPr>
-              <w:t>일반 출고</w:t>
-            </w:r>
-          </w:p>
-        </w:tc>
-        <w:tc>
-          <w:tcPr>
-            <w:tcW w:type="dxa" w:w="6803"/>
-            <w:shd w:val="clear" w:color="auto" w:fill="FFFFFF"/>
-            <w:tcBorders>
-              <w:top w:val="single" w:sz="4" w:space="0" w:color="E2E8F0"/>
-              <w:left w:val="single" w:sz="4" w:space="0" w:color="E2E8F0"/>
-              <w:bottom w:val="single" w:sz="4" w:space="0" w:color="E2E8F0"/>
-              <w:right w:val="single" w:sz="4" w:space="0" w:color="E2E8F0"/>
-            </w:tcBorders>
-          </w:tcPr>
-          <w:p>
-            <w:pPr>
-              <w:spacing w:before="60" w:after="60"/>
-            </w:pPr>
-            <w:r>
-              <w:rPr>
-                <w:rFonts w:ascii="맑은 고딕" w:hAnsi="맑은 고딕"/>
-                <w:sz w:val="20"/>
-              </w:rPr>
-              <w:t>폐기, 분실, 이동 등 하자 수리 외 출고 사유 기록 → 재고 자동 감소</w:t>
-            </w:r>
-          </w:p>
-        </w:tc>
-      </w:tr>
-      <w:tr>
-        <w:tc>
-          <w:tcPr>
-            <w:tcW w:type="dxa" w:w="2268"/>
-            <w:shd w:val="clear" w:color="auto" w:fill="F8FAFC"/>
-            <w:tcBorders>
-              <w:top w:val="single" w:sz="4" w:space="0" w:color="E2E8F0"/>
-              <w:left w:val="single" w:sz="4" w:space="0" w:color="E2E8F0"/>
-              <w:bottom w:val="single" w:sz="4" w:space="0" w:color="E2E8F0"/>
-              <w:right w:val="single" w:sz="4" w:space="0" w:color="E2E8F0"/>
-            </w:tcBorders>
-          </w:tcPr>
-          <w:p>
-            <w:pPr>
-              <w:spacing w:before="60" w:after="60"/>
-            </w:pPr>
-            <w:r>
-              <w:rPr>
-                <w:rFonts w:ascii="맑은 고딕" w:hAnsi="맑은 고딕"/>
-                <w:sz w:val="20"/>
-              </w:rPr>
-              <w:t>재고 실사</w:t>
-            </w:r>
-          </w:p>
-        </w:tc>
-        <w:tc>
-          <w:tcPr>
-            <w:tcW w:type="dxa" w:w="6803"/>
-            <w:shd w:val="clear" w:color="auto" w:fill="F8FAFC"/>
-            <w:tcBorders>
-              <w:top w:val="single" w:sz="4" w:space="0" w:color="E2E8F0"/>
-              <w:left w:val="single" w:sz="4" w:space="0" w:color="E2E8F0"/>
-              <w:bottom w:val="single" w:sz="4" w:space="0" w:color="E2E8F0"/>
-              <w:right w:val="single" w:sz="4" w:space="0" w:color="E2E8F0"/>
-            </w:tcBorders>
-          </w:tcPr>
-          <w:p>
-            <w:pPr>
-              <w:spacing w:before="60" w:after="60"/>
-            </w:pPr>
-            <w:r>
-              <w:rPr>
-                <w:rFonts w:ascii="맑은 고딕" w:hAnsi="맑은 고딕"/>
-                <w:sz w:val="20"/>
-              </w:rPr>
-              <w:t>실제 수량과 시스템 수량이 다를 때 실사값으로 조정</w:t>
-            </w:r>
-          </w:p>
-        </w:tc>
-      </w:tr>
-      <w:tr>
-        <w:tc>
-          <w:tcPr>
-            <w:tcW w:type="dxa" w:w="2268"/>
-            <w:shd w:val="clear" w:color="auto" w:fill="FFFFFF"/>
-            <w:tcBorders>
-              <w:top w:val="single" w:sz="4" w:space="0" w:color="E2E8F0"/>
-              <w:left w:val="single" w:sz="4" w:space="0" w:color="E2E8F0"/>
-              <w:bottom w:val="single" w:sz="4" w:space="0" w:color="E2E8F0"/>
-              <w:right w:val="single" w:sz="4" w:space="0" w:color="E2E8F0"/>
-            </w:tcBorders>
-          </w:tcPr>
-          <w:p>
-            <w:pPr>
-              <w:spacing w:before="60" w:after="60"/>
-            </w:pPr>
-            <w:r>
-              <w:rPr>
-                <w:rFonts w:ascii="맑은 고딕" w:hAnsi="맑은 고딕"/>
-                <w:sz w:val="20"/>
-              </w:rPr>
-              <w:t>발주 기준</w:t>
-            </w:r>
-          </w:p>
-        </w:tc>
-        <w:tc>
-          <w:tcPr>
-            <w:tcW w:type="dxa" w:w="6803"/>
-            <w:shd w:val="clear" w:color="auto" w:fill="FFFFFF"/>
-            <w:tcBorders>
-              <w:top w:val="single" w:sz="4" w:space="0" w:color="E2E8F0"/>
-              <w:left w:val="single" w:sz="4" w:space="0" w:color="E2E8F0"/>
-              <w:bottom w:val="single" w:sz="4" w:space="0" w:color="E2E8F0"/>
-              <w:right w:val="single" w:sz="4" w:space="0" w:color="E2E8F0"/>
-            </w:tcBorders>
-          </w:tcPr>
-          <w:p>
-            <w:pPr>
-              <w:spacing w:before="60" w:after="60"/>
-            </w:pPr>
-            <w:r>
-              <w:rPr>
-                <w:rFonts w:ascii="맑은 고딕" w:hAnsi="맑은 고딕"/>
-                <w:sz w:val="20"/>
-              </w:rPr>
-              <w:t>안전계수(기본 1.5배) 적용하여 발주 필요 부품 자동 표시</w:t>
-            </w:r>
-          </w:p>
-        </w:tc>
-      </w:tr>
-    </w:tbl>
-    <w:p>
-      <w:pPr>
-        <w:spacing w:after="0"/>
-      </w:pPr>
-      <w:r>
-        <w:rPr>
-          <w:sz w:val="8"/>
-        </w:rPr>
-      </w:r>
-    </w:p>
-    <w:p>
-      <w:pPr>
-        <w:spacing w:before="240" w:after="80"/>
-      </w:pPr>
-      <w:r>
-        <w:rPr>
-          <w:rFonts w:ascii="맑은 고딕" w:hAnsi="맑은 고딕"/>
-          <w:b/>
-          <w:color w:val="1C1F24"/>
-          <w:sz w:val="26"/>
-        </w:rPr>
-        <w:t>7-3. 발주 기준 계산 방식</w:t>
-      </w:r>
-    </w:p>
-    <w:p>
-      <w:pPr>
-        <w:spacing w:after="80"/>
-      </w:pPr>
-      <w:r>
-        <w:rPr>
-          <w:rFonts w:ascii="맑은 고딕" w:hAnsi="맑은 고딕"/>
-          <w:b w:val="0"/>
-          <w:sz w:val="21"/>
-        </w:rPr>
-        <w:t>발주 필요 기준량 = 월평균 사용량 × 안전계수(기본 1.5)</w:t>
-      </w:r>
-    </w:p>
-    <w:p>
-      <w:pPr>
-        <w:pStyle w:val="ListBullet"/>
-        <w:spacing w:after="60"/>
-        <w:ind w:left="283"/>
-      </w:pPr>
-      <w:r>
-        <w:rPr>
-          <w:rFonts w:ascii="맑은 고딕" w:hAnsi="맑은 고딕"/>
-          <w:sz w:val="21"/>
-        </w:rPr>
-        <w:t>등록 후 3개월간: 처음 입력한 예상 월평균 사용량을 기준으로 계산</w:t>
-      </w:r>
-    </w:p>
-    <w:p>
-      <w:pPr>
-        <w:pStyle w:val="ListBullet"/>
-        <w:spacing w:after="60"/>
-        <w:ind w:left="283"/>
-      </w:pPr>
-      <w:r>
-        <w:rPr>
-          <w:rFonts w:ascii="맑은 고딕" w:hAnsi="맑은 고딕"/>
-          <w:sz w:val="21"/>
-        </w:rPr>
-        <w:t>3개월 경과 후: 실제 사용 이력 기반 이동평균으로 자동 전환</w:t>
-      </w:r>
-    </w:p>
-    <w:p>
-      <w:pPr>
-        <w:pStyle w:val="ListBullet"/>
-        <w:spacing w:after="60"/>
-        <w:ind w:left="283"/>
-      </w:pPr>
-      <w:r>
-        <w:rPr>
-          <w:rFonts w:ascii="맑은 고딕" w:hAnsi="맑은 고딕"/>
-          <w:sz w:val="21"/>
-        </w:rPr>
-        <w:t>안전계수는 🛡️ 관리자 탭 → 연결설정 또는 기준정보에서 조정 가능</w:t>
-      </w:r>
-    </w:p>
-    <w:p>
-      <w:pPr>
-        <w:spacing w:after="0"/>
-      </w:pPr>
-      <w:r>
-        <w:rPr>
-          <w:sz w:val="8"/>
-        </w:rPr>
-      </w:r>
-    </w:p>
-    <w:p>
-      <w:pPr>
-        <w:spacing w:before="360" w:after="120"/>
-        <w:pBdr>
-          <w:bottom w:val="single" w:sz="6" w:space="4" w:color="2563EB"/>
-        </w:pBdr>
-      </w:pPr>
-      <w:r>
-        <w:rPr>
-          <w:rFonts w:ascii="맑은 고딕" w:hAnsi="맑은 고딕"/>
-          <w:b/>
-          <w:color w:val="2563EB"/>
-          <w:sz w:val="32"/>
-        </w:rPr>
-        <w:t>8. 기준정보 관리</w:t>
-      </w:r>
-    </w:p>
-    <w:p>
-      <w:pPr>
-        <w:spacing w:after="80"/>
-      </w:pPr>
-      <w:r>
-        <w:rPr>
-          <w:rFonts w:ascii="맑은 고딕" w:hAnsi="맑은 고딕"/>
-          <w:b w:val="0"/>
-          <w:sz w:val="21"/>
-        </w:rPr>
-        <w:t>시스템에서 사용하는 기준 데이터를 관리합니다. 관리자만 추가·수정·삭제가 가능합니다.</w:t>
-      </w:r>
-    </w:p>
-    <w:p>
-      <w:pPr>
-        <w:spacing w:after="0"/>
-      </w:pPr>
-      <w:r>
-        <w:rPr>
-          <w:sz w:val="8"/>
-        </w:rPr>
-      </w:r>
-    </w:p>
-    <w:tbl>
-      <w:tblPr>
-        <w:tblStyle w:val="TableGrid"/>
-        <w:tblW w:type="auto" w:w="0"/>
-        <w:jc w:val="left"/>
-        <w:tblLook w:firstColumn="1" w:firstRow="1" w:lastColumn="0" w:lastRow="0" w:noHBand="0" w:noVBand="1" w:val="04A0"/>
-      </w:tblPr>
-      <w:tblGrid>
-        <w:gridCol w:w="4536"/>
-        <w:gridCol w:w="4536"/>
-      </w:tblGrid>
-      <w:tr>
-        <w:tc>
-          <w:tcPr>
-            <w:tcW w:type="dxa" w:w="1984"/>
-            <w:shd w:val="clear" w:color="auto" w:fill="2563EB"/>
-            <w:tcBorders>
-              <w:top w:val="single" w:sz="4" w:space="0" w:color="2563EB"/>
-              <w:left w:val="single" w:sz="4" w:space="0" w:color="2563EB"/>
-              <w:bottom w:val="single" w:sz="4" w:space="0" w:color="2563EB"/>
-              <w:right w:val="single" w:sz="4" w:space="0" w:color="2563EB"/>
-            </w:tcBorders>
-          </w:tcPr>
-          <w:p>
-            <w:pPr>
-              <w:spacing w:before="80" w:after="80"/>
-              <w:jc w:val="center"/>
-            </w:pPr>
-            <w:r>
-              <w:rPr>
-                <w:rFonts w:ascii="맑은 고딕" w:hAnsi="맑은 고딕"/>
-                <w:b/>
-                <w:color w:val="FFFFFF"/>
-                <w:sz w:val="20"/>
-              </w:rPr>
-              <w:t>서브탭</w:t>
-            </w:r>
-          </w:p>
-        </w:tc>
-        <w:tc>
-          <w:tcPr>
-            <w:tcW w:type="dxa" w:w="7087"/>
-            <w:shd w:val="clear" w:color="auto" w:fill="2563EB"/>
-            <w:tcBorders>
-              <w:top w:val="single" w:sz="4" w:space="0" w:color="2563EB"/>
-              <w:left w:val="single" w:sz="4" w:space="0" w:color="2563EB"/>
-              <w:bottom w:val="single" w:sz="4" w:space="0" w:color="2563EB"/>
-              <w:right w:val="single" w:sz="4" w:space="0" w:color="2563EB"/>
-            </w:tcBorders>
-          </w:tcPr>
-          <w:p>
-            <w:pPr>
-              <w:spacing w:before="80" w:after="80"/>
-              <w:jc w:val="center"/>
-            </w:pPr>
-            <w:r>
-              <w:rPr>
-                <w:rFonts w:ascii="맑은 고딕" w:hAnsi="맑은 고딕"/>
-                <w:b/>
-                <w:color w:val="FFFFFF"/>
-                <w:sz w:val="20"/>
-              </w:rPr>
-              <w:t>관리 항목</w:t>
-            </w:r>
-          </w:p>
-        </w:tc>
-      </w:tr>
-      <w:tr>
-        <w:tc>
-          <w:tcPr>
-            <w:tcW w:type="dxa" w:w="1984"/>
-            <w:shd w:val="clear" w:color="auto" w:fill="FFFFFF"/>
-            <w:tcBorders>
-              <w:top w:val="single" w:sz="4" w:space="0" w:color="E2E8F0"/>
-              <w:left w:val="single" w:sz="4" w:space="0" w:color="E2E8F0"/>
-              <w:bottom w:val="single" w:sz="4" w:space="0" w:color="E2E8F0"/>
-              <w:right w:val="single" w:sz="4" w:space="0" w:color="E2E8F0"/>
-            </w:tcBorders>
-          </w:tcPr>
-          <w:p>
-            <w:pPr>
-              <w:spacing w:before="60" w:after="60"/>
-            </w:pPr>
-            <w:r>
-              <w:rPr>
-                <w:rFonts w:ascii="맑은 고딕" w:hAnsi="맑은 고딕"/>
-                <w:sz w:val="20"/>
-              </w:rPr>
-              <w:t>객실정보</w:t>
-            </w:r>
-          </w:p>
-        </w:tc>
-        <w:tc>
-          <w:tcPr>
-            <w:tcW w:type="dxa" w:w="7087"/>
-            <w:shd w:val="clear" w:color="auto" w:fill="FFFFFF"/>
-            <w:tcBorders>
-              <w:top w:val="single" w:sz="4" w:space="0" w:color="E2E8F0"/>
-              <w:left w:val="single" w:sz="4" w:space="0" w:color="E2E8F0"/>
-              <w:bottom w:val="single" w:sz="4" w:space="0" w:color="E2E8F0"/>
-              <w:right w:val="single" w:sz="4" w:space="0" w:color="E2E8F0"/>
-            </w:tcBorders>
-          </w:tcPr>
-          <w:p>
-            <w:pPr>
-              <w:spacing w:before="60" w:after="60"/>
-            </w:pPr>
-            <w:r>
-              <w:rPr>
-                <w:rFonts w:ascii="맑은 고딕" w:hAnsi="맑은 고딕"/>
-                <w:sz w:val="20"/>
-              </w:rPr>
-              <w:t>객실번호·타입 목록. 엑셀 업로드로 일괄 등록 가능 (1열: 타입코드, 2열: 객실번호)</w:t>
-            </w:r>
-          </w:p>
-        </w:tc>
-      </w:tr>
-      <w:tr>
-        <w:tc>
-          <w:tcPr>
-            <w:tcW w:type="dxa" w:w="1984"/>
-            <w:shd w:val="clear" w:color="auto" w:fill="F8FAFC"/>
-            <w:tcBorders>
-              <w:top w:val="single" w:sz="4" w:space="0" w:color="E2E8F0"/>
-              <w:left w:val="single" w:sz="4" w:space="0" w:color="E2E8F0"/>
-              <w:bottom w:val="single" w:sz="4" w:space="0" w:color="E2E8F0"/>
-              <w:right w:val="single" w:sz="4" w:space="0" w:color="E2E8F0"/>
-            </w:tcBorders>
-          </w:tcPr>
-          <w:p>
-            <w:pPr>
-              <w:spacing w:before="60" w:after="60"/>
-            </w:pPr>
-            <w:r>
-              <w:rPr>
-                <w:rFonts w:ascii="맑은 고딕" w:hAnsi="맑은 고딕"/>
-                <w:sz w:val="20"/>
-              </w:rPr>
-              <w:t>객실타입</w:t>
-            </w:r>
-          </w:p>
-        </w:tc>
-        <w:tc>
-          <w:tcPr>
-            <w:tcW w:type="dxa" w:w="7087"/>
-            <w:shd w:val="clear" w:color="auto" w:fill="F8FAFC"/>
-            <w:tcBorders>
-              <w:top w:val="single" w:sz="4" w:space="0" w:color="E2E8F0"/>
-              <w:left w:val="single" w:sz="4" w:space="0" w:color="E2E8F0"/>
-              <w:bottom w:val="single" w:sz="4" w:space="0" w:color="E2E8F0"/>
-              <w:right w:val="single" w:sz="4" w:space="0" w:color="E2E8F0"/>
-            </w:tcBorders>
-          </w:tcPr>
-          <w:p>
-            <w:pPr>
-              <w:spacing w:before="60" w:after="60"/>
-            </w:pPr>
-            <w:r>
-              <w:rPr>
-                <w:rFonts w:ascii="맑은 고딕" w:hAnsi="맑은 고딕"/>
-                <w:sz w:val="20"/>
-              </w:rPr>
-              <w:t>객실 타입명과 영문 타입코드 관리 (예: 스튜디오 로프트 / SL)</w:t>
-            </w:r>
-          </w:p>
-        </w:tc>
-      </w:tr>
-      <w:tr>
-        <w:tc>
-          <w:tcPr>
-            <w:tcW w:type="dxa" w:w="1984"/>
-            <w:shd w:val="clear" w:color="auto" w:fill="FFFFFF"/>
-            <w:tcBorders>
-              <w:top w:val="single" w:sz="4" w:space="0" w:color="E2E8F0"/>
-              <w:left w:val="single" w:sz="4" w:space="0" w:color="E2E8F0"/>
-              <w:bottom w:val="single" w:sz="4" w:space="0" w:color="E2E8F0"/>
-              <w:right w:val="single" w:sz="4" w:space="0" w:color="E2E8F0"/>
-            </w:tcBorders>
-          </w:tcPr>
-          <w:p>
-            <w:pPr>
-              <w:spacing w:before="60" w:after="60"/>
-            </w:pPr>
-            <w:r>
-              <w:rPr>
-                <w:rFonts w:ascii="맑은 고딕" w:hAnsi="맑은 고딕"/>
-                <w:sz w:val="20"/>
-              </w:rPr>
-              <w:t>공종</w:t>
-            </w:r>
-          </w:p>
-        </w:tc>
-        <w:tc>
-          <w:tcPr>
-            <w:tcW w:type="dxa" w:w="7087"/>
-            <w:shd w:val="clear" w:color="auto" w:fill="FFFFFF"/>
-            <w:tcBorders>
-              <w:top w:val="single" w:sz="4" w:space="0" w:color="E2E8F0"/>
-              <w:left w:val="single" w:sz="4" w:space="0" w:color="E2E8F0"/>
-              <w:bottom w:val="single" w:sz="4" w:space="0" w:color="E2E8F0"/>
-              <w:right w:val="single" w:sz="4" w:space="0" w:color="E2E8F0"/>
-            </w:tcBorders>
-          </w:tcPr>
-          <w:p>
-            <w:pPr>
-              <w:spacing w:before="60" w:after="60"/>
-            </w:pPr>
-            <w:r>
-              <w:rPr>
-                <w:rFonts w:ascii="맑은 고딕" w:hAnsi="맑은 고딕"/>
-                <w:sz w:val="20"/>
-              </w:rPr>
-              <w:t>9가지 하자 분류 카테고리 (목공, 전기·조명, 설비·배관 등)</w:t>
-            </w:r>
-          </w:p>
-        </w:tc>
-      </w:tr>
-      <w:tr>
-        <w:tc>
-          <w:tcPr>
-            <w:tcW w:type="dxa" w:w="1984"/>
-            <w:shd w:val="clear" w:color="auto" w:fill="F8FAFC"/>
-            <w:tcBorders>
-              <w:top w:val="single" w:sz="4" w:space="0" w:color="E2E8F0"/>
-              <w:left w:val="single" w:sz="4" w:space="0" w:color="E2E8F0"/>
-              <w:bottom w:val="single" w:sz="4" w:space="0" w:color="E2E8F0"/>
-              <w:right w:val="single" w:sz="4" w:space="0" w:color="E2E8F0"/>
-            </w:tcBorders>
-          </w:tcPr>
-          <w:p>
-            <w:pPr>
-              <w:spacing w:before="60" w:after="60"/>
-            </w:pPr>
-            <w:r>
-              <w:rPr>
-                <w:rFonts w:ascii="맑은 고딕" w:hAnsi="맑은 고딕"/>
-                <w:sz w:val="20"/>
-              </w:rPr>
-              <w:t>하자부위</w:t>
-            </w:r>
-          </w:p>
-        </w:tc>
-        <w:tc>
-          <w:tcPr>
-            <w:tcW w:type="dxa" w:w="7087"/>
-            <w:shd w:val="clear" w:color="auto" w:fill="F8FAFC"/>
-            <w:tcBorders>
-              <w:top w:val="single" w:sz="4" w:space="0" w:color="E2E8F0"/>
-              <w:left w:val="single" w:sz="4" w:space="0" w:color="E2E8F0"/>
-              <w:bottom w:val="single" w:sz="4" w:space="0" w:color="E2E8F0"/>
-              <w:right w:val="single" w:sz="4" w:space="0" w:color="E2E8F0"/>
-            </w:tcBorders>
-          </w:tcPr>
-          <w:p>
-            <w:pPr>
-              <w:spacing w:before="60" w:after="60"/>
-            </w:pPr>
-            <w:r>
-              <w:rPr>
-                <w:rFonts w:ascii="맑은 고딕" w:hAnsi="맑은 고딕"/>
-                <w:sz w:val="20"/>
-              </w:rPr>
-              <w:t>공종별 세부 위치 목록 (예: 전기 &gt; 전등, 콘센트 등)</w:t>
-            </w:r>
-          </w:p>
-        </w:tc>
-      </w:tr>
-      <w:tr>
-        <w:tc>
-          <w:tcPr>
-            <w:tcW w:type="dxa" w:w="1984"/>
-            <w:shd w:val="clear" w:color="auto" w:fill="FFFFFF"/>
-            <w:tcBorders>
-              <w:top w:val="single" w:sz="4" w:space="0" w:color="E2E8F0"/>
-              <w:left w:val="single" w:sz="4" w:space="0" w:color="E2E8F0"/>
-              <w:bottom w:val="single" w:sz="4" w:space="0" w:color="E2E8F0"/>
-              <w:right w:val="single" w:sz="4" w:space="0" w:color="E2E8F0"/>
-            </w:tcBorders>
-          </w:tcPr>
-          <w:p>
-            <w:pPr>
-              <w:spacing w:before="60" w:after="60"/>
-            </w:pPr>
-            <w:r>
-              <w:rPr>
-                <w:rFonts w:ascii="맑은 고딕" w:hAnsi="맑은 고딕"/>
-                <w:sz w:val="20"/>
-              </w:rPr>
-              <w:t>부품</w:t>
-            </w:r>
-          </w:p>
-        </w:tc>
-        <w:tc>
-          <w:tcPr>
-            <w:tcW w:type="dxa" w:w="7087"/>
-            <w:shd w:val="clear" w:color="auto" w:fill="FFFFFF"/>
-            <w:tcBorders>
-              <w:top w:val="single" w:sz="4" w:space="0" w:color="E2E8F0"/>
-              <w:left w:val="single" w:sz="4" w:space="0" w:color="E2E8F0"/>
-              <w:bottom w:val="single" w:sz="4" w:space="0" w:color="E2E8F0"/>
-              <w:right w:val="single" w:sz="4" w:space="0" w:color="E2E8F0"/>
-            </w:tcBorders>
-          </w:tcPr>
-          <w:p>
-            <w:pPr>
-              <w:spacing w:before="60" w:after="60"/>
-            </w:pPr>
-            <w:r>
-              <w:rPr>
-                <w:rFonts w:ascii="맑은 고딕" w:hAnsi="맑은 고딕"/>
-                <w:sz w:val="20"/>
-              </w:rPr>
-              <w:t>수리에 사용되는 부품 목록, 단가, 재고 기준</w:t>
-            </w:r>
-          </w:p>
-        </w:tc>
-      </w:tr>
-      <w:tr>
-        <w:tc>
-          <w:tcPr>
-            <w:tcW w:type="dxa" w:w="1984"/>
-            <w:shd w:val="clear" w:color="auto" w:fill="F8FAFC"/>
-            <w:tcBorders>
-              <w:top w:val="single" w:sz="4" w:space="0" w:color="E2E8F0"/>
-              <w:left w:val="single" w:sz="4" w:space="0" w:color="E2E8F0"/>
-              <w:bottom w:val="single" w:sz="4" w:space="0" w:color="E2E8F0"/>
-              <w:right w:val="single" w:sz="4" w:space="0" w:color="E2E8F0"/>
-            </w:tcBorders>
-          </w:tcPr>
-          <w:p>
-            <w:pPr>
-              <w:spacing w:before="60" w:after="60"/>
-            </w:pPr>
-            <w:r>
-              <w:rPr>
-                <w:rFonts w:ascii="맑은 고딕" w:hAnsi="맑은 고딕"/>
-                <w:sz w:val="20"/>
-              </w:rPr>
-              <w:t>직원</w:t>
-            </w:r>
-          </w:p>
-        </w:tc>
-        <w:tc>
-          <w:tcPr>
-            <w:tcW w:type="dxa" w:w="7087"/>
-            <w:shd w:val="clear" w:color="auto" w:fill="F8FAFC"/>
-            <w:tcBorders>
-              <w:top w:val="single" w:sz="4" w:space="0" w:color="E2E8F0"/>
-              <w:left w:val="single" w:sz="4" w:space="0" w:color="E2E8F0"/>
-              <w:bottom w:val="single" w:sz="4" w:space="0" w:color="E2E8F0"/>
-              <w:right w:val="single" w:sz="4" w:space="0" w:color="E2E8F0"/>
-            </w:tcBorders>
-          </w:tcPr>
-          <w:p>
-            <w:pPr>
-              <w:spacing w:before="60" w:after="60"/>
-            </w:pPr>
-            <w:r>
-              <w:rPr>
-                <w:rFonts w:ascii="맑은 고딕" w:hAnsi="맑은 고딕"/>
-                <w:sz w:val="20"/>
-              </w:rPr>
-              <w:t>담당자·등록자 선택 목록에 표시될 직원 이름과 직책</w:t>
-            </w:r>
-          </w:p>
-        </w:tc>
-      </w:tr>
-    </w:tbl>
-    <w:p>
-      <w:pPr>
-        <w:spacing w:after="0"/>
-      </w:pPr>
-      <w:r>
-        <w:rPr>
-          <w:sz w:val="8"/>
-        </w:rPr>
-      </w:r>
-    </w:p>
-    <w:p>
-      <w:pPr>
-        <w:spacing w:before="240" w:after="80"/>
-      </w:pPr>
-      <w:r>
-        <w:rPr>
-          <w:rFonts w:ascii="맑은 고딕" w:hAnsi="맑은 고딕"/>
-          <w:b/>
-          <w:color w:val="1C1F24"/>
-          <w:sz w:val="26"/>
-        </w:rPr>
-        <w:t>객실 엑셀 일괄 등록 방법</w:t>
-      </w:r>
-    </w:p>
-    <w:p>
-      <w:pPr>
-        <w:pStyle w:val="ListBullet"/>
-        <w:spacing w:after="60"/>
-        <w:ind w:left="283"/>
-      </w:pPr>
-      <w:r>
-        <w:rPr>
-          <w:rFonts w:ascii="맑은 고딕" w:hAnsi="맑은 고딕"/>
-          <w:sz w:val="21"/>
-        </w:rPr>
-        <w:t>엑셀 파일을 준비합니다. 1열 = 타입코드(예: SLF), 2열 = 객실번호(예: 1001)</w:t>
-      </w:r>
-    </w:p>
-    <w:p>
-      <w:pPr>
-        <w:pStyle w:val="ListBullet"/>
-        <w:spacing w:after="60"/>
-        <w:ind w:left="283"/>
-      </w:pPr>
-      <w:r>
-        <w:rPr>
-          <w:rFonts w:ascii="맑은 고딕" w:hAnsi="맑은 고딕"/>
-          <w:sz w:val="21"/>
-        </w:rPr>
-        <w:t>기준정보 관리 → 객실정보 탭 → 엑셀 업로드 버튼 클릭</w:t>
-      </w:r>
-    </w:p>
-    <w:p>
-      <w:pPr>
-        <w:pStyle w:val="ListBullet"/>
-        <w:spacing w:after="60"/>
-        <w:ind w:left="283"/>
-      </w:pPr>
-      <w:r>
-        <w:rPr>
-          <w:rFonts w:ascii="맑은 고딕" w:hAnsi="맑은 고딕"/>
-          <w:sz w:val="21"/>
-        </w:rPr>
-        <w:t>파일 선택 후 자동 등록됩니다. 이미 존재하는 객실은 건너뜁니다.</w:t>
-      </w:r>
-    </w:p>
-    <w:p>
-      <w:pPr>
-        <w:pStyle w:val="ListBullet"/>
-        <w:spacing w:after="60"/>
-        <w:ind w:left="283"/>
-      </w:pPr>
-      <w:r>
-        <w:rPr>
-          <w:rFonts w:ascii="맑은 고딕" w:hAnsi="맑은 고딕"/>
-          <w:sz w:val="21"/>
-        </w:rPr>
-        <w:t>등록 후 선택삭제 버튼으로 체크한 객실을 일괄 삭제할 수 있습니다.</w:t>
-      </w:r>
-    </w:p>
-    <w:p>
-      <w:pPr>
-        <w:spacing w:after="0"/>
-      </w:pPr>
-      <w:r>
-        <w:rPr>
-          <w:sz w:val="8"/>
-        </w:rPr>
-      </w:r>
-    </w:p>
-    <w:p>
-      <w:pPr>
-        <w:spacing w:before="360" w:after="120"/>
-        <w:pBdr>
-          <w:bottom w:val="single" w:sz="6" w:space="4" w:color="2563EB"/>
-        </w:pBdr>
-      </w:pPr>
-      <w:r>
-        <w:rPr>
-          <w:rFonts w:ascii="맑은 고딕" w:hAnsi="맑은 고딕"/>
-          <w:b/>
-          <w:color w:val="2563EB"/>
-          <w:sz w:val="32"/>
-        </w:rPr>
-        <w:t>9. 관리자 전용 기능 (🛡️ 관리자 탭)</w:t>
-      </w:r>
-    </w:p>
-    <w:p>
-      <w:pPr>
-        <w:spacing w:after="80"/>
-      </w:pPr>
-      <w:r>
-        <w:rPr>
-          <w:rFonts w:ascii="맑은 고딕" w:hAnsi="맑은 고딕"/>
-          <w:b w:val="0"/>
-          <w:sz w:val="21"/>
-        </w:rPr>
-        <w:t>관리자(admin) 계정으로 로그인한 경우에만 상단 탭에 표시됩니다.</w:t>
-      </w:r>
-    </w:p>
-    <w:p>
-      <w:pPr>
-        <w:spacing w:after="0"/>
-      </w:pPr>
-      <w:r>
-        <w:rPr>
-          <w:sz w:val="8"/>
-        </w:rPr>
-      </w:r>
-    </w:p>
-    <w:p>
-      <w:pPr>
-        <w:spacing w:before="240" w:after="80"/>
-      </w:pPr>
-      <w:r>
-        <w:rPr>
-          <w:rFonts w:ascii="맑은 고딕" w:hAnsi="맑은 고딕"/>
-          <w:b/>
-          <w:color w:val="1C1F24"/>
-          <w:sz w:val="26"/>
-        </w:rPr>
-        <w:t>9-1. 사용자 관리</w:t>
-      </w:r>
-    </w:p>
-    <w:p>
-      <w:pPr>
-        <w:pStyle w:val="ListBullet"/>
-        <w:spacing w:after="60"/>
-        <w:ind w:left="283"/>
-      </w:pPr>
-      <w:r>
-        <w:rPr>
-          <w:rFonts w:ascii="맑은 고딕" w:hAnsi="맑은 고딕"/>
-          <w:sz w:val="21"/>
-        </w:rPr>
-        <w:t>현재 시스템에 등록된 모든 계정 목록을 조회할 수 있습니다.</w:t>
-      </w:r>
-    </w:p>
-    <w:p>
-      <w:pPr>
-        <w:pStyle w:val="ListBullet"/>
-        <w:spacing w:after="60"/>
-        <w:ind w:left="283"/>
-      </w:pPr>
-      <w:r>
-        <w:rPr>
-          <w:rFonts w:ascii="맑은 고딕" w:hAnsi="맑은 고딕"/>
-          <w:sz w:val="21"/>
-        </w:rPr>
-        <w:t>각 계정의 이메일, 권한(관리자/일반), 마지막 로그인 일시, 가입일을 확인합니다.</w:t>
-      </w:r>
-    </w:p>
-    <w:p>
-      <w:pPr>
-        <w:pStyle w:val="ListBullet"/>
-        <w:spacing w:after="60"/>
-        <w:ind w:left="283"/>
-      </w:pPr>
-      <w:r>
-        <w:rPr>
-          <w:rFonts w:ascii="맑은 고딕" w:hAnsi="맑은 고딕"/>
-          <w:sz w:val="21"/>
-        </w:rPr>
-        <w:t>권한 변경: 일반 ↔ 관리자 권한을 즉시 변경할 수 있습니다.</w:t>
-      </w:r>
-    </w:p>
-    <w:p>
-      <w:pPr>
-        <w:pStyle w:val="ListBullet"/>
-        <w:spacing w:after="60"/>
-        <w:ind w:left="283"/>
-      </w:pPr>
-      <w:r>
-        <w:rPr>
-          <w:rFonts w:ascii="맑은 고딕" w:hAnsi="맑은 고딕"/>
-          <w:sz w:val="21"/>
-        </w:rPr>
-        <w:t>비밀번호 초기화: 초기화 버튼 클릭 → 이메일 자동 입력 → 임시 비밀번호(Wavepk0000!)로 초기화됩니다.</w:t>
-      </w:r>
-    </w:p>
-    <w:p>
-      <w:pPr>
-        <w:spacing w:before="120" w:after="120"/>
-        <w:ind w:left="170"/>
-        <w:shd w:val="clear" w:color="auto" w:fill="EFF6FF"/>
-      </w:pPr>
-      <w:r>
-        <w:rPr>
-          <w:rFonts w:ascii="맑은 고딕" w:hAnsi="맑은 고딕"/>
-          <w:color w:val="1E40AF"/>
-          <w:sz w:val="20"/>
-        </w:rPr>
-        <w:t>⚠️  본인 계정은 권한 변경 및 비밀번호 초기화가 불가합니다.</w:t>
-      </w:r>
-    </w:p>
-    <w:p>
-      <w:pPr>
-        <w:spacing w:after="0"/>
-      </w:pPr>
-      <w:r>
-        <w:rPr>
-          <w:sz w:val="8"/>
-        </w:rPr>
-      </w:r>
-    </w:p>
-    <w:p>
-      <w:pPr>
-        <w:spacing w:before="240" w:after="80"/>
-      </w:pPr>
-      <w:r>
-        <w:rPr>
-          <w:rFonts w:ascii="맑은 고딕" w:hAnsi="맑은 고딕"/>
-          <w:b/>
-          <w:color w:val="1C1F24"/>
-          <w:sz w:val="26"/>
-        </w:rPr>
-        <w:t>9-2. 수정이력</w:t>
-      </w:r>
-    </w:p>
-    <w:p>
-      <w:pPr>
-        <w:pStyle w:val="ListBullet"/>
-        <w:spacing w:after="60"/>
-        <w:ind w:left="283"/>
-      </w:pPr>
-      <w:r>
-        <w:rPr>
-          <w:rFonts w:ascii="맑은 고딕" w:hAnsi="맑은 고딕"/>
-          <w:sz w:val="21"/>
-        </w:rPr>
-        <w:t>모든 하자의 등록·수정·삭제 이력이 자동으로 기록됩니다.</w:t>
-      </w:r>
-    </w:p>
-    <w:p>
-      <w:pPr>
-        <w:pStyle w:val="ListBullet"/>
-        <w:spacing w:after="60"/>
-        <w:ind w:left="283"/>
-      </w:pPr>
-      <w:r>
-        <w:rPr>
-          <w:rFonts w:ascii="맑은 고딕" w:hAnsi="맑은 고딕"/>
-          <w:sz w:val="21"/>
-        </w:rPr>
-        <w:t>누가 언제 어떤 하자를 어떻게 변경했는지 추적할 수 있습니다.</w:t>
-      </w:r>
-    </w:p>
-    <w:p>
-      <w:pPr>
-        <w:pStyle w:val="ListBullet"/>
-        <w:spacing w:after="60"/>
-        <w:ind w:left="283"/>
-      </w:pPr>
-      <w:r>
-        <w:rPr>
-          <w:rFonts w:ascii="맑은 고딕" w:hAnsi="맑은 고딕"/>
-          <w:sz w:val="21"/>
-        </w:rPr>
-        <w:t>액션 유형(등록/수정/삭제)과 처리자 이메일로 필터링하여 조회합니다.</w:t>
-      </w:r>
-    </w:p>
-    <w:p>
-      <w:pPr>
-        <w:spacing w:after="0"/>
-      </w:pPr>
-      <w:r>
-        <w:rPr>
-          <w:sz w:val="8"/>
-        </w:rPr>
-      </w:r>
-    </w:p>
-    <w:p>
-      <w:pPr>
-        <w:spacing w:before="240" w:after="80"/>
-      </w:pPr>
-      <w:r>
-        <w:rPr>
-          <w:rFonts w:ascii="맑은 고딕" w:hAnsi="맑은 고딕"/>
-          <w:b/>
-          <w:color w:val="1C1F24"/>
-          <w:sz w:val="26"/>
-        </w:rPr>
-        <w:t>9-3. 연결설정</w:t>
-      </w:r>
-    </w:p>
-    <w:p>
-      <w:pPr>
-        <w:pStyle w:val="ListBullet"/>
-        <w:spacing w:after="60"/>
-        <w:ind w:left="283"/>
-      </w:pPr>
-      <w:r>
-        <w:rPr>
-          <w:rFonts w:ascii="맑은 고딕" w:hAnsi="맑은 고딕"/>
-          <w:sz w:val="21"/>
-        </w:rPr>
-        <w:t>Supabase Project URL과 anon key를 브라우저에 저장합니다.</w:t>
-      </w:r>
-    </w:p>
-    <w:p>
-      <w:pPr>
-        <w:pStyle w:val="ListBullet"/>
-        <w:spacing w:after="60"/>
-        <w:ind w:left="283"/>
-      </w:pPr>
-      <w:r>
-        <w:rPr>
-          <w:rFonts w:ascii="맑은 고딕" w:hAnsi="맑은 고딕"/>
-          <w:sz w:val="21"/>
-        </w:rPr>
-        <w:t>최초 1회만 설정하면 이후 자동으로 연결됩니다.</w:t>
-      </w:r>
-    </w:p>
-    <w:p>
-      <w:pPr>
-        <w:spacing w:after="0"/>
-      </w:pPr>
-      <w:r>
-        <w:rPr>
-          <w:sz w:val="8"/>
-        </w:rPr>
-      </w:r>
-    </w:p>
-    <w:p>
-      <w:pPr>
-        <w:spacing w:before="360" w:after="120"/>
-        <w:pBdr>
-          <w:bottom w:val="single" w:sz="6" w:space="4" w:color="2563EB"/>
-        </w:pBdr>
-      </w:pPr>
-      <w:r>
-        <w:rPr>
-          <w:rFonts w:ascii="맑은 고딕" w:hAnsi="맑은 고딕"/>
-          <w:b/>
-          <w:color w:val="2563EB"/>
-          <w:sz w:val="32"/>
-        </w:rPr>
-        <w:t>10. 용어 설명</w:t>
-      </w:r>
-    </w:p>
-    <w:tbl>
-      <w:tblPr>
-        <w:tblStyle w:val="TableGrid"/>
-        <w:tblW w:type="auto" w:w="0"/>
-        <w:jc w:val="left"/>
-        <w:tblLook w:firstColumn="1" w:firstRow="1" w:lastColumn="0" w:lastRow="0" w:noHBand="0" w:noVBand="1" w:val="04A0"/>
-      </w:tblPr>
-      <w:tblGrid>
-        <w:gridCol w:w="4536"/>
-        <w:gridCol w:w="4536"/>
-      </w:tblGrid>
-      <w:tr>
-        <w:tc>
-          <w:tcPr>
-            <w:tcW w:type="dxa" w:w="2268"/>
-            <w:shd w:val="clear" w:color="auto" w:fill="2563EB"/>
-            <w:tcBorders>
-              <w:top w:val="single" w:sz="4" w:space="0" w:color="2563EB"/>
-              <w:left w:val="single" w:sz="4" w:space="0" w:color="2563EB"/>
-              <w:bottom w:val="single" w:sz="4" w:space="0" w:color="2563EB"/>
-              <w:right w:val="single" w:sz="4" w:space="0" w:color="2563EB"/>
-            </w:tcBorders>
-          </w:tcPr>
-          <w:p>
-            <w:pPr>
-              <w:spacing w:before="80" w:after="80"/>
-              <w:jc w:val="center"/>
-            </w:pPr>
-            <w:r>
-              <w:rPr>
-                <w:rFonts w:ascii="맑은 고딕" w:hAnsi="맑은 고딕"/>
-                <w:b/>
-                <w:color w:val="FFFFFF"/>
-                <w:sz w:val="20"/>
-              </w:rPr>
-              <w:t>용어</w:t>
-            </w:r>
-          </w:p>
-        </w:tc>
-        <w:tc>
-          <w:tcPr>
-            <w:tcW w:type="dxa" w:w="6803"/>
-            <w:shd w:val="clear" w:color="auto" w:fill="2563EB"/>
-            <w:tcBorders>
-              <w:top w:val="single" w:sz="4" w:space="0" w:color="2563EB"/>
-              <w:left w:val="single" w:sz="4" w:space="0" w:color="2563EB"/>
-              <w:bottom w:val="single" w:sz="4" w:space="0" w:color="2563EB"/>
-              <w:right w:val="single" w:sz="4" w:space="0" w:color="2563EB"/>
-            </w:tcBorders>
-          </w:tcPr>
-          <w:p>
-            <w:pPr>
-              <w:spacing w:before="80" w:after="80"/>
-              <w:jc w:val="center"/>
-            </w:pPr>
-            <w:r>
-              <w:rPr>
-                <w:rFonts w:ascii="맑은 고딕" w:hAnsi="맑은 고딕"/>
-                <w:b/>
-                <w:color w:val="FFFFFF"/>
-                <w:sz w:val="20"/>
-              </w:rPr>
-              <w:t>설명</w:t>
-            </w:r>
-          </w:p>
-        </w:tc>
-      </w:tr>
-      <w:tr>
-        <w:tc>
-          <w:tcPr>
-            <w:tcW w:type="dxa" w:w="2268"/>
-            <w:shd w:val="clear" w:color="auto" w:fill="FFFFFF"/>
-            <w:tcBorders>
-              <w:top w:val="single" w:sz="4" w:space="0" w:color="E2E8F0"/>
-              <w:left w:val="single" w:sz="4" w:space="0" w:color="E2E8F0"/>
-              <w:bottom w:val="single" w:sz="4" w:space="0" w:color="E2E8F0"/>
-              <w:right w:val="single" w:sz="4" w:space="0" w:color="E2E8F0"/>
-            </w:tcBorders>
-          </w:tcPr>
-          <w:p>
-            <w:pPr>
-              <w:spacing w:before="60" w:after="60"/>
-            </w:pPr>
-            <w:r>
-              <w:rPr>
-                <w:rFonts w:ascii="맑은 고딕" w:hAnsi="맑은 고딕"/>
+                <w:rFonts w:ascii="Noto Sans CJK KR" w:hAnsi="Noto Sans CJK KR" w:eastAsia="Noto Sans CJK KR"/>
+                <w:b w:val="0"/>
                 <w:sz w:val="20"/>
               </w:rPr>
               <w:t>하자</w:t>
@@ -5303,23 +3560,15 @@
           <w:tcPr>
             <w:tcW w:type="dxa" w:w="6803"/>
             <w:shd w:val="clear" w:color="auto" w:fill="FFFFFF"/>
-            <w:tcBorders>
-              <w:top w:val="single" w:sz="4" w:space="0" w:color="E2E8F0"/>
-              <w:left w:val="single" w:sz="4" w:space="0" w:color="E2E8F0"/>
-              <w:bottom w:val="single" w:sz="4" w:space="0" w:color="E2E8F0"/>
-              <w:right w:val="single" w:sz="4" w:space="0" w:color="E2E8F0"/>
-            </w:tcBorders>
           </w:tcPr>
           <w:p>
-            <w:pPr>
-              <w:spacing w:before="60" w:after="60"/>
-            </w:pPr>
             <w:r>
               <w:rPr>
-                <w:rFonts w:ascii="맑은 고딕" w:hAnsi="맑은 고딕"/>
+                <w:rFonts w:ascii="Noto Sans CJK KR" w:hAnsi="Noto Sans CJK KR" w:eastAsia="Noto Sans CJK KR"/>
+                <w:b w:val="0"/>
                 <w:sz w:val="20"/>
               </w:rPr>
-              <w:t>객실 내 결함, 파손, 고장 등 수리가 필요한 상태 전반</w:t>
+              <w:t>객실 내 결함·파손·고장 등 수리가 필요한 상태 전반</w:t>
             </w:r>
           </w:p>
         </w:tc>
@@ -5329,23 +3578,15 @@
           <w:tcPr>
             <w:tcW w:type="dxa" w:w="2268"/>
             <w:shd w:val="clear" w:color="auto" w:fill="F8FAFC"/>
-            <w:tcBorders>
-              <w:top w:val="single" w:sz="4" w:space="0" w:color="E2E8F0"/>
-              <w:left w:val="single" w:sz="4" w:space="0" w:color="E2E8F0"/>
-              <w:bottom w:val="single" w:sz="4" w:space="0" w:color="E2E8F0"/>
-              <w:right w:val="single" w:sz="4" w:space="0" w:color="E2E8F0"/>
-            </w:tcBorders>
           </w:tcPr>
           <w:p>
-            <w:pPr>
-              <w:spacing w:before="60" w:after="60"/>
-            </w:pPr>
             <w:r>
               <w:rPr>
-                <w:rFonts w:ascii="맑은 고딕" w:hAnsi="맑은 고딕"/>
+                <w:rFonts w:ascii="Noto Sans CJK KR" w:hAnsi="Noto Sans CJK KR" w:eastAsia="Noto Sans CJK KR"/>
+                <w:b w:val="0"/>
                 <w:sz w:val="20"/>
               </w:rPr>
-              <w:t>공종</w:t>
+              <w:t>하자증상</w:t>
             </w:r>
           </w:p>
         </w:tc>
@@ -5353,23 +3594,15 @@
           <w:tcPr>
             <w:tcW w:type="dxa" w:w="6803"/>
             <w:shd w:val="clear" w:color="auto" w:fill="F8FAFC"/>
-            <w:tcBorders>
-              <w:top w:val="single" w:sz="4" w:space="0" w:color="E2E8F0"/>
-              <w:left w:val="single" w:sz="4" w:space="0" w:color="E2E8F0"/>
-              <w:bottom w:val="single" w:sz="4" w:space="0" w:color="E2E8F0"/>
-              <w:right w:val="single" w:sz="4" w:space="0" w:color="E2E8F0"/>
-            </w:tcBorders>
           </w:tcPr>
           <w:p>
-            <w:pPr>
-              <w:spacing w:before="60" w:after="60"/>
-            </w:pPr>
             <w:r>
               <w:rPr>
-                <w:rFonts w:ascii="맑은 고딕" w:hAnsi="맑은 고딕"/>
+                <w:rFonts w:ascii="Noto Sans CJK KR" w:hAnsi="Noto Sans CJK KR" w:eastAsia="Noto Sans CJK KR"/>
+                <w:b w:val="0"/>
                 <w:sz w:val="20"/>
               </w:rPr>
-              <w:t>하자의 분류 기준이 되는 작업 분야. 9가지: 목공 / 전기·조명 / 설비·배관 / 도장·마감 / 타일·욕실 / 도어·하드웨어 / 가전 / 바닥재 / 기타</w:t>
+              <w:t>하자를 분류하는 기준 (예: 누수·누전, 파손·균열 등). 기준정보에서 자유롭게 추가·수정 가능</w:t>
             </w:r>
           </w:p>
         </w:tc>
@@ -5379,20 +3612,12 @@
           <w:tcPr>
             <w:tcW w:type="dxa" w:w="2268"/>
             <w:shd w:val="clear" w:color="auto" w:fill="FFFFFF"/>
-            <w:tcBorders>
-              <w:top w:val="single" w:sz="4" w:space="0" w:color="E2E8F0"/>
-              <w:left w:val="single" w:sz="4" w:space="0" w:color="E2E8F0"/>
-              <w:bottom w:val="single" w:sz="4" w:space="0" w:color="E2E8F0"/>
-              <w:right w:val="single" w:sz="4" w:space="0" w:color="E2E8F0"/>
-            </w:tcBorders>
           </w:tcPr>
           <w:p>
-            <w:pPr>
-              <w:spacing w:before="60" w:after="60"/>
-            </w:pPr>
             <w:r>
               <w:rPr>
-                <w:rFonts w:ascii="맑은 고딕" w:hAnsi="맑은 고딕"/>
+                <w:rFonts w:ascii="Noto Sans CJK KR" w:hAnsi="Noto Sans CJK KR" w:eastAsia="Noto Sans CJK KR"/>
+                <w:b w:val="0"/>
                 <w:sz w:val="20"/>
               </w:rPr>
               <w:t>하자부위</w:t>
@@ -5403,23 +3628,15 @@
           <w:tcPr>
             <w:tcW w:type="dxa" w:w="6803"/>
             <w:shd w:val="clear" w:color="auto" w:fill="FFFFFF"/>
-            <w:tcBorders>
-              <w:top w:val="single" w:sz="4" w:space="0" w:color="E2E8F0"/>
-              <w:left w:val="single" w:sz="4" w:space="0" w:color="E2E8F0"/>
-              <w:bottom w:val="single" w:sz="4" w:space="0" w:color="E2E8F0"/>
-              <w:right w:val="single" w:sz="4" w:space="0" w:color="E2E8F0"/>
-            </w:tcBorders>
           </w:tcPr>
           <w:p>
-            <w:pPr>
-              <w:spacing w:before="60" w:after="60"/>
-            </w:pPr>
             <w:r>
               <w:rPr>
-                <w:rFonts w:ascii="맑은 고딕" w:hAnsi="맑은 고딕"/>
+                <w:rFonts w:ascii="Noto Sans CJK KR" w:hAnsi="Noto Sans CJK KR" w:eastAsia="Noto Sans CJK KR"/>
+                <w:b w:val="0"/>
                 <w:sz w:val="20"/>
               </w:rPr>
-              <w:t>공종 내 더 세부적인 위치 (예: 전기 공종 → 콘센트, 전등, 분전함 등)</w:t>
+              <w:t>하자가 발생한 세부 위치 (예: 화장실 벽면, 발코니 바닥)</w:t>
             </w:r>
           </w:p>
         </w:tc>
@@ -5429,20 +3646,12 @@
           <w:tcPr>
             <w:tcW w:type="dxa" w:w="2268"/>
             <w:shd w:val="clear" w:color="auto" w:fill="F8FAFC"/>
-            <w:tcBorders>
-              <w:top w:val="single" w:sz="4" w:space="0" w:color="E2E8F0"/>
-              <w:left w:val="single" w:sz="4" w:space="0" w:color="E2E8F0"/>
-              <w:bottom w:val="single" w:sz="4" w:space="0" w:color="E2E8F0"/>
-              <w:right w:val="single" w:sz="4" w:space="0" w:color="E2E8F0"/>
-            </w:tcBorders>
           </w:tcPr>
           <w:p>
-            <w:pPr>
-              <w:spacing w:before="60" w:after="60"/>
-            </w:pPr>
             <w:r>
               <w:rPr>
-                <w:rFonts w:ascii="맑은 고딕" w:hAnsi="맑은 고딕"/>
+                <w:rFonts w:ascii="Noto Sans CJK KR" w:hAnsi="Noto Sans CJK KR" w:eastAsia="Noto Sans CJK KR"/>
+                <w:b w:val="0"/>
                 <w:sz w:val="20"/>
               </w:rPr>
               <w:t>방막</w:t>
@@ -5453,23 +3662,15 @@
           <w:tcPr>
             <w:tcW w:type="dxa" w:w="6803"/>
             <w:shd w:val="clear" w:color="auto" w:fill="F8FAFC"/>
-            <w:tcBorders>
-              <w:top w:val="single" w:sz="4" w:space="0" w:color="E2E8F0"/>
-              <w:left w:val="single" w:sz="4" w:space="0" w:color="E2E8F0"/>
-              <w:bottom w:val="single" w:sz="4" w:space="0" w:color="E2E8F0"/>
-              <w:right w:val="single" w:sz="4" w:space="0" w:color="E2E8F0"/>
-            </w:tcBorders>
           </w:tcPr>
           <w:p>
-            <w:pPr>
-              <w:spacing w:before="60" w:after="60"/>
-            </w:pPr>
             <w:r>
               <w:rPr>
-                <w:rFonts w:ascii="맑은 고딕" w:hAnsi="맑은 고딕"/>
+                <w:rFonts w:ascii="Noto Sans CJK KR" w:hAnsi="Noto Sans CJK KR" w:eastAsia="Noto Sans CJK KR"/>
+                <w:b w:val="0"/>
                 <w:sz w:val="20"/>
               </w:rPr>
-              <w:t>하자로 인해 해당 객실을 판매(예약 배정)할 수 없는 상태. 방막 기간은 수익 손실과 직결됨</w:t>
+              <w:t>하자로 인해 해당 객실을 판매할 수 없는 상태. 시작일~종료일로 관리하며, 종료일이 없으면 진행중인 것으로 보고 매일 자동으로 일수가 늘어남</w:t>
             </w:r>
           </w:p>
         </w:tc>
@@ -5479,23 +3680,15 @@
           <w:tcPr>
             <w:tcW w:type="dxa" w:w="2268"/>
             <w:shd w:val="clear" w:color="auto" w:fill="FFFFFF"/>
-            <w:tcBorders>
-              <w:top w:val="single" w:sz="4" w:space="0" w:color="E2E8F0"/>
-              <w:left w:val="single" w:sz="4" w:space="0" w:color="E2E8F0"/>
-              <w:bottom w:val="single" w:sz="4" w:space="0" w:color="E2E8F0"/>
-              <w:right w:val="single" w:sz="4" w:space="0" w:color="E2E8F0"/>
-            </w:tcBorders>
           </w:tcPr>
           <w:p>
-            <w:pPr>
-              <w:spacing w:before="60" w:after="60"/>
-            </w:pPr>
             <w:r>
               <w:rPr>
-                <w:rFonts w:ascii="맑은 고딕" w:hAnsi="맑은 고딕"/>
+                <w:rFonts w:ascii="Noto Sans CJK KR" w:hAnsi="Noto Sans CJK KR" w:eastAsia="Noto Sans CJK KR"/>
+                <w:b w:val="0"/>
                 <w:sz w:val="20"/>
               </w:rPr>
-              <w:t>방막일수</w:t>
+              <w:t>반복하자</w:t>
             </w:r>
           </w:p>
         </w:tc>
@@ -5503,23 +3696,15 @@
           <w:tcPr>
             <w:tcW w:type="dxa" w:w="6803"/>
             <w:shd w:val="clear" w:color="auto" w:fill="FFFFFF"/>
-            <w:tcBorders>
-              <w:top w:val="single" w:sz="4" w:space="0" w:color="E2E8F0"/>
-              <w:left w:val="single" w:sz="4" w:space="0" w:color="E2E8F0"/>
-              <w:bottom w:val="single" w:sz="4" w:space="0" w:color="E2E8F0"/>
-              <w:right w:val="single" w:sz="4" w:space="0" w:color="E2E8F0"/>
-            </w:tcBorders>
           </w:tcPr>
           <w:p>
-            <w:pPr>
-              <w:spacing w:before="60" w:after="60"/>
-            </w:pPr>
             <w:r>
               <w:rPr>
-                <w:rFonts w:ascii="맑은 고딕" w:hAnsi="맑은 고딕"/>
+                <w:rFonts w:ascii="Noto Sans CJK KR" w:hAnsi="Noto Sans CJK KR" w:eastAsia="Noto Sans CJK KR"/>
+                <w:b w:val="0"/>
                 <w:sz w:val="20"/>
               </w:rPr>
-              <w:t>객실이 방막 상태로 유지된 기간(일수)</w:t>
+              <w:t>같은 객실에서 30일 이내에 재발한 하자. 등록 시 자동 감지되어 표시됨</w:t>
             </w:r>
           </w:p>
         </w:tc>
@@ -5529,23 +3714,15 @@
           <w:tcPr>
             <w:tcW w:type="dxa" w:w="2268"/>
             <w:shd w:val="clear" w:color="auto" w:fill="F8FAFC"/>
-            <w:tcBorders>
-              <w:top w:val="single" w:sz="4" w:space="0" w:color="E2E8F0"/>
-              <w:left w:val="single" w:sz="4" w:space="0" w:color="E2E8F0"/>
-              <w:bottom w:val="single" w:sz="4" w:space="0" w:color="E2E8F0"/>
-              <w:right w:val="single" w:sz="4" w:space="0" w:color="E2E8F0"/>
-            </w:tcBorders>
           </w:tcPr>
           <w:p>
-            <w:pPr>
-              <w:spacing w:before="60" w:after="60"/>
-            </w:pPr>
             <w:r>
               <w:rPr>
-                <w:rFonts w:ascii="맑은 고딕" w:hAnsi="맑은 고딕"/>
+                <w:rFonts w:ascii="Noto Sans CJK KR" w:hAnsi="Noto Sans CJK KR" w:eastAsia="Noto Sans CJK KR"/>
+                <w:b w:val="0"/>
                 <w:sz w:val="20"/>
               </w:rPr>
-              <w:t>반복하자</w:t>
+              <w:t>휴지통</w:t>
             </w:r>
           </w:p>
         </w:tc>
@@ -5553,23 +3730,15 @@
           <w:tcPr>
             <w:tcW w:type="dxa" w:w="6803"/>
             <w:shd w:val="clear" w:color="auto" w:fill="F8FAFC"/>
-            <w:tcBorders>
-              <w:top w:val="single" w:sz="4" w:space="0" w:color="E2E8F0"/>
-              <w:left w:val="single" w:sz="4" w:space="0" w:color="E2E8F0"/>
-              <w:bottom w:val="single" w:sz="4" w:space="0" w:color="E2E8F0"/>
-              <w:right w:val="single" w:sz="4" w:space="0" w:color="E2E8F0"/>
-            </w:tcBorders>
           </w:tcPr>
           <w:p>
-            <w:pPr>
-              <w:spacing w:before="60" w:after="60"/>
-            </w:pPr>
             <w:r>
               <w:rPr>
-                <w:rFonts w:ascii="맑은 고딕" w:hAnsi="맑은 고딕"/>
+                <w:rFonts w:ascii="Noto Sans CJK KR" w:hAnsi="Noto Sans CJK KR" w:eastAsia="Noto Sans CJK KR"/>
+                <w:b w:val="0"/>
                 <w:sz w:val="20"/>
               </w:rPr>
-              <w:t>같은 객실의 같은 공종에서 30일 이내에 재발한 하자. 자동으로 감지되어 표시됨</w:t>
+              <w:t>삭제된 하자가 완전히 사라지지 않고 임시 보관되는 곳. 관리자만 접근 가능하며 복구 또는 영구삭제 선택</w:t>
             </w:r>
           </w:p>
         </w:tc>
@@ -5579,20 +3748,12 @@
           <w:tcPr>
             <w:tcW w:type="dxa" w:w="2268"/>
             <w:shd w:val="clear" w:color="auto" w:fill="FFFFFF"/>
-            <w:tcBorders>
-              <w:top w:val="single" w:sz="4" w:space="0" w:color="E2E8F0"/>
-              <w:left w:val="single" w:sz="4" w:space="0" w:color="E2E8F0"/>
-              <w:bottom w:val="single" w:sz="4" w:space="0" w:color="E2E8F0"/>
-              <w:right w:val="single" w:sz="4" w:space="0" w:color="E2E8F0"/>
-            </w:tcBorders>
           </w:tcPr>
           <w:p>
-            <w:pPr>
-              <w:spacing w:before="60" w:after="60"/>
-            </w:pPr>
             <w:r>
               <w:rPr>
-                <w:rFonts w:ascii="맑은 고딕" w:hAnsi="맑은 고딕"/>
+                <w:rFonts w:ascii="Noto Sans CJK KR" w:hAnsi="Noto Sans CJK KR" w:eastAsia="Noto Sans CJK KR"/>
+                <w:b w:val="0"/>
                 <w:sz w:val="20"/>
               </w:rPr>
               <w:t>자체처리</w:t>
@@ -5603,23 +3764,15 @@
           <w:tcPr>
             <w:tcW w:type="dxa" w:w="6803"/>
             <w:shd w:val="clear" w:color="auto" w:fill="FFFFFF"/>
-            <w:tcBorders>
-              <w:top w:val="single" w:sz="4" w:space="0" w:color="E2E8F0"/>
-              <w:left w:val="single" w:sz="4" w:space="0" w:color="E2E8F0"/>
-              <w:bottom w:val="single" w:sz="4" w:space="0" w:color="E2E8F0"/>
-              <w:right w:val="single" w:sz="4" w:space="0" w:color="E2E8F0"/>
-            </w:tcBorders>
           </w:tcPr>
           <w:p>
-            <w:pPr>
-              <w:spacing w:before="60" w:after="60"/>
-            </w:pPr>
             <w:r>
               <w:rPr>
-                <w:rFonts w:ascii="맑은 고딕" w:hAnsi="맑은 고딕"/>
+                <w:rFonts w:ascii="Noto Sans CJK KR" w:hAnsi="Noto Sans CJK KR" w:eastAsia="Noto Sans CJK KR"/>
+                <w:b w:val="0"/>
                 <w:sz w:val="20"/>
               </w:rPr>
-              <w:t>내부 직원이 직접 수리하는 방식. 부품과 공임비를 항목별로 입력</w:t>
+              <w:t>내부 직원이 직접 수리. 부속·공임비를 항목별로 입력해 자동 합산</w:t>
             </w:r>
           </w:p>
         </w:tc>
@@ -5629,20 +3782,12 @@
           <w:tcPr>
             <w:tcW w:type="dxa" w:w="2268"/>
             <w:shd w:val="clear" w:color="auto" w:fill="F8FAFC"/>
-            <w:tcBorders>
-              <w:top w:val="single" w:sz="4" w:space="0" w:color="E2E8F0"/>
-              <w:left w:val="single" w:sz="4" w:space="0" w:color="E2E8F0"/>
-              <w:bottom w:val="single" w:sz="4" w:space="0" w:color="E2E8F0"/>
-              <w:right w:val="single" w:sz="4" w:space="0" w:color="E2E8F0"/>
-            </w:tcBorders>
           </w:tcPr>
           <w:p>
-            <w:pPr>
-              <w:spacing w:before="60" w:after="60"/>
-            </w:pPr>
             <w:r>
               <w:rPr>
-                <w:rFonts w:ascii="맑은 고딕" w:hAnsi="맑은 고딕"/>
+                <w:rFonts w:ascii="Noto Sans CJK KR" w:hAnsi="Noto Sans CJK KR" w:eastAsia="Noto Sans CJK KR"/>
+                <w:b w:val="0"/>
                 <w:sz w:val="20"/>
               </w:rPr>
               <w:t>외주처리</w:t>
@@ -5653,23 +3798,15 @@
           <w:tcPr>
             <w:tcW w:type="dxa" w:w="6803"/>
             <w:shd w:val="clear" w:color="auto" w:fill="F8FAFC"/>
-            <w:tcBorders>
-              <w:top w:val="single" w:sz="4" w:space="0" w:color="E2E8F0"/>
-              <w:left w:val="single" w:sz="4" w:space="0" w:color="E2E8F0"/>
-              <w:bottom w:val="single" w:sz="4" w:space="0" w:color="E2E8F0"/>
-              <w:right w:val="single" w:sz="4" w:space="0" w:color="E2E8F0"/>
-            </w:tcBorders>
           </w:tcPr>
           <w:p>
-            <w:pPr>
-              <w:spacing w:before="60" w:after="60"/>
-            </w:pPr>
             <w:r>
               <w:rPr>
-                <w:rFonts w:ascii="맑은 고딕" w:hAnsi="맑은 고딕"/>
+                <w:rFonts w:ascii="Noto Sans CJK KR" w:hAnsi="Noto Sans CJK KR" w:eastAsia="Noto Sans CJK KR"/>
+                <w:b w:val="0"/>
                 <w:sz w:val="20"/>
               </w:rPr>
-              <w:t>외부 전문 업체에 수리를 의뢰하는 방식. 업체 청구금액을 단일 금액으로 입력</w:t>
+              <w:t>외부 업체에 의뢰. 등록된 업체 중 선택 후 청구 금액을 단일 금액으로 입력</w:t>
             </w:r>
           </w:p>
         </w:tc>
@@ -5679,23 +3816,15 @@
           <w:tcPr>
             <w:tcW w:type="dxa" w:w="2268"/>
             <w:shd w:val="clear" w:color="auto" w:fill="FFFFFF"/>
-            <w:tcBorders>
-              <w:top w:val="single" w:sz="4" w:space="0" w:color="E2E8F0"/>
-              <w:left w:val="single" w:sz="4" w:space="0" w:color="E2E8F0"/>
-              <w:bottom w:val="single" w:sz="4" w:space="0" w:color="E2E8F0"/>
-              <w:right w:val="single" w:sz="4" w:space="0" w:color="E2E8F0"/>
-            </w:tcBorders>
           </w:tcPr>
           <w:p>
-            <w:pPr>
-              <w:spacing w:before="60" w:after="60"/>
-            </w:pPr>
             <w:r>
               <w:rPr>
-                <w:rFonts w:ascii="맑은 고딕" w:hAnsi="맑은 고딕"/>
+                <w:rFonts w:ascii="Noto Sans CJK KR" w:hAnsi="Noto Sans CJK KR" w:eastAsia="Noto Sans CJK KR"/>
+                <w:b w:val="0"/>
                 <w:sz w:val="20"/>
               </w:rPr>
-              <w:t>외주 처리비</w:t>
+              <w:t>경과일 배지(SLA)</w:t>
             </w:r>
           </w:p>
         </w:tc>
@@ -5703,23 +3832,15 @@
           <w:tcPr>
             <w:tcW w:type="dxa" w:w="6803"/>
             <w:shd w:val="clear" w:color="auto" w:fill="FFFFFF"/>
-            <w:tcBorders>
-              <w:top w:val="single" w:sz="4" w:space="0" w:color="E2E8F0"/>
-              <w:left w:val="single" w:sz="4" w:space="0" w:color="E2E8F0"/>
-              <w:bottom w:val="single" w:sz="4" w:space="0" w:color="E2E8F0"/>
-              <w:right w:val="single" w:sz="4" w:space="0" w:color="E2E8F0"/>
-            </w:tcBorders>
           </w:tcPr>
           <w:p>
-            <w:pPr>
-              <w:spacing w:before="60" w:after="60"/>
-            </w:pPr>
             <w:r>
               <w:rPr>
-                <w:rFonts w:ascii="맑은 고딕" w:hAnsi="맑은 고딕"/>
+                <w:rFonts w:ascii="Noto Sans CJK KR" w:hAnsi="Noto Sans CJK KR" w:eastAsia="Noto Sans CJK KR"/>
+                <w:b w:val="0"/>
                 <w:sz w:val="20"/>
               </w:rPr>
-              <w:t>외주처리 시 업체로부터 청구된 총 비용 (출장비 + 수리비 포함)</w:t>
+              <w:t>등록일로부터 경과한 일수를 기준으로 한 색상 표시. 우선순위와는 무관</w:t>
             </w:r>
           </w:p>
         </w:tc>
@@ -5729,23 +3850,15 @@
           <w:tcPr>
             <w:tcW w:type="dxa" w:w="2268"/>
             <w:shd w:val="clear" w:color="auto" w:fill="F8FAFC"/>
-            <w:tcBorders>
-              <w:top w:val="single" w:sz="4" w:space="0" w:color="E2E8F0"/>
-              <w:left w:val="single" w:sz="4" w:space="0" w:color="E2E8F0"/>
-              <w:bottom w:val="single" w:sz="4" w:space="0" w:color="E2E8F0"/>
-              <w:right w:val="single" w:sz="4" w:space="0" w:color="E2E8F0"/>
-            </w:tcBorders>
           </w:tcPr>
           <w:p>
-            <w:pPr>
-              <w:spacing w:before="60" w:after="60"/>
-            </w:pPr>
             <w:r>
               <w:rPr>
-                <w:rFonts w:ascii="맑은 고딕" w:hAnsi="맑은 고딕"/>
+                <w:rFonts w:ascii="Noto Sans CJK KR" w:hAnsi="Noto Sans CJK KR" w:eastAsia="Noto Sans CJK KR"/>
+                <w:b w:val="0"/>
                 <w:sz w:val="20"/>
               </w:rPr>
-              <w:t>SLA</w:t>
+              <w:t>예정일 초과</w:t>
             </w:r>
           </w:p>
         </w:tc>
@@ -5753,23 +3866,15 @@
           <w:tcPr>
             <w:tcW w:type="dxa" w:w="6803"/>
             <w:shd w:val="clear" w:color="auto" w:fill="F8FAFC"/>
-            <w:tcBorders>
-              <w:top w:val="single" w:sz="4" w:space="0" w:color="E2E8F0"/>
-              <w:left w:val="single" w:sz="4" w:space="0" w:color="E2E8F0"/>
-              <w:bottom w:val="single" w:sz="4" w:space="0" w:color="E2E8F0"/>
-              <w:right w:val="single" w:sz="4" w:space="0" w:color="E2E8F0"/>
-            </w:tcBorders>
           </w:tcPr>
           <w:p>
-            <w:pPr>
-              <w:spacing w:before="60" w:after="60"/>
-            </w:pPr>
             <w:r>
               <w:rPr>
-                <w:rFonts w:ascii="맑은 고딕" w:hAnsi="맑은 고딕"/>
+                <w:rFonts w:ascii="Noto Sans CJK KR" w:hAnsi="Noto Sans CJK KR" w:eastAsia="Noto Sans CJK KR"/>
+                <w:b w:val="0"/>
                 <w:sz w:val="20"/>
               </w:rPr>
-              <w:t>Service Level Agreement. 우선순위별로 처리 완료까지 허용되는 목표 시간. 긴급 4시간 / 높음 24시간 / 보통 72시간 / 낮음 168시간</w:t>
+              <w:t>입력한 처리 예정일이 지났는데 아직 미완료인 상태</w:t>
             </w:r>
           </w:p>
         </w:tc>
@@ -5779,23 +3884,15 @@
           <w:tcPr>
             <w:tcW w:type="dxa" w:w="2268"/>
             <w:shd w:val="clear" w:color="auto" w:fill="FFFFFF"/>
-            <w:tcBorders>
-              <w:top w:val="single" w:sz="4" w:space="0" w:color="E2E8F0"/>
-              <w:left w:val="single" w:sz="4" w:space="0" w:color="E2E8F0"/>
-              <w:bottom w:val="single" w:sz="4" w:space="0" w:color="E2E8F0"/>
-              <w:right w:val="single" w:sz="4" w:space="0" w:color="E2E8F0"/>
-            </w:tcBorders>
           </w:tcPr>
           <w:p>
-            <w:pPr>
-              <w:spacing w:before="60" w:after="60"/>
-            </w:pPr>
             <w:r>
               <w:rPr>
-                <w:rFonts w:ascii="맑은 고딕" w:hAnsi="맑은 고딕"/>
+                <w:rFonts w:ascii="Noto Sans CJK KR" w:hAnsi="Noto Sans CJK KR" w:eastAsia="Noto Sans CJK KR"/>
+                <w:b w:val="0"/>
                 <w:sz w:val="20"/>
               </w:rPr>
-              <w:t>SLA 배지</w:t>
+              <w:t>안전계수</w:t>
             </w:r>
           </w:p>
         </w:tc>
@@ -5803,23 +3900,15 @@
           <w:tcPr>
             <w:tcW w:type="dxa" w:w="6803"/>
             <w:shd w:val="clear" w:color="auto" w:fill="FFFFFF"/>
-            <w:tcBorders>
-              <w:top w:val="single" w:sz="4" w:space="0" w:color="E2E8F0"/>
-              <w:left w:val="single" w:sz="4" w:space="0" w:color="E2E8F0"/>
-              <w:bottom w:val="single" w:sz="4" w:space="0" w:color="E2E8F0"/>
-              <w:right w:val="single" w:sz="4" w:space="0" w:color="E2E8F0"/>
-            </w:tcBorders>
           </w:tcPr>
           <w:p>
-            <w:pPr>
-              <w:spacing w:before="60" w:after="60"/>
-            </w:pPr>
             <w:r>
               <w:rPr>
-                <w:rFonts w:ascii="맑은 고딕" w:hAnsi="맑은 고딕"/>
+                <w:rFonts w:ascii="Noto Sans CJK KR" w:hAnsi="Noto Sans CJK KR" w:eastAsia="Noto Sans CJK KR"/>
+                <w:b w:val="0"/>
                 <w:sz w:val="20"/>
               </w:rPr>
-              <w:t>하자 목록에서 SLA 기준 초과 여부를 색상으로 표시. 🟢 정상 / 🟡 임박 / 🔴 초과</w:t>
+              <w:t>발주 기준량 계산 시 월평균 사용량에 곱하는 배수. 기본값 1.5</w:t>
             </w:r>
           </w:p>
         </w:tc>
@@ -5829,23 +3918,15 @@
           <w:tcPr>
             <w:tcW w:type="dxa" w:w="2268"/>
             <w:shd w:val="clear" w:color="auto" w:fill="F8FAFC"/>
-            <w:tcBorders>
-              <w:top w:val="single" w:sz="4" w:space="0" w:color="E2E8F0"/>
-              <w:left w:val="single" w:sz="4" w:space="0" w:color="E2E8F0"/>
-              <w:bottom w:val="single" w:sz="4" w:space="0" w:color="E2E8F0"/>
-              <w:right w:val="single" w:sz="4" w:space="0" w:color="E2E8F0"/>
-            </w:tcBorders>
           </w:tcPr>
           <w:p>
-            <w:pPr>
-              <w:spacing w:before="60" w:after="60"/>
-            </w:pPr>
             <w:r>
               <w:rPr>
-                <w:rFonts w:ascii="맑은 고딕" w:hAnsi="맑은 고딕"/>
+                <w:rFonts w:ascii="Noto Sans CJK KR" w:hAnsi="Noto Sans CJK KR" w:eastAsia="Noto Sans CJK KR"/>
+                <w:b w:val="0"/>
                 <w:sz w:val="20"/>
               </w:rPr>
-              <w:t>안전계수</w:t>
+              <w:t>admin / staff / viewer</w:t>
             </w:r>
           </w:p>
         </w:tc>
@@ -5853,423 +3934,15 @@
           <w:tcPr>
             <w:tcW w:type="dxa" w:w="6803"/>
             <w:shd w:val="clear" w:color="auto" w:fill="F8FAFC"/>
-            <w:tcBorders>
-              <w:top w:val="single" w:sz="4" w:space="0" w:color="E2E8F0"/>
-              <w:left w:val="single" w:sz="4" w:space="0" w:color="E2E8F0"/>
-              <w:bottom w:val="single" w:sz="4" w:space="0" w:color="E2E8F0"/>
-              <w:right w:val="single" w:sz="4" w:space="0" w:color="E2E8F0"/>
-            </w:tcBorders>
           </w:tcPr>
           <w:p>
-            <w:pPr>
-              <w:spacing w:before="60" w:after="60"/>
-            </w:pPr>
             <w:r>
               <w:rPr>
-                <w:rFonts w:ascii="맑은 고딕" w:hAnsi="맑은 고딕"/>
+                <w:rFonts w:ascii="Noto Sans CJK KR" w:hAnsi="Noto Sans CJK KR" w:eastAsia="Noto Sans CJK KR"/>
+                <w:b w:val="0"/>
                 <w:sz w:val="20"/>
               </w:rPr>
-              <w:t>발주 기준량 산정 시 월평균 사용량에 곱하는 배수. 기본값 1.5 (재고 부족 방지용 여유분)</w:t>
-            </w:r>
-          </w:p>
-        </w:tc>
-      </w:tr>
-      <w:tr>
-        <w:tc>
-          <w:tcPr>
-            <w:tcW w:type="dxa" w:w="2268"/>
-            <w:shd w:val="clear" w:color="auto" w:fill="FFFFFF"/>
-            <w:tcBorders>
-              <w:top w:val="single" w:sz="4" w:space="0" w:color="E2E8F0"/>
-              <w:left w:val="single" w:sz="4" w:space="0" w:color="E2E8F0"/>
-              <w:bottom w:val="single" w:sz="4" w:space="0" w:color="E2E8F0"/>
-              <w:right w:val="single" w:sz="4" w:space="0" w:color="E2E8F0"/>
-            </w:tcBorders>
-          </w:tcPr>
-          <w:p>
-            <w:pPr>
-              <w:spacing w:before="60" w:after="60"/>
-            </w:pPr>
-            <w:r>
-              <w:rPr>
-                <w:rFonts w:ascii="맑은 고딕" w:hAnsi="맑은 고딕"/>
-                <w:sz w:val="20"/>
-              </w:rPr>
-              <w:t>입고</w:t>
-            </w:r>
-          </w:p>
-        </w:tc>
-        <w:tc>
-          <w:tcPr>
-            <w:tcW w:type="dxa" w:w="6803"/>
-            <w:shd w:val="clear" w:color="auto" w:fill="FFFFFF"/>
-            <w:tcBorders>
-              <w:top w:val="single" w:sz="4" w:space="0" w:color="E2E8F0"/>
-              <w:left w:val="single" w:sz="4" w:space="0" w:color="E2E8F0"/>
-              <w:bottom w:val="single" w:sz="4" w:space="0" w:color="E2E8F0"/>
-              <w:right w:val="single" w:sz="4" w:space="0" w:color="E2E8F0"/>
-            </w:tcBorders>
-          </w:tcPr>
-          <w:p>
-            <w:pPr>
-              <w:spacing w:before="60" w:after="60"/>
-            </w:pPr>
-            <w:r>
-              <w:rPr>
-                <w:rFonts w:ascii="맑은 고딕" w:hAnsi="맑은 고딕"/>
-                <w:sz w:val="20"/>
-              </w:rPr>
-              <w:t>부품을 새로 구매하여 재고에 추가하는 행위</w:t>
-            </w:r>
-          </w:p>
-        </w:tc>
-      </w:tr>
-      <w:tr>
-        <w:tc>
-          <w:tcPr>
-            <w:tcW w:type="dxa" w:w="2268"/>
-            <w:shd w:val="clear" w:color="auto" w:fill="F8FAFC"/>
-            <w:tcBorders>
-              <w:top w:val="single" w:sz="4" w:space="0" w:color="E2E8F0"/>
-              <w:left w:val="single" w:sz="4" w:space="0" w:color="E2E8F0"/>
-              <w:bottom w:val="single" w:sz="4" w:space="0" w:color="E2E8F0"/>
-              <w:right w:val="single" w:sz="4" w:space="0" w:color="E2E8F0"/>
-            </w:tcBorders>
-          </w:tcPr>
-          <w:p>
-            <w:pPr>
-              <w:spacing w:before="60" w:after="60"/>
-            </w:pPr>
-            <w:r>
-              <w:rPr>
-                <w:rFonts w:ascii="맑은 고딕" w:hAnsi="맑은 고딕"/>
-                <w:sz w:val="20"/>
-              </w:rPr>
-              <w:t>출고</w:t>
-            </w:r>
-          </w:p>
-        </w:tc>
-        <w:tc>
-          <w:tcPr>
-            <w:tcW w:type="dxa" w:w="6803"/>
-            <w:shd w:val="clear" w:color="auto" w:fill="F8FAFC"/>
-            <w:tcBorders>
-              <w:top w:val="single" w:sz="4" w:space="0" w:color="E2E8F0"/>
-              <w:left w:val="single" w:sz="4" w:space="0" w:color="E2E8F0"/>
-              <w:bottom w:val="single" w:sz="4" w:space="0" w:color="E2E8F0"/>
-              <w:right w:val="single" w:sz="4" w:space="0" w:color="E2E8F0"/>
-            </w:tcBorders>
-          </w:tcPr>
-          <w:p>
-            <w:pPr>
-              <w:spacing w:before="60" w:after="60"/>
-            </w:pPr>
-            <w:r>
-              <w:rPr>
-                <w:rFonts w:ascii="맑은 고딕" w:hAnsi="맑은 고딕"/>
-                <w:sz w:val="20"/>
-              </w:rPr>
-              <w:t>폐기·분실·이동 등 하자 수리 외 사유로 재고에서 부품이 나가는 행위</w:t>
-            </w:r>
-          </w:p>
-        </w:tc>
-      </w:tr>
-      <w:tr>
-        <w:tc>
-          <w:tcPr>
-            <w:tcW w:type="dxa" w:w="2268"/>
-            <w:shd w:val="clear" w:color="auto" w:fill="FFFFFF"/>
-            <w:tcBorders>
-              <w:top w:val="single" w:sz="4" w:space="0" w:color="E2E8F0"/>
-              <w:left w:val="single" w:sz="4" w:space="0" w:color="E2E8F0"/>
-              <w:bottom w:val="single" w:sz="4" w:space="0" w:color="E2E8F0"/>
-              <w:right w:val="single" w:sz="4" w:space="0" w:color="E2E8F0"/>
-            </w:tcBorders>
-          </w:tcPr>
-          <w:p>
-            <w:pPr>
-              <w:spacing w:before="60" w:after="60"/>
-            </w:pPr>
-            <w:r>
-              <w:rPr>
-                <w:rFonts w:ascii="맑은 고딕" w:hAnsi="맑은 고딕"/>
-                <w:sz w:val="20"/>
-              </w:rPr>
-              <w:t>재고 실사</w:t>
-            </w:r>
-          </w:p>
-        </w:tc>
-        <w:tc>
-          <w:tcPr>
-            <w:tcW w:type="dxa" w:w="6803"/>
-            <w:shd w:val="clear" w:color="auto" w:fill="FFFFFF"/>
-            <w:tcBorders>
-              <w:top w:val="single" w:sz="4" w:space="0" w:color="E2E8F0"/>
-              <w:left w:val="single" w:sz="4" w:space="0" w:color="E2E8F0"/>
-              <w:bottom w:val="single" w:sz="4" w:space="0" w:color="E2E8F0"/>
-              <w:right w:val="single" w:sz="4" w:space="0" w:color="E2E8F0"/>
-            </w:tcBorders>
-          </w:tcPr>
-          <w:p>
-            <w:pPr>
-              <w:spacing w:before="60" w:after="60"/>
-            </w:pPr>
-            <w:r>
-              <w:rPr>
-                <w:rFonts w:ascii="맑은 고딕" w:hAnsi="맑은 고딕"/>
-                <w:sz w:val="20"/>
-              </w:rPr>
-              <w:t>실제 보유 수량과 시스템 수량을 대조하여 오차를 보정하는 작업</w:t>
-            </w:r>
-          </w:p>
-        </w:tc>
-      </w:tr>
-      <w:tr>
-        <w:tc>
-          <w:tcPr>
-            <w:tcW w:type="dxa" w:w="2268"/>
-            <w:shd w:val="clear" w:color="auto" w:fill="F8FAFC"/>
-            <w:tcBorders>
-              <w:top w:val="single" w:sz="4" w:space="0" w:color="E2E8F0"/>
-              <w:left w:val="single" w:sz="4" w:space="0" w:color="E2E8F0"/>
-              <w:bottom w:val="single" w:sz="4" w:space="0" w:color="E2E8F0"/>
-              <w:right w:val="single" w:sz="4" w:space="0" w:color="E2E8F0"/>
-            </w:tcBorders>
-          </w:tcPr>
-          <w:p>
-            <w:pPr>
-              <w:spacing w:before="60" w:after="60"/>
-            </w:pPr>
-            <w:r>
-              <w:rPr>
-                <w:rFonts w:ascii="맑은 고딕" w:hAnsi="맑은 고딕"/>
-                <w:sz w:val="20"/>
-              </w:rPr>
-              <w:t>타입코드</w:t>
-            </w:r>
-          </w:p>
-        </w:tc>
-        <w:tc>
-          <w:tcPr>
-            <w:tcW w:type="dxa" w:w="6803"/>
-            <w:shd w:val="clear" w:color="auto" w:fill="F8FAFC"/>
-            <w:tcBorders>
-              <w:top w:val="single" w:sz="4" w:space="0" w:color="E2E8F0"/>
-              <w:left w:val="single" w:sz="4" w:space="0" w:color="E2E8F0"/>
-              <w:bottom w:val="single" w:sz="4" w:space="0" w:color="E2E8F0"/>
-              <w:right w:val="single" w:sz="4" w:space="0" w:color="E2E8F0"/>
-            </w:tcBorders>
-          </w:tcPr>
-          <w:p>
-            <w:pPr>
-              <w:spacing w:before="60" w:after="60"/>
-            </w:pPr>
-            <w:r>
-              <w:rPr>
-                <w:rFonts w:ascii="맑은 고딕" w:hAnsi="맑은 고딕"/>
-                <w:sz w:val="20"/>
-              </w:rPr>
-              <w:t>객실 타입의 영문 약칭 (예: 스튜디오 로프트 → SL, 스튜디오 로프트 패밀리 → SLF)</w:t>
-            </w:r>
-          </w:p>
-        </w:tc>
-      </w:tr>
-      <w:tr>
-        <w:tc>
-          <w:tcPr>
-            <w:tcW w:type="dxa" w:w="2268"/>
-            <w:shd w:val="clear" w:color="auto" w:fill="FFFFFF"/>
-            <w:tcBorders>
-              <w:top w:val="single" w:sz="4" w:space="0" w:color="E2E8F0"/>
-              <w:left w:val="single" w:sz="4" w:space="0" w:color="E2E8F0"/>
-              <w:bottom w:val="single" w:sz="4" w:space="0" w:color="E2E8F0"/>
-              <w:right w:val="single" w:sz="4" w:space="0" w:color="E2E8F0"/>
-            </w:tcBorders>
-          </w:tcPr>
-          <w:p>
-            <w:pPr>
-              <w:spacing w:before="60" w:after="60"/>
-            </w:pPr>
-            <w:r>
-              <w:rPr>
-                <w:rFonts w:ascii="맑은 고딕" w:hAnsi="맑은 고딕"/>
-                <w:sz w:val="20"/>
-              </w:rPr>
-              <w:t>KPI</w:t>
-            </w:r>
-          </w:p>
-        </w:tc>
-        <w:tc>
-          <w:tcPr>
-            <w:tcW w:type="dxa" w:w="6803"/>
-            <w:shd w:val="clear" w:color="auto" w:fill="FFFFFF"/>
-            <w:tcBorders>
-              <w:top w:val="single" w:sz="4" w:space="0" w:color="E2E8F0"/>
-              <w:left w:val="single" w:sz="4" w:space="0" w:color="E2E8F0"/>
-              <w:bottom w:val="single" w:sz="4" w:space="0" w:color="E2E8F0"/>
-              <w:right w:val="single" w:sz="4" w:space="0" w:color="E2E8F0"/>
-            </w:tcBorders>
-          </w:tcPr>
-          <w:p>
-            <w:pPr>
-              <w:spacing w:before="60" w:after="60"/>
-            </w:pPr>
-            <w:r>
-              <w:rPr>
-                <w:rFonts w:ascii="맑은 고딕" w:hAnsi="맑은 고딕"/>
-                <w:sz w:val="20"/>
-              </w:rPr>
-              <w:t>Key Performance Indicator. 핵심 성과 지표. 대시보드 상단의 숫자 카드들</w:t>
-            </w:r>
-          </w:p>
-        </w:tc>
-      </w:tr>
-      <w:tr>
-        <w:tc>
-          <w:tcPr>
-            <w:tcW w:type="dxa" w:w="2268"/>
-            <w:shd w:val="clear" w:color="auto" w:fill="F8FAFC"/>
-            <w:tcBorders>
-              <w:top w:val="single" w:sz="4" w:space="0" w:color="E2E8F0"/>
-              <w:left w:val="single" w:sz="4" w:space="0" w:color="E2E8F0"/>
-              <w:bottom w:val="single" w:sz="4" w:space="0" w:color="E2E8F0"/>
-              <w:right w:val="single" w:sz="4" w:space="0" w:color="E2E8F0"/>
-            </w:tcBorders>
-          </w:tcPr>
-          <w:p>
-            <w:pPr>
-              <w:spacing w:before="60" w:after="60"/>
-            </w:pPr>
-            <w:r>
-              <w:rPr>
-                <w:rFonts w:ascii="맑은 고딕" w:hAnsi="맑은 고딕"/>
-                <w:sz w:val="20"/>
-              </w:rPr>
-              <w:t>admin</w:t>
-            </w:r>
-          </w:p>
-        </w:tc>
-        <w:tc>
-          <w:tcPr>
-            <w:tcW w:type="dxa" w:w="6803"/>
-            <w:shd w:val="clear" w:color="auto" w:fill="F8FAFC"/>
-            <w:tcBorders>
-              <w:top w:val="single" w:sz="4" w:space="0" w:color="E2E8F0"/>
-              <w:left w:val="single" w:sz="4" w:space="0" w:color="E2E8F0"/>
-              <w:bottom w:val="single" w:sz="4" w:space="0" w:color="E2E8F0"/>
-              <w:right w:val="single" w:sz="4" w:space="0" w:color="E2E8F0"/>
-            </w:tcBorders>
-          </w:tcPr>
-          <w:p>
-            <w:pPr>
-              <w:spacing w:before="60" w:after="60"/>
-            </w:pPr>
-            <w:r>
-              <w:rPr>
-                <w:rFonts w:ascii="맑은 고딕" w:hAnsi="맑은 고딕"/>
-                <w:sz w:val="20"/>
-              </w:rPr>
-              <w:t>관리자 계정. 수정이력·사용자 관리·연결설정 등 전체 기능 접근 가능</w:t>
-            </w:r>
-          </w:p>
-        </w:tc>
-      </w:tr>
-      <w:tr>
-        <w:tc>
-          <w:tcPr>
-            <w:tcW w:type="dxa" w:w="2268"/>
-            <w:shd w:val="clear" w:color="auto" w:fill="FFFFFF"/>
-            <w:tcBorders>
-              <w:top w:val="single" w:sz="4" w:space="0" w:color="E2E8F0"/>
-              <w:left w:val="single" w:sz="4" w:space="0" w:color="E2E8F0"/>
-              <w:bottom w:val="single" w:sz="4" w:space="0" w:color="E2E8F0"/>
-              <w:right w:val="single" w:sz="4" w:space="0" w:color="E2E8F0"/>
-            </w:tcBorders>
-          </w:tcPr>
-          <w:p>
-            <w:pPr>
-              <w:spacing w:before="60" w:after="60"/>
-            </w:pPr>
-            <w:r>
-              <w:rPr>
-                <w:rFonts w:ascii="맑은 고딕" w:hAnsi="맑은 고딕"/>
-                <w:sz w:val="20"/>
-              </w:rPr>
-              <w:t>staff</w:t>
-            </w:r>
-          </w:p>
-        </w:tc>
-        <w:tc>
-          <w:tcPr>
-            <w:tcW w:type="dxa" w:w="6803"/>
-            <w:shd w:val="clear" w:color="auto" w:fill="FFFFFF"/>
-            <w:tcBorders>
-              <w:top w:val="single" w:sz="4" w:space="0" w:color="E2E8F0"/>
-              <w:left w:val="single" w:sz="4" w:space="0" w:color="E2E8F0"/>
-              <w:bottom w:val="single" w:sz="4" w:space="0" w:color="E2E8F0"/>
-              <w:right w:val="single" w:sz="4" w:space="0" w:color="E2E8F0"/>
-            </w:tcBorders>
-          </w:tcPr>
-          <w:p>
-            <w:pPr>
-              <w:spacing w:before="60" w:after="60"/>
-            </w:pPr>
-            <w:r>
-              <w:rPr>
-                <w:rFonts w:ascii="맑은 고딕" w:hAnsi="맑은 고딕"/>
-                <w:sz w:val="20"/>
-              </w:rPr>
-              <w:t>일반 직원 계정. 하자 등록·조회·상태 변경 등 일반 업무 기능 사용 가능</w:t>
-            </w:r>
-          </w:p>
-        </w:tc>
-      </w:tr>
-      <w:tr>
-        <w:tc>
-          <w:tcPr>
-            <w:tcW w:type="dxa" w:w="2268"/>
-            <w:shd w:val="clear" w:color="auto" w:fill="F8FAFC"/>
-            <w:tcBorders>
-              <w:top w:val="single" w:sz="4" w:space="0" w:color="E2E8F0"/>
-              <w:left w:val="single" w:sz="4" w:space="0" w:color="E2E8F0"/>
-              <w:bottom w:val="single" w:sz="4" w:space="0" w:color="E2E8F0"/>
-              <w:right w:val="single" w:sz="4" w:space="0" w:color="E2E8F0"/>
-            </w:tcBorders>
-          </w:tcPr>
-          <w:p>
-            <w:pPr>
-              <w:spacing w:before="60" w:after="60"/>
-            </w:pPr>
-            <w:r>
-              <w:rPr>
-                <w:rFonts w:ascii="맑은 고딕" w:hAnsi="맑은 고딕"/>
-                <w:sz w:val="20"/>
-              </w:rPr>
-              <w:t>Supabase</w:t>
-            </w:r>
-          </w:p>
-        </w:tc>
-        <w:tc>
-          <w:tcPr>
-            <w:tcW w:type="dxa" w:w="6803"/>
-            <w:shd w:val="clear" w:color="auto" w:fill="F8FAFC"/>
-            <w:tcBorders>
-              <w:top w:val="single" w:sz="4" w:space="0" w:color="E2E8F0"/>
-              <w:left w:val="single" w:sz="4" w:space="0" w:color="E2E8F0"/>
-              <w:bottom w:val="single" w:sz="4" w:space="0" w:color="E2E8F0"/>
-              <w:right w:val="single" w:sz="4" w:space="0" w:color="E2E8F0"/>
-            </w:tcBorders>
-          </w:tcPr>
-          <w:p>
-            <w:pPr>
-              <w:spacing w:before="60" w:after="60"/>
-            </w:pPr>
-            <w:r>
-              <w:rPr>
-                <w:rFonts w:ascii="맑은 고딕" w:hAnsi="맑은 고딕"/>
-                <w:sz w:val="20"/>
-              </w:rPr>
-              <w:t>본 시스템의 데이터베이스 및 로그인 인증을 담당하는 클라우드 서비스</w:t>
+              <w:t>관리자 / 일반 직원 / 조회전용 3단계 권한</w:t>
             </w:r>
           </w:p>
         </w:tc>
@@ -6277,27 +3950,17 @@
     </w:tbl>
     <w:p>
       <w:pPr>
-        <w:spacing w:after="0"/>
-      </w:pPr>
-      <w:r>
-        <w:rPr>
-          <w:sz w:val="8"/>
-        </w:rPr>
-      </w:r>
-    </w:p>
-    <w:p>
-      <w:pPr>
-        <w:spacing w:before="360" w:after="120"/>
+        <w:spacing w:before="320" w:after="120"/>
         <w:pBdr>
           <w:bottom w:val="single" w:sz="6" w:space="4" w:color="2563EB"/>
         </w:pBdr>
       </w:pPr>
       <w:r>
         <w:rPr>
-          <w:rFonts w:ascii="맑은 고딕" w:hAnsi="맑은 고딕"/>
+          <w:rFonts w:ascii="Noto Sans CJK KR" w:hAnsi="Noto Sans CJK KR" w:eastAsia="Noto Sans CJK KR"/>
           <w:b/>
           <w:color w:val="2563EB"/>
-          <w:sz w:val="32"/>
+          <w:sz w:val="30"/>
         </w:rPr>
         <w:t>11. 자주 묻는 질문 (FAQ)</w:t>
       </w:r>
@@ -6308,10 +3971,10 @@
       </w:pPr>
       <w:r>
         <w:rPr>
-          <w:rFonts w:ascii="맑은 고딕" w:hAnsi="맑은 고딕"/>
+          <w:rFonts w:ascii="Noto Sans CJK KR" w:hAnsi="Noto Sans CJK KR" w:eastAsia="Noto Sans CJK KR"/>
           <w:b/>
           <w:color w:val="2563EB"/>
-          <w:sz w:val="23"/>
+          <w:sz w:val="21"/>
         </w:rPr>
         <w:t>Q. 로그인이 안 됩니다.</w:t>
       </w:r>
@@ -6322,21 +3985,11 @@
       </w:pPr>
       <w:r>
         <w:rPr>
-          <w:rFonts w:ascii="맑은 고딕" w:hAnsi="맑은 고딕"/>
+          <w:rFonts w:ascii="Noto Sans CJK KR" w:hAnsi="Noto Sans CJK KR" w:eastAsia="Noto Sans CJK KR"/>
           <w:b w:val="0"/>
-          <w:sz w:val="21"/>
+          <w:sz w:val="20"/>
         </w:rPr>
-        <w:t>이메일 주소와 비밀번호를 확인하세요. 비밀번호를 잊으셨다면 관리자에게 초기화를 요청하세요.</w:t>
-      </w:r>
-    </w:p>
-    <w:p>
-      <w:pPr>
-        <w:spacing w:after="0"/>
-      </w:pPr>
-      <w:r>
-        <w:rPr>
-          <w:sz w:val="8"/>
-        </w:rPr>
+        <w:t>이메일과 비밀번호를 확인하세요. 비밀번호를 잊었다면 관리자에게 초기화를 요청하세요.</w:t>
       </w:r>
     </w:p>
     <w:p>
@@ -6345,12 +3998,12 @@
       </w:pPr>
       <w:r>
         <w:rPr>
-          <w:rFonts w:ascii="맑은 고딕" w:hAnsi="맑은 고딕"/>
+          <w:rFonts w:ascii="Noto Sans CJK KR" w:hAnsi="Noto Sans CJK KR" w:eastAsia="Noto Sans CJK KR"/>
           <w:b/>
           <w:color w:val="2563EB"/>
-          <w:sz w:val="23"/>
+          <w:sz w:val="21"/>
         </w:rPr>
-        <w:t>Q. 등록한 하자가 화면에 보이지 않습니다.</w:t>
+        <w:t>Q. 저장 버튼을 눌러도 반응이 없거나 "권한이 없습니다" 메시지가 뜹니다.</w:t>
       </w:r>
     </w:p>
     <w:p>
@@ -6359,21 +4012,11 @@
       </w:pPr>
       <w:r>
         <w:rPr>
-          <w:rFonts w:ascii="맑은 고딕" w:hAnsi="맑은 고딕"/>
+          <w:rFonts w:ascii="Noto Sans CJK KR" w:hAnsi="Noto Sans CJK KR" w:eastAsia="Noto Sans CJK KR"/>
           <w:b w:val="0"/>
-          <w:sz w:val="21"/>
+          <w:sz w:val="20"/>
         </w:rPr>
-        <w:t>페이지를 새로고침(F5 또는 Cmd+R)하거나 필터가 설정되어 있는지 확인하세요. 필터 초기화 버튼으로 전체 목록을 다시 불러올 수 있습니다.</w:t>
-      </w:r>
-    </w:p>
-    <w:p>
-      <w:pPr>
-        <w:spacing w:after="0"/>
-      </w:pPr>
-      <w:r>
-        <w:rPr>
-          <w:sz w:val="8"/>
-        </w:rPr>
+        <w:t>조회전용(viewer) 계정이거나, 삭제처럼 직원 권한 밖의 작업일 수 있습니다. 필요하면 관리자에게 권한을 문의하세요.</w:t>
       </w:r>
     </w:p>
     <w:p>
@@ -6382,10 +4025,64 @@
       </w:pPr>
       <w:r>
         <w:rPr>
-          <w:rFonts w:ascii="맑은 고딕" w:hAnsi="맑은 고딕"/>
+          <w:rFonts w:ascii="Noto Sans CJK KR" w:hAnsi="Noto Sans CJK KR" w:eastAsia="Noto Sans CJK KR"/>
           <w:b/>
           <w:color w:val="2563EB"/>
-          <w:sz w:val="23"/>
+          <w:sz w:val="21"/>
+        </w:rPr>
+        <w:t>Q. 원하는 하자증상이 목록에 없습니다.</w:t>
+      </w:r>
+    </w:p>
+    <w:p>
+      <w:pPr>
+        <w:spacing w:after="80"/>
+      </w:pPr>
+      <w:r>
+        <w:rPr>
+          <w:rFonts w:ascii="Noto Sans CJK KR" w:hAnsi="Noto Sans CJK KR" w:eastAsia="Noto Sans CJK KR"/>
+          <w:b w:val="0"/>
+          <w:sz w:val="20"/>
+        </w:rPr>
+        <w:t>기준정보 &gt; 하자증상 탭에서 직접 추가할 수 있습니다.</w:t>
+      </w:r>
+    </w:p>
+    <w:p>
+      <w:pPr>
+        <w:spacing w:before="160" w:after="40"/>
+      </w:pPr>
+      <w:r>
+        <w:rPr>
+          <w:rFonts w:ascii="Noto Sans CJK KR" w:hAnsi="Noto Sans CJK KR" w:eastAsia="Noto Sans CJK KR"/>
+          <w:b/>
+          <w:color w:val="2563EB"/>
+          <w:sz w:val="21"/>
+        </w:rPr>
+        <w:t>Q. 외주업체명을 목록에서 찾을 수 없습니다.</w:t>
+      </w:r>
+    </w:p>
+    <w:p>
+      <w:pPr>
+        <w:spacing w:after="80"/>
+      </w:pPr>
+      <w:r>
+        <w:rPr>
+          <w:rFonts w:ascii="Noto Sans CJK KR" w:hAnsi="Noto Sans CJK KR" w:eastAsia="Noto Sans CJK KR"/>
+          <w:b w:val="0"/>
+          <w:sz w:val="20"/>
+        </w:rPr>
+        <w:t>분석 &gt; 외주업체 탭에서 먼저 등록해야 하자 등록 화면의 선택 목록에 나타납니다.</w:t>
+      </w:r>
+    </w:p>
+    <w:p>
+      <w:pPr>
+        <w:spacing w:before="160" w:after="40"/>
+      </w:pPr>
+      <w:r>
+        <w:rPr>
+          <w:rFonts w:ascii="Noto Sans CJK KR" w:hAnsi="Noto Sans CJK KR" w:eastAsia="Noto Sans CJK KR"/>
+          <w:b/>
+          <w:color w:val="2563EB"/>
+          <w:sz w:val="21"/>
         </w:rPr>
         <w:t>Q. 객실 목록에 원하는 객실이 없습니다.</w:t>
       </w:r>
@@ -6396,21 +4093,11 @@
       </w:pPr>
       <w:r>
         <w:rPr>
-          <w:rFonts w:ascii="맑은 고딕" w:hAnsi="맑은 고딕"/>
+          <w:rFonts w:ascii="Noto Sans CJK KR" w:hAnsi="Noto Sans CJK KR" w:eastAsia="Noto Sans CJK KR"/>
           <w:b w:val="0"/>
-          <w:sz w:val="21"/>
+          <w:sz w:val="20"/>
         </w:rPr>
-        <w:t>기준정보 관리 → 객실정보 탭에서 해당 객실을 먼저 등록해야 합니다. 엑셀 파일로 일괄 등록도 가능합니다.</w:t>
-      </w:r>
-    </w:p>
-    <w:p>
-      <w:pPr>
-        <w:spacing w:after="0"/>
-      </w:pPr>
-      <w:r>
-        <w:rPr>
-          <w:sz w:val="8"/>
-        </w:rPr>
+        <w:t>기준정보 &gt; 객실정보 탭에서 먼저 등록해야 합니다. 엑셀 일괄 등록도 가능합니다.</w:t>
       </w:r>
     </w:p>
     <w:p>
@@ -6419,84 +4106,10 @@
       </w:pPr>
       <w:r>
         <w:rPr>
-          <w:rFonts w:ascii="맑은 고딕" w:hAnsi="맑은 고딕"/>
+          <w:rFonts w:ascii="Noto Sans CJK KR" w:hAnsi="Noto Sans CJK KR" w:eastAsia="Noto Sans CJK KR"/>
           <w:b/>
           <w:color w:val="2563EB"/>
-          <w:sz w:val="23"/>
-        </w:rPr>
-        <w:t>Q. 외주처리로 등록했는데 비용이 0원으로 표시됩니다.</w:t>
-      </w:r>
-    </w:p>
-    <w:p>
-      <w:pPr>
-        <w:spacing w:after="80"/>
-      </w:pPr>
-      <w:r>
-        <w:rPr>
-          <w:rFonts w:ascii="맑은 고딕" w:hAnsi="맑은 고딕"/>
-          <w:b w:val="0"/>
           <w:sz w:val="21"/>
-        </w:rPr>
-        <w:t>처리방식을 외주처리로 선택하면 "외주 처리비" 입력 칸이 나타납니다. 해당 칸에 청구 금액을 입력해주세요.</w:t>
-      </w:r>
-    </w:p>
-    <w:p>
-      <w:pPr>
-        <w:spacing w:after="0"/>
-      </w:pPr>
-      <w:r>
-        <w:rPr>
-          <w:sz w:val="8"/>
-        </w:rPr>
-      </w:r>
-    </w:p>
-    <w:p>
-      <w:pPr>
-        <w:spacing w:before="160" w:after="40"/>
-      </w:pPr>
-      <w:r>
-        <w:rPr>
-          <w:rFonts w:ascii="맑은 고딕" w:hAnsi="맑은 고딕"/>
-          <w:b/>
-          <w:color w:val="2563EB"/>
-          <w:sz w:val="23"/>
-        </w:rPr>
-        <w:t>Q. 반복하자가 자동으로 표시되지 않습니다.</w:t>
-      </w:r>
-    </w:p>
-    <w:p>
-      <w:pPr>
-        <w:spacing w:after="80"/>
-      </w:pPr>
-      <w:r>
-        <w:rPr>
-          <w:rFonts w:ascii="맑은 고딕" w:hAnsi="맑은 고딕"/>
-          <w:b w:val="0"/>
-          <w:sz w:val="21"/>
-        </w:rPr>
-        <w:t>반복하자는 같은 객실·공종에서 30일 이내 재발한 경우 등록 시점에 자동 감지됩니다. 이미 등록된 이전 하자와 조건이 맞는지 확인하세요.</w:t>
-      </w:r>
-    </w:p>
-    <w:p>
-      <w:pPr>
-        <w:spacing w:after="0"/>
-      </w:pPr>
-      <w:r>
-        <w:rPr>
-          <w:sz w:val="8"/>
-        </w:rPr>
-      </w:r>
-    </w:p>
-    <w:p>
-      <w:pPr>
-        <w:spacing w:before="160" w:after="40"/>
-      </w:pPr>
-      <w:r>
-        <w:rPr>
-          <w:rFonts w:ascii="맑은 고딕" w:hAnsi="맑은 고딕"/>
-          <w:b/>
-          <w:color w:val="2563EB"/>
-          <w:sz w:val="23"/>
         </w:rPr>
         <w:t>Q. 부품 재고가 실제와 다릅니다.</w:t>
       </w:r>
@@ -6507,21 +4120,11 @@
       </w:pPr>
       <w:r>
         <w:rPr>
-          <w:rFonts w:ascii="맑은 고딕" w:hAnsi="맑은 고딕"/>
+          <w:rFonts w:ascii="Noto Sans CJK KR" w:hAnsi="Noto Sans CJK KR" w:eastAsia="Noto Sans CJK KR"/>
           <w:b w:val="0"/>
-          <w:sz w:val="21"/>
+          <w:sz w:val="20"/>
         </w:rPr>
-        <w:t>부품 재고관리 탭 → 재고 실사 섹션에서 실제 수량을 입력하면 시스템 재고를 실사값으로 조정할 수 있습니다.</w:t>
-      </w:r>
-    </w:p>
-    <w:p>
-      <w:pPr>
-        <w:spacing w:after="0"/>
-      </w:pPr>
-      <w:r>
-        <w:rPr>
-          <w:sz w:val="8"/>
-        </w:rPr>
+        <w:t>부품 재고관리 탭의 재고 실사/조정에서 실제 수량을 입력해 맞추세요.</w:t>
       </w:r>
     </w:p>
     <w:p>
@@ -6530,12 +4133,12 @@
       </w:pPr>
       <w:r>
         <w:rPr>
-          <w:rFonts w:ascii="맑은 고딕" w:hAnsi="맑은 고딕"/>
+          <w:rFonts w:ascii="Noto Sans CJK KR" w:hAnsi="Noto Sans CJK KR" w:eastAsia="Noto Sans CJK KR"/>
           <w:b/>
           <w:color w:val="2563EB"/>
-          <w:sz w:val="23"/>
+          <w:sz w:val="21"/>
         </w:rPr>
-        <w:t>Q. 관리자 탭이 보이지 않습니다.</w:t>
+        <w:t>Q. 입고·출고를 잘못 등록했습니다.</w:t>
       </w:r>
     </w:p>
     <w:p>
@@ -6544,21 +4147,11 @@
       </w:pPr>
       <w:r>
         <w:rPr>
-          <w:rFonts w:ascii="맑은 고딕" w:hAnsi="맑은 고딕"/>
+          <w:rFonts w:ascii="Noto Sans CJK KR" w:hAnsi="Noto Sans CJK KR" w:eastAsia="Noto Sans CJK KR"/>
           <w:b w:val="0"/>
-          <w:sz w:val="21"/>
+          <w:sz w:val="20"/>
         </w:rPr>
-        <w:t>관리자(admin) 계정으로 로그인한 경우에만 표시됩니다. 일반 직원 계정은 해당 탭에 접근할 수 없습니다.</w:t>
-      </w:r>
-    </w:p>
-    <w:p>
-      <w:pPr>
-        <w:spacing w:after="0"/>
-      </w:pPr>
-      <w:r>
-        <w:rPr>
-          <w:sz w:val="8"/>
-        </w:rPr>
+        <w:t>직원은 직접 삭제할 수 없습니다. 관리자에게 요청하면 이력 삭제 시 재고가 자동으로 원복됩니다.</w:t>
       </w:r>
     </w:p>
     <w:p>
@@ -6567,10 +4160,10 @@
       </w:pPr>
       <w:r>
         <w:rPr>
-          <w:rFonts w:ascii="맑은 고딕" w:hAnsi="맑은 고딕"/>
+          <w:rFonts w:ascii="Noto Sans CJK KR" w:hAnsi="Noto Sans CJK KR" w:eastAsia="Noto Sans CJK KR"/>
           <w:b/>
           <w:color w:val="2563EB"/>
-          <w:sz w:val="23"/>
+          <w:sz w:val="21"/>
         </w:rPr>
         <w:t>Q. 비밀번호를 변경하고 싶습니다.</w:t>
       </w:r>
@@ -6581,59 +4174,112 @@
       </w:pPr>
       <w:r>
         <w:rPr>
-          <w:rFonts w:ascii="맑은 고딕" w:hAnsi="맑은 고딕"/>
+          <w:rFonts w:ascii="Noto Sans CJK KR" w:hAnsi="Noto Sans CJK KR" w:eastAsia="Noto Sans CJK KR"/>
           <w:b w:val="0"/>
-          <w:sz w:val="21"/>
+          <w:sz w:val="20"/>
         </w:rPr>
-        <w:t>로그인 후 우측 상단 🔑 비밀번호 변경 버튼을 클릭하면 됩니다.</w:t>
+        <w:t>로그인 후 우측 상단 비밀번호 변경 버튼을 클릭하세요. (8자 이상, 영문+숫자 포함)</w:t>
       </w:r>
     </w:p>
     <w:p>
       <w:pPr>
-        <w:spacing w:after="0"/>
+        <w:spacing w:before="160" w:after="40"/>
       </w:pPr>
       <w:r>
         <w:rPr>
-          <w:sz w:val="8"/>
+          <w:rFonts w:ascii="Noto Sans CJK KR" w:hAnsi="Noto Sans CJK KR" w:eastAsia="Noto Sans CJK KR"/>
+          <w:b/>
+          <w:color w:val="2563EB"/>
+          <w:sz w:val="21"/>
         </w:rPr>
+        <w:t>Q. 하자를 실수로 삭제했습니다. 되살릴 수 있나요?</w:t>
       </w:r>
     </w:p>
     <w:p>
       <w:pPr>
-        <w:spacing w:after="0"/>
+        <w:spacing w:after="80"/>
       </w:pPr>
       <w:r>
         <w:rPr>
-          <w:sz w:val="8"/>
+          <w:rFonts w:ascii="Noto Sans CJK KR" w:hAnsi="Noto Sans CJK KR" w:eastAsia="Noto Sans CJK KR"/>
+          <w:b w:val="0"/>
+          <w:sz w:val="20"/>
         </w:rPr>
+        <w:t>네. 삭제된 하자는 즉시 사라지지 않고 휴지통에 보관됩니다. 관리자에게 복구를 요청하면 부속·이력·코멘트까지 그대로 되살릴 수 있습니다.</w:t>
       </w:r>
     </w:p>
     <w:p>
       <w:pPr>
-        <w:spacing w:after="0"/>
+        <w:spacing w:before="160" w:after="40"/>
       </w:pPr>
       <w:r>
         <w:rPr>
-          <w:sz w:val="8"/>
+          <w:rFonts w:ascii="Noto Sans CJK KR" w:hAnsi="Noto Sans CJK KR" w:eastAsia="Noto Sans CJK KR"/>
+          <w:b/>
+          <w:color w:val="2563EB"/>
+          <w:sz w:val="21"/>
         </w:rPr>
+        <w:t>Q. 사진을 6장 이상 올리고 싶습니다.</w:t>
       </w:r>
     </w:p>
     <w:p>
       <w:pPr>
+        <w:spacing w:after="80"/>
+      </w:pPr>
+      <w:r>
+        <w:rPr>
+          <w:rFonts w:ascii="Noto Sans CJK KR" w:hAnsi="Noto Sans CJK KR" w:eastAsia="Noto Sans CJK KR"/>
+          <w:b w:val="0"/>
+          <w:sz w:val="20"/>
+        </w:rPr>
+        <w:t>하자 1건당 5장으로 제한되어 있습니다. 더 필요하면 하자를 증상별로 나눠 등록하거나, 필요성을 관리자에게 알려주세요.</w:t>
+      </w:r>
+    </w:p>
+    <w:p>
+      <w:pPr>
+        <w:spacing w:before="160" w:after="40"/>
+      </w:pPr>
+      <w:r>
+        <w:rPr>
+          <w:rFonts w:ascii="Noto Sans CJK KR" w:hAnsi="Noto Sans CJK KR" w:eastAsia="Noto Sans CJK KR"/>
+          <w:b/>
+          <w:color w:val="2563EB"/>
+          <w:sz w:val="21"/>
+        </w:rPr>
+        <w:t>Q. 업로드한 사진이 화질이 낮아 보입니다.</w:t>
+      </w:r>
+    </w:p>
+    <w:p>
+      <w:pPr>
+        <w:spacing w:after="80"/>
+      </w:pPr>
+      <w:r>
+        <w:rPr>
+          <w:rFonts w:ascii="Noto Sans CJK KR" w:hAnsi="Noto Sans CJK KR" w:eastAsia="Noto Sans CJK KR"/>
+          <w:b w:val="0"/>
+          <w:sz w:val="20"/>
+        </w:rPr>
+        <w:t>저장공간 절약을 위해 업로드 시 자동으로 리사이즈·압축됩니다. 정상 동작이며, 원본이 꼭 필요하면 별도로 보관해두세요.</w:t>
+      </w:r>
+    </w:p>
+    <w:p>
+      <w:pPr>
+        <w:spacing w:before="480"/>
         <w:jc w:val="center"/>
       </w:pPr>
       <w:r>
         <w:rPr>
-          <w:rFonts w:ascii="맑은 고딕" w:hAnsi="맑은 고딕"/>
+          <w:rFonts w:ascii="Noto Sans CJK KR" w:hAnsi="Noto Sans CJK KR" w:eastAsia="Noto Sans CJK KR"/>
+          <w:b w:val="0"/>
           <w:color w:val="6B7280"/>
           <w:sz w:val="18"/>
         </w:rPr>
-        <w:t>시흥 웨이브파크 하자관리 시스템  |  문의: 관리자(mac.lee@handys.co.kr)</w:t>
+        <w:t>시흥 웨이브파크 하자관리 시스템  |  문의: 관리자 (mac.lee@handys.co.kr)  |  v2.7.18 · 2026-07</w:t>
       </w:r>
     </w:p>
     <w:sectPr>
       <w:pgSz w:w="11906" w:h="16838"/>
-      <w:pgMar w:top="1417" w:right="1417" w:bottom="1417" w:left="1417" w:header="720" w:footer="720" w:gutter="0"/>
+      <w:pgMar w:top="1247" w:right="1247" w:bottom="1247" w:left="1247" w:header="720" w:footer="720" w:gutter="0"/>
       <w:cols w:space="720"/>
       <w:docGrid w:linePitch="360"/>
     </w:sectPr>

--- a/하자관리시스템_사용설명서.docx
+++ b/하자관리시스템_사용설명서.docx
@@ -43,7 +43,7 @@
           <w:color w:val="6B7280"/>
           <w:sz w:val="22"/>
         </w:rPr>
-        <w:t>전 직원 공용  |  2026년 7월  |  시스템 v2.7.18 기준</w:t>
+        <w:t>전 직원 공용  |  2026년 8월  |  시스템 v2.7.21 기준</w:t>
       </w:r>
     </w:p>
     <w:p>
@@ -2540,6 +2540,80 @@
           <w:color w:val="1C1F24"/>
           <w:sz w:val="24"/>
         </w:rPr>
+        <w:t>5-1-1. 여러 건 한꺼번에 완료 처리하기 (일괄완료)</w:t>
+      </w:r>
+    </w:p>
+    <w:p>
+      <w:pPr>
+        <w:pStyle w:val="ListBullet"/>
+        <w:spacing w:after="60"/>
+        <w:ind w:left="283"/>
+      </w:pPr>
+      <w:r>
+        <w:rPr>
+          <w:rFonts w:ascii="Noto Sans CJK KR" w:hAnsi="Noto Sans CJK KR" w:eastAsia="Noto Sans CJK KR"/>
+          <w:b w:val="0"/>
+          <w:sz w:val="21"/>
+        </w:rPr>
+        <w:t>하자 목록 표의 각 행 맨 앞 체크박스로 여러 건을 선택할 수 있습니다. 헤더의 체크박스를 누르면 현재 필터·검색 결과에 걸린 항목 전체가 선택됩니다.</w:t>
+      </w:r>
+    </w:p>
+    <w:p>
+      <w:pPr>
+        <w:pStyle w:val="ListBullet"/>
+        <w:spacing w:after="60"/>
+        <w:ind w:left="283"/>
+      </w:pPr>
+      <w:r>
+        <w:rPr>
+          <w:rFonts w:ascii="Noto Sans CJK KR" w:hAnsi="Noto Sans CJK KR" w:eastAsia="Noto Sans CJK KR"/>
+          <w:b w:val="0"/>
+          <w:sz w:val="21"/>
+        </w:rPr>
+        <w:t>한 건이라도 선택하면 표 위쪽에 파란색 안내 바("N건 선택됨")와 "✅ 선택 항목 일괄완료" 버튼이 나타납니다. 버튼을 누르고 확인하면 선택한 건이 한 번에 "완료" 상태로 바뀝니다.</w:t>
+      </w:r>
+    </w:p>
+    <w:p>
+      <w:pPr>
+        <w:pStyle w:val="ListBullet"/>
+        <w:spacing w:after="60"/>
+        <w:ind w:left="283"/>
+      </w:pPr>
+      <w:r>
+        <w:rPr>
+          <w:rFonts w:ascii="Noto Sans CJK KR" w:hAnsi="Noto Sans CJK KR" w:eastAsia="Noto Sans CJK KR"/>
+          <w:b w:val="0"/>
+          <w:sz w:val="21"/>
+        </w:rPr>
+        <w:t>이미 완료 상태인 건을 같이 선택해도 자동으로 제외되고 몇 건이 제외됐는지 안내됩니다.</w:t>
+      </w:r>
+    </w:p>
+    <w:p>
+      <w:pPr>
+        <w:spacing w:before="120" w:after="120"/>
+        <w:shd w:val="clear" w:color="auto" w:fill="EFF6FF"/>
+      </w:pPr>
+      <w:r>
+        <w:rPr>
+          <w:rFonts w:ascii="Noto Sans CJK KR" w:hAnsi="Noto Sans CJK KR" w:eastAsia="Noto Sans CJK KR"/>
+          <w:b w:val="0"/>
+          <w:color w:val="1E40AF"/>
+          <w:sz w:val="20"/>
+        </w:rPr>
+        <w:t>💡 일괄완료로 처리해도 개별로 완료 처리한 것과 동일하게 수정이력에 기록이 남습니다. 조회전용(viewer) 계정에는 체크박스와 일괄완료 버튼이 보이지 않습니다.</w:t>
+      </w:r>
+    </w:p>
+    <w:p>
+      <w:pPr>
+        <w:spacing w:before="200" w:after="60"/>
+      </w:pPr>
+      <w:r>
+        <w:rPr>
+          <w:rFonts w:ascii="Noto Sans CJK KR" w:hAnsi="Noto Sans CJK KR" w:eastAsia="Noto Sans CJK KR"/>
+          <w:b/>
+          <w:color w:val="1C1F24"/>
+          <w:sz w:val="24"/>
+        </w:rPr>
         <w:t>5-2. 경과일 배지(SLA)와 처리기한 배지는 다른 개념입니다</w:t>
       </w:r>
     </w:p>
@@ -4274,7 +4348,7 @@
           <w:color w:val="6B7280"/>
           <w:sz w:val="18"/>
         </w:rPr>
-        <w:t>시흥 웨이브파크 하자관리 시스템  |  문의: 관리자 (mac.lee@handys.co.kr)  |  v2.7.18 · 2026-07</w:t>
+        <w:t>시흥 웨이브파크 하자관리 시스템  |  문의: 관리자 (mac.lee@handys.co.kr)  |  v2.7.21 · 2026-08</w:t>
       </w:r>
     </w:p>
     <w:sectPr>

--- a/하자관리시스템_사용설명서.docx
+++ b/하자관리시스템_사용설명서.docx
@@ -43,7 +43,7 @@
           <w:color w:val="6B7280"/>
           <w:sz w:val="22"/>
         </w:rPr>
-        <w:t>전 직원 공용  |  2026년 8월  |  시스템 v2.7.21 기준</w:t>
+        <w:t>전 직원 공용  |  2026년 9월  |  시스템 v2.7.23 기준</w:t>
       </w:r>
     </w:p>
     <w:p>
@@ -3540,7 +3540,7 @@
           <w:color w:val="1E40AF"/>
           <w:sz w:val="20"/>
         </w:rPr>
-        <w:t>💡 직원 명단과 외주업체(계좌·서류 포함) 등록은 관리자만 가능합니다.</w:t>
+        <w:t>💡 외주업체는 직원도 등록·수정하고 사업자등록증·계좌사본·계약서를 업로드할 수 있습니다(지출품의용 서류 다운로드 포함). 업체 삭제와 직원 명단 관리는 관리자만 가능합니다.</w:t>
       </w:r>
     </w:p>
     <w:p>
@@ -4348,7 +4348,7 @@
           <w:color w:val="6B7280"/>
           <w:sz w:val="18"/>
         </w:rPr>
-        <w:t>시흥 웨이브파크 하자관리 시스템  |  문의: 관리자 (mac.lee@handys.co.kr)  |  v2.7.21 · 2026-08</w:t>
+        <w:t>시흥 웨이브파크 하자관리 시스템  |  문의: 관리자 (mac.lee@handys.co.kr)  |  v2.7.23 · 2026-09</w:t>
       </w:r>
     </w:p>
     <w:sectPr>
